--- a/zht/docx/151.content.docx
+++ b/zht/docx/151.content.docx
@@ -149,27 +149,7 @@
         <w:rPr>
           <w:lang w:val="zh_TW" w:bidi="zh_TW"/>
         </w:rPr>
-        <w:t>zhu</w:t>
-      </w:r>
-      <w:r>
-        <w:rPr>
-          <w:lang w:val="zh_TW" w:bidi="zh_TW"/>
-        </w:rPr>
-      </w:r>
-    </w:p>
-    <w:p>
-      <w:pPr/>
-      <w:r>
-        <w:rPr>
-          <w:lang w:val="zh_TW" w:bidi="zh_TW"/>
-        </w:rPr>
-      </w:r>
-      <w:r>
-        <w:rPr>
-          <w:i/>
-          <w:lang w:val="zh_TW" w:bidi="zh_TW"/>
-        </w:rPr>
-        <w:t>諸水, 主餐（聖餐）, 主人</w:t>
+        <w:t>xiu</w:t>
       </w:r>
       <w:r>
         <w:rPr>
@@ -232,23 +212,12 @@
         <w:rPr>
           <w:lang w:val="zh_TW" w:bidi="zh_TW"/>
         </w:rPr>
-        <w:t>諸水</w:t>
-      </w:r>
-      <w:r>
-        <w:rPr>
-          <w:lang w:val="zh_TW" w:bidi="zh_TW"/>
-        </w:rPr>
-      </w:r>
-    </w:p>
-    <w:p>
-      <w:pPr>
-        <w:pStyle w:val="Heading2"/>
-      </w:pPr>
-      <w:r>
-        <w:rPr>
-          <w:lang w:val="zh_TW" w:bidi="zh_TW"/>
-        </w:rPr>
-        <w:t>混亂之水（譯註：和合本譯為「諸水」）</w:t>
+        <w:t>休妻</w:t>
+      </w:r>
+      <w:r>
+        <w:rPr>
+          <w:lang w:val="zh_TW" w:bidi="zh_TW"/>
+        </w:rPr>
       </w:r>
     </w:p>
     <w:p>
@@ -262,47 +231,7 @@
         <w:rPr>
           <w:lang w:val="zh_TW" w:bidi="zh_TW"/>
         </w:rPr>
-        <w:t>在古代思想中，水被分為兩半。世界位於「水面上」和「水面下」之間，水面下又稱為「淵</w:t>
-      </w:r>
-      <w:r>
-        <w:rPr>
-          <w:lang w:val="zh_TW" w:bidi="zh_TW"/>
-        </w:rPr>
-        <w:t>面</w:t>
-      </w:r>
-      <w:r>
-        <w:rPr>
-          <w:lang w:val="zh_TW" w:bidi="zh_TW"/>
-        </w:rPr>
-        <w:t>」（</w:t>
-      </w:r>
-      <w:hyperlink r:id="rId13">
-        <w:r>
-          <w:rPr>
-            <w:lang w:val="zh_TW" w:bidi="zh_TW"/>
-          </w:rPr>
-          <w:rPr>
-            <w:color w:val="0000EE"/>
-            <w:u w:val="single"/>
-          </w:rPr>
-          <w:t>創1:1–2、6–7</w:t>
-        </w:r>
-      </w:hyperlink>
-      <w:r>
-        <w:rPr>
-          <w:lang w:val="zh_TW" w:bidi="zh_TW"/>
-        </w:rPr>
-        <w:t>）。</w:t>
-      </w:r>
-      <w:r>
-        <w:rPr>
-          <w:lang w:val="zh_TW" w:bidi="zh_TW"/>
-        </w:rPr>
-      </w:r>
-      <w:r>
-        <w:rPr>
-          <w:lang w:val="zh_TW" w:bidi="zh_TW"/>
-        </w:rPr>
+        <w:t>聖經中關於休妻的規範，與神在歷史中逐步啟示中對婚姻的不同定義密切相關。</w:t>
       </w:r>
     </w:p>
     <w:p>
@@ -312,21 +241,58 @@
           <w:lang w:val="zh_TW" w:bidi="zh_TW"/>
         </w:rPr>
       </w:r>
+      <w:r>
+        <w:rPr>
+          <w:lang w:val="zh_TW" w:bidi="zh_TW"/>
+        </w:rPr>
+        <w:t>在創世記的創造記載中，婚姻被定義為神在無罪環境中所設立的「一體」聯合（</w:t>
+      </w:r>
+      <w:hyperlink r:id="rId13">
+        <w:r>
+          <w:rPr>
+            <w:lang w:val="zh_TW" w:bidi="zh_TW"/>
+          </w:rPr>
+          <w:rPr>
+            <w:color w:val="0000EE"/>
+            <w:u w:val="single"/>
+          </w:rPr>
+          <w:t>創2:24</w:t>
+        </w:r>
+      </w:hyperlink>
+      <w:r>
+        <w:rPr>
+          <w:lang w:val="zh_TW" w:bidi="zh_TW"/>
+        </w:rPr>
+        <w:t>）。在這樣的條件下，婚姻關係的解體是不可想像的。在耶穌的事工中，祂肯定神對婚姻原初設計的這一方面，並描述了「一體」關係的含義，即廢除配偶間的分離狀態，並創造出一種牢不可破的聯合（</w:t>
+      </w:r>
+      <w:hyperlink r:id="rId14">
+        <w:r>
+          <w:rPr>
+            <w:lang w:val="zh_TW" w:bidi="zh_TW"/>
+          </w:rPr>
+          <w:rPr>
+            <w:color w:val="0000EE"/>
+            <w:u w:val="single"/>
+          </w:rPr>
+          <w:t>太19:6</w:t>
+        </w:r>
+      </w:hyperlink>
+      <w:r>
+        <w:rPr>
+          <w:lang w:val="zh_TW" w:bidi="zh_TW"/>
+        </w:rPr>
+        <w:t>）。</w:t>
+      </w:r>
     </w:p>
     <w:p>
       <w:pPr>
-        <w:pStyle w:val="Heading2"/>
-      </w:pPr>
-      <w:r>
-        <w:rPr>
-          <w:lang w:val="zh_TW" w:bidi="zh_TW"/>
-        </w:rPr>
-        <w:t>主餐（聖餐）</w:t>
-      </w:r>
-      <w:r>
-        <w:rPr>
-          <w:lang w:val="zh_TW" w:bidi="zh_TW"/>
-        </w:rPr>
+        <w:pStyle w:val="Heading3"/>
+      </w:pPr>
+      <w:r>
+        <w:rPr>
+          <w:lang w:val="zh_TW" w:bidi="zh_TW"/>
+        </w:rPr>
+        <w:t>舊約聖經對於休妻的觀點</w:t>
       </w:r>
     </w:p>
     <w:p>
@@ -340,9 +306,9 @@
         <w:rPr>
           <w:lang w:val="zh_TW" w:bidi="zh_TW"/>
         </w:rPr>
-        <w:t>耶穌在被逮捕、受審和死亡的幾個小時前，與祂的門徒分享的晚餐（因此常被稱為「最後的晚餐」）；基督徒稱之為主餐，是一個有餅和酒的儀式（</w:t>
-      </w:r>
-      <w:hyperlink r:id="rId14">
+        <w:t>墮落所帶來的破壞，對男性和女性之間的關係造成了嚴重後果。由於罪切斷了他們對神的主要依賴，男人和女人分別受制於他們最初被造時的元素。男人受制於他來自的塵土（</w:t>
+      </w:r>
+      <w:hyperlink r:id="rId15">
         <w:r>
           <w:rPr>
             <w:lang w:val="zh_TW" w:bidi="zh_TW"/>
@@ -351,16 +317,10 @@
             <w:color w:val="0000EE"/>
             <w:u w:val="single"/>
           </w:rPr>
-          <w:t>林前11:20</w:t>
+          <w:t>創2:7，</w:t>
         </w:r>
       </w:hyperlink>
-      <w:r>
-        <w:rPr>
-          <w:lang w:val="zh_TW" w:bidi="zh_TW"/>
-        </w:rPr>
-        <w:t>），又叫擘餅（</w:t>
-      </w:r>
-      <w:hyperlink r:id="rId15">
+      <w:hyperlink r:id="rId16">
         <w:r>
           <w:rPr>
             <w:lang w:val="zh_TW" w:bidi="zh_TW"/>
@@ -369,16 +329,16 @@
             <w:color w:val="0000EE"/>
             <w:u w:val="single"/>
           </w:rPr>
-          <w:t>徒2:42、46</w:t>
+          <w:t>3:19</w:t>
         </w:r>
       </w:hyperlink>
       <w:r>
         <w:rPr>
           <w:lang w:val="zh_TW" w:bidi="zh_TW"/>
         </w:rPr>
-        <w:t>，</w:t>
-      </w:r>
-      <w:hyperlink r:id="rId16">
+        <w:t>），女人則受制於她從男人而被造的事實（</w:t>
+      </w:r>
+      <w:hyperlink r:id="rId17">
         <w:r>
           <w:rPr>
             <w:lang w:val="zh_TW" w:bidi="zh_TW"/>
@@ -387,16 +347,10 @@
             <w:color w:val="0000EE"/>
             <w:u w:val="single"/>
           </w:rPr>
-          <w:t>20:7</w:t>
+          <w:t>2:22，</w:t>
         </w:r>
       </w:hyperlink>
-      <w:r>
-        <w:rPr>
-          <w:lang w:val="zh_TW" w:bidi="zh_TW"/>
-        </w:rPr>
-        <w:t>）、聖餐（來自於</w:t>
-      </w:r>
-      <w:hyperlink r:id="rId17">
+      <w:hyperlink r:id="rId18">
         <w:r>
           <w:rPr>
             <w:lang w:val="zh_TW" w:bidi="zh_TW"/>
@@ -405,14 +359,50 @@
             <w:color w:val="0000EE"/>
             <w:u w:val="single"/>
           </w:rPr>
-          <w:t>林前10:16</w:t>
+          <w:t>3:16</w:t>
         </w:r>
       </w:hyperlink>
       <w:r>
         <w:rPr>
           <w:lang w:val="zh_TW" w:bidi="zh_TW"/>
         </w:rPr>
-        <w:t>的表達）、感恩（希臘文中「感恩」的詞，見</w:t>
+        <w:t>）。在墮落之前，男人和女人共享神的形象，享有平等的關係（</w:t>
+      </w:r>
+      <w:hyperlink r:id="rId19">
+        <w:r>
+          <w:rPr>
+            <w:lang w:val="zh_TW" w:bidi="zh_TW"/>
+          </w:rPr>
+          <w:rPr>
+            <w:color w:val="0000EE"/>
+            <w:u w:val="single"/>
+          </w:rPr>
+          <w:t>1:27</w:t>
+        </w:r>
+      </w:hyperlink>
+      <w:r>
+        <w:rPr>
+          <w:lang w:val="zh_TW" w:bidi="zh_TW"/>
+        </w:rPr>
+        <w:t>）並共同承擔治理受造之物的神聖使命（見</w:t>
+      </w:r>
+      <w:hyperlink r:id="rId20">
+        <w:r>
+          <w:rPr>
+            <w:lang w:val="zh_TW" w:bidi="zh_TW"/>
+          </w:rPr>
+          <w:rPr>
+            <w:color w:val="0000EE"/>
+            <w:u w:val="single"/>
+          </w:rPr>
+          <w:t>28</w:t>
+        </w:r>
+      </w:hyperlink>
+      <w:r>
+        <w:rPr>
+          <w:lang w:val="zh_TW" w:bidi="zh_TW"/>
+        </w:rPr>
+        <w:t>節）。然而，墮落之後，男人成為女人的掌權者，而女人成為男人的臣服者（</w:t>
       </w:r>
       <w:hyperlink r:id="rId18">
         <w:r>
@@ -423,50 +413,14 @@
             <w:color w:val="0000EE"/>
             <w:u w:val="single"/>
           </w:rPr>
-          <w:t>可14:23</w:t>
+          <w:t>3:16</w:t>
         </w:r>
       </w:hyperlink>
       <w:r>
         <w:rPr>
           <w:lang w:val="zh_TW" w:bidi="zh_TW"/>
         </w:rPr>
-        <w:t>）或崇拜。使徒保羅談到他從主所「領受的」晚餐是設立「在他被賣的那一夜」。像路加一樣，保羅給予他的門徒從主來的命令：「你們要如此行，為的是記念我」（</w:t>
-      </w:r>
-      <w:hyperlink r:id="rId19">
-        <w:r>
-          <w:rPr>
-            <w:lang w:val="zh_TW" w:bidi="zh_TW"/>
-          </w:rPr>
-          <w:rPr>
-            <w:color w:val="0000EE"/>
-            <w:u w:val="single"/>
-          </w:rPr>
-          <w:t>林前11:24–25</w:t>
-        </w:r>
-      </w:hyperlink>
-      <w:r>
-        <w:rPr>
-          <w:lang w:val="zh_TW" w:bidi="zh_TW"/>
-        </w:rPr>
-        <w:t>）。根據</w:t>
-      </w:r>
-      <w:hyperlink r:id="rId20">
-        <w:r>
-          <w:rPr>
-            <w:lang w:val="zh_TW" w:bidi="zh_TW"/>
-          </w:rPr>
-          <w:rPr>
-            <w:color w:val="0000EE"/>
-            <w:u w:val="single"/>
-          </w:rPr>
-          <w:t>使徒行傳第二章</w:t>
-        </w:r>
-      </w:hyperlink>
-      <w:r>
-        <w:rPr>
-          <w:lang w:val="zh_TW" w:bidi="zh_TW"/>
-        </w:rPr>
-        <w:t>，早期基督徒從教會一開始就定期聚會進行「擘餅」。</w:t>
+        <w:t>）。</w:t>
       </w:r>
     </w:p>
     <w:p>
@@ -480,102 +434,7 @@
         <w:rPr>
           <w:lang w:val="zh_TW" w:bidi="zh_TW"/>
         </w:rPr>
-        <w:t>概述</w:t>
-      </w:r>
-    </w:p>
-    <w:p>
-      <w:pPr/>
-      <w:r>
-        <w:rPr>
-          <w:lang w:val="zh_TW" w:bidi="zh_TW"/>
-        </w:rPr>
-      </w:r>
-      <w:r>
-        <w:rPr>
-          <w:lang w:val="zh_TW" w:bidi="zh_TW"/>
-        </w:rPr>
-        <w:t>• 主餐設立的記載</w:t>
-      </w:r>
-    </w:p>
-    <w:p>
-      <w:pPr/>
-      <w:r>
-        <w:rPr>
-          <w:lang w:val="zh_TW" w:bidi="zh_TW"/>
-        </w:rPr>
-      </w:r>
-      <w:r>
-        <w:rPr>
-          <w:lang w:val="zh_TW" w:bidi="zh_TW"/>
-        </w:rPr>
-        <w:t>• 設立的時間</w:t>
-      </w:r>
-    </w:p>
-    <w:p>
-      <w:pPr/>
-      <w:r>
-        <w:rPr>
-          <w:lang w:val="zh_TW" w:bidi="zh_TW"/>
-        </w:rPr>
-      </w:r>
-      <w:r>
-        <w:rPr>
-          <w:lang w:val="zh_TW" w:bidi="zh_TW"/>
-        </w:rPr>
-        <w:t>• 設立的經文和行動</w:t>
-      </w:r>
-    </w:p>
-    <w:p>
-      <w:pPr/>
-      <w:r>
-        <w:rPr>
-          <w:lang w:val="zh_TW" w:bidi="zh_TW"/>
-        </w:rPr>
-      </w:r>
-      <w:r>
-        <w:rPr>
-          <w:lang w:val="zh_TW" w:bidi="zh_TW"/>
-        </w:rPr>
-        <w:t>• 早期教會的實踐</w:t>
-      </w:r>
-    </w:p>
-    <w:p>
-      <w:pPr/>
-      <w:r>
-        <w:rPr>
-          <w:lang w:val="zh_TW" w:bidi="zh_TW"/>
-        </w:rPr>
-      </w:r>
-      <w:r>
-        <w:rPr>
-          <w:lang w:val="zh_TW" w:bidi="zh_TW"/>
-        </w:rPr>
-        <w:t>• 保羅的教導</w:t>
-      </w:r>
-    </w:p>
-    <w:p>
-      <w:pPr>
-        <w:pStyle w:val="Heading3"/>
-      </w:pPr>
-      <w:r>
-        <w:rPr>
-          <w:lang w:val="zh_TW" w:bidi="zh_TW"/>
-        </w:rPr>
-        <w:t>設立的記載</w:t>
-      </w:r>
-    </w:p>
-    <w:p>
-      <w:pPr/>
-      <w:r>
-        <w:rPr>
-          <w:lang w:val="zh_TW" w:bidi="zh_TW"/>
-        </w:rPr>
-      </w:r>
-      <w:r>
-        <w:rPr>
-          <w:lang w:val="zh_TW" w:bidi="zh_TW"/>
-        </w:rPr>
-        <w:t>主餐（聖餐）的設立記錄在</w:t>
+        <w:t>由於這些新情況的出現，男人對女人有了在墮落前所沒有的支配權。「一體」的關係遭受破壞，因為掌權的權利為男性統治者增加其女性伴侶的數量開闢了道路。這種男女之間的差異導致了一夫多妻制的出現（</w:t>
       </w:r>
       <w:hyperlink r:id="rId21">
         <w:r>
@@ -586,7 +445,7 @@
             <w:color w:val="0000EE"/>
             <w:u w:val="single"/>
           </w:rPr>
-          <w:t>馬太福音二十六章26</w:t>
+          <w:t>創4:19，</w:t>
         </w:r>
       </w:hyperlink>
       <w:hyperlink r:id="rId22">
@@ -598,10 +457,10 @@
             <w:color w:val="0000EE"/>
             <w:u w:val="single"/>
           </w:rPr>
-          <w:t>至</w:t>
+          <w:t>16:3，</w:t>
         </w:r>
       </w:hyperlink>
-      <w:hyperlink r:id="rId21">
+      <w:hyperlink r:id="rId23">
         <w:r>
           <w:rPr>
             <w:lang w:val="zh_TW" w:bidi="zh_TW"/>
@@ -610,16 +469,16 @@
             <w:color w:val="0000EE"/>
             <w:u w:val="single"/>
           </w:rPr>
-          <w:t>30節</w:t>
+          <w:t>29:30</w:t>
         </w:r>
       </w:hyperlink>
       <w:r>
         <w:rPr>
           <w:lang w:val="zh_TW" w:bidi="zh_TW"/>
         </w:rPr>
-        <w:t>，</w:t>
-      </w:r>
-      <w:hyperlink r:id="rId22">
+        <w:t>）以及連續單配偶制（短暫婚姻）的實踐——需要通過休妻來終結每一段婚姻（</w:t>
+      </w:r>
+      <w:hyperlink r:id="rId24">
         <w:r>
           <w:rPr>
             <w:lang w:val="zh_TW" w:bidi="zh_TW"/>
@@ -628,16 +487,16 @@
             <w:color w:val="0000EE"/>
             <w:u w:val="single"/>
           </w:rPr>
-          <w:t>馬可福音十四章22至26節</w:t>
+          <w:t>申24:1–4</w:t>
         </w:r>
       </w:hyperlink>
       <w:r>
         <w:rPr>
           <w:lang w:val="zh_TW" w:bidi="zh_TW"/>
         </w:rPr>
-        <w:t>，和</w:t>
-      </w:r>
-      <w:hyperlink r:id="rId23">
+        <w:t>）。因此，休妻做法的出現，成為男性性統治原則下，不可避免的結果。無論是統治還是休妻，都不是神原本對婚姻關係的設計。摩西律法中關於休妻的規定是神對人類墮落狀態所作的讓步（</w:t>
+      </w:r>
+      <w:hyperlink r:id="rId25">
         <w:r>
           <w:rPr>
             <w:lang w:val="zh_TW" w:bidi="zh_TW"/>
@@ -646,68 +505,14 @@
             <w:color w:val="0000EE"/>
             <w:u w:val="single"/>
           </w:rPr>
-          <w:t>路加福音二十二章14至20節</w:t>
+          <w:t>太19:8</w:t>
         </w:r>
       </w:hyperlink>
       <w:r>
         <w:rPr>
           <w:lang w:val="zh_TW" w:bidi="zh_TW"/>
         </w:rPr>
-        <w:t>。約翰福音（</w:t>
-      </w:r>
-      <w:hyperlink r:id="rId24">
-        <w:r>
-          <w:rPr>
-            <w:lang w:val="zh_TW" w:bidi="zh_TW"/>
-          </w:rPr>
-          <w:rPr>
-            <w:color w:val="0000EE"/>
-            <w:u w:val="single"/>
-          </w:rPr>
-          <w:t>十三</w:t>
-        </w:r>
-      </w:hyperlink>
-      <w:r>
-        <w:rPr>
-          <w:lang w:val="zh_TW" w:bidi="zh_TW"/>
-        </w:rPr>
-        <w:t>章）講述了耶穌與門徒共進最後晚餐、祂為門徒洗腳及相關教導，但沒有提到祂設立聖餐。許多人認為主餐（聖餐）反映在</w:t>
-      </w:r>
-      <w:hyperlink r:id="rId25">
-        <w:r>
-          <w:rPr>
-            <w:lang w:val="zh_TW" w:bidi="zh_TW"/>
-          </w:rPr>
-          <w:rPr>
-            <w:color w:val="0000EE"/>
-            <w:u w:val="single"/>
-          </w:rPr>
-          <w:t>約翰福音第六章</w:t>
-        </w:r>
-      </w:hyperlink>
-      <w:r>
-        <w:rPr>
-          <w:lang w:val="zh_TW" w:bidi="zh_TW"/>
-        </w:rPr>
-        <w:t>的教導中，這是在餵飽五千人的神蹟之後，於耶穌談到自己是「生命的糧」時，但這個假設有待商榷。</w:t>
-      </w:r>
-      <w:hyperlink r:id="rId26">
-        <w:r>
-          <w:rPr>
-            <w:lang w:val="zh_TW" w:bidi="zh_TW"/>
-          </w:rPr>
-          <w:rPr>
-            <w:color w:val="0000EE"/>
-            <w:u w:val="single"/>
-          </w:rPr>
-          <w:t>哥林多前書十一章23至26節</w:t>
-        </w:r>
-      </w:hyperlink>
-      <w:r>
-        <w:rPr>
-          <w:lang w:val="zh_TW" w:bidi="zh_TW"/>
-        </w:rPr>
-        <w:t>提供了聖餐設立的保羅版本，他稱之為「領受」和「傳」給哥林多的基督徒。</w:t>
+        <w:t>）。通常，休妻的選擇僅為男性統治者所享有。作為其男性統治者的臣服者，妻子成為休妻的受害者。男人可以休妻，而女人卻不能與丈夫離婚。</w:t>
       </w:r>
     </w:p>
     <w:p>
@@ -721,7 +526,25 @@
         <w:rPr>
           <w:lang w:val="zh_TW" w:bidi="zh_TW"/>
         </w:rPr>
-        <w:t>在</w:t>
+        <w:t>雖然看起來不公平，但申命記關於休妻的規定實際上是為了給受害的婦女提供一點保護。丈夫必須以她有不道德的行為為理由，證明休妻的正當性，並需給予被休的妻子一紙休書，作為她與他的婚姻的證明（</w:t>
+      </w:r>
+      <w:hyperlink r:id="rId26">
+        <w:r>
+          <w:rPr>
+            <w:lang w:val="zh_TW" w:bidi="zh_TW"/>
+          </w:rPr>
+          <w:rPr>
+            <w:color w:val="0000EE"/>
+            <w:u w:val="single"/>
+          </w:rPr>
+          <w:t>申24:1</w:t>
+        </w:r>
+      </w:hyperlink>
+      <w:r>
+        <w:rPr>
+          <w:lang w:val="zh_TW" w:bidi="zh_TW"/>
+        </w:rPr>
+        <w:t>）。此外，離異的丈夫在妻子再嫁後，不得再娶她為妻，因為最初的休妻被視為對她的玷污（見</w:t>
       </w:r>
       <w:hyperlink r:id="rId27">
         <w:r>
@@ -732,25 +555,14 @@
             <w:color w:val="0000EE"/>
             <w:u w:val="single"/>
           </w:rPr>
-          <w:t>路加福音二十二章17至18節</w:t>
+          <w:t>4</w:t>
         </w:r>
       </w:hyperlink>
       <w:r>
         <w:rPr>
           <w:lang w:val="zh_TW" w:bidi="zh_TW"/>
         </w:rPr>
-        <w:t>，據說耶穌將杯遞給門徒，並說：「你們拿這個，大家分著喝。」然後拿起餅，遞給他們。在大多數早期抄本中，餅之後還有第二個杯。路加福音與其它福音書和保羅版本的不同之處，有多種解釋，但無論是在晚餐中有兩個酒杯，還是餅和酒的順序不同，對於聖餐設立的事實和意義並無本質上的影響。</w:t>
-      </w:r>
-    </w:p>
-    <w:p>
-      <w:pPr>
-        <w:pStyle w:val="Heading3"/>
-      </w:pPr>
-      <w:r>
-        <w:rPr>
-          <w:lang w:val="zh_TW" w:bidi="zh_TW"/>
-        </w:rPr>
-        <w:t>設立的時間</w:t>
+        <w:t>節）。</w:t>
       </w:r>
     </w:p>
     <w:p>
@@ -764,7 +576,7 @@
         <w:rPr>
           <w:lang w:val="zh_TW" w:bidi="zh_TW"/>
         </w:rPr>
-        <w:t>三本福音書和哥林多前書的敘述中，都提到主餐的設立是在耶穌被捕前幾個小時的最後晚餐中進行的。四本福音書都在這個背境中，講述了耶穌對門徒所說的話、關於猶大的背叛以及耶穌告訴彼得他將否認主這事。馬太（</w:t>
+        <w:t>雖然摩西關於休妻的規定是神因以色列人心硬而作出的讓步，舊約卻明確指出神恨惡休妻（</w:t>
       </w:r>
       <w:hyperlink r:id="rId28">
         <w:r>
@@ -775,98 +587,25 @@
             <w:color w:val="0000EE"/>
             <w:u w:val="single"/>
           </w:rPr>
-          <w:t>太26:17–20</w:t>
+          <w:t>瑪2:16</w:t>
         </w:r>
       </w:hyperlink>
       <w:r>
         <w:rPr>
           <w:lang w:val="zh_TW" w:bidi="zh_TW"/>
         </w:rPr>
-        <w:t>）、馬可（</w:t>
-      </w:r>
-      <w:hyperlink r:id="rId29">
-        <w:r>
-          <w:rPr>
-            <w:lang w:val="zh_TW" w:bidi="zh_TW"/>
-          </w:rPr>
-          <w:rPr>
-            <w:color w:val="0000EE"/>
-            <w:u w:val="single"/>
-          </w:rPr>
-          <w:t>可14:12–17</w:t>
-        </w:r>
-      </w:hyperlink>
-      <w:r>
-        <w:rPr>
-          <w:lang w:val="zh_TW" w:bidi="zh_TW"/>
-        </w:rPr>
-        <w:t>）和路加（</w:t>
-      </w:r>
-      <w:hyperlink r:id="rId30">
-        <w:r>
-          <w:rPr>
-            <w:lang w:val="zh_TW" w:bidi="zh_TW"/>
-          </w:rPr>
-          <w:rPr>
-            <w:color w:val="0000EE"/>
-            <w:u w:val="single"/>
-          </w:rPr>
-          <w:t>路22:7–14</w:t>
-        </w:r>
-      </w:hyperlink>
-      <w:r>
-        <w:rPr>
-          <w:lang w:val="zh_TW" w:bidi="zh_TW"/>
-        </w:rPr>
-        <w:t>）都明確表示這最後的晚餐是由門徒準備的，耶穌與他們一起享用逾越節的晚餐。約翰則提到這是在逾越節前發生的，然後提到在耶穌受審於彼拉多面前時，猶太領袖「</w:t>
-      </w:r>
-      <w:r>
-        <w:rPr>
-          <w:lang w:val="zh_TW" w:bidi="zh_TW"/>
-        </w:rPr>
-        <w:t>他們自己卻不進衙門，恐怕染了污穢，不能吃逾越節的筵席。</w:t>
-      </w:r>
-      <w:r>
-        <w:rPr>
-          <w:lang w:val="zh_TW" w:bidi="zh_TW"/>
-        </w:rPr>
-        <w:t>」（</w:t>
-      </w:r>
-      <w:hyperlink r:id="rId31">
-        <w:r>
-          <w:rPr>
-            <w:lang w:val="zh_TW" w:bidi="zh_TW"/>
-          </w:rPr>
-          <w:rPr>
-            <w:color w:val="0000EE"/>
-            <w:u w:val="single"/>
-          </w:rPr>
-          <w:t>約13:1</w:t>
-        </w:r>
-      </w:hyperlink>
-      <w:r>
-        <w:rPr>
-          <w:lang w:val="zh_TW" w:bidi="zh_TW"/>
-        </w:rPr>
-        <w:t>，</w:t>
-      </w:r>
-      <w:hyperlink r:id="rId32">
-        <w:r>
-          <w:rPr>
-            <w:lang w:val="zh_TW" w:bidi="zh_TW"/>
-          </w:rPr>
-          <w:rPr>
-            <w:color w:val="0000EE"/>
-            <w:u w:val="single"/>
-          </w:rPr>
-          <w:t>18:28</w:t>
-        </w:r>
-      </w:hyperlink>
-      <w:r>
-        <w:rPr>
-          <w:lang w:val="zh_TW" w:bidi="zh_TW"/>
-        </w:rPr>
-        <w:t>）。</w:t>
+        <w:t>）。休妻的權利是基於人類墮落後形成的男性統治原則而勉強允許的。但神原本的設計，體現在「二人成為一體」的婚姻關係中，仍然是男女婚姻結合的標準。</w:t>
+      </w:r>
+    </w:p>
+    <w:p>
+      <w:pPr>
+        <w:pStyle w:val="Heading3"/>
+      </w:pPr>
+      <w:r>
+        <w:rPr>
+          <w:lang w:val="zh_TW" w:bidi="zh_TW"/>
+        </w:rPr>
+        <w:t>耶穌關於休妻的教導</w:t>
       </w:r>
     </w:p>
     <w:p>
@@ -880,9 +619,9 @@
         <w:rPr>
           <w:lang w:val="zh_TW" w:bidi="zh_TW"/>
         </w:rPr>
-        <w:t>學者對於約翰和其它福音書之間的這個差異，提供了各種解釋，例如，不同的猶太人群體在不同的時間慶祝逾越節，樓房上（upper room）的晚餐並不是嚴格的逾越節，而是在逾越節當季的聚餐而已，也或者耶穌出於祂自己的特殊原因，故意選擇在正常時間之前慶祝逾越節。</w:t>
-      </w:r>
-      <w:hyperlink r:id="rId33">
+        <w:t>因基督的救贖事工顯明了回歸神在創造中的原初旨意，舊約中關於休妻的規定在基督徒群體中被廢除。為了證明跟隨祂的人中婚姻關係的不可侵犯性，耶穌引導他們回到創造的典範。耶穌負面地提到摩西准許休妻的規定，並堅持神原初的創造秩序，宣告「起初並不是這樣」（</w:t>
+      </w:r>
+      <w:hyperlink r:id="rId25">
         <w:r>
           <w:rPr>
             <w:lang w:val="zh_TW" w:bidi="zh_TW"/>
@@ -891,26 +630,14 @@
             <w:color w:val="0000EE"/>
             <w:u w:val="single"/>
           </w:rPr>
-          <w:t>路加福音二十二章15節</w:t>
+          <w:t>太19:8</w:t>
         </w:r>
       </w:hyperlink>
       <w:r>
         <w:rPr>
           <w:lang w:val="zh_TW" w:bidi="zh_TW"/>
         </w:rPr>
-        <w:t>記載了祂的話：「</w:t>
-      </w:r>
-      <w:r>
-        <w:rPr>
-          <w:lang w:val="zh_TW" w:bidi="zh_TW"/>
-        </w:rPr>
-        <w:t>我很願意在受害以先和你們吃這逾越節的筵席。</w:t>
-      </w:r>
-      <w:r>
-        <w:rPr>
-          <w:lang w:val="zh_TW" w:bidi="zh_TW"/>
-        </w:rPr>
-        <w:t>」然而，無論如何解釋各福音書之間的差異，時間應是何時等，最後的晚餐仍然具有逾越節餐的意義。</w:t>
+        <w:t>）。基督否定了墮落的影響，並重申了創造的設計。</w:t>
       </w:r>
     </w:p>
     <w:p>
@@ -924,21 +651,9 @@
         <w:rPr>
           <w:lang w:val="zh_TW" w:bidi="zh_TW"/>
         </w:rPr>
-        <w:t>因此，慶祝逾越節作為舊約的節日，與慶祝主餐作為新約的節日，兩者毫無疑問的有相似之處。前者懷著感恩的心，回顧百姓因神的作為而從埃及獲得救贖和自由，這與逾越節羔羊的獻祭有關。後者懷著感恩的心，回顧神藉著基督的獻祭所施行的救贖。使徒保羅將兩者聯繫起來：「</w:t>
-      </w:r>
-      <w:r>
-        <w:rPr>
-          <w:lang w:val="zh_TW" w:bidi="zh_TW"/>
-        </w:rPr>
-        <w:t>因為我們逾越節的羔羊基督已經被殺獻祭了</w:t>
-      </w:r>
-      <w:r>
-        <w:rPr>
-          <w:lang w:val="zh_TW" w:bidi="zh_TW"/>
-        </w:rPr>
-        <w:t>」(</w:t>
-      </w:r>
-      <w:hyperlink r:id="rId34">
+        <w:t>在</w:t>
+      </w:r>
+      <w:hyperlink r:id="rId29">
         <w:r>
           <w:rPr>
             <w:lang w:val="zh_TW" w:bidi="zh_TW"/>
@@ -947,25 +662,14 @@
             <w:color w:val="0000EE"/>
             <w:u w:val="single"/>
           </w:rPr>
-          <w:t>林前5:7</w:t>
+          <w:t>馬太福音五章31至32節</w:t>
         </w:r>
       </w:hyperlink>
       <w:r>
         <w:rPr>
           <w:lang w:val="zh_TW" w:bidi="zh_TW"/>
         </w:rPr>
-        <w:t>)。</w:t>
-      </w:r>
-    </w:p>
-    <w:p>
-      <w:pPr>
-        <w:pStyle w:val="Heading3"/>
-      </w:pPr>
-      <w:r>
-        <w:rPr>
-          <w:lang w:val="zh_TW" w:bidi="zh_TW"/>
-        </w:rPr>
-        <w:t>設立的經文和行動</w:t>
+        <w:t>中，耶穌明確地廢除了摩西律法中允許男人休妻的規定。祂將這種行為視為對婦女人格的侵犯。那些犯姦淫的男人休妻，使妻子淪為受輕視的對象，將她們視為可以通過便利的休妻程序而隨意交易的商品。事實上，男人藉著休妻使妻子背上姦淫的罪名，而與先前婚姻中被棄的女人再婚的男人，則延續了這種羞辱性的過程，並成為姦淫的共犯。</w:t>
       </w:r>
     </w:p>
     <w:p>
@@ -979,30 +683,25 @@
         <w:rPr>
           <w:lang w:val="zh_TW" w:bidi="zh_TW"/>
         </w:rPr>
-        <w:t>將最後的晚餐與逾越節聯繫起來，顯示了舊約背景對我們理解主餐（聖餐）意義的重要性。舊約背景同樣重要，因為它有助於理解耶穌在</w:t>
-      </w:r>
-      <w:r>
-        <w:rPr>
-          <w:lang w:val="zh_TW" w:bidi="zh_TW"/>
-        </w:rPr>
-        <w:t>樓房上</w:t>
-      </w:r>
-      <w:r>
-        <w:rPr>
-          <w:lang w:val="zh_TW" w:bidi="zh_TW"/>
-        </w:rPr>
-        <w:t>的言行。</w:t>
-      </w:r>
-    </w:p>
-    <w:p>
-      <w:pPr>
-        <w:pStyle w:val="Heading4"/>
-      </w:pPr>
-      <w:r>
-        <w:rPr>
-          <w:lang w:val="zh_TW" w:bidi="zh_TW"/>
-        </w:rPr>
-        <w:t>「這是我的身體。」</w:t>
+        <w:t>耶穌刻意收回男人隨意棄妻的權利，重新建立起按照創造時設計的終身「一體」聯結。祂的門徒準確地理解了祂的意圖。然而，男性特權的觀念在他們的思維中根深蒂固，以至於他們認為守獨身的自由優於對終身一夫一妻婚姻的承諾（</w:t>
+      </w:r>
+      <w:hyperlink r:id="rId30">
+        <w:r>
+          <w:rPr>
+            <w:lang w:val="zh_TW" w:bidi="zh_TW"/>
+          </w:rPr>
+          <w:rPr>
+            <w:color w:val="0000EE"/>
+            <w:u w:val="single"/>
+          </w:rPr>
+          <w:t>太19:10</w:t>
+        </w:r>
+      </w:hyperlink>
+      <w:r>
+        <w:rPr>
+          <w:lang w:val="zh_TW" w:bidi="zh_TW"/>
+        </w:rPr>
+        <w:t>）。</w:t>
       </w:r>
     </w:p>
     <w:p>
@@ -1016,9 +715,9 @@
         <w:rPr>
           <w:lang w:val="zh_TW" w:bidi="zh_TW"/>
         </w:rPr>
-        <w:t>耶穌拿起餅的行動在馬太（</w:t>
-      </w:r>
-      <w:hyperlink r:id="rId35">
+        <w:t>耶穌不僅重申了「一體」聯結在救贖群體中的有效性，新約也透過將婚姻的聯結，定義為基督與教會關係在地上的反映，進一步加強了婚姻聯結的不可侵犯性（</w:t>
+      </w:r>
+      <w:hyperlink r:id="rId31">
         <w:r>
           <w:rPr>
             <w:lang w:val="zh_TW" w:bidi="zh_TW"/>
@@ -1027,145 +726,14 @@
             <w:color w:val="0000EE"/>
             <w:u w:val="single"/>
           </w:rPr>
-          <w:t>太26:26</w:t>
+          <w:t>弗5:25</w:t>
         </w:r>
       </w:hyperlink>
       <w:r>
         <w:rPr>
           <w:lang w:val="zh_TW" w:bidi="zh_TW"/>
         </w:rPr>
-        <w:t>）、馬可（</w:t>
-      </w:r>
-      <w:hyperlink r:id="rId36">
-        <w:r>
-          <w:rPr>
-            <w:lang w:val="zh_TW" w:bidi="zh_TW"/>
-          </w:rPr>
-          <w:rPr>
-            <w:color w:val="0000EE"/>
-            <w:u w:val="single"/>
-          </w:rPr>
-          <w:t>可14:22</w:t>
-        </w:r>
-      </w:hyperlink>
-      <w:r>
-        <w:rPr>
-          <w:lang w:val="zh_TW" w:bidi="zh_TW"/>
-        </w:rPr>
-        <w:t>）、路加（</w:t>
-      </w:r>
-      <w:hyperlink r:id="rId37">
-        <w:r>
-          <w:rPr>
-            <w:lang w:val="zh_TW" w:bidi="zh_TW"/>
-          </w:rPr>
-          <w:rPr>
-            <w:color w:val="0000EE"/>
-            <w:u w:val="single"/>
-          </w:rPr>
-          <w:t>路22:19</w:t>
-        </w:r>
-      </w:hyperlink>
-      <w:r>
-        <w:rPr>
-          <w:lang w:val="zh_TW" w:bidi="zh_TW"/>
-        </w:rPr>
-        <w:t>）和哥林多前書（</w:t>
-      </w:r>
-      <w:hyperlink r:id="rId38">
-        <w:r>
-          <w:rPr>
-            <w:lang w:val="zh_TW" w:bidi="zh_TW"/>
-          </w:rPr>
-          <w:rPr>
-            <w:color w:val="0000EE"/>
-            <w:u w:val="single"/>
-          </w:rPr>
-          <w:t>林前11:23–24</w:t>
-        </w:r>
-      </w:hyperlink>
-      <w:r>
-        <w:rPr>
-          <w:lang w:val="zh_TW" w:bidi="zh_TW"/>
-        </w:rPr>
-        <w:t>）中有類似的描述。耶穌拿起餅，向神感謝（「祝福」在聖經語境中有相同的意思），然後掰開。值得注意的是，在五千人和四千人吃飽的記錄中也描述了三個相同的動作（</w:t>
-      </w:r>
-      <w:hyperlink r:id="rId39">
-        <w:r>
-          <w:rPr>
-            <w:lang w:val="zh_TW" w:bidi="zh_TW"/>
-          </w:rPr>
-          <w:rPr>
-            <w:color w:val="0000EE"/>
-            <w:u w:val="single"/>
-          </w:rPr>
-          <w:t>可6:41</w:t>
-        </w:r>
-      </w:hyperlink>
-      <w:r>
-        <w:rPr>
-          <w:lang w:val="zh_TW" w:bidi="zh_TW"/>
-        </w:rPr>
-        <w:t>，</w:t>
-      </w:r>
-      <w:hyperlink r:id="rId40">
-        <w:r>
-          <w:rPr>
-            <w:lang w:val="zh_TW" w:bidi="zh_TW"/>
-          </w:rPr>
-          <w:rPr>
-            <w:color w:val="0000EE"/>
-            <w:u w:val="single"/>
-          </w:rPr>
-          <w:t>8:6</w:t>
-        </w:r>
-      </w:hyperlink>
-      <w:r>
-        <w:rPr>
-          <w:lang w:val="zh_TW" w:bidi="zh_TW"/>
-        </w:rPr>
-        <w:t>）。根據四個關於最後晚餐的記載，祂所說的是「這是我的身體。」天主教、東正教和各種新教傳統中的基督徒，對這些話的實際含義有不同的理解。明確的是，在拿起餅的過程中，耶穌實現了獻上自己，讓祂的身體在十字架上被擘開，然後祂的生命被獻上，使我們在祂裡面並透過祂，可以得生命。</w:t>
-      </w:r>
-      <w:hyperlink r:id="rId41">
-        <w:r>
-          <w:rPr>
-            <w:lang w:val="zh_TW" w:bidi="zh_TW"/>
-          </w:rPr>
-          <w:rPr>
-            <w:color w:val="0000EE"/>
-            <w:u w:val="single"/>
-          </w:rPr>
-          <w:t>哥林多前書十一章24節</w:t>
-        </w:r>
-      </w:hyperlink>
-      <w:r>
-        <w:rPr>
-          <w:lang w:val="zh_TW" w:bidi="zh_TW"/>
-        </w:rPr>
-        <w:t>的陳述是「</w:t>
-      </w:r>
-      <w:r>
-        <w:rPr>
-          <w:lang w:val="zh_TW" w:bidi="zh_TW"/>
-        </w:rPr>
-        <w:t>這是我的身體，為你們捨的</w:t>
-      </w:r>
-      <w:r>
-        <w:rPr>
-          <w:lang w:val="zh_TW" w:bidi="zh_TW"/>
-        </w:rPr>
-        <w:t>」，而一些早期的抄本中有「為你們打破的」。</w:t>
-      </w:r>
-    </w:p>
-    <w:p>
-      <w:pPr>
-        <w:pStyle w:val="Heading4"/>
-      </w:pPr>
-      <w:r>
-        <w:rPr>
-          <w:lang w:val="zh_TW" w:bidi="zh_TW"/>
-        </w:rPr>
-        <w:t>「你們要如此行，為的是記念我。」</w:t>
+        <w:t>）。</w:t>
       </w:r>
     </w:p>
     <w:p>
@@ -1179,9 +747,9 @@
         <w:rPr>
           <w:lang w:val="zh_TW" w:bidi="zh_TW"/>
         </w:rPr>
-        <w:t>這個具體指示僅在</w:t>
-      </w:r>
-      <w:hyperlink r:id="rId37">
+        <w:t>儘管婚姻聯結的永恆性受到如此嚴厲的制約，新約仍允許在某些例外情況下休妻，以保護無辜的一方免於受不道德行為和拋棄的傷害。耶穌設立了一些例外條件，賦予因配偶不忠而受害的一方提出休妻的權利（</w:t>
+      </w:r>
+      <w:hyperlink r:id="rId32">
         <w:r>
           <w:rPr>
             <w:lang w:val="zh_TW" w:bidi="zh_TW"/>
@@ -1190,16 +758,10 @@
             <w:color w:val="0000EE"/>
             <w:u w:val="single"/>
           </w:rPr>
-          <w:t>路加福音二十二章19節</w:t>
+          <w:t>太5:32，</w:t>
         </w:r>
       </w:hyperlink>
-      <w:r>
-        <w:rPr>
-          <w:lang w:val="zh_TW" w:bidi="zh_TW"/>
-        </w:rPr>
-        <w:t>和</w:t>
-      </w:r>
-      <w:hyperlink r:id="rId41">
+      <w:hyperlink r:id="rId33">
         <w:r>
           <w:rPr>
             <w:lang w:val="zh_TW" w:bidi="zh_TW"/>
@@ -1208,14 +770,14 @@
             <w:color w:val="0000EE"/>
             <w:u w:val="single"/>
           </w:rPr>
-          <w:t>哥林多前書十一章24節</w:t>
+          <w:t>19:9</w:t>
         </w:r>
       </w:hyperlink>
       <w:r>
         <w:rPr>
           <w:lang w:val="zh_TW" w:bidi="zh_TW"/>
         </w:rPr>
-        <w:t>中找到。有人認為，其它福音書中缺少這些話，表明主在最後的晚餐中所做的，並不是在吩咐將聖餐作為基督教必須重複的聖禮。然而，所有福音書都是在擘餅這個行動，已經成為早期教會生活中多年來的常規做法時寫成的。因此，馬太和馬可可能認為沒有必要用那些話來表達耶穌的意圖，因為他們認為這些話是理所當然的。</w:t>
+        <w:t>）。顯然，受害的一方可以選擇維持婚姻關係，即使面對不忠配偶背叛承諾。然而，鑒於聖經允許的例外情況，不應強加給無辜的一方必須維持或恢復受破壞婚姻關係的義務。</w:t>
       </w:r>
     </w:p>
     <w:p>
@@ -1229,9 +791,9 @@
         <w:rPr>
           <w:lang w:val="zh_TW" w:bidi="zh_TW"/>
         </w:rPr>
-        <w:t>也可以說，這些話在不同的基督教傳統中有不同的解釋。許多新教基督徒將其理解位：在聖餐中，我們應該懷著極大的感恩之心，回想基督愛我們，並為我們捨己受死。在羅馬天主教教會中，「紀念」一詞被理解為在神面前的紀念，代表基督在父前獻上自己為祭。「如此行」被解釋為「獻上這個」，甚至在第二世紀的基督教作家中，聖餐被稱為「獻祭」。新教基督徒通常感受到這種說法的危險；它可能會削弱甚至否認聖經對基督一次獻祭而永遠地獻上，並完全充分的為世人贖罪的理解（參</w:t>
-      </w:r>
-      <w:hyperlink r:id="rId42">
+        <w:t>新約認可的另一個可以休妻的例外情況是拋棄。根據</w:t>
+      </w:r>
+      <w:hyperlink r:id="rId34">
         <w:r>
           <w:rPr>
             <w:lang w:val="zh_TW" w:bidi="zh_TW"/>
@@ -1240,16 +802,16 @@
             <w:color w:val="0000EE"/>
             <w:u w:val="single"/>
           </w:rPr>
-          <w:t>來7:27</w:t>
+          <w:t>哥林多前書七章15節</w:t>
         </w:r>
       </w:hyperlink>
       <w:r>
         <w:rPr>
           <w:lang w:val="zh_TW" w:bidi="zh_TW"/>
         </w:rPr>
-        <w:t>，</w:t>
-      </w:r>
-      <w:hyperlink r:id="rId43">
+        <w:t>的規定，這主要是指未信主的配偶拋棄婚姻的情況。然而，應注意到，如果信徒有拋棄配偶的行為，也應被視為不信主的人（</w:t>
+      </w:r>
+      <w:hyperlink r:id="rId35">
         <w:r>
           <w:rPr>
             <w:lang w:val="zh_TW" w:bidi="zh_TW"/>
@@ -1258,16 +820,16 @@
             <w:color w:val="0000EE"/>
             <w:u w:val="single"/>
           </w:rPr>
-          <w:t>9:12</w:t>
+          <w:t>提前5:8</w:t>
         </w:r>
       </w:hyperlink>
       <w:r>
         <w:rPr>
           <w:lang w:val="zh_TW" w:bidi="zh_TW"/>
         </w:rPr>
-        <w:t>）。然而，今天許多羅馬天主教的聲明中，強調基督在十字架上獻祭的完全性和完整性；而許多新教學者，雖然不希望引入對主餐（聖餐）獻祭性的理解，但強調「紀念」不僅僅是回想過去的行動那麼簡單。在聖經的神學中，「紀念」通常涉及在當下實現和應用過去所做的或已被證明為真的事（見：</w:t>
-      </w:r>
-      <w:hyperlink r:id="rId44">
+        <w:t>）。任何相當於拋棄婚姻關係的行為，都構成了對婚姻承諾的破壞，並適用</w:t>
+      </w:r>
+      <w:hyperlink r:id="rId34">
         <w:r>
           <w:rPr>
             <w:lang w:val="zh_TW" w:bidi="zh_TW"/>
@@ -1276,109 +838,14 @@
             <w:color w:val="0000EE"/>
             <w:u w:val="single"/>
           </w:rPr>
-          <w:t>詩98:3</w:t>
+          <w:t>哥林多前書七章15節</w:t>
         </w:r>
       </w:hyperlink>
       <w:r>
         <w:rPr>
           <w:lang w:val="zh_TW" w:bidi="zh_TW"/>
         </w:rPr>
-        <w:t>，</w:t>
-      </w:r>
-      <w:hyperlink r:id="rId45">
-        <w:r>
-          <w:rPr>
-            <w:lang w:val="zh_TW" w:bidi="zh_TW"/>
-          </w:rPr>
-          <w:rPr>
-            <w:color w:val="0000EE"/>
-            <w:u w:val="single"/>
-          </w:rPr>
-          <w:t>106:45</w:t>
-        </w:r>
-      </w:hyperlink>
-      <w:r>
-        <w:rPr>
-          <w:lang w:val="zh_TW" w:bidi="zh_TW"/>
-        </w:rPr>
-        <w:t>，</w:t>
-      </w:r>
-      <w:hyperlink r:id="rId46">
-        <w:r>
-          <w:rPr>
-            <w:lang w:val="zh_TW" w:bidi="zh_TW"/>
-          </w:rPr>
-          <w:rPr>
-            <w:color w:val="0000EE"/>
-            <w:u w:val="single"/>
-          </w:rPr>
-          <w:t>112:6</w:t>
-        </w:r>
-      </w:hyperlink>
-      <w:r>
-        <w:rPr>
-          <w:lang w:val="zh_TW" w:bidi="zh_TW"/>
-        </w:rPr>
-        <w:t>；</w:t>
-      </w:r>
-      <w:hyperlink r:id="rId47">
-        <w:r>
-          <w:rPr>
-            <w:lang w:val="zh_TW" w:bidi="zh_TW"/>
-          </w:rPr>
-          <w:rPr>
-            <w:color w:val="0000EE"/>
-            <w:u w:val="single"/>
-          </w:rPr>
-          <w:t>傳 12:1</w:t>
-        </w:r>
-      </w:hyperlink>
-      <w:r>
-        <w:rPr>
-          <w:lang w:val="zh_TW" w:bidi="zh_TW"/>
-        </w:rPr>
-        <w:t xml:space="preserve">; </w:t>
-      </w:r>
-      <w:hyperlink r:id="rId48">
-        <w:r>
-          <w:rPr>
-            <w:lang w:val="zh_TW" w:bidi="zh_TW"/>
-          </w:rPr>
-          <w:rPr>
-            <w:color w:val="0000EE"/>
-            <w:u w:val="single"/>
-          </w:rPr>
-          <w:t>賽 57:11</w:t>
-        </w:r>
-      </w:hyperlink>
-      <w:r>
-        <w:rPr>
-          <w:lang w:val="zh_TW" w:bidi="zh_TW"/>
-        </w:rPr>
-        <w:t>）。</w:t>
-      </w:r>
-    </w:p>
-    <w:p>
-      <w:pPr>
-        <w:pStyle w:val="Heading4"/>
-      </w:pPr>
-      <w:r>
-        <w:rPr>
-          <w:lang w:val="zh_TW" w:bidi="zh_TW"/>
-        </w:rPr>
-        <w:t>「</w:t>
-      </w:r>
-      <w:r>
-        <w:rPr>
-          <w:lang w:val="zh_TW" w:bidi="zh_TW"/>
-        </w:rPr>
-        <w:t>這是我立約的血</w:t>
-      </w:r>
-      <w:r>
-        <w:rPr>
-          <w:lang w:val="zh_TW" w:bidi="zh_TW"/>
-        </w:rPr>
-        <w:t>」</w:t>
+        <w:t>中所述的規定。</w:t>
       </w:r>
     </w:p>
     <w:p>
@@ -1392,9 +859,9 @@
         <w:rPr>
           <w:lang w:val="zh_TW" w:bidi="zh_TW"/>
         </w:rPr>
-        <w:t>耶穌拿起酒杯，祝謝後，遞給祂的門徒讓他們都喝。基本上，四個關於設立聖餐的記載是一致的。馬太（</w:t>
-      </w:r>
-      <w:hyperlink r:id="rId49">
+        <w:t>無論是通姦還是拋棄，受害的一方都有權向有過錯的配偶尋求休妻，並在完成休妻後重新成為單身。若悔改和和解無法恢復被破壞的婚姻，受害的一方無需再受該婚姻的約束。根據聖經，未受婚姻約束的人有權再婚，但前提是只「在主裡」（</w:t>
+      </w:r>
+      <w:hyperlink r:id="rId36">
         <w:r>
           <w:rPr>
             <w:lang w:val="zh_TW" w:bidi="zh_TW"/>
@@ -1403,16 +870,16 @@
             <w:color w:val="0000EE"/>
             <w:u w:val="single"/>
           </w:rPr>
-          <w:t>太26:28</w:t>
+          <w:t>林前7:39</w:t>
         </w:r>
       </w:hyperlink>
       <w:r>
         <w:rPr>
           <w:lang w:val="zh_TW" w:bidi="zh_TW"/>
         </w:rPr>
-        <w:t>）和馬可（</w:t>
-      </w:r>
-      <w:hyperlink r:id="rId50">
+        <w:t>），即只能與另一位基督徒結婚。對於沒有獨身恩賜的單身者來說，結婚的命令（</w:t>
+      </w:r>
+      <w:hyperlink r:id="rId37">
         <w:r>
           <w:rPr>
             <w:lang w:val="zh_TW" w:bidi="zh_TW"/>
@@ -1421,16 +888,16 @@
             <w:color w:val="0000EE"/>
             <w:u w:val="single"/>
           </w:rPr>
-          <w:t>可14:24</w:t>
+          <w:t>9</w:t>
         </w:r>
       </w:hyperlink>
       <w:r>
         <w:rPr>
           <w:lang w:val="zh_TW" w:bidi="zh_TW"/>
         </w:rPr>
-        <w:t>）記載耶穌的話是「這是我立約的血」。</w:t>
-      </w:r>
-      <w:hyperlink r:id="rId51">
+        <w:t>節）同樣適用於因符合聖經原則的合法休妻而成為單身的人。根據基督在</w:t>
+      </w:r>
+      <w:hyperlink r:id="rId38">
         <w:r>
           <w:rPr>
             <w:lang w:val="zh_TW" w:bidi="zh_TW"/>
@@ -1439,16 +906,16 @@
             <w:color w:val="0000EE"/>
             <w:u w:val="single"/>
           </w:rPr>
-          <w:t>路加福音二十二章20節</w:t>
+          <w:t>馬可福音十章11至12節</w:t>
         </w:r>
       </w:hyperlink>
       <w:r>
         <w:rPr>
           <w:lang w:val="zh_TW" w:bidi="zh_TW"/>
         </w:rPr>
-        <w:t>則記載「這杯是用我血所立的新約」，</w:t>
-      </w:r>
-      <w:hyperlink r:id="rId52">
+        <w:t>和</w:t>
+      </w:r>
+      <w:hyperlink r:id="rId39">
         <w:r>
           <w:rPr>
             <w:lang w:val="zh_TW" w:bidi="zh_TW"/>
@@ -1457,79 +924,14 @@
             <w:color w:val="0000EE"/>
             <w:u w:val="single"/>
           </w:rPr>
-          <w:t>哥林多前書十一章25節</w:t>
+          <w:t>路加福音十六章18節</w:t>
         </w:r>
       </w:hyperlink>
       <w:r>
         <w:rPr>
           <w:lang w:val="zh_TW" w:bidi="zh_TW"/>
         </w:rPr>
-        <w:t>與此相似。這回溯到以獻祭來立約的儀式，如同出埃及後神與以色列所定的盟約（</w:t>
-      </w:r>
-      <w:hyperlink r:id="rId53">
-        <w:r>
-          <w:rPr>
-            <w:lang w:val="zh_TW" w:bidi="zh_TW"/>
-          </w:rPr>
-          <w:rPr>
-            <w:color w:val="0000EE"/>
-            <w:u w:val="single"/>
-          </w:rPr>
-          <w:t>出24:1–8</w:t>
-        </w:r>
-      </w:hyperlink>
-      <w:r>
-        <w:rPr>
-          <w:lang w:val="zh_TW" w:bidi="zh_TW"/>
-        </w:rPr>
-        <w:t>），這也暗示了新盟約預言性的盼望（</w:t>
-      </w:r>
-      <w:hyperlink r:id="rId54">
-        <w:r>
-          <w:rPr>
-            <w:lang w:val="zh_TW" w:bidi="zh_TW"/>
-          </w:rPr>
-          <w:rPr>
-            <w:color w:val="0000EE"/>
-            <w:u w:val="single"/>
-          </w:rPr>
-          <w:t>耶31:31–34</w:t>
-        </w:r>
-      </w:hyperlink>
-      <w:r>
-        <w:rPr>
-          <w:lang w:val="zh_TW" w:bidi="zh_TW"/>
-        </w:rPr>
-        <w:t>），正如</w:t>
-      </w:r>
-      <w:hyperlink r:id="rId55">
-        <w:r>
-          <w:rPr>
-            <w:lang w:val="zh_TW" w:bidi="zh_TW"/>
-          </w:rPr>
-          <w:rPr>
-            <w:color w:val="0000EE"/>
-            <w:u w:val="single"/>
-          </w:rPr>
-          <w:t>希伯來書第八至九章</w:t>
-        </w:r>
-      </w:hyperlink>
-      <w:r>
-        <w:rPr>
-          <w:lang w:val="zh_TW" w:bidi="zh_TW"/>
-        </w:rPr>
-        <w:t>所描述的，已在耶穌裡得到實現。</w:t>
-      </w:r>
-    </w:p>
-    <w:p>
-      <w:pPr>
-        <w:pStyle w:val="Heading4"/>
-      </w:pPr>
-      <w:r>
-        <w:rPr>
-          <w:lang w:val="zh_TW" w:bidi="zh_TW"/>
-        </w:rPr>
-        <w:t>「為多人流出來，使罪得赦。」</w:t>
+        <w:t>中的教導，若休妻僅被用作更換配偶的手段，則其因意圖不純的休妻所構成的姦淫，這樣的再婚不被認可。</w:t>
       </w:r>
     </w:p>
     <w:p>
@@ -1543,198 +945,7 @@
         <w:rPr>
           <w:lang w:val="zh_TW" w:bidi="zh_TW"/>
         </w:rPr>
-        <w:t>耶穌的死作為獻祭的意義與對逾越節和盟約的理解有關。這也與</w:t>
-      </w:r>
-      <w:hyperlink r:id="rId56">
-        <w:r>
-          <w:rPr>
-            <w:lang w:val="zh_TW" w:bidi="zh_TW"/>
-          </w:rPr>
-          <w:rPr>
-            <w:color w:val="0000EE"/>
-            <w:u w:val="single"/>
-          </w:rPr>
-          <w:t>以賽亞書五十三章</w:t>
-        </w:r>
-      </w:hyperlink>
-      <w:r>
-        <w:rPr>
-          <w:lang w:val="zh_TW" w:bidi="zh_TW"/>
-        </w:rPr>
-        <w:t>中所提到受苦的僕人將自己作為「</w:t>
-      </w:r>
-      <w:r>
-        <w:rPr>
-          <w:lang w:val="zh_TW" w:bidi="zh_TW"/>
-        </w:rPr>
-        <w:t>贖罪祭</w:t>
-      </w:r>
-      <w:r>
-        <w:rPr>
-          <w:lang w:val="zh_TW" w:bidi="zh_TW"/>
-        </w:rPr>
-        <w:t>」相關（</w:t>
-      </w:r>
-      <w:hyperlink r:id="rId57">
-        <w:r>
-          <w:rPr>
-            <w:lang w:val="zh_TW" w:bidi="zh_TW"/>
-          </w:rPr>
-          <w:rPr>
-            <w:color w:val="0000EE"/>
-            <w:u w:val="single"/>
-          </w:rPr>
-          <w:t>賽53:10</w:t>
-        </w:r>
-      </w:hyperlink>
-      <w:r>
-        <w:rPr>
-          <w:lang w:val="zh_TW" w:bidi="zh_TW"/>
-        </w:rPr>
-        <w:t>）。</w:t>
-      </w:r>
-      <w:hyperlink r:id="rId58">
-        <w:r>
-          <w:rPr>
-            <w:lang w:val="zh_TW" w:bidi="zh_TW"/>
-          </w:rPr>
-          <w:rPr>
-            <w:color w:val="0000EE"/>
-            <w:u w:val="single"/>
-          </w:rPr>
-          <w:t>路加福音二十二章37節</w:t>
-        </w:r>
-      </w:hyperlink>
-      <w:r>
-        <w:rPr>
-          <w:lang w:val="zh_TW" w:bidi="zh_TW"/>
-        </w:rPr>
-        <w:t>在耶穌在樓房講論中說到：「這段經文在我身上應驗，『</w:t>
-      </w:r>
-      <w:r>
-        <w:rPr>
-          <w:lang w:val="zh_TW" w:bidi="zh_TW"/>
-        </w:rPr>
-        <w:t>他也被列在罪犯之中。</w:t>
-      </w:r>
-      <w:r>
-        <w:rPr>
-          <w:lang w:val="zh_TW" w:bidi="zh_TW"/>
-        </w:rPr>
-        <w:t>』」那節經文，就是</w:t>
-      </w:r>
-      <w:hyperlink r:id="rId56">
-        <w:r>
-          <w:rPr>
-            <w:lang w:val="zh_TW" w:bidi="zh_TW"/>
-          </w:rPr>
-          <w:rPr>
-            <w:color w:val="0000EE"/>
-            <w:u w:val="single"/>
-          </w:rPr>
-          <w:t>以賽亞書</w:t>
-        </w:r>
-      </w:hyperlink>
-      <w:hyperlink r:id="rId59">
-        <w:r>
-          <w:rPr>
-            <w:lang w:val="zh_TW" w:bidi="zh_TW"/>
-          </w:rPr>
-          <w:rPr>
-            <w:color w:val="0000EE"/>
-            <w:u w:val="single"/>
-          </w:rPr>
-          <w:t>五十三章12節</w:t>
-        </w:r>
-      </w:hyperlink>
-      <w:r>
-        <w:rPr>
-          <w:lang w:val="zh_TW" w:bidi="zh_TW"/>
-        </w:rPr>
-        <w:t>，也說到「</w:t>
-      </w:r>
-      <w:r>
-        <w:rPr>
-          <w:lang w:val="zh_TW" w:bidi="zh_TW"/>
-        </w:rPr>
-        <w:t>因為他將命傾倒</w:t>
-      </w:r>
-      <w:r>
-        <w:rPr>
-          <w:lang w:val="zh_TW" w:bidi="zh_TW"/>
-        </w:rPr>
-        <w:t>」和「</w:t>
-      </w:r>
-      <w:r>
-        <w:rPr>
-          <w:lang w:val="zh_TW" w:bidi="zh_TW"/>
-        </w:rPr>
-        <w:t>他卻擔當多人的罪</w:t>
-      </w:r>
-      <w:r>
-        <w:rPr>
-          <w:lang w:val="zh_TW" w:bidi="zh_TW"/>
-        </w:rPr>
-        <w:t>」。</w:t>
-      </w:r>
-      <w:hyperlink r:id="rId50">
-        <w:r>
-          <w:rPr>
-            <w:lang w:val="zh_TW" w:bidi="zh_TW"/>
-          </w:rPr>
-          <w:rPr>
-            <w:color w:val="0000EE"/>
-            <w:u w:val="single"/>
-          </w:rPr>
-          <w:t>馬可福音十四章24節</w:t>
-        </w:r>
-      </w:hyperlink>
-      <w:r>
-        <w:rPr>
-          <w:lang w:val="zh_TW" w:bidi="zh_TW"/>
-        </w:rPr>
-        <w:t>似乎也暗示這些經文，當耶穌談到祂的血「為多人流出來」時，</w:t>
-      </w:r>
-      <w:hyperlink r:id="rId49">
-        <w:r>
-          <w:rPr>
-            <w:lang w:val="zh_TW" w:bidi="zh_TW"/>
-          </w:rPr>
-          <w:rPr>
-            <w:color w:val="0000EE"/>
-            <w:u w:val="single"/>
-          </w:rPr>
-          <w:t>馬太福音二十六章28節</w:t>
-        </w:r>
-      </w:hyperlink>
-      <w:r>
-        <w:rPr>
-          <w:lang w:val="zh_TW" w:bidi="zh_TW"/>
-        </w:rPr>
-        <w:t>則補充說「</w:t>
-      </w:r>
-      <w:r>
-        <w:rPr>
-          <w:lang w:val="zh_TW" w:bidi="zh_TW"/>
-        </w:rPr>
-        <w:t>使罪得赦</w:t>
-      </w:r>
-      <w:r>
-        <w:rPr>
-          <w:lang w:val="zh_TW" w:bidi="zh_TW"/>
-        </w:rPr>
-        <w:t>」。</w:t>
-      </w:r>
-    </w:p>
-    <w:p>
-      <w:pPr>
-        <w:pStyle w:val="Heading4"/>
-      </w:pPr>
-      <w:r>
-        <w:rPr>
-          <w:lang w:val="zh_TW" w:bidi="zh_TW"/>
-        </w:rPr>
-        <w:t>對未來的期望</w:t>
+        <w:t>通常有許多因素加起來導致一段婚姻的摧毀。因此，當教會在處理每個休妻和再婚的案例時，必須逐案處理，並考慮到神無窮的赦罪大能及其恢復破碎生命的恩典。顯然，聖經對休妻的限制並不適用於那些在信主前婚姻破裂的信徒，因為神的赦免洗清了他們在未信主時期的罪，使他們在基督裡成為新造的人。</w:t>
       </w:r>
     </w:p>
     <w:p>
@@ -1746,140 +957,74 @@
       </w:r>
       <w:r>
         <w:rPr>
-          <w:lang w:val="zh_TW" w:bidi="zh_TW"/>
-        </w:rPr>
-        <w:t>所有四個關於最後晚餐的記載都以不同的方式，將對未來的期盼與聖餐的設立聯繫起來。在</w:t>
-      </w:r>
-      <w:hyperlink r:id="rId60">
-        <w:r>
-          <w:rPr>
-            <w:lang w:val="zh_TW" w:bidi="zh_TW"/>
-          </w:rPr>
-          <w:rPr>
-            <w:color w:val="0000EE"/>
-            <w:u w:val="single"/>
-          </w:rPr>
-          <w:t>馬可福音十四章25節</w:t>
-        </w:r>
-      </w:hyperlink>
-      <w:r>
-        <w:rPr>
-          <w:lang w:val="zh_TW" w:bidi="zh_TW"/>
-        </w:rPr>
-        <w:t>中，這個期望也體現在耶穌的話語中：「</w:t>
-      </w:r>
-      <w:r>
-        <w:rPr>
-          <w:lang w:val="zh_TW" w:bidi="zh_TW"/>
-        </w:rPr>
-        <w:t>我實在告訴你們，我不再喝這葡萄汁，直到我在神的國裏喝新的那日子。</w:t>
-      </w:r>
-      <w:r>
-        <w:rPr>
-          <w:lang w:val="zh_TW" w:bidi="zh_TW"/>
-        </w:rPr>
-        <w:t>」在</w:t>
-      </w:r>
-      <w:hyperlink r:id="rId61">
-        <w:r>
-          <w:rPr>
-            <w:lang w:val="zh_TW" w:bidi="zh_TW"/>
-          </w:rPr>
-          <w:rPr>
-            <w:color w:val="0000EE"/>
-            <w:u w:val="single"/>
-          </w:rPr>
-          <w:t>馬太福音二十六章29節</w:t>
-        </w:r>
-      </w:hyperlink>
-      <w:r>
-        <w:rPr>
-          <w:lang w:val="zh_TW" w:bidi="zh_TW"/>
-        </w:rPr>
-        <w:t>中，未來喝葡萄酒被說成是「</w:t>
-      </w:r>
-      <w:r>
-        <w:rPr>
-          <w:lang w:val="zh_TW" w:bidi="zh_TW"/>
-        </w:rPr>
-        <w:t>我在我父的國裏同你們喝新的那日子</w:t>
-      </w:r>
-      <w:r>
-        <w:rPr>
-          <w:lang w:val="zh_TW" w:bidi="zh_TW"/>
-        </w:rPr>
-        <w:t>」。在</w:t>
-      </w:r>
-      <w:hyperlink r:id="rId62">
-        <w:r>
-          <w:rPr>
-            <w:lang w:val="zh_TW" w:bidi="zh_TW"/>
-          </w:rPr>
-          <w:rPr>
-            <w:color w:val="0000EE"/>
-            <w:u w:val="single"/>
-          </w:rPr>
-          <w:t>路加福音二十二章18節</w:t>
-        </w:r>
-      </w:hyperlink>
-      <w:r>
-        <w:rPr>
-          <w:lang w:val="zh_TW" w:bidi="zh_TW"/>
-        </w:rPr>
-        <w:t>中有類似的話，並且在兩節之前提到在神的國裡完成逾越節。這些話都可以理解為舊約和後來的猶太天啟文學中，所提出的另一個希望最終的實現：彌賽亞的宴席、</w:t>
-      </w:r>
-      <w:hyperlink r:id="rId63">
-        <w:r>
-          <w:rPr>
-            <w:lang w:val="zh_TW" w:bidi="zh_TW"/>
-          </w:rPr>
-          <w:rPr>
-            <w:color w:val="0000EE"/>
-            <w:u w:val="single"/>
-          </w:rPr>
-          <w:t>以賽亞書二十五章6節</w:t>
-        </w:r>
-      </w:hyperlink>
-      <w:r>
-        <w:rPr>
-          <w:lang w:val="zh_TW" w:bidi="zh_TW"/>
-        </w:rPr>
-        <w:t>中提到的耶和華山上的盛宴。在</w:t>
-      </w:r>
-      <w:hyperlink r:id="rId64">
-        <w:r>
-          <w:rPr>
-            <w:lang w:val="zh_TW" w:bidi="zh_TW"/>
-          </w:rPr>
-          <w:rPr>
-            <w:color w:val="0000EE"/>
-            <w:u w:val="single"/>
-          </w:rPr>
-          <w:t>哥林多前書十一章26節</w:t>
-        </w:r>
-      </w:hyperlink>
-      <w:r>
-        <w:rPr>
-          <w:lang w:val="zh_TW" w:bidi="zh_TW"/>
-        </w:rPr>
-        <w:t>中，這個對未來的希望相當明確地就是基督第二次再臨；因為使徒說：「</w:t>
-      </w:r>
-      <w:r>
-        <w:rPr>
-          <w:lang w:val="zh_TW" w:bidi="zh_TW"/>
-        </w:rPr>
-        <w:t>你們每逢吃這餅，喝這杯，是表明主的死，直等到他來。」</w:t>
-      </w:r>
-    </w:p>
-    <w:p>
-      <w:pPr>
-        <w:pStyle w:val="Heading3"/>
-      </w:pPr>
-      <w:r>
-        <w:rPr>
-          <w:lang w:val="zh_TW" w:bidi="zh_TW"/>
-        </w:rPr>
-        <w:t>早期教會的實踐</w:t>
+          <w:i/>
+          <w:lang w:val="zh_TW" w:bidi="zh_TW"/>
+        </w:rPr>
+        <w:t>另見</w:t>
+      </w:r>
+      <w:r>
+        <w:rPr>
+          <w:lang w:val="zh_TW" w:bidi="zh_TW"/>
+        </w:rPr>
+        <w:t xml:space="preserve"> </w:t>
+      </w:r>
+      <w:r>
+        <w:rPr>
+          <w:lang w:val="zh_TW" w:bidi="zh_TW"/>
+        </w:rPr>
+        <w:t>姦淫</w:t>
+      </w:r>
+      <w:r>
+        <w:rPr>
+          <w:lang w:val="zh_TW" w:bidi="zh_TW"/>
+        </w:rPr>
+        <w:t>；</w:t>
+      </w:r>
+      <w:r>
+        <w:rPr>
+          <w:lang w:val="zh_TW" w:bidi="zh_TW"/>
+        </w:rPr>
+        <w:t>民事法律和司法</w:t>
+      </w:r>
+      <w:r>
+        <w:rPr>
+          <w:lang w:val="zh_TW" w:bidi="zh_TW"/>
+        </w:rPr>
+        <w:t>；</w:t>
+      </w:r>
+      <w:r>
+        <w:rPr>
+          <w:lang w:val="zh_TW" w:bidi="zh_TW"/>
+        </w:rPr>
+        <w:t>婚姻，婚姻習俗</w:t>
+      </w:r>
+      <w:r>
+        <w:rPr>
+          <w:lang w:val="zh_TW" w:bidi="zh_TW"/>
+        </w:rPr>
+        <w:t>；</w:t>
+      </w:r>
+      <w:r>
+        <w:rPr>
+          <w:lang w:val="zh_TW" w:bidi="zh_TW"/>
+        </w:rPr>
+        <w:t>性，性別</w:t>
+      </w:r>
+      <w:r>
+        <w:rPr>
+          <w:lang w:val="zh_TW" w:bidi="zh_TW"/>
+        </w:rPr>
+        <w:t>。</w:t>
+      </w:r>
+      <w:r>
+        <w:rPr>
+          <w:lang w:val="zh_TW" w:bidi="zh_TW"/>
+        </w:rPr>
+      </w:r>
+      <w:r>
+        <w:rPr>
+          <w:lang w:val="zh_TW" w:bidi="zh_TW"/>
+        </w:rPr>
       </w:r>
     </w:p>
     <w:p>
@@ -1889,166 +1034,21 @@
           <w:lang w:val="zh_TW" w:bidi="zh_TW"/>
         </w:rPr>
       </w:r>
-      <w:r>
-        <w:rPr>
-          <w:lang w:val="zh_TW" w:bidi="zh_TW"/>
-        </w:rPr>
-        <w:t>在</w:t>
-      </w:r>
-      <w:hyperlink r:id="rId65">
-        <w:r>
-          <w:rPr>
-            <w:lang w:val="zh_TW" w:bidi="zh_TW"/>
-          </w:rPr>
-          <w:rPr>
-            <w:color w:val="0000EE"/>
-            <w:u w:val="single"/>
-          </w:rPr>
-          <w:t>使徒行傳二章42節</w:t>
-        </w:r>
-      </w:hyperlink>
-      <w:r>
-        <w:rPr>
-          <w:lang w:val="zh_TW" w:bidi="zh_TW"/>
-        </w:rPr>
-        <w:t>中，記載了五旬節發生的事情之後，提到「〔他們〕都恆心遵守使徒的教訓，彼此交接，擘餅，祈禱。」此外，「</w:t>
-      </w:r>
-      <w:r>
-        <w:rPr>
-          <w:lang w:val="zh_TW" w:bidi="zh_TW"/>
-        </w:rPr>
-        <w:t>他們天天同心合意恆切地在殿裏，且在家中擘餅，存著歡喜、誠實的心用飯</w:t>
-      </w:r>
-      <w:r>
-        <w:rPr>
-          <w:lang w:val="zh_TW" w:bidi="zh_TW"/>
-        </w:rPr>
-        <w:t>」（</w:t>
-      </w:r>
-      <w:hyperlink r:id="rId66">
-        <w:r>
-          <w:rPr>
-            <w:lang w:val="zh_TW" w:bidi="zh_TW"/>
-          </w:rPr>
-          <w:rPr>
-            <w:color w:val="0000EE"/>
-            <w:u w:val="single"/>
-          </w:rPr>
-          <w:t>徒2:46</w:t>
-        </w:r>
-      </w:hyperlink>
-      <w:r>
-        <w:rPr>
-          <w:lang w:val="zh_TW" w:bidi="zh_TW"/>
-        </w:rPr>
-        <w:t>）。這些話和實踐的原則引發了兩個問題。它們是否僅僅意味著基督徒在一起分享聚餐？</w:t>
-      </w:r>
-      <w:hyperlink r:id="rId66">
-        <w:r>
-          <w:rPr>
-            <w:lang w:val="zh_TW" w:bidi="zh_TW"/>
-          </w:rPr>
-          <w:rPr>
-            <w:color w:val="0000EE"/>
-            <w:u w:val="single"/>
-          </w:rPr>
-          <w:t>使徒行傳二章46節</w:t>
-        </w:r>
-      </w:hyperlink>
-      <w:r>
-        <w:rPr>
-          <w:lang w:val="zh_TW" w:bidi="zh_TW"/>
-        </w:rPr>
-        <w:t>似乎將擘餅和用飯視為兩個獨立的行動。此外，</w:t>
-      </w:r>
-      <w:hyperlink r:id="rId66">
-        <w:r>
-          <w:rPr>
-            <w:lang w:val="zh_TW" w:bidi="zh_TW"/>
-          </w:rPr>
-          <w:rPr>
-            <w:color w:val="0000EE"/>
-            <w:u w:val="single"/>
-          </w:rPr>
-          <w:t>使徒行傳二十章7節</w:t>
-        </w:r>
-      </w:hyperlink>
-      <w:r>
-        <w:rPr>
-          <w:lang w:val="zh_TW" w:bidi="zh_TW"/>
-        </w:rPr>
-        <w:t>在談到特羅亞的基督徒「</w:t>
-      </w:r>
-      <w:r>
-        <w:rPr>
-          <w:lang w:val="zh_TW" w:bidi="zh_TW"/>
-        </w:rPr>
-        <w:t>七日的第一日，我們聚會擘餅的時候</w:t>
-      </w:r>
-      <w:r>
-        <w:rPr>
-          <w:lang w:val="zh_TW" w:bidi="zh_TW"/>
-        </w:rPr>
-        <w:t>」似乎明顯地暗示這是一個基督教的禮拜，而不僅僅是一頓飯。從</w:t>
-      </w:r>
-      <w:hyperlink r:id="rId67">
-        <w:r>
-          <w:rPr>
-            <w:lang w:val="zh_TW" w:bidi="zh_TW"/>
-          </w:rPr>
-          <w:rPr>
-            <w:color w:val="0000EE"/>
-            <w:u w:val="single"/>
-          </w:rPr>
-          <w:t>哥林多前書第十章</w:t>
-        </w:r>
-      </w:hyperlink>
-      <w:r>
-        <w:rPr>
-          <w:lang w:val="zh_TW" w:bidi="zh_TW"/>
-        </w:rPr>
-        <w:t>，也許從</w:t>
-      </w:r>
-      <w:hyperlink r:id="rId68">
-        <w:r>
-          <w:rPr>
-            <w:lang w:val="zh_TW" w:bidi="zh_TW"/>
-          </w:rPr>
-          <w:rPr>
-            <w:color w:val="0000EE"/>
-            <w:u w:val="single"/>
-          </w:rPr>
-          <w:t>猶大書12節</w:t>
-        </w:r>
-      </w:hyperlink>
-      <w:r>
-        <w:rPr>
-          <w:lang w:val="zh_TW" w:bidi="zh_TW"/>
-        </w:rPr>
-        <w:t>中提到的「</w:t>
-      </w:r>
-      <w:r>
-        <w:rPr>
-          <w:lang w:val="zh_TW" w:bidi="zh_TW"/>
-        </w:rPr>
-        <w:t>愛席</w:t>
-      </w:r>
-      <w:r>
-        <w:rPr>
-          <w:lang w:val="zh_TW" w:bidi="zh_TW"/>
-        </w:rPr>
-        <w:t>」，我們可以合理地推斷，基督徒團契中的一頓飯和聖餐的慶祝是密不可分的。第二個問題是，最早的「擘餅」是否如在耶路撒冷教會中，是一個不同於餅和酒的儀式，前者是回憶門徒與復活的主的團契，後者則是特別回憶祂的犧牲之死？我們沒有直接的證據來支持這種觀點。福音書所見證的主餐涉及擘餅和分享杯以紀念基督的血「為多人流出」。我們也可以假設，使徒保羅所接受、遵循並傳遞給他人的傳統，可以追溯到他作為基督徒最初的歲月，因其涉及擘餅和分享杯以紀念基督，從而宣告主的死直到祂的再來。</w:t>
-      </w:r>
     </w:p>
     <w:p>
       <w:pPr>
-        <w:pStyle w:val="Heading3"/>
-      </w:pPr>
-      <w:r>
-        <w:rPr>
-          <w:lang w:val="zh_TW" w:bidi="zh_TW"/>
-        </w:rPr>
-        <w:t>保羅的教導</w:t>
+        <w:pStyle w:val="Heading2"/>
+      </w:pPr>
+      <w:r>
+        <w:rPr>
+          <w:lang w:val="zh_TW" w:bidi="zh_TW"/>
+        </w:rPr>
+        <w:t>休書</w:t>
+      </w:r>
+      <w:r>
+        <w:rPr>
+          <w:lang w:val="zh_TW" w:bidi="zh_TW"/>
+        </w:rPr>
       </w:r>
     </w:p>
     <w:p>
@@ -2062,9 +1062,9 @@
         <w:rPr>
           <w:lang w:val="zh_TW" w:bidi="zh_TW"/>
         </w:rPr>
-        <w:t>在保羅的教導中，如同福音書，主餐明顯指回顧並感恩紀念基督為世人的罪一次獻上的獻祭，且意識到主在當下與祂的子民同在，並懷著希望展望未來。與聖餐相關的其它教導在</w:t>
-      </w:r>
-      <w:hyperlink r:id="rId69">
+        <w:t>一份根據摩西律法宣告丈夫和妻子分離的文件（</w:t>
+      </w:r>
+      <w:hyperlink r:id="rId24">
         <w:r>
           <w:rPr>
             <w:lang w:val="zh_TW" w:bidi="zh_TW"/>
@@ -2073,25 +1073,104 @@
             <w:color w:val="0000EE"/>
             <w:u w:val="single"/>
           </w:rPr>
-          <w:t>哥林多前書十至十一章</w:t>
+          <w:t>申24:1–4</w:t>
         </w:r>
       </w:hyperlink>
       <w:r>
         <w:rPr>
           <w:lang w:val="zh_TW" w:bidi="zh_TW"/>
         </w:rPr>
-        <w:t>中有所闡述。這些教導源於哥林多教會情況的實際面；基督徒需要注意以任何形式轉回到偶像崇拜的危險；以及團契中可能出現的分裂，其中包括富人與窮人之間的分裂。</w:t>
-      </w:r>
-    </w:p>
-    <w:p>
-      <w:pPr>
-        <w:pStyle w:val="Heading4"/>
-      </w:pPr>
-      <w:r>
-        <w:rPr>
-          <w:lang w:val="zh_TW" w:bidi="zh_TW"/>
-        </w:rPr>
-        <w:t>與基督相交</w:t>
+        <w:t>；見</w:t>
+      </w:r>
+      <w:hyperlink r:id="rId40">
+        <w:r>
+          <w:rPr>
+            <w:lang w:val="zh_TW" w:bidi="zh_TW"/>
+          </w:rPr>
+          <w:rPr>
+            <w:color w:val="0000EE"/>
+            <w:u w:val="single"/>
+          </w:rPr>
+          <w:t>太5:31，</w:t>
+        </w:r>
+      </w:hyperlink>
+      <w:hyperlink r:id="rId41">
+        <w:r>
+          <w:rPr>
+            <w:lang w:val="zh_TW" w:bidi="zh_TW"/>
+          </w:rPr>
+          <w:rPr>
+            <w:color w:val="0000EE"/>
+            <w:u w:val="single"/>
+          </w:rPr>
+          <w:t>19:7；</w:t>
+        </w:r>
+      </w:hyperlink>
+      <w:hyperlink r:id="rId42">
+        <w:r>
+          <w:rPr>
+            <w:lang w:val="zh_TW" w:bidi="zh_TW"/>
+          </w:rPr>
+          <w:rPr>
+            <w:color w:val="0000EE"/>
+            <w:u w:val="single"/>
+          </w:rPr>
+          <w:t>可10:4</w:t>
+        </w:r>
+      </w:hyperlink>
+      <w:r>
+        <w:rPr>
+          <w:lang w:val="zh_TW" w:bidi="zh_TW"/>
+        </w:rPr>
+        <w:t>）。休書保護了婦女的權利，提供她已獲自由的證據，並確保她的丈夫不能索取她的嫁妝。這類文件措辭可見於</w:t>
+      </w:r>
+      <w:hyperlink r:id="rId43">
+        <w:r>
+          <w:rPr>
+            <w:lang w:val="zh_TW" w:bidi="zh_TW"/>
+          </w:rPr>
+          <w:rPr>
+            <w:color w:val="0000EE"/>
+            <w:u w:val="single"/>
+          </w:rPr>
+          <w:t>何西阿書二章2節</w:t>
+        </w:r>
+      </w:hyperlink>
+      <w:r>
+        <w:rPr>
+          <w:lang w:val="zh_TW" w:bidi="zh_TW"/>
+        </w:rPr>
+        <w:t>：「因為她不是我的妻子， 我也不是她的丈夫」。舊約中的先知以此比喻，表達神欲與悖逆的百姓分離的心意（</w:t>
+      </w:r>
+      <w:hyperlink r:id="rId44">
+        <w:r>
+          <w:rPr>
+            <w:lang w:val="zh_TW" w:bidi="zh_TW"/>
+          </w:rPr>
+          <w:rPr>
+            <w:color w:val="0000EE"/>
+            <w:u w:val="single"/>
+          </w:rPr>
+          <w:t>賽50:1；</w:t>
+        </w:r>
+      </w:hyperlink>
+      <w:hyperlink r:id="rId45">
+        <w:r>
+          <w:rPr>
+            <w:lang w:val="zh_TW" w:bidi="zh_TW"/>
+          </w:rPr>
+          <w:rPr>
+            <w:color w:val="0000EE"/>
+            <w:u w:val="single"/>
+          </w:rPr>
+          <w:t>耶3:8</w:t>
+        </w:r>
+      </w:hyperlink>
+      <w:r>
+        <w:rPr>
+          <w:lang w:val="zh_TW" w:bidi="zh_TW"/>
+        </w:rPr>
+        <w:t>）。</w:t>
       </w:r>
     </w:p>
     <w:p>
@@ -2103,505 +1182,52 @@
       </w:r>
       <w:r>
         <w:rPr>
-          <w:lang w:val="zh_TW" w:bidi="zh_TW"/>
-        </w:rPr>
-        <w:t>參與餅和喝杯被描述為與基督有份，就像分享祭祀餐就意味著參與在「鬼的</w:t>
-      </w:r>
-      <w:r>
-        <w:rPr>
-          <w:lang w:val="zh_TW" w:bidi="zh_TW"/>
-        </w:rPr>
-        <w:t>筵席</w:t>
-      </w:r>
-      <w:r>
-        <w:rPr>
-          <w:lang w:val="zh_TW" w:bidi="zh_TW"/>
-        </w:rPr>
-        <w:t>」上（</w:t>
-      </w:r>
-      <w:hyperlink r:id="rId70">
-        <w:r>
-          <w:rPr>
-            <w:lang w:val="zh_TW" w:bidi="zh_TW"/>
-          </w:rPr>
-          <w:rPr>
-            <w:color w:val="0000EE"/>
-            <w:u w:val="single"/>
-          </w:rPr>
-          <w:t>林前10:21</w:t>
-        </w:r>
-      </w:hyperlink>
-      <w:r>
-        <w:rPr>
-          <w:lang w:val="zh_TW" w:bidi="zh_TW"/>
-        </w:rPr>
-        <w:t>）。「</w:t>
-      </w:r>
-      <w:r>
-        <w:rPr>
-          <w:lang w:val="zh_TW" w:bidi="zh_TW"/>
-        </w:rPr>
-        <w:t>我們所祝福的杯，豈不是同領基督的血嗎？我們所擘開的餅，豈不是同領基督的身體嗎？</w:t>
-      </w:r>
-      <w:r>
-        <w:rPr>
-          <w:lang w:val="zh_TW" w:bidi="zh_TW"/>
-        </w:rPr>
-        <w:t>」（</w:t>
-      </w:r>
-      <w:hyperlink r:id="rId17">
-        <w:r>
-          <w:rPr>
-            <w:lang w:val="zh_TW" w:bidi="zh_TW"/>
-          </w:rPr>
-          <w:rPr>
-            <w:color w:val="0000EE"/>
-            <w:u w:val="single"/>
-          </w:rPr>
-          <w:t>16）</w:t>
-        </w:r>
-      </w:hyperlink>
-      <w:r>
-        <w:rPr>
-          <w:lang w:val="zh_TW" w:bidi="zh_TW"/>
-        </w:rPr>
-        <w:t>。「同領」是希臘詞koinonia的翻譯，在新約經文中常被譯為「團契」。當主餐被慶祝時，常常不僅紀念的是耶穌死前的最後晚餐，也紀念祂第一次復活與門徒同在時，在擘餅的時候讓他們認出祂來（</w:t>
-      </w:r>
-      <w:hyperlink r:id="rId71">
-        <w:r>
-          <w:rPr>
-            <w:lang w:val="zh_TW" w:bidi="zh_TW"/>
-          </w:rPr>
-          <w:rPr>
-            <w:color w:val="0000EE"/>
-            <w:u w:val="single"/>
-          </w:rPr>
-          <w:t>路24:30–35</w:t>
-        </w:r>
-      </w:hyperlink>
-      <w:r>
-        <w:rPr>
-          <w:lang w:val="zh_TW" w:bidi="zh_TW"/>
-        </w:rPr>
-        <w:t>）。他們繼續經歷與祂的團契。</w:t>
-      </w:r>
-    </w:p>
-    <w:p>
-      <w:pPr>
-        <w:pStyle w:val="Heading4"/>
-      </w:pPr>
-      <w:r>
-        <w:rPr>
-          <w:lang w:val="zh_TW" w:bidi="zh_TW"/>
-        </w:rPr>
-        <w:t>基督的餵養</w:t>
-      </w:r>
-    </w:p>
-    <w:p>
-      <w:pPr/>
-      <w:r>
-        <w:rPr>
-          <w:lang w:val="zh_TW" w:bidi="zh_TW"/>
-        </w:rPr>
-      </w:r>
-      <w:r>
-        <w:rPr>
-          <w:lang w:val="zh_TW" w:bidi="zh_TW"/>
-        </w:rPr>
-        <w:t>在兩個基督教聖禮中，洗禮具有一次性的性質，而聖餐則是重複的聖禮。基督的生命已經在十字架上為罪一次獻上，我們在轉向祂時找到新生命，洗禮正象徵著這一點。與此同時，這個獻上的生命也不斷地供給我們的需要，滋養我們靈裡的生命，聖餐講述了這種每天在基督裡不斷的餵養。</w:t>
-      </w:r>
-      <w:hyperlink r:id="rId72">
-        <w:r>
-          <w:rPr>
-            <w:lang w:val="zh_TW" w:bidi="zh_TW"/>
-          </w:rPr>
-          <w:rPr>
-            <w:color w:val="0000EE"/>
-            <w:u w:val="single"/>
-          </w:rPr>
-          <w:t>哥林多前書十章3至4節</w:t>
-        </w:r>
-      </w:hyperlink>
-      <w:r>
-        <w:rPr>
-          <w:lang w:val="zh_TW" w:bidi="zh_TW"/>
-        </w:rPr>
-        <w:t>提到「靈食」和「靈水」，並在摩西時代的紅海和曠野事件中找到基督的預表。基督說：「我是生命的糧」，「所以</w:t>
-      </w:r>
-      <w:r>
-        <w:rPr>
-          <w:lang w:val="zh_TW" w:bidi="zh_TW"/>
-        </w:rPr>
-        <w:t>我的肉真是可吃的，我的血真是可喝的</w:t>
-      </w:r>
-      <w:r>
-        <w:rPr>
-          <w:lang w:val="zh_TW" w:bidi="zh_TW"/>
-        </w:rPr>
-        <w:t>」；因此，我們在約翰福音中（</w:t>
-      </w:r>
-      <w:hyperlink r:id="rId73">
-        <w:r>
-          <w:rPr>
-            <w:lang w:val="zh_TW" w:bidi="zh_TW"/>
-          </w:rPr>
-          <w:rPr>
-            <w:color w:val="0000EE"/>
-            <w:u w:val="single"/>
-          </w:rPr>
-          <w:t>約6:35、55</w:t>
-        </w:r>
-      </w:hyperlink>
-      <w:r>
-        <w:rPr>
-          <w:lang w:val="zh_TW" w:bidi="zh_TW"/>
-        </w:rPr>
-        <w:t>）所讀到的，與保羅所暗示的關於主餐所表達的——基督徒在靈裡享受基督餵養——是異曲同工的真理。</w:t>
-      </w:r>
-      <w:r>
-        <w:rPr>
-          <w:lang w:val="zh_TW" w:bidi="zh_TW"/>
-        </w:rPr>
-      </w:r>
-      <w:r>
-        <w:rPr>
-          <w:lang w:val="zh_TW" w:bidi="zh_TW"/>
-        </w:rPr>
-      </w:r>
-    </w:p>
-    <w:p>
-      <w:pPr/>
-      <w:r>
-        <w:rPr>
-          <w:lang w:val="zh_TW" w:bidi="zh_TW"/>
-        </w:rPr>
-      </w:r>
-    </w:p>
-    <w:p>
-      <w:pPr>
-        <w:pStyle w:val="Heading2"/>
-      </w:pPr>
-      <w:r>
-        <w:rPr>
-          <w:lang w:val="zh_TW" w:bidi="zh_TW"/>
-        </w:rPr>
-        <w:t>主人</w:t>
-      </w:r>
-      <w:r>
-        <w:rPr>
-          <w:lang w:val="zh_TW" w:bidi="zh_TW"/>
-        </w:rPr>
-      </w:r>
-    </w:p>
-    <w:p>
-      <w:pPr/>
-      <w:r>
-        <w:rPr>
-          <w:lang w:val="zh_TW" w:bidi="zh_TW"/>
-        </w:rPr>
-      </w:r>
-      <w:r>
-        <w:rPr>
-          <w:lang w:val="zh_TW" w:bidi="zh_TW"/>
-        </w:rPr>
-        <w:t>擁有控制、權柄或所有權的人。用「主人」一詞來表示高階級的人。「女主人」是「主人」的女性對應詞。主人可以是：</w:t>
-      </w:r>
-    </w:p>
-    <w:p>
-      <w:pPr>
-        <w:pStyle w:val="ListBullet"/>
-        <w:spacing w:line="240" w:lineRule="auto"/>
-        <w:ind w:left="720"/>
-      </w:pPr>
-      <w:r>
-        <w:rPr>
-          <w:lang w:val="zh_TW" w:bidi="zh_TW"/>
-        </w:rPr>
-      </w:r>
-      <w:r>
-        <w:rPr>
-          <w:lang w:val="zh_TW" w:bidi="zh_TW"/>
-        </w:rPr>
-        <w:t>擁有動物或財產的人（</w:t>
-      </w:r>
-      <w:hyperlink r:id="rId74">
-        <w:r>
-          <w:rPr>
-            <w:lang w:val="zh_TW" w:bidi="zh_TW"/>
-          </w:rPr>
-          <w:rPr>
-            <w:color w:val="0000EE"/>
-            <w:u w:val="single"/>
-          </w:rPr>
-          <w:t>賽1:3</w:t>
-        </w:r>
-      </w:hyperlink>
-      <w:r>
-        <w:rPr>
-          <w:lang w:val="zh_TW" w:bidi="zh_TW"/>
-        </w:rPr>
-        <w:t>）</w:t>
-      </w:r>
-    </w:p>
-    <w:p>
-      <w:pPr>
-        <w:pStyle w:val="ListBullet"/>
-        <w:spacing w:line="240" w:lineRule="auto"/>
-        <w:ind w:left="720"/>
-      </w:pPr>
-      <w:r>
-        <w:rPr>
-          <w:lang w:val="zh_TW" w:bidi="zh_TW"/>
-        </w:rPr>
-      </w:r>
-      <w:r>
-        <w:rPr>
-          <w:lang w:val="zh_TW" w:bidi="zh_TW"/>
-        </w:rPr>
-        <w:t>負責一個家庭的人（</w:t>
-      </w:r>
-      <w:hyperlink r:id="rId75">
-        <w:r>
-          <w:rPr>
-            <w:lang w:val="zh_TW" w:bidi="zh_TW"/>
-          </w:rPr>
-          <w:rPr>
-            <w:color w:val="0000EE"/>
-            <w:u w:val="single"/>
-          </w:rPr>
-          <w:t>可13:35</w:t>
-        </w:r>
-      </w:hyperlink>
-      <w:r>
-        <w:rPr>
-          <w:lang w:val="zh_TW" w:bidi="zh_TW"/>
-        </w:rPr>
-        <w:t>）</w:t>
-      </w:r>
-    </w:p>
-    <w:p>
-      <w:pPr>
-        <w:pStyle w:val="ListBullet"/>
-        <w:spacing w:line="240" w:lineRule="auto"/>
-        <w:ind w:left="720"/>
-      </w:pPr>
-      <w:r>
-        <w:rPr>
-          <w:lang w:val="zh_TW" w:bidi="zh_TW"/>
-        </w:rPr>
-      </w:r>
-      <w:r>
-        <w:rPr>
-          <w:lang w:val="zh_TW" w:bidi="zh_TW"/>
-        </w:rPr>
-        <w:t>擁有僕人或奴隸的人（</w:t>
-      </w:r>
-      <w:hyperlink r:id="rId76">
-        <w:r>
-          <w:rPr>
-            <w:lang w:val="zh_TW" w:bidi="zh_TW"/>
-          </w:rPr>
-          <w:rPr>
-            <w:color w:val="0000EE"/>
-            <w:u w:val="single"/>
-          </w:rPr>
-          <w:t>創16:9</w:t>
-        </w:r>
-      </w:hyperlink>
-      <w:r>
-        <w:rPr>
-          <w:lang w:val="zh_TW" w:bidi="zh_TW"/>
-        </w:rPr>
-        <w:t>，</w:t>
-      </w:r>
-      <w:hyperlink r:id="rId77">
-        <w:r>
-          <w:rPr>
-            <w:lang w:val="zh_TW" w:bidi="zh_TW"/>
-          </w:rPr>
-          <w:rPr>
-            <w:color w:val="0000EE"/>
-            <w:u w:val="single"/>
-          </w:rPr>
-          <w:t>39:3</w:t>
-        </w:r>
-      </w:hyperlink>
+          <w:i/>
+          <w:lang w:val="zh_TW" w:bidi="zh_TW"/>
+        </w:rPr>
+        <w:t>另見</w:t>
+      </w:r>
+      <w:r>
+        <w:rPr>
+          <w:lang w:val="zh_TW" w:bidi="zh_TW"/>
+        </w:rPr>
+        <w:t xml:space="preserve"> </w:t>
+      </w:r>
+      <w:r>
+        <w:rPr>
+          <w:lang w:val="zh_TW" w:bidi="zh_TW"/>
+        </w:rPr>
+        <w:t>民事律法和司法</w:t>
+      </w:r>
       <w:r>
         <w:rPr>
           <w:lang w:val="zh_TW" w:bidi="zh_TW"/>
         </w:rPr>
         <w:t>；</w:t>
       </w:r>
-      <w:hyperlink r:id="rId78">
-        <w:r>
-          <w:rPr>
-            <w:lang w:val="zh_TW" w:bidi="zh_TW"/>
-          </w:rPr>
-          <w:rPr>
-            <w:color w:val="0000EE"/>
-            <w:u w:val="single"/>
-          </w:rPr>
-          <w:t>弗6:5</w:t>
-        </w:r>
-      </w:hyperlink>
-      <w:r>
-        <w:rPr>
-          <w:lang w:val="zh_TW" w:bidi="zh_TW"/>
-        </w:rPr>
-        <w:t>）</w:t>
-      </w:r>
-    </w:p>
-    <w:p>
-      <w:pPr>
-        <w:pStyle w:val="ListBullet"/>
-        <w:spacing w:line="240" w:lineRule="auto"/>
-        <w:ind w:left="720"/>
-      </w:pPr>
-      <w:r>
-        <w:rPr>
-          <w:lang w:val="zh_TW" w:bidi="zh_TW"/>
-        </w:rPr>
-      </w:r>
-      <w:r>
-        <w:rPr>
-          <w:lang w:val="zh_TW" w:bidi="zh_TW"/>
-        </w:rPr>
-        <w:t>一位雇主（</w:t>
-      </w:r>
-      <w:hyperlink r:id="rId79">
-        <w:r>
-          <w:rPr>
-            <w:lang w:val="zh_TW" w:bidi="zh_TW"/>
-          </w:rPr>
-          <w:rPr>
-            <w:color w:val="0000EE"/>
-            <w:u w:val="single"/>
-          </w:rPr>
-          <w:t>路16:3</w:t>
-        </w:r>
-      </w:hyperlink>
-      <w:r>
-        <w:rPr>
-          <w:lang w:val="zh_TW" w:bidi="zh_TW"/>
-        </w:rPr>
-        <w:t>）</w:t>
-      </w:r>
-    </w:p>
-    <w:p>
-      <w:pPr>
-        <w:pStyle w:val="ListBullet"/>
-        <w:spacing w:line="240" w:lineRule="auto"/>
-        <w:ind w:left="720"/>
-      </w:pPr>
-      <w:r>
-        <w:rPr>
-          <w:lang w:val="zh_TW" w:bidi="zh_TW"/>
-        </w:rPr>
-      </w:r>
-      <w:r>
-        <w:rPr>
-          <w:lang w:val="zh_TW" w:bidi="zh_TW"/>
-        </w:rPr>
-        <w:t>一位老師（</w:t>
-      </w:r>
-      <w:hyperlink r:id="rId80">
-        <w:r>
-          <w:rPr>
-            <w:lang w:val="zh_TW" w:bidi="zh_TW"/>
-          </w:rPr>
-          <w:rPr>
-            <w:color w:val="0000EE"/>
-            <w:u w:val="single"/>
-          </w:rPr>
-          <w:t>路9:49</w:t>
-        </w:r>
-      </w:hyperlink>
-      <w:r>
-        <w:rPr>
-          <w:lang w:val="zh_TW" w:bidi="zh_TW"/>
-        </w:rPr>
-        <w:t>；比較</w:t>
-      </w:r>
-      <w:hyperlink r:id="rId81">
-        <w:r>
-          <w:rPr>
-            <w:lang w:val="zh_TW" w:bidi="zh_TW"/>
-          </w:rPr>
-          <w:rPr>
-            <w:color w:val="0000EE"/>
-            <w:u w:val="single"/>
-          </w:rPr>
-          <w:t>：可9:38</w:t>
-        </w:r>
-      </w:hyperlink>
-      <w:r>
-        <w:rPr>
-          <w:lang w:val="zh_TW" w:bidi="zh_TW"/>
-        </w:rPr>
-        <w:t>，使用「夫子」而不是「主人」）</w:t>
-      </w:r>
-    </w:p>
-    <w:p>
-      <w:pPr>
-        <w:pStyle w:val="ListBullet"/>
-        <w:spacing w:line="240" w:lineRule="auto"/>
-        <w:ind w:left="720"/>
-      </w:pPr>
-      <w:r>
-        <w:rPr>
-          <w:lang w:val="zh_TW" w:bidi="zh_TW"/>
-        </w:rPr>
-      </w:r>
-      <w:r>
-        <w:rPr>
-          <w:lang w:val="zh_TW" w:bidi="zh_TW"/>
-        </w:rPr>
-        <w:t>天上的主（</w:t>
-      </w:r>
-      <w:hyperlink r:id="rId82">
-        <w:r>
-          <w:rPr>
-            <w:lang w:val="zh_TW" w:bidi="zh_TW"/>
-          </w:rPr>
-          <w:rPr>
-            <w:color w:val="0000EE"/>
-            <w:u w:val="single"/>
-          </w:rPr>
-          <w:t>弗6:9</w:t>
-        </w:r>
-      </w:hyperlink>
-      <w:r>
-        <w:rPr>
-          <w:lang w:val="zh_TW" w:bidi="zh_TW"/>
-        </w:rPr>
-        <w:t>）</w:t>
-      </w:r>
-    </w:p>
-    <w:p>
-      <w:pPr/>
-      <w:r>
-        <w:rPr>
-          <w:lang w:val="zh_TW" w:bidi="zh_TW"/>
-        </w:rPr>
-      </w:r>
-      <w:r>
-        <w:rPr>
-          <w:lang w:val="zh_TW" w:bidi="zh_TW"/>
-        </w:rPr>
-        <w:t>「主」這個詞經常用來描述耶穌。當希臘文</w:t>
-      </w:r>
-      <w:r>
-        <w:rPr>
-          <w:i/>
-          <w:lang w:val="zh_TW" w:bidi="zh_TW"/>
-        </w:rPr>
-        <w:t>kurios</w:t>
-      </w:r>
-      <w:r>
-        <w:rPr>
-          <w:lang w:val="zh_TW" w:bidi="zh_TW"/>
-        </w:rPr>
-        <w:t>（通常翻譯為「主」）指的是耶穌時，它強調了神賦予祂的權柄以及祂在信徒生活中作主的角色。</w:t>
+      <w:r>
+        <w:rPr>
+          <w:lang w:val="zh_TW" w:bidi="zh_TW"/>
+        </w:rPr>
+        <w:t>休妻</w:t>
+      </w:r>
+      <w:r>
+        <w:rPr>
+          <w:lang w:val="zh_TW" w:bidi="zh_TW"/>
+        </w:rPr>
+        <w:t>；</w:t>
+      </w:r>
+      <w:r>
+        <w:rPr>
+          <w:lang w:val="zh_TW" w:bidi="zh_TW"/>
+        </w:rPr>
+        <w:t>婚姻，婚姻習俗</w:t>
+      </w:r>
+      <w:r>
+        <w:rPr>
+          <w:lang w:val="zh_TW" w:bidi="zh_TW"/>
+        </w:rPr>
+        <w:t>。</w:t>
       </w:r>
       <w:r>
         <w:rPr>

--- a/zht/docx/151.content.docx
+++ b/zht/docx/151.content.docx
@@ -19,7 +19,7 @@
         <w:rPr>
           <w:lang w:val="zh_TW" w:bidi="zh_TW"/>
         </w:rPr>
-        <w:t>Resource: 聖經詞典 (Tyndale)</w:t>
+        <w:t>Resource: Tyndale Open Bible Dictionary</w:t>
       </w:r>
       <w:r>
         <w:rPr>
@@ -112,7 +112,7 @@
         <w:rPr>
           <w:lang w:val="zh_TW" w:bidi="zh_TW"/>
         </w:rPr>
-        <w:t>聖經詞典 (Tyndale)</w:t>
+        <w:t>Tyndale Open Bible Dictionary</w:t>
       </w:r>
     </w:p>
     <w:p>
@@ -149,7 +149,7 @@
         <w:rPr>
           <w:lang w:val="zh_TW" w:bidi="zh_TW"/>
         </w:rPr>
-        <w:t>xiu</w:t>
+        <w:t>wu</w:t>
       </w:r>
       <w:r>
         <w:rPr>
@@ -212,7 +212,7 @@
         <w:rPr>
           <w:lang w:val="zh_TW" w:bidi="zh_TW"/>
         </w:rPr>
-        <w:t>休妻</w:t>
+        <w:t>烏斯（Huz）</w:t>
       </w:r>
       <w:r>
         <w:rPr>
@@ -231,21 +231,7 @@
         <w:rPr>
           <w:lang w:val="zh_TW" w:bidi="zh_TW"/>
         </w:rPr>
-        <w:t>聖經中關於休妻的規範，與神在歷史中逐步啟示中對婚姻的不同定義密切相關。</w:t>
-      </w:r>
-    </w:p>
-    <w:p>
-      <w:pPr/>
-      <w:r>
-        <w:rPr>
-          <w:lang w:val="zh_TW" w:bidi="zh_TW"/>
-        </w:rPr>
-      </w:r>
-      <w:r>
-        <w:rPr>
-          <w:lang w:val="zh_TW" w:bidi="zh_TW"/>
-        </w:rPr>
-        <w:t>在創世記的創造記載中，婚姻被定義為神在無罪環境中所設立的「一體」聯合（</w:t>
+        <w:t>在</w:t>
       </w:r>
       <w:hyperlink r:id="rId13">
         <w:r>
@@ -256,696 +242,14 @@
             <w:color w:val="0000EE"/>
             <w:u w:val="single"/>
           </w:rPr>
-          <w:t>創2:24</w:t>
+          <w:t>創世記二十二章21節</w:t>
         </w:r>
       </w:hyperlink>
       <w:r>
         <w:rPr>
           <w:lang w:val="zh_TW" w:bidi="zh_TW"/>
         </w:rPr>
-        <w:t>）。在這樣的條件下，婚姻關係的解體是不可想像的。在耶穌的事工中，祂肯定神對婚姻原初設計的這一方面，並描述了「一體」關係的含義，即廢除配偶間的分離狀態，並創造出一種牢不可破的聯合（</w:t>
-      </w:r>
-      <w:hyperlink r:id="rId14">
-        <w:r>
-          <w:rPr>
-            <w:lang w:val="zh_TW" w:bidi="zh_TW"/>
-          </w:rPr>
-          <w:rPr>
-            <w:color w:val="0000EE"/>
-            <w:u w:val="single"/>
-          </w:rPr>
-          <w:t>太19:6</w:t>
-        </w:r>
-      </w:hyperlink>
-      <w:r>
-        <w:rPr>
-          <w:lang w:val="zh_TW" w:bidi="zh_TW"/>
-        </w:rPr>
-        <w:t>）。</w:t>
-      </w:r>
-    </w:p>
-    <w:p>
-      <w:pPr>
-        <w:pStyle w:val="Heading3"/>
-      </w:pPr>
-      <w:r>
-        <w:rPr>
-          <w:lang w:val="zh_TW" w:bidi="zh_TW"/>
-        </w:rPr>
-        <w:t>舊約聖經對於休妻的觀點</w:t>
-      </w:r>
-    </w:p>
-    <w:p>
-      <w:pPr/>
-      <w:r>
-        <w:rPr>
-          <w:lang w:val="zh_TW" w:bidi="zh_TW"/>
-        </w:rPr>
-      </w:r>
-      <w:r>
-        <w:rPr>
-          <w:lang w:val="zh_TW" w:bidi="zh_TW"/>
-        </w:rPr>
-        <w:t>墮落所帶來的破壞，對男性和女性之間的關係造成了嚴重後果。由於罪切斷了他們對神的主要依賴，男人和女人分別受制於他們最初被造時的元素。男人受制於他來自的塵土（</w:t>
-      </w:r>
-      <w:hyperlink r:id="rId15">
-        <w:r>
-          <w:rPr>
-            <w:lang w:val="zh_TW" w:bidi="zh_TW"/>
-          </w:rPr>
-          <w:rPr>
-            <w:color w:val="0000EE"/>
-            <w:u w:val="single"/>
-          </w:rPr>
-          <w:t>創2:7，</w:t>
-        </w:r>
-      </w:hyperlink>
-      <w:hyperlink r:id="rId16">
-        <w:r>
-          <w:rPr>
-            <w:lang w:val="zh_TW" w:bidi="zh_TW"/>
-          </w:rPr>
-          <w:rPr>
-            <w:color w:val="0000EE"/>
-            <w:u w:val="single"/>
-          </w:rPr>
-          <w:t>3:19</w:t>
-        </w:r>
-      </w:hyperlink>
-      <w:r>
-        <w:rPr>
-          <w:lang w:val="zh_TW" w:bidi="zh_TW"/>
-        </w:rPr>
-        <w:t>），女人則受制於她從男人而被造的事實（</w:t>
-      </w:r>
-      <w:hyperlink r:id="rId17">
-        <w:r>
-          <w:rPr>
-            <w:lang w:val="zh_TW" w:bidi="zh_TW"/>
-          </w:rPr>
-          <w:rPr>
-            <w:color w:val="0000EE"/>
-            <w:u w:val="single"/>
-          </w:rPr>
-          <w:t>2:22，</w:t>
-        </w:r>
-      </w:hyperlink>
-      <w:hyperlink r:id="rId18">
-        <w:r>
-          <w:rPr>
-            <w:lang w:val="zh_TW" w:bidi="zh_TW"/>
-          </w:rPr>
-          <w:rPr>
-            <w:color w:val="0000EE"/>
-            <w:u w:val="single"/>
-          </w:rPr>
-          <w:t>3:16</w:t>
-        </w:r>
-      </w:hyperlink>
-      <w:r>
-        <w:rPr>
-          <w:lang w:val="zh_TW" w:bidi="zh_TW"/>
-        </w:rPr>
-        <w:t>）。在墮落之前，男人和女人共享神的形象，享有平等的關係（</w:t>
-      </w:r>
-      <w:hyperlink r:id="rId19">
-        <w:r>
-          <w:rPr>
-            <w:lang w:val="zh_TW" w:bidi="zh_TW"/>
-          </w:rPr>
-          <w:rPr>
-            <w:color w:val="0000EE"/>
-            <w:u w:val="single"/>
-          </w:rPr>
-          <w:t>1:27</w:t>
-        </w:r>
-      </w:hyperlink>
-      <w:r>
-        <w:rPr>
-          <w:lang w:val="zh_TW" w:bidi="zh_TW"/>
-        </w:rPr>
-        <w:t>）並共同承擔治理受造之物的神聖使命（見</w:t>
-      </w:r>
-      <w:hyperlink r:id="rId20">
-        <w:r>
-          <w:rPr>
-            <w:lang w:val="zh_TW" w:bidi="zh_TW"/>
-          </w:rPr>
-          <w:rPr>
-            <w:color w:val="0000EE"/>
-            <w:u w:val="single"/>
-          </w:rPr>
-          <w:t>28</w:t>
-        </w:r>
-      </w:hyperlink>
-      <w:r>
-        <w:rPr>
-          <w:lang w:val="zh_TW" w:bidi="zh_TW"/>
-        </w:rPr>
-        <w:t>節）。然而，墮落之後，男人成為女人的掌權者，而女人成為男人的臣服者（</w:t>
-      </w:r>
-      <w:hyperlink r:id="rId18">
-        <w:r>
-          <w:rPr>
-            <w:lang w:val="zh_TW" w:bidi="zh_TW"/>
-          </w:rPr>
-          <w:rPr>
-            <w:color w:val="0000EE"/>
-            <w:u w:val="single"/>
-          </w:rPr>
-          <w:t>3:16</w:t>
-        </w:r>
-      </w:hyperlink>
-      <w:r>
-        <w:rPr>
-          <w:lang w:val="zh_TW" w:bidi="zh_TW"/>
-        </w:rPr>
-        <w:t>）。</w:t>
-      </w:r>
-    </w:p>
-    <w:p>
-      <w:pPr/>
-      <w:r>
-        <w:rPr>
-          <w:lang w:val="zh_TW" w:bidi="zh_TW"/>
-        </w:rPr>
-      </w:r>
-      <w:r>
-        <w:rPr>
-          <w:lang w:val="zh_TW" w:bidi="zh_TW"/>
-        </w:rPr>
-        <w:t>由於這些新情況的出現，男人對女人有了在墮落前所沒有的支配權。「一體」的關係遭受破壞，因為掌權的權利為男性統治者增加其女性伴侶的數量開闢了道路。這種男女之間的差異導致了一夫多妻制的出現（</w:t>
-      </w:r>
-      <w:hyperlink r:id="rId21">
-        <w:r>
-          <w:rPr>
-            <w:lang w:val="zh_TW" w:bidi="zh_TW"/>
-          </w:rPr>
-          <w:rPr>
-            <w:color w:val="0000EE"/>
-            <w:u w:val="single"/>
-          </w:rPr>
-          <w:t>創4:19，</w:t>
-        </w:r>
-      </w:hyperlink>
-      <w:hyperlink r:id="rId22">
-        <w:r>
-          <w:rPr>
-            <w:lang w:val="zh_TW" w:bidi="zh_TW"/>
-          </w:rPr>
-          <w:rPr>
-            <w:color w:val="0000EE"/>
-            <w:u w:val="single"/>
-          </w:rPr>
-          <w:t>16:3，</w:t>
-        </w:r>
-      </w:hyperlink>
-      <w:hyperlink r:id="rId23">
-        <w:r>
-          <w:rPr>
-            <w:lang w:val="zh_TW" w:bidi="zh_TW"/>
-          </w:rPr>
-          <w:rPr>
-            <w:color w:val="0000EE"/>
-            <w:u w:val="single"/>
-          </w:rPr>
-          <w:t>29:30</w:t>
-        </w:r>
-      </w:hyperlink>
-      <w:r>
-        <w:rPr>
-          <w:lang w:val="zh_TW" w:bidi="zh_TW"/>
-        </w:rPr>
-        <w:t>）以及連續單配偶制（短暫婚姻）的實踐——需要通過休妻來終結每一段婚姻（</w:t>
-      </w:r>
-      <w:hyperlink r:id="rId24">
-        <w:r>
-          <w:rPr>
-            <w:lang w:val="zh_TW" w:bidi="zh_TW"/>
-          </w:rPr>
-          <w:rPr>
-            <w:color w:val="0000EE"/>
-            <w:u w:val="single"/>
-          </w:rPr>
-          <w:t>申24:1–4</w:t>
-        </w:r>
-      </w:hyperlink>
-      <w:r>
-        <w:rPr>
-          <w:lang w:val="zh_TW" w:bidi="zh_TW"/>
-        </w:rPr>
-        <w:t>）。因此，休妻做法的出現，成為男性性統治原則下，不可避免的結果。無論是統治還是休妻，都不是神原本對婚姻關係的設計。摩西律法中關於休妻的規定是神對人類墮落狀態所作的讓步（</w:t>
-      </w:r>
-      <w:hyperlink r:id="rId25">
-        <w:r>
-          <w:rPr>
-            <w:lang w:val="zh_TW" w:bidi="zh_TW"/>
-          </w:rPr>
-          <w:rPr>
-            <w:color w:val="0000EE"/>
-            <w:u w:val="single"/>
-          </w:rPr>
-          <w:t>太19:8</w:t>
-        </w:r>
-      </w:hyperlink>
-      <w:r>
-        <w:rPr>
-          <w:lang w:val="zh_TW" w:bidi="zh_TW"/>
-        </w:rPr>
-        <w:t>）。通常，休妻的選擇僅為男性統治者所享有。作為其男性統治者的臣服者，妻子成為休妻的受害者。男人可以休妻，而女人卻不能與丈夫離婚。</w:t>
-      </w:r>
-    </w:p>
-    <w:p>
-      <w:pPr/>
-      <w:r>
-        <w:rPr>
-          <w:lang w:val="zh_TW" w:bidi="zh_TW"/>
-        </w:rPr>
-      </w:r>
-      <w:r>
-        <w:rPr>
-          <w:lang w:val="zh_TW" w:bidi="zh_TW"/>
-        </w:rPr>
-        <w:t>雖然看起來不公平，但申命記關於休妻的規定實際上是為了給受害的婦女提供一點保護。丈夫必須以她有不道德的行為為理由，證明休妻的正當性，並需給予被休的妻子一紙休書，作為她與他的婚姻的證明（</w:t>
-      </w:r>
-      <w:hyperlink r:id="rId26">
-        <w:r>
-          <w:rPr>
-            <w:lang w:val="zh_TW" w:bidi="zh_TW"/>
-          </w:rPr>
-          <w:rPr>
-            <w:color w:val="0000EE"/>
-            <w:u w:val="single"/>
-          </w:rPr>
-          <w:t>申24:1</w:t>
-        </w:r>
-      </w:hyperlink>
-      <w:r>
-        <w:rPr>
-          <w:lang w:val="zh_TW" w:bidi="zh_TW"/>
-        </w:rPr>
-        <w:t>）。此外，離異的丈夫在妻子再嫁後，不得再娶她為妻，因為最初的休妻被視為對她的玷污（見</w:t>
-      </w:r>
-      <w:hyperlink r:id="rId27">
-        <w:r>
-          <w:rPr>
-            <w:lang w:val="zh_TW" w:bidi="zh_TW"/>
-          </w:rPr>
-          <w:rPr>
-            <w:color w:val="0000EE"/>
-            <w:u w:val="single"/>
-          </w:rPr>
-          <w:t>4</w:t>
-        </w:r>
-      </w:hyperlink>
-      <w:r>
-        <w:rPr>
-          <w:lang w:val="zh_TW" w:bidi="zh_TW"/>
-        </w:rPr>
-        <w:t>節）。</w:t>
-      </w:r>
-    </w:p>
-    <w:p>
-      <w:pPr/>
-      <w:r>
-        <w:rPr>
-          <w:lang w:val="zh_TW" w:bidi="zh_TW"/>
-        </w:rPr>
-      </w:r>
-      <w:r>
-        <w:rPr>
-          <w:lang w:val="zh_TW" w:bidi="zh_TW"/>
-        </w:rPr>
-        <w:t>雖然摩西關於休妻的規定是神因以色列人心硬而作出的讓步，舊約卻明確指出神恨惡休妻（</w:t>
-      </w:r>
-      <w:hyperlink r:id="rId28">
-        <w:r>
-          <w:rPr>
-            <w:lang w:val="zh_TW" w:bidi="zh_TW"/>
-          </w:rPr>
-          <w:rPr>
-            <w:color w:val="0000EE"/>
-            <w:u w:val="single"/>
-          </w:rPr>
-          <w:t>瑪2:16</w:t>
-        </w:r>
-      </w:hyperlink>
-      <w:r>
-        <w:rPr>
-          <w:lang w:val="zh_TW" w:bidi="zh_TW"/>
-        </w:rPr>
-        <w:t>）。休妻的權利是基於人類墮落後形成的男性統治原則而勉強允許的。但神原本的設計，體現在「二人成為一體」的婚姻關係中，仍然是男女婚姻結合的標準。</w:t>
-      </w:r>
-    </w:p>
-    <w:p>
-      <w:pPr>
-        <w:pStyle w:val="Heading3"/>
-      </w:pPr>
-      <w:r>
-        <w:rPr>
-          <w:lang w:val="zh_TW" w:bidi="zh_TW"/>
-        </w:rPr>
-        <w:t>耶穌關於休妻的教導</w:t>
-      </w:r>
-    </w:p>
-    <w:p>
-      <w:pPr/>
-      <w:r>
-        <w:rPr>
-          <w:lang w:val="zh_TW" w:bidi="zh_TW"/>
-        </w:rPr>
-      </w:r>
-      <w:r>
-        <w:rPr>
-          <w:lang w:val="zh_TW" w:bidi="zh_TW"/>
-        </w:rPr>
-        <w:t>因基督的救贖事工顯明了回歸神在創造中的原初旨意，舊約中關於休妻的規定在基督徒群體中被廢除。為了證明跟隨祂的人中婚姻關係的不可侵犯性，耶穌引導他們回到創造的典範。耶穌負面地提到摩西准許休妻的規定，並堅持神原初的創造秩序，宣告「起初並不是這樣」（</w:t>
-      </w:r>
-      <w:hyperlink r:id="rId25">
-        <w:r>
-          <w:rPr>
-            <w:lang w:val="zh_TW" w:bidi="zh_TW"/>
-          </w:rPr>
-          <w:rPr>
-            <w:color w:val="0000EE"/>
-            <w:u w:val="single"/>
-          </w:rPr>
-          <w:t>太19:8</w:t>
-        </w:r>
-      </w:hyperlink>
-      <w:r>
-        <w:rPr>
-          <w:lang w:val="zh_TW" w:bidi="zh_TW"/>
-        </w:rPr>
-        <w:t>）。基督否定了墮落的影響，並重申了創造的設計。</w:t>
-      </w:r>
-    </w:p>
-    <w:p>
-      <w:pPr/>
-      <w:r>
-        <w:rPr>
-          <w:lang w:val="zh_TW" w:bidi="zh_TW"/>
-        </w:rPr>
-      </w:r>
-      <w:r>
-        <w:rPr>
-          <w:lang w:val="zh_TW" w:bidi="zh_TW"/>
-        </w:rPr>
-        <w:t>在</w:t>
-      </w:r>
-      <w:hyperlink r:id="rId29">
-        <w:r>
-          <w:rPr>
-            <w:lang w:val="zh_TW" w:bidi="zh_TW"/>
-          </w:rPr>
-          <w:rPr>
-            <w:color w:val="0000EE"/>
-            <w:u w:val="single"/>
-          </w:rPr>
-          <w:t>馬太福音五章31至32節</w:t>
-        </w:r>
-      </w:hyperlink>
-      <w:r>
-        <w:rPr>
-          <w:lang w:val="zh_TW" w:bidi="zh_TW"/>
-        </w:rPr>
-        <w:t>中，耶穌明確地廢除了摩西律法中允許男人休妻的規定。祂將這種行為視為對婦女人格的侵犯。那些犯姦淫的男人休妻，使妻子淪為受輕視的對象，將她們視為可以通過便利的休妻程序而隨意交易的商品。事實上，男人藉著休妻使妻子背上姦淫的罪名，而與先前婚姻中被棄的女人再婚的男人，則延續了這種羞辱性的過程，並成為姦淫的共犯。</w:t>
-      </w:r>
-    </w:p>
-    <w:p>
-      <w:pPr/>
-      <w:r>
-        <w:rPr>
-          <w:lang w:val="zh_TW" w:bidi="zh_TW"/>
-        </w:rPr>
-      </w:r>
-      <w:r>
-        <w:rPr>
-          <w:lang w:val="zh_TW" w:bidi="zh_TW"/>
-        </w:rPr>
-        <w:t>耶穌刻意收回男人隨意棄妻的權利，重新建立起按照創造時設計的終身「一體」聯結。祂的門徒準確地理解了祂的意圖。然而，男性特權的觀念在他們的思維中根深蒂固，以至於他們認為守獨身的自由優於對終身一夫一妻婚姻的承諾（</w:t>
-      </w:r>
-      <w:hyperlink r:id="rId30">
-        <w:r>
-          <w:rPr>
-            <w:lang w:val="zh_TW" w:bidi="zh_TW"/>
-          </w:rPr>
-          <w:rPr>
-            <w:color w:val="0000EE"/>
-            <w:u w:val="single"/>
-          </w:rPr>
-          <w:t>太19:10</w:t>
-        </w:r>
-      </w:hyperlink>
-      <w:r>
-        <w:rPr>
-          <w:lang w:val="zh_TW" w:bidi="zh_TW"/>
-        </w:rPr>
-        <w:t>）。</w:t>
-      </w:r>
-    </w:p>
-    <w:p>
-      <w:pPr/>
-      <w:r>
-        <w:rPr>
-          <w:lang w:val="zh_TW" w:bidi="zh_TW"/>
-        </w:rPr>
-      </w:r>
-      <w:r>
-        <w:rPr>
-          <w:lang w:val="zh_TW" w:bidi="zh_TW"/>
-        </w:rPr>
-        <w:t>耶穌不僅重申了「一體」聯結在救贖群體中的有效性，新約也透過將婚姻的聯結，定義為基督與教會關係在地上的反映，進一步加強了婚姻聯結的不可侵犯性（</w:t>
-      </w:r>
-      <w:hyperlink r:id="rId31">
-        <w:r>
-          <w:rPr>
-            <w:lang w:val="zh_TW" w:bidi="zh_TW"/>
-          </w:rPr>
-          <w:rPr>
-            <w:color w:val="0000EE"/>
-            <w:u w:val="single"/>
-          </w:rPr>
-          <w:t>弗5:25</w:t>
-        </w:r>
-      </w:hyperlink>
-      <w:r>
-        <w:rPr>
-          <w:lang w:val="zh_TW" w:bidi="zh_TW"/>
-        </w:rPr>
-        <w:t>）。</w:t>
-      </w:r>
-    </w:p>
-    <w:p>
-      <w:pPr/>
-      <w:r>
-        <w:rPr>
-          <w:lang w:val="zh_TW" w:bidi="zh_TW"/>
-        </w:rPr>
-      </w:r>
-      <w:r>
-        <w:rPr>
-          <w:lang w:val="zh_TW" w:bidi="zh_TW"/>
-        </w:rPr>
-        <w:t>儘管婚姻聯結的永恆性受到如此嚴厲的制約，新約仍允許在某些例外情況下休妻，以保護無辜的一方免於受不道德行為和拋棄的傷害。耶穌設立了一些例外條件，賦予因配偶不忠而受害的一方提出休妻的權利（</w:t>
-      </w:r>
-      <w:hyperlink r:id="rId32">
-        <w:r>
-          <w:rPr>
-            <w:lang w:val="zh_TW" w:bidi="zh_TW"/>
-          </w:rPr>
-          <w:rPr>
-            <w:color w:val="0000EE"/>
-            <w:u w:val="single"/>
-          </w:rPr>
-          <w:t>太5:32，</w:t>
-        </w:r>
-      </w:hyperlink>
-      <w:hyperlink r:id="rId33">
-        <w:r>
-          <w:rPr>
-            <w:lang w:val="zh_TW" w:bidi="zh_TW"/>
-          </w:rPr>
-          <w:rPr>
-            <w:color w:val="0000EE"/>
-            <w:u w:val="single"/>
-          </w:rPr>
-          <w:t>19:9</w:t>
-        </w:r>
-      </w:hyperlink>
-      <w:r>
-        <w:rPr>
-          <w:lang w:val="zh_TW" w:bidi="zh_TW"/>
-        </w:rPr>
-        <w:t>）。顯然，受害的一方可以選擇維持婚姻關係，即使面對不忠配偶背叛承諾。然而，鑒於聖經允許的例外情況，不應強加給無辜的一方必須維持或恢復受破壞婚姻關係的義務。</w:t>
-      </w:r>
-    </w:p>
-    <w:p>
-      <w:pPr/>
-      <w:r>
-        <w:rPr>
-          <w:lang w:val="zh_TW" w:bidi="zh_TW"/>
-        </w:rPr>
-      </w:r>
-      <w:r>
-        <w:rPr>
-          <w:lang w:val="zh_TW" w:bidi="zh_TW"/>
-        </w:rPr>
-        <w:t>新約認可的另一個可以休妻的例外情況是拋棄。根據</w:t>
-      </w:r>
-      <w:hyperlink r:id="rId34">
-        <w:r>
-          <w:rPr>
-            <w:lang w:val="zh_TW" w:bidi="zh_TW"/>
-          </w:rPr>
-          <w:rPr>
-            <w:color w:val="0000EE"/>
-            <w:u w:val="single"/>
-          </w:rPr>
-          <w:t>哥林多前書七章15節</w:t>
-        </w:r>
-      </w:hyperlink>
-      <w:r>
-        <w:rPr>
-          <w:lang w:val="zh_TW" w:bidi="zh_TW"/>
-        </w:rPr>
-        <w:t>的規定，這主要是指未信主的配偶拋棄婚姻的情況。然而，應注意到，如果信徒有拋棄配偶的行為，也應被視為不信主的人（</w:t>
-      </w:r>
-      <w:hyperlink r:id="rId35">
-        <w:r>
-          <w:rPr>
-            <w:lang w:val="zh_TW" w:bidi="zh_TW"/>
-          </w:rPr>
-          <w:rPr>
-            <w:color w:val="0000EE"/>
-            <w:u w:val="single"/>
-          </w:rPr>
-          <w:t>提前5:8</w:t>
-        </w:r>
-      </w:hyperlink>
-      <w:r>
-        <w:rPr>
-          <w:lang w:val="zh_TW" w:bidi="zh_TW"/>
-        </w:rPr>
-        <w:t>）。任何相當於拋棄婚姻關係的行為，都構成了對婚姻承諾的破壞，並適用</w:t>
-      </w:r>
-      <w:hyperlink r:id="rId34">
-        <w:r>
-          <w:rPr>
-            <w:lang w:val="zh_TW" w:bidi="zh_TW"/>
-          </w:rPr>
-          <w:rPr>
-            <w:color w:val="0000EE"/>
-            <w:u w:val="single"/>
-          </w:rPr>
-          <w:t>哥林多前書七章15節</w:t>
-        </w:r>
-      </w:hyperlink>
-      <w:r>
-        <w:rPr>
-          <w:lang w:val="zh_TW" w:bidi="zh_TW"/>
-        </w:rPr>
-        <w:t>中所述的規定。</w:t>
-      </w:r>
-    </w:p>
-    <w:p>
-      <w:pPr/>
-      <w:r>
-        <w:rPr>
-          <w:lang w:val="zh_TW" w:bidi="zh_TW"/>
-        </w:rPr>
-      </w:r>
-      <w:r>
-        <w:rPr>
-          <w:lang w:val="zh_TW" w:bidi="zh_TW"/>
-        </w:rPr>
-        <w:t>無論是通姦還是拋棄，受害的一方都有權向有過錯的配偶尋求休妻，並在完成休妻後重新成為單身。若悔改和和解無法恢復被破壞的婚姻，受害的一方無需再受該婚姻的約束。根據聖經，未受婚姻約束的人有權再婚，但前提是只「在主裡」（</w:t>
-      </w:r>
-      <w:hyperlink r:id="rId36">
-        <w:r>
-          <w:rPr>
-            <w:lang w:val="zh_TW" w:bidi="zh_TW"/>
-          </w:rPr>
-          <w:rPr>
-            <w:color w:val="0000EE"/>
-            <w:u w:val="single"/>
-          </w:rPr>
-          <w:t>林前7:39</w:t>
-        </w:r>
-      </w:hyperlink>
-      <w:r>
-        <w:rPr>
-          <w:lang w:val="zh_TW" w:bidi="zh_TW"/>
-        </w:rPr>
-        <w:t>），即只能與另一位基督徒結婚。對於沒有獨身恩賜的單身者來說，結婚的命令（</w:t>
-      </w:r>
-      <w:hyperlink r:id="rId37">
-        <w:r>
-          <w:rPr>
-            <w:lang w:val="zh_TW" w:bidi="zh_TW"/>
-          </w:rPr>
-          <w:rPr>
-            <w:color w:val="0000EE"/>
-            <w:u w:val="single"/>
-          </w:rPr>
-          <w:t>9</w:t>
-        </w:r>
-      </w:hyperlink>
-      <w:r>
-        <w:rPr>
-          <w:lang w:val="zh_TW" w:bidi="zh_TW"/>
-        </w:rPr>
-        <w:t>節）同樣適用於因符合聖經原則的合法休妻而成為單身的人。根據基督在</w:t>
-      </w:r>
-      <w:hyperlink r:id="rId38">
-        <w:r>
-          <w:rPr>
-            <w:lang w:val="zh_TW" w:bidi="zh_TW"/>
-          </w:rPr>
-          <w:rPr>
-            <w:color w:val="0000EE"/>
-            <w:u w:val="single"/>
-          </w:rPr>
-          <w:t>馬可福音十章11至12節</w:t>
-        </w:r>
-      </w:hyperlink>
-      <w:r>
-        <w:rPr>
-          <w:lang w:val="zh_TW" w:bidi="zh_TW"/>
-        </w:rPr>
-        <w:t>和</w:t>
-      </w:r>
-      <w:hyperlink r:id="rId39">
-        <w:r>
-          <w:rPr>
-            <w:lang w:val="zh_TW" w:bidi="zh_TW"/>
-          </w:rPr>
-          <w:rPr>
-            <w:color w:val="0000EE"/>
-            <w:u w:val="single"/>
-          </w:rPr>
-          <w:t>路加福音十六章18節</w:t>
-        </w:r>
-      </w:hyperlink>
-      <w:r>
-        <w:rPr>
-          <w:lang w:val="zh_TW" w:bidi="zh_TW"/>
-        </w:rPr>
-        <w:t>中的教導，若休妻僅被用作更換配偶的手段，則其因意圖不純的休妻所構成的姦淫，這樣的再婚不被認可。</w:t>
-      </w:r>
-    </w:p>
-    <w:p>
-      <w:pPr/>
-      <w:r>
-        <w:rPr>
-          <w:lang w:val="zh_TW" w:bidi="zh_TW"/>
-        </w:rPr>
-      </w:r>
-      <w:r>
-        <w:rPr>
-          <w:lang w:val="zh_TW" w:bidi="zh_TW"/>
-        </w:rPr>
-        <w:t>通常有許多因素加起來導致一段婚姻的摧毀。因此，當教會在處理每個休妻和再婚的案例時，必須逐案處理，並考慮到神無窮的赦罪大能及其恢復破碎生命的恩典。顯然，聖經對休妻的限制並不適用於那些在信主前婚姻破裂的信徒，因為神的赦免洗清了他們在未信主時期的罪，使他們在基督裡成為新造的人。</w:t>
+        <w:t>中，有些英文譯本將「烏斯（Uz）」譯為「胡斯（Huz）」，指的是拿鶴的兒子烏斯。</w:t>
       </w:r>
     </w:p>
     <w:p>
@@ -960,268 +264,13 @@
           <w:i/>
           <w:lang w:val="zh_TW" w:bidi="zh_TW"/>
         </w:rPr>
-        <w:t>另見</w:t>
+        <w:t xml:space="preserve">見 </w:t>
       </w:r>
       <w:r>
         <w:rPr>
           <w:lang w:val="zh_TW" w:bidi="zh_TW"/>
         </w:rPr>
-        <w:t xml:space="preserve"> </w:t>
-      </w:r>
-      <w:r>
-        <w:rPr>
-          <w:lang w:val="zh_TW" w:bidi="zh_TW"/>
-        </w:rPr>
-        <w:t>姦淫</w:t>
-      </w:r>
-      <w:r>
-        <w:rPr>
-          <w:lang w:val="zh_TW" w:bidi="zh_TW"/>
-        </w:rPr>
-        <w:t>；</w:t>
-      </w:r>
-      <w:r>
-        <w:rPr>
-          <w:lang w:val="zh_TW" w:bidi="zh_TW"/>
-        </w:rPr>
-        <w:t>民事法律和司法</w:t>
-      </w:r>
-      <w:r>
-        <w:rPr>
-          <w:lang w:val="zh_TW" w:bidi="zh_TW"/>
-        </w:rPr>
-        <w:t>；</w:t>
-      </w:r>
-      <w:r>
-        <w:rPr>
-          <w:lang w:val="zh_TW" w:bidi="zh_TW"/>
-        </w:rPr>
-        <w:t>婚姻，婚姻習俗</w:t>
-      </w:r>
-      <w:r>
-        <w:rPr>
-          <w:lang w:val="zh_TW" w:bidi="zh_TW"/>
-        </w:rPr>
-        <w:t>；</w:t>
-      </w:r>
-      <w:r>
-        <w:rPr>
-          <w:lang w:val="zh_TW" w:bidi="zh_TW"/>
-        </w:rPr>
-        <w:t>性，性別</w:t>
-      </w:r>
-      <w:r>
-        <w:rPr>
-          <w:lang w:val="zh_TW" w:bidi="zh_TW"/>
-        </w:rPr>
-        <w:t>。</w:t>
-      </w:r>
-      <w:r>
-        <w:rPr>
-          <w:lang w:val="zh_TW" w:bidi="zh_TW"/>
-        </w:rPr>
-      </w:r>
-      <w:r>
-        <w:rPr>
-          <w:lang w:val="zh_TW" w:bidi="zh_TW"/>
-        </w:rPr>
-      </w:r>
-    </w:p>
-    <w:p>
-      <w:pPr/>
-      <w:r>
-        <w:rPr>
-          <w:lang w:val="zh_TW" w:bidi="zh_TW"/>
-        </w:rPr>
-      </w:r>
-    </w:p>
-    <w:p>
-      <w:pPr>
-        <w:pStyle w:val="Heading2"/>
-      </w:pPr>
-      <w:r>
-        <w:rPr>
-          <w:lang w:val="zh_TW" w:bidi="zh_TW"/>
-        </w:rPr>
-        <w:t>休書</w:t>
-      </w:r>
-      <w:r>
-        <w:rPr>
-          <w:lang w:val="zh_TW" w:bidi="zh_TW"/>
-        </w:rPr>
-      </w:r>
-    </w:p>
-    <w:p>
-      <w:pPr/>
-      <w:r>
-        <w:rPr>
-          <w:lang w:val="zh_TW" w:bidi="zh_TW"/>
-        </w:rPr>
-      </w:r>
-      <w:r>
-        <w:rPr>
-          <w:lang w:val="zh_TW" w:bidi="zh_TW"/>
-        </w:rPr>
-        <w:t>一份根據摩西律法宣告丈夫和妻子分離的文件（</w:t>
-      </w:r>
-      <w:hyperlink r:id="rId24">
-        <w:r>
-          <w:rPr>
-            <w:lang w:val="zh_TW" w:bidi="zh_TW"/>
-          </w:rPr>
-          <w:rPr>
-            <w:color w:val="0000EE"/>
-            <w:u w:val="single"/>
-          </w:rPr>
-          <w:t>申24:1–4</w:t>
-        </w:r>
-      </w:hyperlink>
-      <w:r>
-        <w:rPr>
-          <w:lang w:val="zh_TW" w:bidi="zh_TW"/>
-        </w:rPr>
-        <w:t>；見</w:t>
-      </w:r>
-      <w:hyperlink r:id="rId40">
-        <w:r>
-          <w:rPr>
-            <w:lang w:val="zh_TW" w:bidi="zh_TW"/>
-          </w:rPr>
-          <w:rPr>
-            <w:color w:val="0000EE"/>
-            <w:u w:val="single"/>
-          </w:rPr>
-          <w:t>太5:31，</w:t>
-        </w:r>
-      </w:hyperlink>
-      <w:hyperlink r:id="rId41">
-        <w:r>
-          <w:rPr>
-            <w:lang w:val="zh_TW" w:bidi="zh_TW"/>
-          </w:rPr>
-          <w:rPr>
-            <w:color w:val="0000EE"/>
-            <w:u w:val="single"/>
-          </w:rPr>
-          <w:t>19:7；</w:t>
-        </w:r>
-      </w:hyperlink>
-      <w:hyperlink r:id="rId42">
-        <w:r>
-          <w:rPr>
-            <w:lang w:val="zh_TW" w:bidi="zh_TW"/>
-          </w:rPr>
-          <w:rPr>
-            <w:color w:val="0000EE"/>
-            <w:u w:val="single"/>
-          </w:rPr>
-          <w:t>可10:4</w:t>
-        </w:r>
-      </w:hyperlink>
-      <w:r>
-        <w:rPr>
-          <w:lang w:val="zh_TW" w:bidi="zh_TW"/>
-        </w:rPr>
-        <w:t>）。休書保護了婦女的權利，提供她已獲自由的證據，並確保她的丈夫不能索取她的嫁妝。這類文件措辭可見於</w:t>
-      </w:r>
-      <w:hyperlink r:id="rId43">
-        <w:r>
-          <w:rPr>
-            <w:lang w:val="zh_TW" w:bidi="zh_TW"/>
-          </w:rPr>
-          <w:rPr>
-            <w:color w:val="0000EE"/>
-            <w:u w:val="single"/>
-          </w:rPr>
-          <w:t>何西阿書二章2節</w:t>
-        </w:r>
-      </w:hyperlink>
-      <w:r>
-        <w:rPr>
-          <w:lang w:val="zh_TW" w:bidi="zh_TW"/>
-        </w:rPr>
-        <w:t>：「因為她不是我的妻子， 我也不是她的丈夫」。舊約中的先知以此比喻，表達神欲與悖逆的百姓分離的心意（</w:t>
-      </w:r>
-      <w:hyperlink r:id="rId44">
-        <w:r>
-          <w:rPr>
-            <w:lang w:val="zh_TW" w:bidi="zh_TW"/>
-          </w:rPr>
-          <w:rPr>
-            <w:color w:val="0000EE"/>
-            <w:u w:val="single"/>
-          </w:rPr>
-          <w:t>賽50:1；</w:t>
-        </w:r>
-      </w:hyperlink>
-      <w:hyperlink r:id="rId45">
-        <w:r>
-          <w:rPr>
-            <w:lang w:val="zh_TW" w:bidi="zh_TW"/>
-          </w:rPr>
-          <w:rPr>
-            <w:color w:val="0000EE"/>
-            <w:u w:val="single"/>
-          </w:rPr>
-          <w:t>耶3:8</w:t>
-        </w:r>
-      </w:hyperlink>
-      <w:r>
-        <w:rPr>
-          <w:lang w:val="zh_TW" w:bidi="zh_TW"/>
-        </w:rPr>
-        <w:t>）。</w:t>
-      </w:r>
-    </w:p>
-    <w:p>
-      <w:pPr/>
-      <w:r>
-        <w:rPr>
-          <w:lang w:val="zh_TW" w:bidi="zh_TW"/>
-        </w:rPr>
-      </w:r>
-      <w:r>
-        <w:rPr>
-          <w:i/>
-          <w:lang w:val="zh_TW" w:bidi="zh_TW"/>
-        </w:rPr>
-        <w:t>另見</w:t>
-      </w:r>
-      <w:r>
-        <w:rPr>
-          <w:lang w:val="zh_TW" w:bidi="zh_TW"/>
-        </w:rPr>
-        <w:t xml:space="preserve"> </w:t>
-      </w:r>
-      <w:r>
-        <w:rPr>
-          <w:lang w:val="zh_TW" w:bidi="zh_TW"/>
-        </w:rPr>
-        <w:t>民事律法和司法</w:t>
-      </w:r>
-      <w:r>
-        <w:rPr>
-          <w:lang w:val="zh_TW" w:bidi="zh_TW"/>
-        </w:rPr>
-        <w:t>；</w:t>
-      </w:r>
-      <w:r>
-        <w:rPr>
-          <w:lang w:val="zh_TW" w:bidi="zh_TW"/>
-        </w:rPr>
-        <w:t>休妻</w:t>
-      </w:r>
-      <w:r>
-        <w:rPr>
-          <w:lang w:val="zh_TW" w:bidi="zh_TW"/>
-        </w:rPr>
-        <w:t>；</w:t>
-      </w:r>
-      <w:r>
-        <w:rPr>
-          <w:lang w:val="zh_TW" w:bidi="zh_TW"/>
-        </w:rPr>
-        <w:t>婚姻，婚姻習俗</w:t>
+        <w:t>烏斯（人物）#2</w:t>
       </w:r>
       <w:r>
         <w:rPr>

--- a/zht/docx/151.content.docx
+++ b/zht/docx/151.content.docx
@@ -149,7 +149,7 @@
         <w:rPr>
           <w:lang w:val="zh_TW" w:bidi="zh_TW"/>
         </w:rPr>
-        <w:t>wu</w:t>
+        <w:t>wan</w:t>
       </w:r>
       <w:r>
         <w:rPr>
@@ -212,7 +212,7 @@
         <w:rPr>
           <w:lang w:val="zh_TW" w:bidi="zh_TW"/>
         </w:rPr>
-        <w:t>烏斯（Huz）</w:t>
+        <w:t>萬軍、天上的萬象</w:t>
       </w:r>
       <w:r>
         <w:rPr>
@@ -231,7 +231,19 @@
         <w:rPr>
           <w:lang w:val="zh_TW" w:bidi="zh_TW"/>
         </w:rPr>
-        <w:t>在</w:t>
+        <w:t>這個希伯來文詞語常見於舊約聖經。「萬軍」字面意思指「軍隊」和「天上的軍隊」。 「萬軍」基本上是個軍事術語，在舊約聖經中出現了將近五百次。它可以意味「</w:t>
+      </w:r>
+      <w:r>
+        <w:rPr>
+          <w:lang w:val="zh_TW" w:bidi="zh_TW"/>
+        </w:rPr>
+        <w:t>大軍</w:t>
+      </w:r>
+      <w:r>
+        <w:rPr>
+          <w:lang w:val="zh_TW" w:bidi="zh_TW"/>
+        </w:rPr>
+        <w:t>」（</w:t>
       </w:r>
       <w:hyperlink r:id="rId13">
         <w:r>
@@ -242,14 +254,14 @@
             <w:color w:val="0000EE"/>
             <w:u w:val="single"/>
           </w:rPr>
-          <w:t>創世記二十二章21節</w:t>
+          <w:t>王下18:17</w:t>
         </w:r>
       </w:hyperlink>
       <w:r>
         <w:rPr>
           <w:lang w:val="zh_TW" w:bidi="zh_TW"/>
         </w:rPr>
-        <w:t>中，有些英文譯本將「烏斯（Uz）」譯為「胡斯（Huz）」，指的是拿鶴的兒子烏斯。</w:t>
+        <w:t>），也可指「天使」、「天上的萬象」或整個受造界。</w:t>
       </w:r>
     </w:p>
     <w:p>
@@ -261,16 +273,750 @@
       </w:r>
       <w:r>
         <w:rPr>
+          <w:lang w:val="zh_TW" w:bidi="zh_TW"/>
+        </w:rPr>
+        <w:t>「天上的萬象」在聖經中有不同的用法。古代作者有時會象徵性地把太陽、月亮和星辰稱為「軍隊」（譯註：和合本譯為「天上的萬象」）（</w:t>
+      </w:r>
+      <w:hyperlink r:id="rId14">
+        <w:r>
+          <w:rPr>
+            <w:lang w:val="zh_TW" w:bidi="zh_TW"/>
+          </w:rPr>
+          <w:rPr>
+            <w:color w:val="0000EE"/>
+            <w:u w:val="single"/>
+          </w:rPr>
+          <w:t>申4:19</w:t>
+        </w:r>
+      </w:hyperlink>
+      <w:r>
+        <w:rPr>
+          <w:lang w:val="zh_TW" w:bidi="zh_TW"/>
+        </w:rPr>
+        <w:t>；</w:t>
+      </w:r>
+      <w:hyperlink r:id="rId15">
+        <w:r>
+          <w:rPr>
+            <w:lang w:val="zh_TW" w:bidi="zh_TW"/>
+          </w:rPr>
+          <w:rPr>
+            <w:color w:val="0000EE"/>
+            <w:u w:val="single"/>
+          </w:rPr>
+          <w:t>士5:20</w:t>
+        </w:r>
+      </w:hyperlink>
+      <w:r>
+        <w:rPr>
+          <w:lang w:val="zh_TW" w:bidi="zh_TW"/>
+        </w:rPr>
+        <w:t>）。在古代的占星術崇拜中，人們認為天體是由靈體賦予生命的，因此構成一支活的軍隊，掌管天上的命運。敬拜天上的萬象是最早的偶像崇拜形式之一，當時以色列人常常遠離上帝，陷入這種偶像崇拜當中（</w:t>
+      </w:r>
+      <w:hyperlink r:id="rId16">
+        <w:r>
+          <w:rPr>
+            <w:lang w:val="zh_TW" w:bidi="zh_TW"/>
+          </w:rPr>
+          <w:rPr>
+            <w:color w:val="0000EE"/>
+            <w:u w:val="single"/>
+          </w:rPr>
+          <w:t>耶19:13</w:t>
+        </w:r>
+      </w:hyperlink>
+      <w:r>
+        <w:rPr>
+          <w:lang w:val="zh_TW" w:bidi="zh_TW"/>
+        </w:rPr>
+        <w:t>；</w:t>
+      </w:r>
+      <w:hyperlink r:id="rId17">
+        <w:r>
+          <w:rPr>
+            <w:lang w:val="zh_TW" w:bidi="zh_TW"/>
+          </w:rPr>
+          <w:rPr>
+            <w:color w:val="0000EE"/>
+            <w:u w:val="single"/>
+          </w:rPr>
+          <w:t>徒7:42</w:t>
+        </w:r>
+      </w:hyperlink>
+      <w:r>
+        <w:rPr>
+          <w:lang w:val="zh_TW" w:bidi="zh_TW"/>
+        </w:rPr>
+        <w:t>）。雖然聖經明確警告以色列人不要信奉這些異教信仰（</w:t>
+      </w:r>
+      <w:hyperlink r:id="rId14">
+        <w:r>
+          <w:rPr>
+            <w:lang w:val="zh_TW" w:bidi="zh_TW"/>
+          </w:rPr>
+          <w:rPr>
+            <w:color w:val="0000EE"/>
+            <w:u w:val="single"/>
+          </w:rPr>
+          <w:t>申4:19</w:t>
+        </w:r>
+      </w:hyperlink>
+      <w:r>
+        <w:rPr>
+          <w:lang w:val="zh_TW" w:bidi="zh_TW"/>
+        </w:rPr>
+        <w:t>；</w:t>
+      </w:r>
+      <w:hyperlink r:id="rId18">
+        <w:r>
+          <w:rPr>
+            <w:lang w:val="zh_TW" w:bidi="zh_TW"/>
+          </w:rPr>
+          <w:rPr>
+            <w:color w:val="0000EE"/>
+            <w:u w:val="single"/>
+          </w:rPr>
+          <w:t>17:3</w:t>
+        </w:r>
+      </w:hyperlink>
+      <w:r>
+        <w:rPr>
+          <w:lang w:val="zh_TW" w:bidi="zh_TW"/>
+        </w:rPr>
+        <w:t>），他們卻仍舊敬拜天體，特別是在亞述和巴比倫時期（</w:t>
+      </w:r>
+      <w:hyperlink r:id="rId19">
+        <w:r>
+          <w:rPr>
+            <w:lang w:val="zh_TW" w:bidi="zh_TW"/>
+          </w:rPr>
+          <w:rPr>
+            <w:color w:val="0000EE"/>
+            <w:u w:val="single"/>
+          </w:rPr>
+          <w:t>王下17:16</w:t>
+        </w:r>
+      </w:hyperlink>
+      <w:r>
+        <w:rPr>
+          <w:lang w:val="zh_TW" w:bidi="zh_TW"/>
+        </w:rPr>
+        <w:t>，</w:t>
+      </w:r>
+      <w:hyperlink r:id="rId20">
+        <w:r>
+          <w:rPr>
+            <w:lang w:val="zh_TW" w:bidi="zh_TW"/>
+          </w:rPr>
+          <w:rPr>
+            <w:color w:val="0000EE"/>
+            <w:u w:val="single"/>
+          </w:rPr>
+          <w:t>21:3–5</w:t>
+        </w:r>
+      </w:hyperlink>
+      <w:r>
+        <w:rPr>
+          <w:lang w:val="zh_TW" w:bidi="zh_TW"/>
+        </w:rPr>
+        <w:t>；</w:t>
+      </w:r>
+      <w:hyperlink r:id="rId21">
+        <w:r>
+          <w:rPr>
+            <w:lang w:val="zh_TW" w:bidi="zh_TW"/>
+          </w:rPr>
+          <w:rPr>
+            <w:color w:val="0000EE"/>
+            <w:u w:val="single"/>
+          </w:rPr>
+          <w:t>代下33:3–5</w:t>
+        </w:r>
+      </w:hyperlink>
+      <w:r>
+        <w:rPr>
+          <w:lang w:val="zh_TW" w:bidi="zh_TW"/>
+        </w:rPr>
+        <w:t>；</w:t>
+      </w:r>
+      <w:hyperlink r:id="rId22">
+        <w:r>
+          <w:rPr>
+            <w:lang w:val="zh_TW" w:bidi="zh_TW"/>
+          </w:rPr>
+          <w:rPr>
+            <w:color w:val="0000EE"/>
+            <w:u w:val="single"/>
+          </w:rPr>
+          <w:t>耶8:2</w:t>
+        </w:r>
+      </w:hyperlink>
+      <w:r>
+        <w:rPr>
+          <w:lang w:val="zh_TW" w:bidi="zh_TW"/>
+        </w:rPr>
+        <w:t>；</w:t>
+      </w:r>
+      <w:hyperlink r:id="rId23">
+        <w:r>
+          <w:rPr>
+            <w:lang w:val="zh_TW" w:bidi="zh_TW"/>
+          </w:rPr>
+          <w:rPr>
+            <w:color w:val="0000EE"/>
+            <w:u w:val="single"/>
+          </w:rPr>
+          <w:t>番1:5</w:t>
+        </w:r>
+      </w:hyperlink>
+      <w:r>
+        <w:rPr>
+          <w:lang w:val="zh_TW" w:bidi="zh_TW"/>
+        </w:rPr>
+        <w:t>）。糾正這種異教崇拜的正確方式，就是承認耶和華是創天造地的主。祂是全能的主，按照自己的命令安設天體，並命定它們執行特別的功能（</w:t>
+      </w:r>
+      <w:hyperlink r:id="rId24">
+        <w:r>
+          <w:rPr>
+            <w:lang w:val="zh_TW" w:bidi="zh_TW"/>
+          </w:rPr>
+          <w:rPr>
+            <w:color w:val="0000EE"/>
+            <w:u w:val="single"/>
+          </w:rPr>
+          <w:t>創1:14–19</w:t>
+        </w:r>
+      </w:hyperlink>
+      <w:r>
+        <w:rPr>
+          <w:lang w:val="zh_TW" w:bidi="zh_TW"/>
+        </w:rPr>
+        <w:t>，</w:t>
+      </w:r>
+      <w:hyperlink r:id="rId25">
+        <w:r>
+          <w:rPr>
+            <w:lang w:val="zh_TW" w:bidi="zh_TW"/>
+          </w:rPr>
+          <w:rPr>
+            <w:color w:val="0000EE"/>
+            <w:u w:val="single"/>
+          </w:rPr>
+          <w:t>2:1</w:t>
+        </w:r>
+      </w:hyperlink>
+      <w:r>
+        <w:rPr>
+          <w:lang w:val="zh_TW" w:bidi="zh_TW"/>
+        </w:rPr>
+        <w:t>；</w:t>
+      </w:r>
+      <w:hyperlink r:id="rId26">
+        <w:r>
+          <w:rPr>
+            <w:lang w:val="zh_TW" w:bidi="zh_TW"/>
+          </w:rPr>
+          <w:rPr>
+            <w:color w:val="0000EE"/>
+            <w:u w:val="single"/>
+          </w:rPr>
+          <w:t>尼9:6</w:t>
+        </w:r>
+      </w:hyperlink>
+      <w:r>
+        <w:rPr>
+          <w:lang w:val="zh_TW" w:bidi="zh_TW"/>
+        </w:rPr>
+        <w:t>；</w:t>
+      </w:r>
+      <w:hyperlink r:id="rId27">
+        <w:r>
+          <w:rPr>
+            <w:lang w:val="zh_TW" w:bidi="zh_TW"/>
+          </w:rPr>
+          <w:rPr>
+            <w:color w:val="0000EE"/>
+            <w:u w:val="single"/>
+          </w:rPr>
+          <w:t>詩33:6</w:t>
+        </w:r>
+      </w:hyperlink>
+      <w:r>
+        <w:rPr>
+          <w:lang w:val="zh_TW" w:bidi="zh_TW"/>
+        </w:rPr>
+        <w:t>，</w:t>
+      </w:r>
+      <w:hyperlink r:id="rId28">
+        <w:r>
+          <w:rPr>
+            <w:lang w:val="zh_TW" w:bidi="zh_TW"/>
+          </w:rPr>
+          <w:rPr>
+            <w:color w:val="0000EE"/>
+            <w:u w:val="single"/>
+          </w:rPr>
+          <w:t>103:21</w:t>
+        </w:r>
+      </w:hyperlink>
+      <w:r>
+        <w:rPr>
+          <w:lang w:val="zh_TW" w:bidi="zh_TW"/>
+        </w:rPr>
+        <w:t>，</w:t>
+      </w:r>
+      <w:hyperlink r:id="rId29">
+        <w:r>
+          <w:rPr>
+            <w:lang w:val="zh_TW" w:bidi="zh_TW"/>
+          </w:rPr>
+          <w:rPr>
+            <w:color w:val="0000EE"/>
+            <w:u w:val="single"/>
+          </w:rPr>
+          <w:t>148:2</w:t>
+        </w:r>
+      </w:hyperlink>
+      <w:r>
+        <w:rPr>
+          <w:lang w:val="zh_TW" w:bidi="zh_TW"/>
+        </w:rPr>
+        <w:t>；</w:t>
+      </w:r>
+      <w:hyperlink r:id="rId30">
+        <w:r>
+          <w:rPr>
+            <w:lang w:val="zh_TW" w:bidi="zh_TW"/>
+          </w:rPr>
+          <w:rPr>
+            <w:color w:val="0000EE"/>
+            <w:u w:val="single"/>
+          </w:rPr>
+          <w:t>賽40:26</w:t>
+        </w:r>
+      </w:hyperlink>
+      <w:r>
+        <w:rPr>
+          <w:lang w:val="zh_TW" w:bidi="zh_TW"/>
+        </w:rPr>
+        <w:t>，</w:t>
+      </w:r>
+      <w:hyperlink r:id="rId31">
+        <w:r>
+          <w:rPr>
+            <w:lang w:val="zh_TW" w:bidi="zh_TW"/>
+          </w:rPr>
+          <w:rPr>
+            <w:color w:val="0000EE"/>
+            <w:u w:val="single"/>
+          </w:rPr>
+          <w:t>45:12</w:t>
+        </w:r>
+      </w:hyperlink>
+      <w:r>
+        <w:rPr>
+          <w:lang w:val="zh_TW" w:bidi="zh_TW"/>
+        </w:rPr>
+        <w:t>）。</w:t>
+      </w:r>
+    </w:p>
+    <w:p>
+      <w:pPr/>
+      <w:r>
+        <w:rPr>
+          <w:lang w:val="zh_TW" w:bidi="zh_TW"/>
+        </w:rPr>
+      </w:r>
+      <w:r>
+        <w:rPr>
+          <w:lang w:val="zh_TW" w:bidi="zh_TW"/>
+        </w:rPr>
+        <w:t>神經常被稱為「萬軍之耶和華」，即天上軍隊的主宰（</w:t>
+      </w:r>
+      <w:hyperlink r:id="rId32">
+        <w:r>
+          <w:rPr>
+            <w:lang w:val="zh_TW" w:bidi="zh_TW"/>
+          </w:rPr>
+          <w:rPr>
+            <w:color w:val="0000EE"/>
+            <w:u w:val="single"/>
+          </w:rPr>
+          <w:t>耶5:14</w:t>
+        </w:r>
+      </w:hyperlink>
+      <w:r>
+        <w:rPr>
+          <w:lang w:val="zh_TW" w:bidi="zh_TW"/>
+        </w:rPr>
+        <w:t>，</w:t>
+      </w:r>
+      <w:hyperlink r:id="rId33">
+        <w:r>
+          <w:rPr>
+            <w:lang w:val="zh_TW" w:bidi="zh_TW"/>
+          </w:rPr>
+          <w:rPr>
+            <w:color w:val="0000EE"/>
+            <w:u w:val="single"/>
+          </w:rPr>
+          <w:t>38:17</w:t>
+        </w:r>
+      </w:hyperlink>
+      <w:r>
+        <w:rPr>
+          <w:lang w:val="zh_TW" w:bidi="zh_TW"/>
+        </w:rPr>
+        <w:t>，</w:t>
+      </w:r>
+      <w:hyperlink r:id="rId34">
+        <w:r>
+          <w:rPr>
+            <w:lang w:val="zh_TW" w:bidi="zh_TW"/>
+          </w:rPr>
+          <w:rPr>
+            <w:color w:val="0000EE"/>
+            <w:u w:val="single"/>
+          </w:rPr>
+          <w:t>44:7</w:t>
+        </w:r>
+      </w:hyperlink>
+      <w:r>
+        <w:rPr>
+          <w:lang w:val="zh_TW" w:bidi="zh_TW"/>
+        </w:rPr>
+        <w:t>；</w:t>
+      </w:r>
+      <w:hyperlink r:id="rId35">
+        <w:r>
+          <w:rPr>
+            <w:lang w:val="zh_TW" w:bidi="zh_TW"/>
+          </w:rPr>
+          <w:rPr>
+            <w:color w:val="0000EE"/>
+            <w:u w:val="single"/>
+          </w:rPr>
+          <w:t>何12:5</w:t>
+        </w:r>
+      </w:hyperlink>
+      <w:r>
+        <w:rPr>
+          <w:lang w:val="zh_TW" w:bidi="zh_TW"/>
+        </w:rPr>
+        <w:t>）。天上的萬軍包括天使或使者，他們與耶和華在天上與地上的工作有關。神在天上有一個議會，由天使或「神的眾子」組成（</w:t>
+      </w:r>
+      <w:hyperlink r:id="rId36">
+        <w:r>
+          <w:rPr>
+            <w:lang w:val="zh_TW" w:bidi="zh_TW"/>
+          </w:rPr>
+          <w:rPr>
+            <w:color w:val="0000EE"/>
+            <w:u w:val="single"/>
+          </w:rPr>
+          <w:t>創1:26</w:t>
+        </w:r>
+      </w:hyperlink>
+      <w:r>
+        <w:rPr>
+          <w:lang w:val="zh_TW" w:bidi="zh_TW"/>
+        </w:rPr>
+        <w:t>；</w:t>
+      </w:r>
+      <w:hyperlink r:id="rId37">
+        <w:r>
+          <w:rPr>
+            <w:lang w:val="zh_TW" w:bidi="zh_TW"/>
+          </w:rPr>
+          <w:rPr>
+            <w:color w:val="0000EE"/>
+            <w:u w:val="single"/>
+          </w:rPr>
+          <w:t>王上22:19</w:t>
+        </w:r>
+      </w:hyperlink>
+      <w:r>
+        <w:rPr>
+          <w:lang w:val="zh_TW" w:bidi="zh_TW"/>
+        </w:rPr>
+        <w:t>；</w:t>
+      </w:r>
+      <w:hyperlink r:id="rId38">
+        <w:r>
+          <w:rPr>
+            <w:lang w:val="zh_TW" w:bidi="zh_TW"/>
+          </w:rPr>
+          <w:rPr>
+            <w:color w:val="0000EE"/>
+            <w:u w:val="single"/>
+          </w:rPr>
+          <w:t>伯1:6</w:t>
+        </w:r>
+      </w:hyperlink>
+      <w:r>
+        <w:rPr>
+          <w:lang w:val="zh_TW" w:bidi="zh_TW"/>
+        </w:rPr>
+        <w:t>；</w:t>
+      </w:r>
+      <w:hyperlink r:id="rId39">
+        <w:r>
+          <w:rPr>
+            <w:lang w:val="zh_TW" w:bidi="zh_TW"/>
+          </w:rPr>
+          <w:rPr>
+            <w:color w:val="0000EE"/>
+            <w:u w:val="single"/>
+          </w:rPr>
+          <w:t>詩82</w:t>
+        </w:r>
+      </w:hyperlink>
+      <w:r>
+        <w:rPr>
+          <w:lang w:val="zh_TW" w:bidi="zh_TW"/>
+        </w:rPr>
+        <w:t>；</w:t>
+      </w:r>
+      <w:hyperlink r:id="rId40">
+        <w:r>
+          <w:rPr>
+            <w:lang w:val="zh_TW" w:bidi="zh_TW"/>
+          </w:rPr>
+          <w:rPr>
+            <w:color w:val="0000EE"/>
+            <w:u w:val="single"/>
+          </w:rPr>
+          <w:t>賽6章</w:t>
+        </w:r>
+      </w:hyperlink>
+      <w:r>
+        <w:rPr>
+          <w:lang w:val="zh_TW" w:bidi="zh_TW"/>
+        </w:rPr>
+        <w:t>）。使者從主的會議中接受派遣，以完成祂的目的（</w:t>
+      </w:r>
+      <w:hyperlink r:id="rId41">
+        <w:r>
+          <w:rPr>
+            <w:lang w:val="zh_TW" w:bidi="zh_TW"/>
+          </w:rPr>
+          <w:rPr>
+            <w:color w:val="0000EE"/>
+            <w:u w:val="single"/>
+          </w:rPr>
+          <w:t>創28:12–15</w:t>
+        </w:r>
+      </w:hyperlink>
+      <w:r>
+        <w:rPr>
+          <w:lang w:val="zh_TW" w:bidi="zh_TW"/>
+        </w:rPr>
+        <w:t>；</w:t>
+      </w:r>
+      <w:hyperlink r:id="rId42">
+        <w:r>
+          <w:rPr>
+            <w:lang w:val="zh_TW" w:bidi="zh_TW"/>
+          </w:rPr>
+          <w:rPr>
+            <w:color w:val="0000EE"/>
+            <w:u w:val="single"/>
+          </w:rPr>
+          <w:t>路2:13</w:t>
+        </w:r>
+      </w:hyperlink>
+      <w:r>
+        <w:rPr>
+          <w:lang w:val="zh_TW" w:bidi="zh_TW"/>
+        </w:rPr>
+        <w:t>）。</w:t>
+      </w:r>
+    </w:p>
+    <w:p>
+      <w:pPr/>
+      <w:r>
+        <w:rPr>
+          <w:lang w:val="zh_TW" w:bidi="zh_TW"/>
+        </w:rPr>
+      </w:r>
+      <w:r>
+        <w:rPr>
+          <w:lang w:val="zh_TW" w:bidi="zh_TW"/>
+        </w:rPr>
+        <w:t>雖然「萬軍」有時被理解為星辰或天使，但以色列各支派也被稱為「主的軍隊」。在</w:t>
+      </w:r>
+      <w:hyperlink r:id="rId43">
+        <w:r>
+          <w:rPr>
+            <w:lang w:val="zh_TW" w:bidi="zh_TW"/>
+          </w:rPr>
+          <w:rPr>
+            <w:color w:val="0000EE"/>
+            <w:u w:val="single"/>
+          </w:rPr>
+          <w:t>但以理書八章10至11節</w:t>
+        </w:r>
+      </w:hyperlink>
+      <w:r>
+        <w:rPr>
+          <w:lang w:val="zh_TW" w:bidi="zh_TW"/>
+        </w:rPr>
+        <w:t>中，「</w:t>
+      </w:r>
+      <w:r>
+        <w:rPr>
+          <w:lang w:val="zh_TW" w:bidi="zh_TW"/>
+        </w:rPr>
+        <w:t>天象</w:t>
+      </w:r>
+      <w:r>
+        <w:rPr>
+          <w:lang w:val="zh_TW" w:bidi="zh_TW"/>
+        </w:rPr>
+        <w:t>」似乎是指以色列這個「聖民」的比喻性語言，而以色列的君王被稱為「</w:t>
+      </w:r>
+      <w:r>
+        <w:rPr>
+          <w:lang w:val="zh_TW" w:bidi="zh_TW"/>
+        </w:rPr>
+        <w:t>天象之君</w:t>
+      </w:r>
+      <w:r>
+        <w:rPr>
+          <w:lang w:val="zh_TW" w:bidi="zh_TW"/>
+        </w:rPr>
+        <w:t>」。</w:t>
+      </w:r>
+    </w:p>
+    <w:p>
+      <w:pPr/>
+      <w:r>
+        <w:rPr>
+          <w:lang w:val="zh_TW" w:bidi="zh_TW"/>
+        </w:rPr>
+      </w:r>
+      <w:r>
+        <w:rPr>
+          <w:lang w:val="zh_TW" w:bidi="zh_TW"/>
+        </w:rPr>
+        <w:t>希臘文翻譯為「</w:t>
+      </w:r>
+      <w:r>
+        <w:rPr>
+          <w:lang w:val="zh_TW" w:bidi="zh_TW"/>
+        </w:rPr>
+        <w:t>天兵</w:t>
+      </w:r>
+      <w:r>
+        <w:rPr>
+          <w:lang w:val="zh_TW" w:bidi="zh_TW"/>
+        </w:rPr>
+        <w:t>」或「</w:t>
+      </w:r>
+      <w:r>
+        <w:rPr>
+          <w:lang w:val="zh_TW" w:bidi="zh_TW"/>
+        </w:rPr>
+        <w:t>天上的日月星辰</w:t>
+      </w:r>
+      <w:r>
+        <w:rPr>
+          <w:lang w:val="zh_TW" w:bidi="zh_TW"/>
+        </w:rPr>
+        <w:t>」的詞語，只在新約聖經出現過兩次（</w:t>
+      </w:r>
+      <w:hyperlink r:id="rId42">
+        <w:r>
+          <w:rPr>
+            <w:lang w:val="zh_TW" w:bidi="zh_TW"/>
+          </w:rPr>
+          <w:rPr>
+            <w:color w:val="0000EE"/>
+            <w:u w:val="single"/>
+          </w:rPr>
+          <w:t>路2:13</w:t>
+        </w:r>
+      </w:hyperlink>
+      <w:r>
+        <w:rPr>
+          <w:lang w:val="zh_TW" w:bidi="zh_TW"/>
+        </w:rPr>
+        <w:t>；</w:t>
+      </w:r>
+      <w:hyperlink r:id="rId17">
+        <w:r>
+          <w:rPr>
+            <w:lang w:val="zh_TW" w:bidi="zh_TW"/>
+          </w:rPr>
+          <w:rPr>
+            <w:color w:val="0000EE"/>
+            <w:u w:val="single"/>
+          </w:rPr>
+          <w:t>徒7:42</w:t>
+        </w:r>
+      </w:hyperlink>
+      <w:r>
+        <w:rPr>
+          <w:lang w:val="zh_TW" w:bidi="zh_TW"/>
+        </w:rPr>
+        <w:t>）。「萬軍之主」這稱號被保羅和雅各用來指耶和華（</w:t>
+      </w:r>
+      <w:hyperlink r:id="rId44">
+        <w:r>
+          <w:rPr>
+            <w:lang w:val="zh_TW" w:bidi="zh_TW"/>
+          </w:rPr>
+          <w:rPr>
+            <w:color w:val="0000EE"/>
+            <w:u w:val="single"/>
+          </w:rPr>
+          <w:t>羅9:29</w:t>
+        </w:r>
+      </w:hyperlink>
+      <w:r>
+        <w:rPr>
+          <w:lang w:val="zh_TW" w:bidi="zh_TW"/>
+        </w:rPr>
+        <w:t>；</w:t>
+      </w:r>
+      <w:hyperlink r:id="rId45">
+        <w:r>
+          <w:rPr>
+            <w:lang w:val="zh_TW" w:bidi="zh_TW"/>
+          </w:rPr>
+          <w:rPr>
+            <w:color w:val="0000EE"/>
+            <w:u w:val="single"/>
+          </w:rPr>
+          <w:t>雅5:4</w:t>
+        </w:r>
+      </w:hyperlink>
+      <w:r>
+        <w:rPr>
+          <w:lang w:val="zh_TW" w:bidi="zh_TW"/>
+        </w:rPr>
+        <w:t>）。這個術語表達了神在歷史中的主權、權能與威嚴，但究竟這些受祂指揮的「萬軍」具體是什麼，我們並不確定。</w:t>
+      </w:r>
+    </w:p>
+    <w:p>
+      <w:pPr/>
+      <w:r>
+        <w:rPr>
+          <w:lang w:val="zh_TW" w:bidi="zh_TW"/>
+        </w:rPr>
+      </w:r>
+      <w:r>
+        <w:rPr>
           <w:i/>
           <w:lang w:val="zh_TW" w:bidi="zh_TW"/>
         </w:rPr>
-        <w:t xml:space="preserve">見 </w:t>
-      </w:r>
-      <w:r>
-        <w:rPr>
-          <w:lang w:val="zh_TW" w:bidi="zh_TW"/>
-        </w:rPr>
-        <w:t>烏斯（人物）#2</w:t>
+        <w:t>另見</w:t>
+      </w:r>
+      <w:r>
+        <w:rPr>
+          <w:lang w:val="zh_TW" w:bidi="zh_TW"/>
+        </w:rPr>
+        <w:t>萬軍之主</w:t>
       </w:r>
       <w:r>
         <w:rPr>

--- a/zht/docx/151.content.docx
+++ b/zht/docx/151.content.docx
@@ -149,7 +149,7 @@
         <w:rPr>
           <w:lang w:val="zh_TW" w:bidi="zh_TW"/>
         </w:rPr>
-        <w:t>wan</w:t>
+        <w:t>tan</w:t>
       </w:r>
       <w:r>
         <w:rPr>
@@ -212,7 +212,7 @@
         <w:rPr>
           <w:lang w:val="zh_TW" w:bidi="zh_TW"/>
         </w:rPr>
-        <w:t>萬軍、天上的萬象</w:t>
+        <w:t>癱瘓、癱子、癱瘓的</w:t>
       </w:r>
       <w:r>
         <w:rPr>
@@ -231,37 +231,7 @@
         <w:rPr>
           <w:lang w:val="zh_TW" w:bidi="zh_TW"/>
         </w:rPr>
-        <w:t>這個希伯來文詞語常見於舊約聖經。「萬軍」字面意思指「軍隊」和「天上的軍隊」。 「萬軍」基本上是個軍事術語，在舊約聖經中出現了將近五百次。它可以意味「</w:t>
-      </w:r>
-      <w:r>
-        <w:rPr>
-          <w:lang w:val="zh_TW" w:bidi="zh_TW"/>
-        </w:rPr>
-        <w:t>大軍</w:t>
-      </w:r>
-      <w:r>
-        <w:rPr>
-          <w:lang w:val="zh_TW" w:bidi="zh_TW"/>
-        </w:rPr>
-        <w:t>」（</w:t>
-      </w:r>
-      <w:hyperlink r:id="rId13">
-        <w:r>
-          <w:rPr>
-            <w:lang w:val="zh_TW" w:bidi="zh_TW"/>
-          </w:rPr>
-          <w:rPr>
-            <w:color w:val="0000EE"/>
-            <w:u w:val="single"/>
-          </w:rPr>
-          <w:t>王下18:17</w:t>
-        </w:r>
-      </w:hyperlink>
-      <w:r>
-        <w:rPr>
-          <w:lang w:val="zh_TW" w:bidi="zh_TW"/>
-        </w:rPr>
-        <w:t>），也可指「天使」、「天上的萬象」或整個受造界。</w:t>
+        <w:t>中樞神經系統器質性疾病引起的症狀，造成暫時或永久的知覺喪失和/或自主肌肉控制。這種退化性疾病通常無法根治。新約中提到了一些癱瘓（或稱麻痺）的病例，所有這些病例都與基督的醫治事工有關。</w:t>
       </w:r>
     </w:p>
     <w:p>
@@ -275,7 +245,25 @@
         <w:rPr>
           <w:lang w:val="zh_TW" w:bidi="zh_TW"/>
         </w:rPr>
-        <w:t>「天上的萬象」在聖經中有不同的用法。古代作者有時會象徵性地把太陽、月亮和星辰稱為「軍隊」（譯註：和合本譯為「天上的萬象」）（</w:t>
+        <w:t>在加利利尋求耶穌醫治的病人中就有癱子，如加利利地區的病人（</w:t>
+      </w:r>
+      <w:hyperlink r:id="rId13">
+        <w:r>
+          <w:rPr>
+            <w:lang w:val="zh_TW" w:bidi="zh_TW"/>
+          </w:rPr>
+          <w:rPr>
+            <w:color w:val="0000EE"/>
+            <w:u w:val="single"/>
+          </w:rPr>
+          <w:t>太4:24</w:t>
+        </w:r>
+      </w:hyperlink>
+      <w:r>
+        <w:rPr>
+          <w:lang w:val="zh_TW" w:bidi="zh_TW"/>
+        </w:rPr>
+        <w:t>）、耶路撒冷畢士大池邊的病人（</w:t>
       </w:r>
       <w:hyperlink r:id="rId14">
         <w:r>
@@ -286,14 +274,14 @@
             <w:color w:val="0000EE"/>
             <w:u w:val="single"/>
           </w:rPr>
-          <w:t>申4:19</w:t>
+          <w:t>約5:3</w:t>
         </w:r>
       </w:hyperlink>
       <w:r>
         <w:rPr>
           <w:lang w:val="zh_TW" w:bidi="zh_TW"/>
         </w:rPr>
-        <w:t>；</w:t>
+        <w:t>），以及在撒馬利亞由腓利所醫治的病人之中也有癱子（</w:t>
       </w:r>
       <w:hyperlink r:id="rId15">
         <w:r>
@@ -304,14 +292,14 @@
             <w:color w:val="0000EE"/>
             <w:u w:val="single"/>
           </w:rPr>
-          <w:t>士5:20</w:t>
+          <w:t>徒8:7</w:t>
         </w:r>
       </w:hyperlink>
       <w:r>
         <w:rPr>
           <w:lang w:val="zh_TW" w:bidi="zh_TW"/>
         </w:rPr>
-        <w:t>）。在古代的占星術崇拜中，人們認為天體是由靈體賦予生命的，因此構成一支活的軍隊，掌管天上的命運。敬拜天上的萬象是最早的偶像崇拜形式之一，當時以色列人常常遠離上帝，陷入這種偶像崇拜當中（</w:t>
+        <w:t>）。百夫長的癱瘓僕人被路加描述為病得很重，幾乎要死（</w:t>
       </w:r>
       <w:hyperlink r:id="rId16">
         <w:r>
@@ -322,14 +310,14 @@
             <w:color w:val="0000EE"/>
             <w:u w:val="single"/>
           </w:rPr>
-          <w:t>耶19:13</w:t>
+          <w:t>路7:2</w:t>
         </w:r>
       </w:hyperlink>
       <w:r>
         <w:rPr>
           <w:lang w:val="zh_TW" w:bidi="zh_TW"/>
         </w:rPr>
-        <w:t>；</w:t>
+        <w:t>）。這人可能罹患了一種通常會致命的癱瘓症，起初從雙腿開始癱瘓，並迅速向上蔓延到全身。迦百農的癱子很可能是患有截癱，即下半身癱瘓的症狀（</w:t>
       </w:r>
       <w:hyperlink r:id="rId17">
         <w:r>
@@ -340,16 +328,16 @@
             <w:color w:val="0000EE"/>
             <w:u w:val="single"/>
           </w:rPr>
-          <w:t>徒7:42</w:t>
+          <w:t>太9:2、6</w:t>
         </w:r>
       </w:hyperlink>
       <w:r>
         <w:rPr>
           <w:lang w:val="zh_TW" w:bidi="zh_TW"/>
         </w:rPr>
-        <w:t>）。雖然聖經明確警告以色列人不要信奉這些異教信仰（</w:t>
-      </w:r>
-      <w:hyperlink r:id="rId14">
+        <w:t>；</w:t>
+      </w:r>
+      <w:hyperlink r:id="rId18">
         <w:r>
           <w:rPr>
             <w:lang w:val="zh_TW" w:bidi="zh_TW"/>
@@ -358,7 +346,7 @@
             <w:color w:val="0000EE"/>
             <w:u w:val="single"/>
           </w:rPr>
-          <w:t>申4:19</w:t>
+          <w:t>可2:3–10</w:t>
         </w:r>
       </w:hyperlink>
       <w:r>
@@ -367,7 +355,7 @@
         </w:rPr>
         <w:t>；</w:t>
       </w:r>
-      <w:hyperlink r:id="rId18">
+      <w:hyperlink r:id="rId19">
         <w:r>
           <w:rPr>
             <w:lang w:val="zh_TW" w:bidi="zh_TW"/>
@@ -376,16 +364,16 @@
             <w:color w:val="0000EE"/>
             <w:u w:val="single"/>
           </w:rPr>
-          <w:t>17:3</w:t>
+          <w:t>路5:18、24</w:t>
         </w:r>
       </w:hyperlink>
       <w:r>
         <w:rPr>
           <w:lang w:val="zh_TW" w:bidi="zh_TW"/>
         </w:rPr>
-        <w:t>），他們卻仍舊敬拜天體，特別是在亞述和巴比倫時期（</w:t>
-      </w:r>
-      <w:hyperlink r:id="rId19">
+        <w:t>）。這種疾病可能是由於出生時受傷或脊髓損傷引起的。也許彼得在呂大的醫治事件中，癱子以尼雅也患有半身不遂的癱瘓（</w:t>
+      </w:r>
+      <w:hyperlink r:id="rId20">
         <w:r>
           <w:rPr>
             <w:lang w:val="zh_TW" w:bidi="zh_TW"/>
@@ -394,223 +382,7 @@
             <w:color w:val="0000EE"/>
             <w:u w:val="single"/>
           </w:rPr>
-          <w:t>王下17:16</w:t>
-        </w:r>
-      </w:hyperlink>
-      <w:r>
-        <w:rPr>
-          <w:lang w:val="zh_TW" w:bidi="zh_TW"/>
-        </w:rPr>
-        <w:t>，</w:t>
-      </w:r>
-      <w:hyperlink r:id="rId20">
-        <w:r>
-          <w:rPr>
-            <w:lang w:val="zh_TW" w:bidi="zh_TW"/>
-          </w:rPr>
-          <w:rPr>
-            <w:color w:val="0000EE"/>
-            <w:u w:val="single"/>
-          </w:rPr>
-          <w:t>21:3–5</w:t>
-        </w:r>
-      </w:hyperlink>
-      <w:r>
-        <w:rPr>
-          <w:lang w:val="zh_TW" w:bidi="zh_TW"/>
-        </w:rPr>
-        <w:t>；</w:t>
-      </w:r>
-      <w:hyperlink r:id="rId21">
-        <w:r>
-          <w:rPr>
-            <w:lang w:val="zh_TW" w:bidi="zh_TW"/>
-          </w:rPr>
-          <w:rPr>
-            <w:color w:val="0000EE"/>
-            <w:u w:val="single"/>
-          </w:rPr>
-          <w:t>代下33:3–5</w:t>
-        </w:r>
-      </w:hyperlink>
-      <w:r>
-        <w:rPr>
-          <w:lang w:val="zh_TW" w:bidi="zh_TW"/>
-        </w:rPr>
-        <w:t>；</w:t>
-      </w:r>
-      <w:hyperlink r:id="rId22">
-        <w:r>
-          <w:rPr>
-            <w:lang w:val="zh_TW" w:bidi="zh_TW"/>
-          </w:rPr>
-          <w:rPr>
-            <w:color w:val="0000EE"/>
-            <w:u w:val="single"/>
-          </w:rPr>
-          <w:t>耶8:2</w:t>
-        </w:r>
-      </w:hyperlink>
-      <w:r>
-        <w:rPr>
-          <w:lang w:val="zh_TW" w:bidi="zh_TW"/>
-        </w:rPr>
-        <w:t>；</w:t>
-      </w:r>
-      <w:hyperlink r:id="rId23">
-        <w:r>
-          <w:rPr>
-            <w:lang w:val="zh_TW" w:bidi="zh_TW"/>
-          </w:rPr>
-          <w:rPr>
-            <w:color w:val="0000EE"/>
-            <w:u w:val="single"/>
-          </w:rPr>
-          <w:t>番1:5</w:t>
-        </w:r>
-      </w:hyperlink>
-      <w:r>
-        <w:rPr>
-          <w:lang w:val="zh_TW" w:bidi="zh_TW"/>
-        </w:rPr>
-        <w:t>）。糾正這種異教崇拜的正確方式，就是承認耶和華是創天造地的主。祂是全能的主，按照自己的命令安設天體，並命定它們執行特別的功能（</w:t>
-      </w:r>
-      <w:hyperlink r:id="rId24">
-        <w:r>
-          <w:rPr>
-            <w:lang w:val="zh_TW" w:bidi="zh_TW"/>
-          </w:rPr>
-          <w:rPr>
-            <w:color w:val="0000EE"/>
-            <w:u w:val="single"/>
-          </w:rPr>
-          <w:t>創1:14–19</w:t>
-        </w:r>
-      </w:hyperlink>
-      <w:r>
-        <w:rPr>
-          <w:lang w:val="zh_TW" w:bidi="zh_TW"/>
-        </w:rPr>
-        <w:t>，</w:t>
-      </w:r>
-      <w:hyperlink r:id="rId25">
-        <w:r>
-          <w:rPr>
-            <w:lang w:val="zh_TW" w:bidi="zh_TW"/>
-          </w:rPr>
-          <w:rPr>
-            <w:color w:val="0000EE"/>
-            <w:u w:val="single"/>
-          </w:rPr>
-          <w:t>2:1</w:t>
-        </w:r>
-      </w:hyperlink>
-      <w:r>
-        <w:rPr>
-          <w:lang w:val="zh_TW" w:bidi="zh_TW"/>
-        </w:rPr>
-        <w:t>；</w:t>
-      </w:r>
-      <w:hyperlink r:id="rId26">
-        <w:r>
-          <w:rPr>
-            <w:lang w:val="zh_TW" w:bidi="zh_TW"/>
-          </w:rPr>
-          <w:rPr>
-            <w:color w:val="0000EE"/>
-            <w:u w:val="single"/>
-          </w:rPr>
-          <w:t>尼9:6</w:t>
-        </w:r>
-      </w:hyperlink>
-      <w:r>
-        <w:rPr>
-          <w:lang w:val="zh_TW" w:bidi="zh_TW"/>
-        </w:rPr>
-        <w:t>；</w:t>
-      </w:r>
-      <w:hyperlink r:id="rId27">
-        <w:r>
-          <w:rPr>
-            <w:lang w:val="zh_TW" w:bidi="zh_TW"/>
-          </w:rPr>
-          <w:rPr>
-            <w:color w:val="0000EE"/>
-            <w:u w:val="single"/>
-          </w:rPr>
-          <w:t>詩33:6</w:t>
-        </w:r>
-      </w:hyperlink>
-      <w:r>
-        <w:rPr>
-          <w:lang w:val="zh_TW" w:bidi="zh_TW"/>
-        </w:rPr>
-        <w:t>，</w:t>
-      </w:r>
-      <w:hyperlink r:id="rId28">
-        <w:r>
-          <w:rPr>
-            <w:lang w:val="zh_TW" w:bidi="zh_TW"/>
-          </w:rPr>
-          <w:rPr>
-            <w:color w:val="0000EE"/>
-            <w:u w:val="single"/>
-          </w:rPr>
-          <w:t>103:21</w:t>
-        </w:r>
-      </w:hyperlink>
-      <w:r>
-        <w:rPr>
-          <w:lang w:val="zh_TW" w:bidi="zh_TW"/>
-        </w:rPr>
-        <w:t>，</w:t>
-      </w:r>
-      <w:hyperlink r:id="rId29">
-        <w:r>
-          <w:rPr>
-            <w:lang w:val="zh_TW" w:bidi="zh_TW"/>
-          </w:rPr>
-          <w:rPr>
-            <w:color w:val="0000EE"/>
-            <w:u w:val="single"/>
-          </w:rPr>
-          <w:t>148:2</w:t>
-        </w:r>
-      </w:hyperlink>
-      <w:r>
-        <w:rPr>
-          <w:lang w:val="zh_TW" w:bidi="zh_TW"/>
-        </w:rPr>
-        <w:t>；</w:t>
-      </w:r>
-      <w:hyperlink r:id="rId30">
-        <w:r>
-          <w:rPr>
-            <w:lang w:val="zh_TW" w:bidi="zh_TW"/>
-          </w:rPr>
-          <w:rPr>
-            <w:color w:val="0000EE"/>
-            <w:u w:val="single"/>
-          </w:rPr>
-          <w:t>賽40:26</w:t>
-        </w:r>
-      </w:hyperlink>
-      <w:r>
-        <w:rPr>
-          <w:lang w:val="zh_TW" w:bidi="zh_TW"/>
-        </w:rPr>
-        <w:t>，</w:t>
-      </w:r>
-      <w:hyperlink r:id="rId31">
-        <w:r>
-          <w:rPr>
-            <w:lang w:val="zh_TW" w:bidi="zh_TW"/>
-          </w:rPr>
-          <w:rPr>
-            <w:color w:val="0000EE"/>
-            <w:u w:val="single"/>
-          </w:rPr>
-          <w:t>45:12</w:t>
+          <w:t>徒9:33</w:t>
         </w:r>
       </w:hyperlink>
       <w:r>
@@ -629,207 +401,50 @@
       </w:r>
       <w:r>
         <w:rPr>
-          <w:lang w:val="zh_TW" w:bidi="zh_TW"/>
-        </w:rPr>
-        <w:t>神經常被稱為「萬軍之耶和華」，即天上軍隊的主宰（</w:t>
-      </w:r>
-      <w:hyperlink r:id="rId32">
-        <w:r>
-          <w:rPr>
-            <w:lang w:val="zh_TW" w:bidi="zh_TW"/>
-          </w:rPr>
-          <w:rPr>
-            <w:color w:val="0000EE"/>
-            <w:u w:val="single"/>
-          </w:rPr>
-          <w:t>耶5:14</w:t>
-        </w:r>
-      </w:hyperlink>
-      <w:r>
-        <w:rPr>
-          <w:lang w:val="zh_TW" w:bidi="zh_TW"/>
-        </w:rPr>
-        <w:t>，</w:t>
-      </w:r>
-      <w:hyperlink r:id="rId33">
-        <w:r>
-          <w:rPr>
-            <w:lang w:val="zh_TW" w:bidi="zh_TW"/>
-          </w:rPr>
-          <w:rPr>
-            <w:color w:val="0000EE"/>
-            <w:u w:val="single"/>
-          </w:rPr>
-          <w:t>38:17</w:t>
-        </w:r>
-      </w:hyperlink>
-      <w:r>
-        <w:rPr>
-          <w:lang w:val="zh_TW" w:bidi="zh_TW"/>
-        </w:rPr>
-        <w:t>，</w:t>
-      </w:r>
-      <w:hyperlink r:id="rId34">
-        <w:r>
-          <w:rPr>
-            <w:lang w:val="zh_TW" w:bidi="zh_TW"/>
-          </w:rPr>
-          <w:rPr>
-            <w:color w:val="0000EE"/>
-            <w:u w:val="single"/>
-          </w:rPr>
-          <w:t>44:7</w:t>
-        </w:r>
-      </w:hyperlink>
+          <w:i/>
+          <w:lang w:val="zh_TW" w:bidi="zh_TW"/>
+        </w:rPr>
+        <w:t>另見</w:t>
+      </w:r>
+      <w:r>
+        <w:rPr>
+          <w:lang w:val="zh_TW" w:bidi="zh_TW"/>
+        </w:rPr>
+        <w:t xml:space="preserve"> </w:t>
+      </w:r>
+      <w:r>
+        <w:rPr>
+          <w:lang w:val="zh_TW" w:bidi="zh_TW"/>
+        </w:rPr>
+        <w:t>疾病</w:t>
+      </w:r>
       <w:r>
         <w:rPr>
           <w:lang w:val="zh_TW" w:bidi="zh_TW"/>
         </w:rPr>
         <w:t>；</w:t>
       </w:r>
-      <w:hyperlink r:id="rId35">
-        <w:r>
-          <w:rPr>
-            <w:lang w:val="zh_TW" w:bidi="zh_TW"/>
-          </w:rPr>
-          <w:rPr>
-            <w:color w:val="0000EE"/>
-            <w:u w:val="single"/>
-          </w:rPr>
-          <w:t>何12:5</w:t>
-        </w:r>
-      </w:hyperlink>
-      <w:r>
-        <w:rPr>
-          <w:lang w:val="zh_TW" w:bidi="zh_TW"/>
-        </w:rPr>
-        <w:t>）。天上的萬軍包括天使或使者，他們與耶和華在天上與地上的工作有關。神在天上有一個議會，由天使或「神的眾子」組成（</w:t>
-      </w:r>
-      <w:hyperlink r:id="rId36">
-        <w:r>
-          <w:rPr>
-            <w:lang w:val="zh_TW" w:bidi="zh_TW"/>
-          </w:rPr>
-          <w:rPr>
-            <w:color w:val="0000EE"/>
-            <w:u w:val="single"/>
-          </w:rPr>
-          <w:t>創1:26</w:t>
-        </w:r>
-      </w:hyperlink>
-      <w:r>
-        <w:rPr>
-          <w:lang w:val="zh_TW" w:bidi="zh_TW"/>
-        </w:rPr>
-        <w:t>；</w:t>
-      </w:r>
-      <w:hyperlink r:id="rId37">
-        <w:r>
-          <w:rPr>
-            <w:lang w:val="zh_TW" w:bidi="zh_TW"/>
-          </w:rPr>
-          <w:rPr>
-            <w:color w:val="0000EE"/>
-            <w:u w:val="single"/>
-          </w:rPr>
-          <w:t>王上22:19</w:t>
-        </w:r>
-      </w:hyperlink>
-      <w:r>
-        <w:rPr>
-          <w:lang w:val="zh_TW" w:bidi="zh_TW"/>
-        </w:rPr>
-        <w:t>；</w:t>
-      </w:r>
-      <w:hyperlink r:id="rId38">
-        <w:r>
-          <w:rPr>
-            <w:lang w:val="zh_TW" w:bidi="zh_TW"/>
-          </w:rPr>
-          <w:rPr>
-            <w:color w:val="0000EE"/>
-            <w:u w:val="single"/>
-          </w:rPr>
-          <w:t>伯1:6</w:t>
-        </w:r>
-      </w:hyperlink>
-      <w:r>
-        <w:rPr>
-          <w:lang w:val="zh_TW" w:bidi="zh_TW"/>
-        </w:rPr>
-        <w:t>；</w:t>
-      </w:r>
-      <w:hyperlink r:id="rId39">
-        <w:r>
-          <w:rPr>
-            <w:lang w:val="zh_TW" w:bidi="zh_TW"/>
-          </w:rPr>
-          <w:rPr>
-            <w:color w:val="0000EE"/>
-            <w:u w:val="single"/>
-          </w:rPr>
-          <w:t>詩82</w:t>
-        </w:r>
-      </w:hyperlink>
-      <w:r>
-        <w:rPr>
-          <w:lang w:val="zh_TW" w:bidi="zh_TW"/>
-        </w:rPr>
-        <w:t>；</w:t>
-      </w:r>
-      <w:hyperlink r:id="rId40">
-        <w:r>
-          <w:rPr>
-            <w:lang w:val="zh_TW" w:bidi="zh_TW"/>
-          </w:rPr>
-          <w:rPr>
-            <w:color w:val="0000EE"/>
-            <w:u w:val="single"/>
-          </w:rPr>
-          <w:t>賽6章</w:t>
-        </w:r>
-      </w:hyperlink>
-      <w:r>
-        <w:rPr>
-          <w:lang w:val="zh_TW" w:bidi="zh_TW"/>
-        </w:rPr>
-        <w:t>）。使者從主的會議中接受派遣，以完成祂的目的（</w:t>
-      </w:r>
-      <w:hyperlink r:id="rId41">
-        <w:r>
-          <w:rPr>
-            <w:lang w:val="zh_TW" w:bidi="zh_TW"/>
-          </w:rPr>
-          <w:rPr>
-            <w:color w:val="0000EE"/>
-            <w:u w:val="single"/>
-          </w:rPr>
-          <w:t>創28:12–15</w:t>
-        </w:r>
-      </w:hyperlink>
-      <w:r>
-        <w:rPr>
-          <w:lang w:val="zh_TW" w:bidi="zh_TW"/>
-        </w:rPr>
-        <w:t>；</w:t>
-      </w:r>
-      <w:hyperlink r:id="rId42">
-        <w:r>
-          <w:rPr>
-            <w:lang w:val="zh_TW" w:bidi="zh_TW"/>
-          </w:rPr>
-          <w:rPr>
-            <w:color w:val="0000EE"/>
-            <w:u w:val="single"/>
-          </w:rPr>
-          <w:t>路2:13</w:t>
-        </w:r>
-      </w:hyperlink>
-      <w:r>
-        <w:rPr>
-          <w:lang w:val="zh_TW" w:bidi="zh_TW"/>
-        </w:rPr>
-        <w:t>）。</w:t>
+      <w:r>
+        <w:rPr>
+          <w:lang w:val="zh_TW" w:bidi="zh_TW"/>
+        </w:rPr>
+        <w:t>藥物和醫療實踐</w:t>
+      </w:r>
+      <w:r>
+        <w:rPr>
+          <w:lang w:val="zh_TW" w:bidi="zh_TW"/>
+        </w:rPr>
+        <w:t>。</w:t>
+      </w:r>
+      <w:r>
+        <w:rPr>
+          <w:lang w:val="zh_TW" w:bidi="zh_TW"/>
+        </w:rPr>
+      </w:r>
+      <w:r>
+        <w:rPr>
+          <w:lang w:val="zh_TW" w:bidi="zh_TW"/>
+        </w:rPr>
       </w:r>
     </w:p>
     <w:p>
@@ -839,53 +454,21 @@
           <w:lang w:val="zh_TW" w:bidi="zh_TW"/>
         </w:rPr>
       </w:r>
-      <w:r>
-        <w:rPr>
-          <w:lang w:val="zh_TW" w:bidi="zh_TW"/>
-        </w:rPr>
-        <w:t>雖然「萬軍」有時被理解為星辰或天使，但以色列各支派也被稱為「主的軍隊」。在</w:t>
-      </w:r>
-      <w:hyperlink r:id="rId43">
-        <w:r>
-          <w:rPr>
-            <w:lang w:val="zh_TW" w:bidi="zh_TW"/>
-          </w:rPr>
-          <w:rPr>
-            <w:color w:val="0000EE"/>
-            <w:u w:val="single"/>
-          </w:rPr>
-          <w:t>但以理書八章10至11節</w:t>
-        </w:r>
-      </w:hyperlink>
-      <w:r>
-        <w:rPr>
-          <w:lang w:val="zh_TW" w:bidi="zh_TW"/>
-        </w:rPr>
-        <w:t>中，「</w:t>
-      </w:r>
-      <w:r>
-        <w:rPr>
-          <w:lang w:val="zh_TW" w:bidi="zh_TW"/>
-        </w:rPr>
-        <w:t>天象</w:t>
-      </w:r>
-      <w:r>
-        <w:rPr>
-          <w:lang w:val="zh_TW" w:bidi="zh_TW"/>
-        </w:rPr>
-        <w:t>」似乎是指以色列這個「聖民」的比喻性語言，而以色列的君王被稱為「</w:t>
-      </w:r>
-      <w:r>
-        <w:rPr>
-          <w:lang w:val="zh_TW" w:bidi="zh_TW"/>
-        </w:rPr>
-        <w:t>天象之君</w:t>
-      </w:r>
-      <w:r>
-        <w:rPr>
-          <w:lang w:val="zh_TW" w:bidi="zh_TW"/>
-        </w:rPr>
-        <w:t>」。</w:t>
+    </w:p>
+    <w:p>
+      <w:pPr>
+        <w:pStyle w:val="Heading2"/>
+      </w:pPr>
+      <w:r>
+        <w:rPr>
+          <w:lang w:val="zh_TW" w:bidi="zh_TW"/>
+        </w:rPr>
+        <w:t>壇（祭壇）</w:t>
+      </w:r>
+      <w:r>
+        <w:rPr>
+          <w:lang w:val="zh_TW" w:bidi="zh_TW"/>
+        </w:rPr>
       </w:r>
     </w:p>
     <w:p>
@@ -899,33 +482,9 @@
         <w:rPr>
           <w:lang w:val="zh_TW" w:bidi="zh_TW"/>
         </w:rPr>
-        <w:t>希臘文翻譯為「</w:t>
-      </w:r>
-      <w:r>
-        <w:rPr>
-          <w:lang w:val="zh_TW" w:bidi="zh_TW"/>
-        </w:rPr>
-        <w:t>天兵</w:t>
-      </w:r>
-      <w:r>
-        <w:rPr>
-          <w:lang w:val="zh_TW" w:bidi="zh_TW"/>
-        </w:rPr>
-        <w:t>」或「</w:t>
-      </w:r>
-      <w:r>
-        <w:rPr>
-          <w:lang w:val="zh_TW" w:bidi="zh_TW"/>
-        </w:rPr>
-        <w:t>天上的日月星辰</w:t>
-      </w:r>
-      <w:r>
-        <w:rPr>
-          <w:lang w:val="zh_TW" w:bidi="zh_TW"/>
-        </w:rPr>
-        <w:t>」的詞語，只在新約聖經出現過兩次（</w:t>
-      </w:r>
-      <w:hyperlink r:id="rId42">
+        <w:t>祭壇是用來向神明獻上動物祭或燔祭的高臺。其它獻祭禮儀也包括燒香（</w:t>
+      </w:r>
+      <w:hyperlink r:id="rId21">
         <w:r>
           <w:rPr>
             <w:lang w:val="zh_TW" w:bidi="zh_TW"/>
@@ -934,68 +493,14 @@
             <w:color w:val="0000EE"/>
             <w:u w:val="single"/>
           </w:rPr>
-          <w:t>路2:13</w:t>
+          <w:t>出30:1–10</w:t>
         </w:r>
       </w:hyperlink>
       <w:r>
         <w:rPr>
           <w:lang w:val="zh_TW" w:bidi="zh_TW"/>
         </w:rPr>
-        <w:t>；</w:t>
-      </w:r>
-      <w:hyperlink r:id="rId17">
-        <w:r>
-          <w:rPr>
-            <w:lang w:val="zh_TW" w:bidi="zh_TW"/>
-          </w:rPr>
-          <w:rPr>
-            <w:color w:val="0000EE"/>
-            <w:u w:val="single"/>
-          </w:rPr>
-          <w:t>徒7:42</w:t>
-        </w:r>
-      </w:hyperlink>
-      <w:r>
-        <w:rPr>
-          <w:lang w:val="zh_TW" w:bidi="zh_TW"/>
-        </w:rPr>
-        <w:t>）。「萬軍之主」這稱號被保羅和雅各用來指耶和華（</w:t>
-      </w:r>
-      <w:hyperlink r:id="rId44">
-        <w:r>
-          <w:rPr>
-            <w:lang w:val="zh_TW" w:bidi="zh_TW"/>
-          </w:rPr>
-          <w:rPr>
-            <w:color w:val="0000EE"/>
-            <w:u w:val="single"/>
-          </w:rPr>
-          <w:t>羅9:29</w:t>
-        </w:r>
-      </w:hyperlink>
-      <w:r>
-        <w:rPr>
-          <w:lang w:val="zh_TW" w:bidi="zh_TW"/>
-        </w:rPr>
-        <w:t>；</w:t>
-      </w:r>
-      <w:hyperlink r:id="rId45">
-        <w:r>
-          <w:rPr>
-            <w:lang w:val="zh_TW" w:bidi="zh_TW"/>
-          </w:rPr>
-          <w:rPr>
-            <w:color w:val="0000EE"/>
-            <w:u w:val="single"/>
-          </w:rPr>
-          <w:t>雅5:4</w:t>
-        </w:r>
-      </w:hyperlink>
-      <w:r>
-        <w:rPr>
-          <w:lang w:val="zh_TW" w:bidi="zh_TW"/>
-        </w:rPr>
-        <w:t>）。這個術語表達了神在歷史中的主權、權能與威嚴，但究竟這些受祂指揮的「萬軍」具體是什麼，我們並不確定。</w:t>
+        <w:t>）。在希伯來文中，「祭壇」一詞與動詞「宰殺」出自同一字根，兩者的含義都指向以禮儀方式宰殺牲畜獻給神，作為遮蓋罪的贖罪祭。古代近東許多族群都實行此類獻祭；以色列的鄰邦迦南人也有自己的祭壇與儀式。祭壇通常是一處隆起的高地或高臺。</w:t>
       </w:r>
     </w:p>
     <w:p>
@@ -1007,6 +512,1104 @@
       </w:r>
       <w:r>
         <w:rPr>
+          <w:lang w:val="zh_TW" w:bidi="zh_TW"/>
+        </w:rPr>
+        <w:t>舊約聖經中提過幾個由人所築起的祭壇：</w:t>
+      </w:r>
+    </w:p>
+    <w:p>
+      <w:pPr>
+        <w:pStyle w:val="ListBullet"/>
+        <w:spacing w:line="240" w:lineRule="auto"/>
+        <w:ind w:left="720"/>
+      </w:pPr>
+      <w:r>
+        <w:rPr>
+          <w:lang w:val="zh_TW" w:bidi="zh_TW"/>
+        </w:rPr>
+      </w:r>
+      <w:r>
+        <w:rPr>
+          <w:lang w:val="zh_TW" w:bidi="zh_TW"/>
+        </w:rPr>
+        <w:t>挪亞獻上燔祭（</w:t>
+      </w:r>
+      <w:hyperlink r:id="rId22">
+        <w:r>
+          <w:rPr>
+            <w:lang w:val="zh_TW" w:bidi="zh_TW"/>
+          </w:rPr>
+          <w:rPr>
+            <w:color w:val="0000EE"/>
+            <w:u w:val="single"/>
+          </w:rPr>
+          <w:t>創8:20</w:t>
+        </w:r>
+      </w:hyperlink>
+      <w:r>
+        <w:rPr>
+          <w:lang w:val="zh_TW" w:bidi="zh_TW"/>
+        </w:rPr>
+        <w:t>）。</w:t>
+      </w:r>
+    </w:p>
+    <w:p>
+      <w:pPr>
+        <w:pStyle w:val="ListBullet"/>
+        <w:spacing w:line="240" w:lineRule="auto"/>
+        <w:ind w:left="720"/>
+      </w:pPr>
+      <w:r>
+        <w:rPr>
+          <w:lang w:val="zh_TW" w:bidi="zh_TW"/>
+        </w:rPr>
+      </w:r>
+      <w:r>
+        <w:rPr>
+          <w:lang w:val="zh_TW" w:bidi="zh_TW"/>
+        </w:rPr>
+        <w:t>亞伯拉罕在示劍築了一座壇，在伯特利築了一座，並在摩利亞山築了一座（</w:t>
+      </w:r>
+      <w:hyperlink r:id="rId23">
+        <w:r>
+          <w:rPr>
+            <w:lang w:val="zh_TW" w:bidi="zh_TW"/>
+          </w:rPr>
+          <w:rPr>
+            <w:color w:val="0000EE"/>
+            <w:u w:val="single"/>
+          </w:rPr>
+          <w:t>創12:7</w:t>
+        </w:r>
+      </w:hyperlink>
+      <w:r>
+        <w:rPr>
+          <w:lang w:val="zh_TW" w:bidi="zh_TW"/>
+        </w:rPr>
+        <w:t>、</w:t>
+      </w:r>
+      <w:hyperlink r:id="rId24">
+        <w:r>
+          <w:rPr>
+            <w:lang w:val="zh_TW" w:bidi="zh_TW"/>
+          </w:rPr>
+          <w:rPr>
+            <w:color w:val="0000EE"/>
+            <w:u w:val="single"/>
+          </w:rPr>
+          <w:t>8</w:t>
+        </w:r>
+      </w:hyperlink>
+      <w:r>
+        <w:rPr>
+          <w:lang w:val="zh_TW" w:bidi="zh_TW"/>
+        </w:rPr>
+        <w:t>，</w:t>
+      </w:r>
+      <w:hyperlink r:id="rId25">
+        <w:r>
+          <w:rPr>
+            <w:lang w:val="zh_TW" w:bidi="zh_TW"/>
+          </w:rPr>
+          <w:rPr>
+            <w:color w:val="0000EE"/>
+            <w:u w:val="single"/>
+          </w:rPr>
+          <w:t>22:9</w:t>
+        </w:r>
+      </w:hyperlink>
+      <w:r>
+        <w:rPr>
+          <w:lang w:val="zh_TW" w:bidi="zh_TW"/>
+        </w:rPr>
+        <w:t>）。</w:t>
+      </w:r>
+    </w:p>
+    <w:p>
+      <w:pPr>
+        <w:pStyle w:val="ListBullet"/>
+        <w:spacing w:line="240" w:lineRule="auto"/>
+        <w:ind w:left="720"/>
+      </w:pPr>
+      <w:r>
+        <w:rPr>
+          <w:lang w:val="zh_TW" w:bidi="zh_TW"/>
+        </w:rPr>
+      </w:r>
+      <w:r>
+        <w:rPr>
+          <w:lang w:val="zh_TW" w:bidi="zh_TW"/>
+        </w:rPr>
+        <w:t>以撒在別是巴築了一座壇（</w:t>
+      </w:r>
+      <w:hyperlink r:id="rId26">
+        <w:r>
+          <w:rPr>
+            <w:lang w:val="zh_TW" w:bidi="zh_TW"/>
+          </w:rPr>
+          <w:rPr>
+            <w:color w:val="0000EE"/>
+            <w:u w:val="single"/>
+          </w:rPr>
+          <w:t>創26:25</w:t>
+        </w:r>
+      </w:hyperlink>
+      <w:r>
+        <w:rPr>
+          <w:lang w:val="zh_TW" w:bidi="zh_TW"/>
+        </w:rPr>
+        <w:t>），</w:t>
+      </w:r>
+    </w:p>
+    <w:p>
+      <w:pPr>
+        <w:pStyle w:val="ListBullet"/>
+        <w:spacing w:line="240" w:lineRule="auto"/>
+        <w:ind w:left="720"/>
+      </w:pPr>
+      <w:r>
+        <w:rPr>
+          <w:lang w:val="zh_TW" w:bidi="zh_TW"/>
+        </w:rPr>
+      </w:r>
+      <w:r>
+        <w:rPr>
+          <w:lang w:val="zh_TW" w:bidi="zh_TW"/>
+        </w:rPr>
+        <w:t>雅各在示劍和伯特利築了一座壇（</w:t>
+      </w:r>
+      <w:hyperlink r:id="rId27">
+        <w:r>
+          <w:rPr>
+            <w:lang w:val="zh_TW" w:bidi="zh_TW"/>
+          </w:rPr>
+          <w:rPr>
+            <w:color w:val="0000EE"/>
+            <w:u w:val="single"/>
+          </w:rPr>
+          <w:t>創33:20</w:t>
+        </w:r>
+      </w:hyperlink>
+      <w:r>
+        <w:rPr>
+          <w:lang w:val="zh_TW" w:bidi="zh_TW"/>
+        </w:rPr>
+        <w:t>，</w:t>
+      </w:r>
+      <w:hyperlink r:id="rId28">
+        <w:r>
+          <w:rPr>
+            <w:lang w:val="zh_TW" w:bidi="zh_TW"/>
+          </w:rPr>
+          <w:rPr>
+            <w:color w:val="0000EE"/>
+            <w:u w:val="single"/>
+          </w:rPr>
+          <w:t>35:7</w:t>
+        </w:r>
+      </w:hyperlink>
+      <w:r>
+        <w:rPr>
+          <w:lang w:val="zh_TW" w:bidi="zh_TW"/>
+        </w:rPr>
+        <w:t>）。</w:t>
+      </w:r>
+    </w:p>
+    <w:p>
+      <w:pPr>
+        <w:pStyle w:val="ListBullet"/>
+        <w:spacing w:line="240" w:lineRule="auto"/>
+        <w:ind w:left="720"/>
+      </w:pPr>
+      <w:r>
+        <w:rPr>
+          <w:lang w:val="zh_TW" w:bidi="zh_TW"/>
+        </w:rPr>
+      </w:r>
+      <w:r>
+        <w:rPr>
+          <w:lang w:val="zh_TW" w:bidi="zh_TW"/>
+        </w:rPr>
+        <w:t>摩西在利非訂築了一個，並在何烈山築了另一個（</w:t>
+      </w:r>
+      <w:hyperlink r:id="rId29">
+        <w:r>
+          <w:rPr>
+            <w:lang w:val="zh_TW" w:bidi="zh_TW"/>
+          </w:rPr>
+          <w:rPr>
+            <w:color w:val="0000EE"/>
+            <w:u w:val="single"/>
+          </w:rPr>
+          <w:t>出17:15</w:t>
+        </w:r>
+      </w:hyperlink>
+      <w:r>
+        <w:rPr>
+          <w:lang w:val="zh_TW" w:bidi="zh_TW"/>
+        </w:rPr>
+        <w:t>，</w:t>
+      </w:r>
+      <w:hyperlink r:id="rId30">
+        <w:r>
+          <w:rPr>
+            <w:lang w:val="zh_TW" w:bidi="zh_TW"/>
+          </w:rPr>
+          <w:rPr>
+            <w:color w:val="0000EE"/>
+            <w:u w:val="single"/>
+          </w:rPr>
+          <w:t>24:4</w:t>
+        </w:r>
+      </w:hyperlink>
+      <w:r>
+        <w:rPr>
+          <w:lang w:val="zh_TW" w:bidi="zh_TW"/>
+        </w:rPr>
+        <w:t>）。</w:t>
+      </w:r>
+    </w:p>
+    <w:p>
+      <w:pPr/>
+      <w:r>
+        <w:rPr>
+          <w:lang w:val="zh_TW" w:bidi="zh_TW"/>
+        </w:rPr>
+      </w:r>
+      <w:r>
+        <w:rPr>
+          <w:lang w:val="zh_TW" w:bidi="zh_TW"/>
+        </w:rPr>
+        <w:t>上述每一次築壇，都是為了紀念神所賜的幫助與拯救。</w:t>
+      </w:r>
+    </w:p>
+    <w:p>
+      <w:pPr/>
+      <w:r>
+        <w:rPr>
+          <w:lang w:val="zh_TW" w:bidi="zh_TW"/>
+        </w:rPr>
+      </w:r>
+      <w:r>
+        <w:rPr>
+          <w:lang w:val="zh_TW" w:bidi="zh_TW"/>
+        </w:rPr>
+        <w:t>出埃及記第25至27章中，提到其中有兩座祭壇。較大的燔祭壇以皂莢木製成，外包裹着銅，尺寸為長寬各5肘、高3肘（約2.3×2.3×1.4公尺，或7.5×7.5×4.5英尺），用於獻燔祭（</w:t>
+      </w:r>
+      <w:hyperlink r:id="rId31">
+        <w:r>
+          <w:rPr>
+            <w:lang w:val="zh_TW" w:bidi="zh_TW"/>
+          </w:rPr>
+          <w:rPr>
+            <w:color w:val="0000EE"/>
+            <w:u w:val="single"/>
+          </w:rPr>
+          <w:t>出27:1–8</w:t>
+        </w:r>
+      </w:hyperlink>
+      <w:r>
+        <w:rPr>
+          <w:lang w:val="zh_TW" w:bidi="zh_TW"/>
+        </w:rPr>
+        <w:t>，</w:t>
+      </w:r>
+      <w:hyperlink r:id="rId32">
+        <w:r>
+          <w:rPr>
+            <w:lang w:val="zh_TW" w:bidi="zh_TW"/>
+          </w:rPr>
+          <w:rPr>
+            <w:color w:val="0000EE"/>
+            <w:u w:val="single"/>
+          </w:rPr>
+          <w:t>38:1–7</w:t>
+        </w:r>
+      </w:hyperlink>
+      <w:r>
+        <w:rPr>
+          <w:lang w:val="zh_TW" w:bidi="zh_TW"/>
+        </w:rPr>
+        <w:t>）。較小的金香壇用於燒香，約為45 公分（18 英吋）見方、高90公分（3 英尺）（</w:t>
+      </w:r>
+      <w:hyperlink r:id="rId21">
+        <w:r>
+          <w:rPr>
+            <w:lang w:val="zh_TW" w:bidi="zh_TW"/>
+          </w:rPr>
+          <w:rPr>
+            <w:color w:val="0000EE"/>
+            <w:u w:val="single"/>
+          </w:rPr>
+          <w:t>出30:1–10</w:t>
+        </w:r>
+      </w:hyperlink>
+      <w:r>
+        <w:rPr>
+          <w:lang w:val="zh_TW" w:bidi="zh_TW"/>
+        </w:rPr>
+        <w:t>，</w:t>
+      </w:r>
+      <w:hyperlink r:id="rId33">
+        <w:r>
+          <w:rPr>
+            <w:lang w:val="zh_TW" w:bidi="zh_TW"/>
+          </w:rPr>
+          <w:rPr>
+            <w:color w:val="0000EE"/>
+            <w:u w:val="single"/>
+          </w:rPr>
+          <w:t>40:5</w:t>
+        </w:r>
+      </w:hyperlink>
+      <w:r>
+        <w:rPr>
+          <w:lang w:val="zh_TW" w:bidi="zh_TW"/>
+        </w:rPr>
+        <w:t>）。</w:t>
+      </w:r>
+    </w:p>
+    <w:p>
+      <w:pPr/>
+      <w:r>
+        <w:rPr>
+          <w:lang w:val="zh_TW" w:bidi="zh_TW"/>
+        </w:rPr>
+      </w:r>
+      <w:r>
+        <w:rPr>
+          <w:lang w:val="zh_TW" w:bidi="zh_TW"/>
+        </w:rPr>
+        <w:t>在</w:t>
+      </w:r>
+      <w:hyperlink r:id="rId34">
+        <w:r>
+          <w:rPr>
+            <w:lang w:val="zh_TW" w:bidi="zh_TW"/>
+          </w:rPr>
+          <w:rPr>
+            <w:color w:val="0000EE"/>
+            <w:u w:val="single"/>
+          </w:rPr>
+          <w:t>出埃及記二十章24至26節</w:t>
+        </w:r>
+      </w:hyperlink>
+      <w:r>
+        <w:rPr>
+          <w:lang w:val="zh_TW" w:bidi="zh_TW"/>
+        </w:rPr>
+        <w:t>中，神吩咐以色列人用土或未鑿成的石頭築壇，並在「</w:t>
+      </w:r>
+      <w:r>
+        <w:rPr>
+          <w:lang w:val="zh_TW" w:bidi="zh_TW"/>
+        </w:rPr>
+        <w:t>凡記下我名的地方</w:t>
+      </w:r>
+      <w:r>
+        <w:rPr>
+          <w:lang w:val="zh_TW" w:bidi="zh_TW"/>
+        </w:rPr>
+        <w:t>」獻上燔祭與平安祭。這也是舊約聖經中個人與群體屢次築壇的原因，例如：</w:t>
+      </w:r>
+    </w:p>
+    <w:p>
+      <w:pPr>
+        <w:pStyle w:val="ListBullet"/>
+        <w:spacing w:line="240" w:lineRule="auto"/>
+        <w:ind w:left="720"/>
+      </w:pPr>
+      <w:r>
+        <w:rPr>
+          <w:lang w:val="zh_TW" w:bidi="zh_TW"/>
+        </w:rPr>
+      </w:r>
+      <w:r>
+        <w:rPr>
+          <w:lang w:val="zh_TW" w:bidi="zh_TW"/>
+        </w:rPr>
+        <w:t>約書亞在以巴路山上築了一座壇（</w:t>
+      </w:r>
+      <w:hyperlink r:id="rId35">
+        <w:r>
+          <w:rPr>
+            <w:lang w:val="zh_TW" w:bidi="zh_TW"/>
+          </w:rPr>
+          <w:rPr>
+            <w:color w:val="0000EE"/>
+            <w:u w:val="single"/>
+          </w:rPr>
+          <w:t>書8:30–31</w:t>
+        </w:r>
+      </w:hyperlink>
+      <w:r>
+        <w:rPr>
+          <w:lang w:val="zh_TW" w:bidi="zh_TW"/>
+        </w:rPr>
+        <w:t>）。</w:t>
+      </w:r>
+    </w:p>
+    <w:p>
+      <w:pPr>
+        <w:pStyle w:val="ListBullet"/>
+        <w:spacing w:line="240" w:lineRule="auto"/>
+        <w:ind w:left="720"/>
+      </w:pPr>
+      <w:r>
+        <w:rPr>
+          <w:lang w:val="zh_TW" w:bidi="zh_TW"/>
+        </w:rPr>
+      </w:r>
+      <w:r>
+        <w:rPr>
+          <w:lang w:val="zh_TW" w:bidi="zh_TW"/>
+        </w:rPr>
+        <w:t>呂便人、迦得人和瑪拿西半支派在約旦河東岸築了一座壇（</w:t>
+      </w:r>
+      <w:hyperlink r:id="rId36">
+        <w:r>
+          <w:rPr>
+            <w:lang w:val="zh_TW" w:bidi="zh_TW"/>
+          </w:rPr>
+          <w:rPr>
+            <w:color w:val="0000EE"/>
+            <w:u w:val="single"/>
+          </w:rPr>
+          <w:t>書22:10–16</w:t>
+        </w:r>
+      </w:hyperlink>
+      <w:r>
+        <w:rPr>
+          <w:lang w:val="zh_TW" w:bidi="zh_TW"/>
+        </w:rPr>
+        <w:t>）。</w:t>
+      </w:r>
+    </w:p>
+    <w:p>
+      <w:pPr>
+        <w:pStyle w:val="ListBullet"/>
+        <w:spacing w:line="240" w:lineRule="auto"/>
+        <w:ind w:left="720"/>
+      </w:pPr>
+      <w:r>
+        <w:rPr>
+          <w:lang w:val="zh_TW" w:bidi="zh_TW"/>
+        </w:rPr>
+      </w:r>
+      <w:r>
+        <w:rPr>
+          <w:lang w:val="zh_TW" w:bidi="zh_TW"/>
+        </w:rPr>
+        <w:t>基甸在俄弗拉了一座壇（</w:t>
+      </w:r>
+      <w:hyperlink r:id="rId37">
+        <w:r>
+          <w:rPr>
+            <w:lang w:val="zh_TW" w:bidi="zh_TW"/>
+          </w:rPr>
+          <w:rPr>
+            <w:color w:val="0000EE"/>
+            <w:u w:val="single"/>
+          </w:rPr>
+          <w:t>士6:24</w:t>
+        </w:r>
+      </w:hyperlink>
+      <w:r>
+        <w:rPr>
+          <w:lang w:val="zh_TW" w:bidi="zh_TW"/>
+        </w:rPr>
+        <w:t>）。</w:t>
+      </w:r>
+    </w:p>
+    <w:p>
+      <w:pPr>
+        <w:pStyle w:val="ListBullet"/>
+        <w:spacing w:line="240" w:lineRule="auto"/>
+        <w:ind w:left="720"/>
+      </w:pPr>
+      <w:r>
+        <w:rPr>
+          <w:lang w:val="zh_TW" w:bidi="zh_TW"/>
+        </w:rPr>
+      </w:r>
+      <w:r>
+        <w:rPr>
+          <w:lang w:val="zh_TW" w:bidi="zh_TW"/>
+        </w:rPr>
+        <w:t>大衛的家族在伯利恆築了一座壇（</w:t>
+      </w:r>
+      <w:hyperlink r:id="rId38">
+        <w:r>
+          <w:rPr>
+            <w:lang w:val="zh_TW" w:bidi="zh_TW"/>
+          </w:rPr>
+          <w:rPr>
+            <w:color w:val="0000EE"/>
+            <w:u w:val="single"/>
+          </w:rPr>
+          <w:t>撒上20:6</w:t>
+        </w:r>
+      </w:hyperlink>
+      <w:r>
+        <w:rPr>
+          <w:lang w:val="zh_TW" w:bidi="zh_TW"/>
+        </w:rPr>
+        <w:t>、</w:t>
+      </w:r>
+      <w:hyperlink r:id="rId38">
+        <w:r>
+          <w:rPr>
+            <w:lang w:val="zh_TW" w:bidi="zh_TW"/>
+          </w:rPr>
+          <w:rPr>
+            <w:color w:val="0000EE"/>
+            <w:u w:val="single"/>
+          </w:rPr>
+          <w:t>29</w:t>
+        </w:r>
+      </w:hyperlink>
+      <w:r>
+        <w:rPr>
+          <w:lang w:val="zh_TW" w:bidi="zh_TW"/>
+        </w:rPr>
+        <w:t>）。</w:t>
+      </w:r>
+    </w:p>
+    <w:p>
+      <w:pPr>
+        <w:pStyle w:val="ListBullet"/>
+        <w:spacing w:line="240" w:lineRule="auto"/>
+        <w:ind w:left="720"/>
+      </w:pPr>
+      <w:r>
+        <w:rPr>
+          <w:lang w:val="zh_TW" w:bidi="zh_TW"/>
+        </w:rPr>
+      </w:r>
+      <w:r>
+        <w:rPr>
+          <w:lang w:val="zh_TW" w:bidi="zh_TW"/>
+        </w:rPr>
+        <w:t>大衛在亞勞拿的禾場上築了一座壇（</w:t>
+      </w:r>
+      <w:hyperlink r:id="rId39">
+        <w:r>
+          <w:rPr>
+            <w:lang w:val="zh_TW" w:bidi="zh_TW"/>
+          </w:rPr>
+          <w:rPr>
+            <w:color w:val="0000EE"/>
+            <w:u w:val="single"/>
+          </w:rPr>
+          <w:t>撒下24:25</w:t>
+        </w:r>
+      </w:hyperlink>
+      <w:r>
+        <w:rPr>
+          <w:lang w:val="zh_TW" w:bidi="zh_TW"/>
+        </w:rPr>
+        <w:t>）。禾場是一個平坦的地方，用來將穀物與莖分開。</w:t>
+      </w:r>
+    </w:p>
+    <w:p>
+      <w:pPr>
+        <w:pStyle w:val="ListBullet"/>
+        <w:spacing w:line="240" w:lineRule="auto"/>
+        <w:ind w:left="720"/>
+      </w:pPr>
+      <w:r>
+        <w:rPr>
+          <w:lang w:val="zh_TW" w:bidi="zh_TW"/>
+        </w:rPr>
+      </w:r>
+      <w:r>
+        <w:rPr>
+          <w:lang w:val="zh_TW" w:bidi="zh_TW"/>
+        </w:rPr>
+        <w:t>以利亞在迦密山上築了一座壇（</w:t>
+      </w:r>
+      <w:hyperlink r:id="rId40">
+        <w:r>
+          <w:rPr>
+            <w:lang w:val="zh_TW" w:bidi="zh_TW"/>
+          </w:rPr>
+          <w:rPr>
+            <w:color w:val="0000EE"/>
+            <w:u w:val="single"/>
+          </w:rPr>
+          <w:t>王上18:30</w:t>
+        </w:r>
+      </w:hyperlink>
+      <w:r>
+        <w:rPr>
+          <w:lang w:val="zh_TW" w:bidi="zh_TW"/>
+        </w:rPr>
+        <w:t>）。</w:t>
+      </w:r>
+    </w:p>
+    <w:p>
+      <w:pPr/>
+      <w:r>
+        <w:rPr>
+          <w:lang w:val="zh_TW" w:bidi="zh_TW"/>
+        </w:rPr>
+      </w:r>
+      <w:r>
+        <w:rPr>
+          <w:lang w:val="zh_TW" w:bidi="zh_TW"/>
+        </w:rPr>
+        <w:t>除了以利亞在迦密山上的祭壇外，人們在所羅門建成聖殿之前築了這些祭壇。</w:t>
+      </w:r>
+    </w:p>
+    <w:p>
+      <w:pPr/>
+      <w:r>
+        <w:rPr>
+          <w:lang w:val="zh_TW" w:bidi="zh_TW"/>
+        </w:rPr>
+      </w:r>
+      <w:r>
+        <w:rPr>
+          <w:lang w:val="zh_TW" w:bidi="zh_TW"/>
+        </w:rPr>
+        <w:t>如同會幕，所羅門的聖殿也有兩座祭壇。其中一座為銅製壇，長寬各20肘（約7.6公尺或25英尺），高10肘（約3.8公尺或12.5英尺），是聖殿敬拜的中心。亞哈斯王奉亞述王提革拉·毗列色之命，將銅壇從原來的位置移除（</w:t>
+      </w:r>
+      <w:hyperlink r:id="rId41">
+        <w:r>
+          <w:rPr>
+            <w:lang w:val="zh_TW" w:bidi="zh_TW"/>
+          </w:rPr>
+          <w:rPr>
+            <w:color w:val="0000EE"/>
+            <w:u w:val="single"/>
+          </w:rPr>
+          <w:t>王下16:14</w:t>
+        </w:r>
+      </w:hyperlink>
+      <w:r>
+        <w:rPr>
+          <w:lang w:val="zh_TW" w:bidi="zh_TW"/>
+        </w:rPr>
+        <w:t>）。後來希西家又把它復歸原處（</w:t>
+      </w:r>
+      <w:hyperlink r:id="rId42">
+        <w:r>
+          <w:rPr>
+            <w:lang w:val="zh_TW" w:bidi="zh_TW"/>
+          </w:rPr>
+          <w:rPr>
+            <w:color w:val="0000EE"/>
+            <w:u w:val="single"/>
+          </w:rPr>
+          <w:t>代下29:18</w:t>
+        </w:r>
+      </w:hyperlink>
+      <w:r>
+        <w:rPr>
+          <w:lang w:val="zh_TW" w:bidi="zh_TW"/>
+        </w:rPr>
+        <w:t>）。另一座為燒香的壇，以香柏木製成、包裹着金，立在幔子前（</w:t>
+      </w:r>
+      <w:hyperlink r:id="rId43">
+        <w:r>
+          <w:rPr>
+            <w:lang w:val="zh_TW" w:bidi="zh_TW"/>
+          </w:rPr>
+          <w:rPr>
+            <w:color w:val="0000EE"/>
+            <w:u w:val="single"/>
+          </w:rPr>
+          <w:t>王上6:20–22</w:t>
+        </w:r>
+      </w:hyperlink>
+      <w:r>
+        <w:rPr>
+          <w:lang w:val="zh_TW" w:bidi="zh_TW"/>
+        </w:rPr>
+        <w:t>）。</w:t>
+      </w:r>
+    </w:p>
+    <w:p>
+      <w:pPr/>
+      <w:r>
+        <w:rPr>
+          <w:lang w:val="zh_TW" w:bidi="zh_TW"/>
+        </w:rPr>
+      </w:r>
+      <w:r>
+        <w:rPr>
+          <w:lang w:val="zh_TW" w:bidi="zh_TW"/>
+        </w:rPr>
+        <w:t>所羅門聖殿被毀、猶太人被擄之後，先知以西結曾在異象中看見聖殿復興。異象中的燔祭壇分三層上升，高達10肘（約5.3公尺或17.5英尺），其底座約為20平方肘（約10.6公尺或35英尺）。這座尺寸特別巨大的祭壇，凸顯出以色列對贖罪的迫切需要（</w:t>
+      </w:r>
+      <w:hyperlink r:id="rId44">
+        <w:r>
+          <w:rPr>
+            <w:lang w:val="zh_TW" w:bidi="zh_TW"/>
+          </w:rPr>
+          <w:rPr>
+            <w:color w:val="0000EE"/>
+            <w:u w:val="single"/>
+          </w:rPr>
+          <w:t>結43:13–17</w:t>
+        </w:r>
+      </w:hyperlink>
+      <w:r>
+        <w:rPr>
+          <w:lang w:val="zh_TW" w:bidi="zh_TW"/>
+        </w:rPr>
+        <w:t>）。在該異象中並未提到燒香的壇。</w:t>
+      </w:r>
+    </w:p>
+    <w:p>
+      <w:pPr/>
+      <w:r>
+        <w:rPr>
+          <w:lang w:val="zh_TW" w:bidi="zh_TW"/>
+        </w:rPr>
+      </w:r>
+      <w:r>
+        <w:rPr>
+          <w:lang w:val="zh_TW" w:bidi="zh_TW"/>
+        </w:rPr>
+        <w:t>所羅巴伯曾築燔祭壇（</w:t>
+      </w:r>
+      <w:hyperlink r:id="rId45">
+        <w:r>
+          <w:rPr>
+            <w:lang w:val="zh_TW" w:bidi="zh_TW"/>
+          </w:rPr>
+          <w:rPr>
+            <w:color w:val="0000EE"/>
+            <w:u w:val="single"/>
+          </w:rPr>
+          <w:t>拉3:2</w:t>
+        </w:r>
+      </w:hyperlink>
+      <w:r>
+        <w:rPr>
+          <w:lang w:val="zh_TW" w:bidi="zh_TW"/>
+        </w:rPr>
+        <w:t>）。安提阿古·伊皮法尼則褻瀆此壇，使其不潔；他可能是在其上設立宙斯的像（</w:t>
+      </w:r>
+      <w:hyperlink r:id="rId46">
+        <w:r>
+          <w:rPr>
+            <w:lang w:val="zh_TW" w:bidi="zh_TW"/>
+          </w:rPr>
+          <w:rPr>
+            <w:color w:val="0000EE"/>
+            <w:u w:val="single"/>
+          </w:rPr>
+          <w:t>馬加比一書1:54</w:t>
+        </w:r>
+      </w:hyperlink>
+      <w:r>
+        <w:rPr>
+          <w:lang w:val="zh_TW" w:bidi="zh_TW"/>
+        </w:rPr>
+        <w:t>）。當時亦有香壇；安提阿古·伊皮法尼於公元前169年移走金香壇（</w:t>
+      </w:r>
+      <w:hyperlink r:id="rId46">
+        <w:r>
+          <w:rPr>
+            <w:lang w:val="zh_TW" w:bidi="zh_TW"/>
+          </w:rPr>
+          <w:rPr>
+            <w:color w:val="0000EE"/>
+            <w:u w:val="single"/>
+          </w:rPr>
+          <w:t>馬加比一書</w:t>
+        </w:r>
+      </w:hyperlink>
+      <w:hyperlink r:id="rId47">
+        <w:r>
+          <w:rPr>
+            <w:lang w:val="zh_TW" w:bidi="zh_TW"/>
+          </w:rPr>
+          <w:rPr>
+            <w:color w:val="0000EE"/>
+            <w:u w:val="single"/>
+          </w:rPr>
+          <w:t>1:21</w:t>
+        </w:r>
+      </w:hyperlink>
+      <w:r>
+        <w:rPr>
+          <w:lang w:val="zh_TW" w:bidi="zh_TW"/>
+        </w:rPr>
+        <w:t>）。這兩個壇後來都被猶大·馬加比修復（</w:t>
+      </w:r>
+      <w:hyperlink r:id="rId46">
+        <w:r>
+          <w:rPr>
+            <w:lang w:val="zh_TW" w:bidi="zh_TW"/>
+          </w:rPr>
+          <w:rPr>
+            <w:color w:val="0000EE"/>
+            <w:u w:val="single"/>
+          </w:rPr>
+          <w:t>馬加比一書</w:t>
+        </w:r>
+      </w:hyperlink>
+      <w:hyperlink r:id="rId48">
+        <w:r>
+          <w:rPr>
+            <w:lang w:val="zh_TW" w:bidi="zh_TW"/>
+          </w:rPr>
+          <w:rPr>
+            <w:color w:val="0000EE"/>
+            <w:u w:val="single"/>
+          </w:rPr>
+          <w:t>4:44–49</w:t>
+        </w:r>
+      </w:hyperlink>
+      <w:r>
+        <w:rPr>
+          <w:lang w:val="zh_TW" w:bidi="zh_TW"/>
+        </w:rPr>
+        <w:t>）。</w:t>
+      </w:r>
+    </w:p>
+    <w:p>
+      <w:pPr/>
+      <w:r>
+        <w:rPr>
+          <w:lang w:val="zh_TW" w:bidi="zh_TW"/>
+        </w:rPr>
+      </w:r>
+      <w:r>
+        <w:rPr>
+          <w:lang w:val="zh_TW" w:bidi="zh_TW"/>
+        </w:rPr>
+        <w:t>基督徒敬拜不再需要獻祭用的祭壇，因耶穌基督的死已成為最終的贖罪祭。聖經中經常提到燔祭壇和香壇（</w:t>
+      </w:r>
+      <w:hyperlink r:id="rId49">
+        <w:r>
+          <w:rPr>
+            <w:lang w:val="zh_TW" w:bidi="zh_TW"/>
+          </w:rPr>
+          <w:rPr>
+            <w:color w:val="0000EE"/>
+            <w:u w:val="single"/>
+          </w:rPr>
+          <w:t>太5:23–24</w:t>
+        </w:r>
+      </w:hyperlink>
+      <w:r>
+        <w:rPr>
+          <w:lang w:val="zh_TW" w:bidi="zh_TW"/>
+        </w:rPr>
+        <w:t>，</w:t>
+      </w:r>
+      <w:hyperlink r:id="rId50">
+        <w:r>
+          <w:rPr>
+            <w:lang w:val="zh_TW" w:bidi="zh_TW"/>
+          </w:rPr>
+          <w:rPr>
+            <w:color w:val="0000EE"/>
+            <w:u w:val="single"/>
+          </w:rPr>
+          <w:t>23:18–20</w:t>
+        </w:r>
+      </w:hyperlink>
+      <w:r>
+        <w:rPr>
+          <w:lang w:val="zh_TW" w:bidi="zh_TW"/>
+        </w:rPr>
+        <w:t>、</w:t>
+      </w:r>
+      <w:hyperlink r:id="rId50">
+        <w:r>
+          <w:rPr>
+            <w:lang w:val="zh_TW" w:bidi="zh_TW"/>
+          </w:rPr>
+          <w:rPr>
+            <w:color w:val="0000EE"/>
+            <w:u w:val="single"/>
+          </w:rPr>
+          <w:t>35</w:t>
+        </w:r>
+      </w:hyperlink>
+      <w:r>
+        <w:rPr>
+          <w:lang w:val="zh_TW" w:bidi="zh_TW"/>
+        </w:rPr>
+        <w:t>；</w:t>
+      </w:r>
+      <w:hyperlink r:id="rId51">
+        <w:r>
+          <w:rPr>
+            <w:lang w:val="zh_TW" w:bidi="zh_TW"/>
+          </w:rPr>
+          <w:rPr>
+            <w:color w:val="0000EE"/>
+            <w:u w:val="single"/>
+          </w:rPr>
+          <w:t>路11:51</w:t>
+        </w:r>
+      </w:hyperlink>
+      <w:r>
+        <w:rPr>
+          <w:lang w:val="zh_TW" w:bidi="zh_TW"/>
+        </w:rPr>
+        <w:t>；</w:t>
+      </w:r>
+      <w:hyperlink r:id="rId52">
+        <w:r>
+          <w:rPr>
+            <w:lang w:val="zh_TW" w:bidi="zh_TW"/>
+          </w:rPr>
+          <w:rPr>
+            <w:color w:val="0000EE"/>
+            <w:u w:val="single"/>
+          </w:rPr>
+          <w:t>林前9:13</w:t>
+        </w:r>
+      </w:hyperlink>
+      <w:r>
+        <w:rPr>
+          <w:lang w:val="zh_TW" w:bidi="zh_TW"/>
+        </w:rPr>
+        <w:t>，</w:t>
+      </w:r>
+      <w:hyperlink r:id="rId53">
+        <w:r>
+          <w:rPr>
+            <w:lang w:val="zh_TW" w:bidi="zh_TW"/>
+          </w:rPr>
+          <w:rPr>
+            <w:color w:val="0000EE"/>
+            <w:u w:val="single"/>
+          </w:rPr>
+          <w:t>10:18</w:t>
+        </w:r>
+      </w:hyperlink>
+      <w:r>
+        <w:rPr>
+          <w:lang w:val="zh_TW" w:bidi="zh_TW"/>
+        </w:rPr>
+        <w:t>；</w:t>
+      </w:r>
+      <w:hyperlink r:id="rId54">
+        <w:r>
+          <w:rPr>
+            <w:lang w:val="zh_TW" w:bidi="zh_TW"/>
+          </w:rPr>
+          <w:rPr>
+            <w:color w:val="0000EE"/>
+            <w:u w:val="single"/>
+          </w:rPr>
+          <w:t>來7:13</w:t>
+        </w:r>
+      </w:hyperlink>
+      <w:r>
+        <w:rPr>
+          <w:lang w:val="zh_TW" w:bidi="zh_TW"/>
+        </w:rPr>
+        <w:t>；</w:t>
+      </w:r>
+      <w:hyperlink r:id="rId55">
+        <w:r>
+          <w:rPr>
+            <w:lang w:val="zh_TW" w:bidi="zh_TW"/>
+          </w:rPr>
+          <w:rPr>
+            <w:color w:val="0000EE"/>
+            <w:u w:val="single"/>
+          </w:rPr>
+          <w:t>啟11:1</w:t>
+        </w:r>
+      </w:hyperlink>
+      <w:r>
+        <w:rPr>
+          <w:lang w:val="zh_TW" w:bidi="zh_TW"/>
+        </w:rPr>
+        <w:t>）。其中有些經文指的是地上的聖殿（</w:t>
+      </w:r>
+      <w:hyperlink r:id="rId56">
+        <w:r>
+          <w:rPr>
+            <w:lang w:val="zh_TW" w:bidi="zh_TW"/>
+          </w:rPr>
+          <w:rPr>
+            <w:color w:val="0000EE"/>
+            <w:u w:val="single"/>
+          </w:rPr>
+          <w:t>路1:11</w:t>
+        </w:r>
+      </w:hyperlink>
+      <w:r>
+        <w:rPr>
+          <w:lang w:val="zh_TW" w:bidi="zh_TW"/>
+        </w:rPr>
+        <w:t>）。其它經文則指的是天上的聖殿（</w:t>
+      </w:r>
+      <w:hyperlink r:id="rId57">
+        <w:r>
+          <w:rPr>
+            <w:lang w:val="zh_TW" w:bidi="zh_TW"/>
+          </w:rPr>
+          <w:rPr>
+            <w:color w:val="0000EE"/>
+            <w:u w:val="single"/>
+          </w:rPr>
+          <w:t>啟6:9</w:t>
+        </w:r>
+      </w:hyperlink>
+      <w:r>
+        <w:rPr>
+          <w:lang w:val="zh_TW" w:bidi="zh_TW"/>
+        </w:rPr>
+        <w:t>，</w:t>
+      </w:r>
+      <w:hyperlink r:id="rId58">
+        <w:r>
+          <w:rPr>
+            <w:lang w:val="zh_TW" w:bidi="zh_TW"/>
+          </w:rPr>
+          <w:rPr>
+            <w:color w:val="0000EE"/>
+            <w:u w:val="single"/>
+          </w:rPr>
+          <w:t>8:5</w:t>
+        </w:r>
+      </w:hyperlink>
+      <w:r>
+        <w:rPr>
+          <w:lang w:val="zh_TW" w:bidi="zh_TW"/>
+        </w:rPr>
+        <w:t>，</w:t>
+      </w:r>
+      <w:hyperlink r:id="rId59">
+        <w:r>
+          <w:rPr>
+            <w:lang w:val="zh_TW" w:bidi="zh_TW"/>
+          </w:rPr>
+          <w:rPr>
+            <w:color w:val="0000EE"/>
+            <w:u w:val="single"/>
+          </w:rPr>
+          <w:t>9:13</w:t>
+        </w:r>
+      </w:hyperlink>
+      <w:r>
+        <w:rPr>
+          <w:lang w:val="zh_TW" w:bidi="zh_TW"/>
+        </w:rPr>
+        <w:t>）。</w:t>
+      </w:r>
+    </w:p>
+    <w:p>
+      <w:pPr/>
+      <w:r>
+        <w:rPr>
+          <w:lang w:val="zh_TW" w:bidi="zh_TW"/>
+        </w:rPr>
+      </w:r>
+      <w:r>
+        <w:rPr>
           <w:i/>
           <w:lang w:val="zh_TW" w:bidi="zh_TW"/>
         </w:rPr>
@@ -1016,7 +1619,19 @@
         <w:rPr>
           <w:lang w:val="zh_TW" w:bidi="zh_TW"/>
         </w:rPr>
-        <w:t>萬軍之主</w:t>
+        <w:t>會幕</w:t>
+      </w:r>
+      <w:r>
+        <w:rPr>
+          <w:lang w:val="zh_TW" w:bidi="zh_TW"/>
+        </w:rPr>
+        <w:t>；</w:t>
+      </w:r>
+      <w:r>
+        <w:rPr>
+          <w:lang w:val="zh_TW" w:bidi="zh_TW"/>
+        </w:rPr>
+        <w:t>聖殿</w:t>
       </w:r>
       <w:r>
         <w:rPr>

--- a/zht/docx/151.content.docx
+++ b/zht/docx/151.content.docx
@@ -19,7 +19,7 @@
         <w:rPr>
           <w:lang w:val="zh_TW" w:bidi="zh_TW"/>
         </w:rPr>
-        <w:t>Resource: Tyndale Open Bible Dictionary</w:t>
+        <w:t>Resource: Aquifer Open Bible Dictionary</w:t>
       </w:r>
       <w:r>
         <w:rPr>
@@ -112,7 +112,7 @@
         <w:rPr>
           <w:lang w:val="zh_TW" w:bidi="zh_TW"/>
         </w:rPr>
-        <w:t>Tyndale Open Bible Dictionary</w:t>
+        <w:t>Aquifer Open Bible Dictionary</w:t>
       </w:r>
     </w:p>
     <w:p>
@@ -149,7 +149,7 @@
         <w:rPr>
           <w:lang w:val="zh_TW" w:bidi="zh_TW"/>
         </w:rPr>
-        <w:t>tan</w:t>
+        <w:t>tai</w:t>
       </w:r>
       <w:r>
         <w:rPr>
@@ -212,7 +212,7 @@
         <w:rPr>
           <w:lang w:val="zh_TW" w:bidi="zh_TW"/>
         </w:rPr>
-        <w:t>癱瘓、癱子、癱瘓的</w:t>
+        <w:t>太陽</w:t>
       </w:r>
       <w:r>
         <w:rPr>
@@ -231,7 +231,61 @@
         <w:rPr>
           <w:lang w:val="zh_TW" w:bidi="zh_TW"/>
         </w:rPr>
-        <w:t>中樞神經系統器質性疾病引起的症狀，造成暫時或永久的知覺喪失和/或自主肌肉控制。這種退化性疾病通常無法根治。新約中提到了一些癱瘓（或稱麻痺）的病例，所有這些病例都與基督的醫治事工有關。</w:t>
+        <w:t>太陽（譯註：或譯「日頭」）是神所創造的兩大光體之一，用來管理白晝（</w:t>
+      </w:r>
+      <w:hyperlink r:id="rId13">
+        <w:r>
+          <w:rPr>
+            <w:lang w:val="zh_TW" w:bidi="zh_TW"/>
+          </w:rPr>
+          <w:rPr>
+            <w:color w:val="0000EE"/>
+            <w:u w:val="single"/>
+          </w:rPr>
+          <w:t>創1:14–15</w:t>
+        </w:r>
+      </w:hyperlink>
+      <w:r>
+        <w:rPr>
+          <w:lang w:val="zh_TW" w:bidi="zh_TW"/>
+        </w:rPr>
+        <w:t>）。在聖經時代，一天是從日落開始的，日常獻祭也與太陽的位置有關。第一個燔祭是在日出時獻上的（</w:t>
+      </w:r>
+      <w:hyperlink r:id="rId14">
+        <w:r>
+          <w:rPr>
+            <w:lang w:val="zh_TW" w:bidi="zh_TW"/>
+          </w:rPr>
+          <w:rPr>
+            <w:color w:val="0000EE"/>
+            <w:u w:val="single"/>
+          </w:rPr>
+          <w:t>出29:39</w:t>
+        </w:r>
+      </w:hyperlink>
+      <w:r>
+        <w:rPr>
+          <w:lang w:val="zh_TW" w:bidi="zh_TW"/>
+        </w:rPr>
+        <w:t>；</w:t>
+      </w:r>
+      <w:hyperlink r:id="rId15">
+        <w:r>
+          <w:rPr>
+            <w:lang w:val="zh_TW" w:bidi="zh_TW"/>
+          </w:rPr>
+          <w:rPr>
+            <w:color w:val="0000EE"/>
+            <w:u w:val="single"/>
+          </w:rPr>
+          <w:t>民28:4</w:t>
+        </w:r>
+      </w:hyperlink>
+      <w:r>
+        <w:rPr>
+          <w:lang w:val="zh_TW" w:bidi="zh_TW"/>
+        </w:rPr>
+        <w:t>）。在猶太教的拉比傳統中，白晝的時數隨著季節變化，取決於太陽週期。</w:t>
       </w:r>
     </w:p>
     <w:p>
@@ -245,151 +299,7 @@
         <w:rPr>
           <w:lang w:val="zh_TW" w:bidi="zh_TW"/>
         </w:rPr>
-        <w:t>在加利利尋求耶穌醫治的病人中就有癱子，如加利利地區的病人（</w:t>
-      </w:r>
-      <w:hyperlink r:id="rId13">
-        <w:r>
-          <w:rPr>
-            <w:lang w:val="zh_TW" w:bidi="zh_TW"/>
-          </w:rPr>
-          <w:rPr>
-            <w:color w:val="0000EE"/>
-            <w:u w:val="single"/>
-          </w:rPr>
-          <w:t>太4:24</w:t>
-        </w:r>
-      </w:hyperlink>
-      <w:r>
-        <w:rPr>
-          <w:lang w:val="zh_TW" w:bidi="zh_TW"/>
-        </w:rPr>
-        <w:t>）、耶路撒冷畢士大池邊的病人（</w:t>
-      </w:r>
-      <w:hyperlink r:id="rId14">
-        <w:r>
-          <w:rPr>
-            <w:lang w:val="zh_TW" w:bidi="zh_TW"/>
-          </w:rPr>
-          <w:rPr>
-            <w:color w:val="0000EE"/>
-            <w:u w:val="single"/>
-          </w:rPr>
-          <w:t>約5:3</w:t>
-        </w:r>
-      </w:hyperlink>
-      <w:r>
-        <w:rPr>
-          <w:lang w:val="zh_TW" w:bidi="zh_TW"/>
-        </w:rPr>
-        <w:t>），以及在撒馬利亞由腓利所醫治的病人之中也有癱子（</w:t>
-      </w:r>
-      <w:hyperlink r:id="rId15">
-        <w:r>
-          <w:rPr>
-            <w:lang w:val="zh_TW" w:bidi="zh_TW"/>
-          </w:rPr>
-          <w:rPr>
-            <w:color w:val="0000EE"/>
-            <w:u w:val="single"/>
-          </w:rPr>
-          <w:t>徒8:7</w:t>
-        </w:r>
-      </w:hyperlink>
-      <w:r>
-        <w:rPr>
-          <w:lang w:val="zh_TW" w:bidi="zh_TW"/>
-        </w:rPr>
-        <w:t>）。百夫長的癱瘓僕人被路加描述為病得很重，幾乎要死（</w:t>
-      </w:r>
-      <w:hyperlink r:id="rId16">
-        <w:r>
-          <w:rPr>
-            <w:lang w:val="zh_TW" w:bidi="zh_TW"/>
-          </w:rPr>
-          <w:rPr>
-            <w:color w:val="0000EE"/>
-            <w:u w:val="single"/>
-          </w:rPr>
-          <w:t>路7:2</w:t>
-        </w:r>
-      </w:hyperlink>
-      <w:r>
-        <w:rPr>
-          <w:lang w:val="zh_TW" w:bidi="zh_TW"/>
-        </w:rPr>
-        <w:t>）。這人可能罹患了一種通常會致命的癱瘓症，起初從雙腿開始癱瘓，並迅速向上蔓延到全身。迦百農的癱子很可能是患有截癱，即下半身癱瘓的症狀（</w:t>
-      </w:r>
-      <w:hyperlink r:id="rId17">
-        <w:r>
-          <w:rPr>
-            <w:lang w:val="zh_TW" w:bidi="zh_TW"/>
-          </w:rPr>
-          <w:rPr>
-            <w:color w:val="0000EE"/>
-            <w:u w:val="single"/>
-          </w:rPr>
-          <w:t>太9:2、6</w:t>
-        </w:r>
-      </w:hyperlink>
-      <w:r>
-        <w:rPr>
-          <w:lang w:val="zh_TW" w:bidi="zh_TW"/>
-        </w:rPr>
-        <w:t>；</w:t>
-      </w:r>
-      <w:hyperlink r:id="rId18">
-        <w:r>
-          <w:rPr>
-            <w:lang w:val="zh_TW" w:bidi="zh_TW"/>
-          </w:rPr>
-          <w:rPr>
-            <w:color w:val="0000EE"/>
-            <w:u w:val="single"/>
-          </w:rPr>
-          <w:t>可2:3–10</w:t>
-        </w:r>
-      </w:hyperlink>
-      <w:r>
-        <w:rPr>
-          <w:lang w:val="zh_TW" w:bidi="zh_TW"/>
-        </w:rPr>
-        <w:t>；</w:t>
-      </w:r>
-      <w:hyperlink r:id="rId19">
-        <w:r>
-          <w:rPr>
-            <w:lang w:val="zh_TW" w:bidi="zh_TW"/>
-          </w:rPr>
-          <w:rPr>
-            <w:color w:val="0000EE"/>
-            <w:u w:val="single"/>
-          </w:rPr>
-          <w:t>路5:18、24</w:t>
-        </w:r>
-      </w:hyperlink>
-      <w:r>
-        <w:rPr>
-          <w:lang w:val="zh_TW" w:bidi="zh_TW"/>
-        </w:rPr>
-        <w:t>）。這種疾病可能是由於出生時受傷或脊髓損傷引起的。也許彼得在呂大的醫治事件中，癱子以尼雅也患有半身不遂的癱瘓（</w:t>
-      </w:r>
-      <w:hyperlink r:id="rId20">
-        <w:r>
-          <w:rPr>
-            <w:lang w:val="zh_TW" w:bidi="zh_TW"/>
-          </w:rPr>
-          <w:rPr>
-            <w:color w:val="0000EE"/>
-            <w:u w:val="single"/>
-          </w:rPr>
-          <w:t>徒9:33</w:t>
-        </w:r>
-      </w:hyperlink>
-      <w:r>
-        <w:rPr>
-          <w:lang w:val="zh_TW" w:bidi="zh_TW"/>
-        </w:rPr>
-        <w:t>）。</w:t>
+        <w:t>以色列人用的曆法是陰曆，但春季（逾越節）和秋季（吹角節、贖罪日、住棚節）的大節期卻顯示，他們也考量了太陽年（solar year）。與農事對應的基色曆（Gezer calendar）以太陽年為依據。猶太曆採用19年循環，其中有7年會加上閏月，使陰曆與太陽年對齊，聖經並沒有提到這套系統，學者認為第十三個月是後來才加上的。來自埃及象島（Elephantine）猶太殖民地的亞蘭文文件顯示，早在主前五世紀，這個19年循環的系統已經被使用。雖然沒有相關記錄留存，猶大和以色列王國很可能採用類似的制度。</w:t>
       </w:r>
     </w:p>
     <w:p>
@@ -401,50 +311,39 @@
       </w:r>
       <w:r>
         <w:rPr>
-          <w:i/>
-          <w:lang w:val="zh_TW" w:bidi="zh_TW"/>
-        </w:rPr>
-        <w:t>另見</w:t>
-      </w:r>
-      <w:r>
-        <w:rPr>
-          <w:lang w:val="zh_TW" w:bidi="zh_TW"/>
-        </w:rPr>
-        <w:t xml:space="preserve"> </w:t>
-      </w:r>
-      <w:r>
-        <w:rPr>
-          <w:lang w:val="zh_TW" w:bidi="zh_TW"/>
-        </w:rPr>
-        <w:t>疾病</w:t>
-      </w:r>
-      <w:r>
-        <w:rPr>
-          <w:lang w:val="zh_TW" w:bidi="zh_TW"/>
-        </w:rPr>
-        <w:t>；</w:t>
-      </w:r>
-      <w:r>
-        <w:rPr>
-          <w:lang w:val="zh_TW" w:bidi="zh_TW"/>
-        </w:rPr>
-        <w:t>藥物和醫療實踐</w:t>
-      </w:r>
-      <w:r>
-        <w:rPr>
-          <w:lang w:val="zh_TW" w:bidi="zh_TW"/>
-        </w:rPr>
-        <w:t>。</w:t>
-      </w:r>
-      <w:r>
-        <w:rPr>
-          <w:lang w:val="zh_TW" w:bidi="zh_TW"/>
-        </w:rPr>
-      </w:r>
-      <w:r>
-        <w:rPr>
-          <w:lang w:val="zh_TW" w:bidi="zh_TW"/>
-        </w:rPr>
+          <w:lang w:val="zh_TW" w:bidi="zh_TW"/>
+        </w:rPr>
+        <w:t>在猶太教的拉比傳統中，認為每年都有四季，但舊約僅提到兩季：「</w:t>
+      </w:r>
+      <w:r>
+        <w:rPr>
+          <w:lang w:val="zh_TW" w:bidi="zh_TW"/>
+        </w:rPr>
+        <w:t>稼穡、寒暑、冬夏</w:t>
+      </w:r>
+      <w:r>
+        <w:rPr>
+          <w:lang w:val="zh_TW" w:bidi="zh_TW"/>
+        </w:rPr>
+        <w:t>」（</w:t>
+      </w:r>
+      <w:hyperlink r:id="rId16">
+        <w:r>
+          <w:rPr>
+            <w:lang w:val="zh_TW" w:bidi="zh_TW"/>
+          </w:rPr>
+          <w:rPr>
+            <w:color w:val="0000EE"/>
+            <w:u w:val="single"/>
+          </w:rPr>
+          <w:t>創8:22</w:t>
+        </w:r>
+      </w:hyperlink>
+      <w:r>
+        <w:rPr>
+          <w:lang w:val="zh_TW" w:bidi="zh_TW"/>
+        </w:rPr>
+        <w:t>）。</w:t>
       </w:r>
     </w:p>
     <w:p>
@@ -454,21 +353,153 @@
           <w:lang w:val="zh_TW" w:bidi="zh_TW"/>
         </w:rPr>
       </w:r>
+      <w:r>
+        <w:rPr>
+          <w:lang w:val="zh_TW" w:bidi="zh_TW"/>
+        </w:rPr>
+        <w:t>四個季節與太陽的運行有關：</w:t>
+      </w:r>
     </w:p>
     <w:p>
       <w:pPr>
-        <w:pStyle w:val="Heading2"/>
-      </w:pPr>
-      <w:r>
-        <w:rPr>
-          <w:lang w:val="zh_TW" w:bidi="zh_TW"/>
-        </w:rPr>
-        <w:t>壇（祭壇）</w:t>
-      </w:r>
-      <w:r>
-        <w:rPr>
-          <w:lang w:val="zh_TW" w:bidi="zh_TW"/>
-        </w:rPr>
+        <w:pStyle w:val="ListBullet"/>
+        <w:spacing w:line="240" w:lineRule="auto"/>
+        <w:ind w:left="720"/>
+      </w:pPr>
+      <w:r>
+        <w:rPr>
+          <w:lang w:val="zh_TW" w:bidi="zh_TW"/>
+        </w:rPr>
+      </w:r>
+      <w:r>
+        <w:rPr>
+          <w:lang w:val="zh_TW" w:bidi="zh_TW"/>
+        </w:rPr>
+        <w:t>秋季（</w:t>
+      </w:r>
+      <w:r>
+        <w:rPr>
+          <w:i/>
+          <w:lang w:val="zh_TW" w:bidi="zh_TW"/>
+        </w:rPr>
+        <w:t>setav；</w:t>
+      </w:r>
+      <w:r>
+        <w:rPr>
+          <w:lang w:val="zh_TW" w:bidi="zh_TW"/>
+        </w:rPr>
+        <w:t>原指「雨季」或「雨」；</w:t>
+      </w:r>
+      <w:hyperlink r:id="rId17">
+        <w:r>
+          <w:rPr>
+            <w:lang w:val="zh_TW" w:bidi="zh_TW"/>
+          </w:rPr>
+          <w:rPr>
+            <w:color w:val="0000EE"/>
+            <w:u w:val="single"/>
+          </w:rPr>
+          <w:t>歌2:11</w:t>
+        </w:r>
+      </w:hyperlink>
+      <w:r>
+        <w:rPr>
+          <w:lang w:val="zh_TW" w:bidi="zh_TW"/>
+        </w:rPr>
+        <w:t>）始於秋分（9月21日）</w:t>
+      </w:r>
+    </w:p>
+    <w:p>
+      <w:pPr>
+        <w:pStyle w:val="ListBullet"/>
+        <w:spacing w:line="240" w:lineRule="auto"/>
+        <w:ind w:left="720"/>
+      </w:pPr>
+      <w:r>
+        <w:rPr>
+          <w:lang w:val="zh_TW" w:bidi="zh_TW"/>
+        </w:rPr>
+      </w:r>
+      <w:r>
+        <w:rPr>
+          <w:lang w:val="zh_TW" w:bidi="zh_TW"/>
+        </w:rPr>
+        <w:t>冬季（</w:t>
+      </w:r>
+      <w:r>
+        <w:rPr>
+          <w:i/>
+          <w:lang w:val="zh_TW" w:bidi="zh_TW"/>
+        </w:rPr>
+        <w:t>horeph</w:t>
+      </w:r>
+      <w:r>
+        <w:rPr>
+          <w:lang w:val="zh_TW" w:bidi="zh_TW"/>
+        </w:rPr>
+        <w:t>）始於冬至（約12月22日）</w:t>
+      </w:r>
+    </w:p>
+    <w:p>
+      <w:pPr>
+        <w:pStyle w:val="ListBullet"/>
+        <w:spacing w:line="240" w:lineRule="auto"/>
+        <w:ind w:left="720"/>
+      </w:pPr>
+      <w:r>
+        <w:rPr>
+          <w:lang w:val="zh_TW" w:bidi="zh_TW"/>
+        </w:rPr>
+      </w:r>
+      <w:r>
+        <w:rPr>
+          <w:lang w:val="zh_TW" w:bidi="zh_TW"/>
+        </w:rPr>
+        <w:t>春天 （</w:t>
+      </w:r>
+      <w:r>
+        <w:rPr>
+          <w:i/>
+          <w:lang w:val="zh_TW" w:bidi="zh_TW"/>
+        </w:rPr>
+        <w:t>aviv</w:t>
+      </w:r>
+      <w:r>
+        <w:rPr>
+          <w:lang w:val="zh_TW" w:bidi="zh_TW"/>
+        </w:rPr>
+        <w:t>） 開始於春分（3月21日）</w:t>
+      </w:r>
+    </w:p>
+    <w:p>
+      <w:pPr>
+        <w:pStyle w:val="ListBullet"/>
+        <w:spacing w:line="240" w:lineRule="auto"/>
+        <w:ind w:left="720"/>
+      </w:pPr>
+      <w:r>
+        <w:rPr>
+          <w:lang w:val="zh_TW" w:bidi="zh_TW"/>
+        </w:rPr>
+      </w:r>
+      <w:r>
+        <w:rPr>
+          <w:lang w:val="zh_TW" w:bidi="zh_TW"/>
+        </w:rPr>
+        <w:t>夏季（</w:t>
+      </w:r>
+      <w:r>
+        <w:rPr>
+          <w:i/>
+          <w:lang w:val="zh_TW" w:bidi="zh_TW"/>
+        </w:rPr>
+        <w:t>qayits</w:t>
+      </w:r>
+      <w:r>
+        <w:rPr>
+          <w:lang w:val="zh_TW" w:bidi="zh_TW"/>
+        </w:rPr>
+        <w:t>）始於夏至（6月22日）</w:t>
       </w:r>
     </w:p>
     <w:p>
@@ -482,25 +513,7 @@
         <w:rPr>
           <w:lang w:val="zh_TW" w:bidi="zh_TW"/>
         </w:rPr>
-        <w:t>祭壇是用來向神明獻上動物祭或燔祭的高臺。其它獻祭禮儀也包括燒香（</w:t>
-      </w:r>
-      <w:hyperlink r:id="rId21">
-        <w:r>
-          <w:rPr>
-            <w:lang w:val="zh_TW" w:bidi="zh_TW"/>
-          </w:rPr>
-          <w:rPr>
-            <w:color w:val="0000EE"/>
-            <w:u w:val="single"/>
-          </w:rPr>
-          <w:t>出30:1–10</w:t>
-        </w:r>
-      </w:hyperlink>
-      <w:r>
-        <w:rPr>
-          <w:lang w:val="zh_TW" w:bidi="zh_TW"/>
-        </w:rPr>
-        <w:t>）。在希伯來文中，「祭壇」一詞與動詞「宰殺」出自同一字根，兩者的含義都指向以禮儀方式宰殺牲畜獻給神，作為遮蓋罪的贖罪祭。古代近東許多族群都實行此類獻祭；以色列的鄰邦迦南人也有自己的祭壇與儀式。祭壇通常是一處隆起的高地或高臺。</w:t>
+        <w:t>在別是巴發現的一座聖殿（追溯到公元前125年），與夏至的日出對齊。同樣，拉吉（Lachish）的一座聖殿則朝向冬至。來自君主時代的亞拉得（Arad）聖殿幾乎正對東方。它很可能與春分或秋分的日出對齊，耶路撒冷聖殿也是如此。</w:t>
       </w:r>
     </w:p>
     <w:p>
@@ -514,7 +527,7 @@
         <w:rPr>
           <w:lang w:val="zh_TW" w:bidi="zh_TW"/>
         </w:rPr>
-        <w:t>舊約聖經中提過幾個由人所築起的祭壇：</w:t>
+        <w:t>在希伯來詩詞中，太陽常被用作一個強烈的意象。它被描述為：</w:t>
       </w:r>
     </w:p>
     <w:p>
@@ -532,9 +545,9 @@
         <w:rPr>
           <w:lang w:val="zh_TW" w:bidi="zh_TW"/>
         </w:rPr>
-        <w:t>挪亞獻上燔祭（</w:t>
-      </w:r>
-      <w:hyperlink r:id="rId22">
+        <w:t>擁有居所（</w:t>
+      </w:r>
+      <w:hyperlink r:id="rId18">
         <w:r>
           <w:rPr>
             <w:lang w:val="zh_TW" w:bidi="zh_TW"/>
@@ -543,14 +556,14 @@
             <w:color w:val="0000EE"/>
             <w:u w:val="single"/>
           </w:rPr>
-          <w:t>創8:20</w:t>
+          <w:t>哈3:11</w:t>
         </w:r>
       </w:hyperlink>
       <w:r>
         <w:rPr>
           <w:lang w:val="zh_TW" w:bidi="zh_TW"/>
         </w:rPr>
-        <w:t>）。</w:t>
+        <w:t>）</w:t>
       </w:r>
     </w:p>
     <w:p>
@@ -568,7 +581,165 @@
         <w:rPr>
           <w:lang w:val="zh_TW" w:bidi="zh_TW"/>
         </w:rPr>
-        <w:t>亞伯拉罕在示劍築了一座壇，在伯特利築了一座，並在摩利亞山築了一座（</w:t>
+        <w:t>如同新郎出洞房般 （</w:t>
+      </w:r>
+      <w:hyperlink r:id="rId19">
+        <w:r>
+          <w:rPr>
+            <w:lang w:val="zh_TW" w:bidi="zh_TW"/>
+          </w:rPr>
+          <w:rPr>
+            <w:color w:val="0000EE"/>
+            <w:u w:val="single"/>
+          </w:rPr>
+          <w:t>詩19:4–5</w:t>
+        </w:r>
+      </w:hyperlink>
+      <w:r>
+        <w:rPr>
+          <w:lang w:val="zh_TW" w:bidi="zh_TW"/>
+        </w:rPr>
+        <w:t>）</w:t>
+      </w:r>
+    </w:p>
+    <w:p>
+      <w:pPr/>
+      <w:r>
+        <w:rPr>
+          <w:lang w:val="zh_TW" w:bidi="zh_TW"/>
+        </w:rPr>
+      </w:r>
+      <w:r>
+        <w:rPr>
+          <w:lang w:val="zh_TW" w:bidi="zh_TW"/>
+        </w:rPr>
+        <w:t>太陽象徵：</w:t>
+      </w:r>
+    </w:p>
+    <w:p>
+      <w:pPr>
+        <w:pStyle w:val="ListBullet"/>
+        <w:spacing w:line="240" w:lineRule="auto"/>
+        <w:ind w:left="720"/>
+      </w:pPr>
+      <w:r>
+        <w:rPr>
+          <w:lang w:val="zh_TW" w:bidi="zh_TW"/>
+        </w:rPr>
+      </w:r>
+      <w:r>
+        <w:rPr>
+          <w:lang w:val="zh_TW" w:bidi="zh_TW"/>
+        </w:rPr>
+        <w:t>恆久不變（</w:t>
+      </w:r>
+      <w:hyperlink r:id="rId20">
+        <w:r>
+          <w:rPr>
+            <w:lang w:val="zh_TW" w:bidi="zh_TW"/>
+          </w:rPr>
+          <w:rPr>
+            <w:color w:val="0000EE"/>
+            <w:u w:val="single"/>
+          </w:rPr>
+          <w:t>詩72:5、17</w:t>
+        </w:r>
+      </w:hyperlink>
+      <w:r>
+        <w:rPr>
+          <w:lang w:val="zh_TW" w:bidi="zh_TW"/>
+        </w:rPr>
+        <w:t>）</w:t>
+      </w:r>
+    </w:p>
+    <w:p>
+      <w:pPr>
+        <w:pStyle w:val="ListBullet"/>
+        <w:spacing w:line="240" w:lineRule="auto"/>
+        <w:ind w:left="720"/>
+      </w:pPr>
+      <w:r>
+        <w:rPr>
+          <w:lang w:val="zh_TW" w:bidi="zh_TW"/>
+        </w:rPr>
+      </w:r>
+      <w:r>
+        <w:rPr>
+          <w:lang w:val="zh_TW" w:bidi="zh_TW"/>
+        </w:rPr>
+        <w:t>律法（</w:t>
+      </w:r>
+      <w:hyperlink r:id="rId21">
+        <w:r>
+          <w:rPr>
+            <w:lang w:val="zh_TW" w:bidi="zh_TW"/>
+          </w:rPr>
+          <w:rPr>
+            <w:color w:val="0000EE"/>
+            <w:u w:val="single"/>
+          </w:rPr>
+          <w:t>詩19:7</w:t>
+        </w:r>
+      </w:hyperlink>
+      <w:r>
+        <w:rPr>
+          <w:lang w:val="zh_TW" w:bidi="zh_TW"/>
+        </w:rPr>
+        <w:t>）</w:t>
+      </w:r>
+    </w:p>
+    <w:p>
+      <w:pPr>
+        <w:pStyle w:val="ListBullet"/>
+        <w:spacing w:line="240" w:lineRule="auto"/>
+        <w:ind w:left="720"/>
+      </w:pPr>
+      <w:r>
+        <w:rPr>
+          <w:lang w:val="zh_TW" w:bidi="zh_TW"/>
+        </w:rPr>
+      </w:r>
+      <w:r>
+        <w:rPr>
+          <w:lang w:val="zh_TW" w:bidi="zh_TW"/>
+        </w:rPr>
+        <w:t>神的同在 （</w:t>
+      </w:r>
+      <w:hyperlink r:id="rId22">
+        <w:r>
+          <w:rPr>
+            <w:lang w:val="zh_TW" w:bidi="zh_TW"/>
+          </w:rPr>
+          <w:rPr>
+            <w:color w:val="0000EE"/>
+            <w:u w:val="single"/>
+          </w:rPr>
+          <w:t>詩84:11</w:t>
+        </w:r>
+      </w:hyperlink>
+      <w:r>
+        <w:rPr>
+          <w:lang w:val="zh_TW" w:bidi="zh_TW"/>
+        </w:rPr>
+        <w:t>）</w:t>
+      </w:r>
+    </w:p>
+    <w:p>
+      <w:pPr>
+        <w:pStyle w:val="ListBullet"/>
+        <w:spacing w:line="240" w:lineRule="auto"/>
+        <w:ind w:left="720"/>
+      </w:pPr>
+      <w:r>
+        <w:rPr>
+          <w:lang w:val="zh_TW" w:bidi="zh_TW"/>
+        </w:rPr>
+      </w:r>
+      <w:r>
+        <w:rPr>
+          <w:lang w:val="zh_TW" w:bidi="zh_TW"/>
+        </w:rPr>
+        <w:t>美麗（</w:t>
       </w:r>
       <w:hyperlink r:id="rId23">
         <w:r>
@@ -579,16 +750,772 @@
             <w:color w:val="0000EE"/>
             <w:u w:val="single"/>
           </w:rPr>
-          <w:t>創12:7</w:t>
+          <w:t>歌6:10</w:t>
         </w:r>
       </w:hyperlink>
       <w:r>
         <w:rPr>
           <w:lang w:val="zh_TW" w:bidi="zh_TW"/>
         </w:rPr>
+        <w:t>）</w:t>
+      </w:r>
+    </w:p>
+    <w:p>
+      <w:pPr/>
+      <w:r>
+        <w:rPr>
+          <w:lang w:val="zh_TW" w:bidi="zh_TW"/>
+        </w:rPr>
+      </w:r>
+      <w:r>
+        <w:rPr>
+          <w:lang w:val="zh_TW" w:bidi="zh_TW"/>
+        </w:rPr>
+        <w:t>在傳道書中，地上的人生常被描述為發生在「日光之下」（</w:t>
+      </w:r>
+      <w:hyperlink r:id="rId24">
+        <w:r>
+          <w:rPr>
+            <w:lang w:val="zh_TW" w:bidi="zh_TW"/>
+          </w:rPr>
+          <w:rPr>
+            <w:color w:val="0000EE"/>
+            <w:u w:val="single"/>
+          </w:rPr>
+          <w:t>傳1:3、9、14</w:t>
+        </w:r>
+      </w:hyperlink>
+      <w:r>
+        <w:rPr>
+          <w:lang w:val="zh_TW" w:bidi="zh_TW"/>
+        </w:rPr>
+        <w:t>，</w:t>
+      </w:r>
+      <w:hyperlink r:id="rId25">
+        <w:r>
+          <w:rPr>
+            <w:lang w:val="zh_TW" w:bidi="zh_TW"/>
+          </w:rPr>
+          <w:rPr>
+            <w:color w:val="0000EE"/>
+            <w:u w:val="single"/>
+          </w:rPr>
+          <w:t>2:11</w:t>
+        </w:r>
+      </w:hyperlink>
+      <w:r>
+        <w:rPr>
+          <w:lang w:val="zh_TW" w:bidi="zh_TW"/>
+        </w:rPr>
+        <w:t>）。</w:t>
+      </w:r>
+    </w:p>
+    <w:p>
+      <w:pPr/>
+      <w:r>
+        <w:rPr>
+          <w:lang w:val="zh_TW" w:bidi="zh_TW"/>
+        </w:rPr>
+      </w:r>
+      <w:r>
+        <w:rPr>
+          <w:lang w:val="zh_TW" w:bidi="zh_TW"/>
+        </w:rPr>
+        <w:t>在混亂和神憤怒的時候，聖經描述太陽變暗（</w:t>
+      </w:r>
+      <w:hyperlink r:id="rId26">
+        <w:r>
+          <w:rPr>
+            <w:lang w:val="zh_TW" w:bidi="zh_TW"/>
+          </w:rPr>
+          <w:rPr>
+            <w:color w:val="0000EE"/>
+            <w:u w:val="single"/>
+          </w:rPr>
+          <w:t>賽13:10</w:t>
+        </w:r>
+      </w:hyperlink>
+      <w:r>
+        <w:rPr>
+          <w:lang w:val="zh_TW" w:bidi="zh_TW"/>
+        </w:rPr>
+        <w:t>；</w:t>
+      </w:r>
+      <w:hyperlink r:id="rId27">
+        <w:r>
+          <w:rPr>
+            <w:lang w:val="zh_TW" w:bidi="zh_TW"/>
+          </w:rPr>
+          <w:rPr>
+            <w:color w:val="0000EE"/>
+            <w:u w:val="single"/>
+          </w:rPr>
+          <w:t>結32:7</w:t>
+        </w:r>
+      </w:hyperlink>
+      <w:r>
+        <w:rPr>
+          <w:lang w:val="zh_TW" w:bidi="zh_TW"/>
+        </w:rPr>
+        <w:t>；</w:t>
+      </w:r>
+      <w:hyperlink r:id="rId28">
+        <w:r>
+          <w:rPr>
+            <w:lang w:val="zh_TW" w:bidi="zh_TW"/>
+          </w:rPr>
+          <w:rPr>
+            <w:color w:val="0000EE"/>
+            <w:u w:val="single"/>
+          </w:rPr>
+          <w:t>珥2:10、31</w:t>
+        </w:r>
+      </w:hyperlink>
+      <w:r>
+        <w:rPr>
+          <w:lang w:val="zh_TW" w:bidi="zh_TW"/>
+        </w:rPr>
+        <w:t>，</w:t>
+      </w:r>
+      <w:hyperlink r:id="rId29">
+        <w:r>
+          <w:rPr>
+            <w:lang w:val="zh_TW" w:bidi="zh_TW"/>
+          </w:rPr>
+          <w:rPr>
+            <w:color w:val="0000EE"/>
+            <w:u w:val="single"/>
+          </w:rPr>
+          <w:t>3:15</w:t>
+        </w:r>
+      </w:hyperlink>
+      <w:r>
+        <w:rPr>
+          <w:lang w:val="zh_TW" w:bidi="zh_TW"/>
+        </w:rPr>
+        <w:t>；</w:t>
+      </w:r>
+      <w:hyperlink r:id="rId30">
+        <w:r>
+          <w:rPr>
+            <w:lang w:val="zh_TW" w:bidi="zh_TW"/>
+          </w:rPr>
+          <w:rPr>
+            <w:color w:val="0000EE"/>
+            <w:u w:val="single"/>
+          </w:rPr>
+          <w:t>番1:15</w:t>
+        </w:r>
+      </w:hyperlink>
+      <w:r>
+        <w:rPr>
+          <w:lang w:val="zh_TW" w:bidi="zh_TW"/>
+        </w:rPr>
+        <w:t>；</w:t>
+      </w:r>
+      <w:hyperlink r:id="rId31">
+        <w:r>
+          <w:rPr>
+            <w:lang w:val="zh_TW" w:bidi="zh_TW"/>
+          </w:rPr>
+          <w:rPr>
+            <w:color w:val="0000EE"/>
+            <w:u w:val="single"/>
+          </w:rPr>
+          <w:t>太24:29</w:t>
+        </w:r>
+      </w:hyperlink>
+      <w:r>
+        <w:rPr>
+          <w:lang w:val="zh_TW" w:bidi="zh_TW"/>
+        </w:rPr>
+        <w:t>；</w:t>
+      </w:r>
+      <w:hyperlink r:id="rId32">
+        <w:r>
+          <w:rPr>
+            <w:lang w:val="zh_TW" w:bidi="zh_TW"/>
+          </w:rPr>
+          <w:rPr>
+            <w:color w:val="0000EE"/>
+            <w:u w:val="single"/>
+          </w:rPr>
+          <w:t>啟8:12</w:t>
+        </w:r>
+      </w:hyperlink>
+      <w:r>
+        <w:rPr>
+          <w:lang w:val="zh_TW" w:bidi="zh_TW"/>
+        </w:rPr>
+        <w:t>）。這個意象可能指的是日蝕，這在古人眼中是極其可怕的事件。太陽變得灰暗也可能是指「西洛可風」（sirocco）的影響，當沙塵暴或濃霧遮蔽天空時，陽光會黯淡無光。另一方面，耶和華得勝的日子則被描述為太陽要比現在的光強烈七倍（</w:t>
+      </w:r>
+      <w:hyperlink r:id="rId33">
+        <w:r>
+          <w:rPr>
+            <w:lang w:val="zh_TW" w:bidi="zh_TW"/>
+          </w:rPr>
+          <w:rPr>
+            <w:color w:val="0000EE"/>
+            <w:u w:val="single"/>
+          </w:rPr>
+          <w:t>賽30:26</w:t>
+        </w:r>
+      </w:hyperlink>
+      <w:r>
+        <w:rPr>
+          <w:lang w:val="zh_TW" w:bidi="zh_TW"/>
+        </w:rPr>
+        <w:t>）。</w:t>
+      </w:r>
+    </w:p>
+    <w:p>
+      <w:pPr/>
+      <w:r>
+        <w:rPr>
+          <w:lang w:val="zh_TW" w:bidi="zh_TW"/>
+        </w:rPr>
+      </w:r>
+      <w:r>
+        <w:rPr>
+          <w:i/>
+          <w:lang w:val="zh_TW" w:bidi="zh_TW"/>
+        </w:rPr>
+        <w:t>另見</w:t>
+      </w:r>
+      <w:r>
+        <w:rPr>
+          <w:lang w:val="zh_TW" w:bidi="zh_TW"/>
+        </w:rPr>
+        <w:t xml:space="preserve"> </w:t>
+      </w:r>
+      <w:r>
+        <w:rPr>
+          <w:lang w:val="zh_TW" w:bidi="zh_TW"/>
+        </w:rPr>
+        <w:t>天文學</w:t>
+      </w:r>
+      <w:r>
+        <w:rPr>
+          <w:lang w:val="zh_TW" w:bidi="zh_TW"/>
+        </w:rPr>
         <w:t>、</w:t>
       </w:r>
-      <w:hyperlink r:id="rId24">
+      <w:r>
+        <w:rPr>
+          <w:lang w:val="zh_TW" w:bidi="zh_TW"/>
+        </w:rPr>
+        <w:t>古代與現代曆法</w:t>
+      </w:r>
+      <w:r>
+        <w:rPr>
+          <w:lang w:val="zh_TW" w:bidi="zh_TW"/>
+        </w:rPr>
+        <w:t>、</w:t>
+      </w:r>
+      <w:r>
+        <w:rPr>
+          <w:lang w:val="zh_TW" w:bidi="zh_TW"/>
+        </w:rPr>
+        <w:t>日</w:t>
+      </w:r>
+      <w:r>
+        <w:rPr>
+          <w:lang w:val="zh_TW" w:bidi="zh_TW"/>
+        </w:rPr>
+        <w:t>、</w:t>
+      </w:r>
+      <w:r>
+        <w:rPr>
+          <w:lang w:val="zh_TW" w:bidi="zh_TW"/>
+        </w:rPr>
+        <w:t>月亮</w:t>
+      </w:r>
+      <w:r>
+        <w:rPr>
+          <w:lang w:val="zh_TW" w:bidi="zh_TW"/>
+        </w:rPr>
+        <w:t>。</w:t>
+      </w:r>
+      <w:r>
+        <w:rPr>
+          <w:lang w:val="zh_TW" w:bidi="zh_TW"/>
+        </w:rPr>
+      </w:r>
+      <w:r>
+        <w:rPr>
+          <w:lang w:val="zh_TW" w:bidi="zh_TW"/>
+        </w:rPr>
+      </w:r>
+    </w:p>
+    <w:p>
+      <w:pPr/>
+      <w:r>
+        <w:rPr>
+          <w:lang w:val="zh_TW" w:bidi="zh_TW"/>
+        </w:rPr>
+      </w:r>
+    </w:p>
+    <w:p>
+      <w:pPr>
+        <w:pStyle w:val="Heading2"/>
+      </w:pPr>
+      <w:r>
+        <w:rPr>
+          <w:lang w:val="zh_TW" w:bidi="zh_TW"/>
+        </w:rPr>
+        <w:t>泰爾</w:t>
+      </w:r>
+      <w:r>
+        <w:rPr>
+          <w:lang w:val="zh_TW" w:bidi="zh_TW"/>
+        </w:rPr>
+      </w:r>
+    </w:p>
+    <w:p>
+      <w:pPr/>
+      <w:r>
+        <w:rPr>
+          <w:lang w:val="zh_TW" w:bidi="zh_TW"/>
+        </w:rPr>
+      </w:r>
+      <w:r>
+        <w:rPr>
+          <w:lang w:val="zh_TW" w:bidi="zh_TW"/>
+        </w:rPr>
+        <w:t>一個古老的腓尼基城邦國家，以小型獨立國家的方式自治。泰爾（Tyre）位於地中海沿岸，距離西頓以南32.2公里（20英里），阿卡以北37公里（23英里）。泰爾有兩個主要區域：</w:t>
+      </w:r>
+    </w:p>
+    <w:p>
+      <w:pPr>
+        <w:pStyle w:val="ListBullet"/>
+        <w:spacing w:line="240" w:lineRule="auto"/>
+        <w:ind w:left="720"/>
+      </w:pPr>
+      <w:r>
+        <w:rPr>
+          <w:lang w:val="zh_TW" w:bidi="zh_TW"/>
+        </w:rPr>
+      </w:r>
+      <w:r>
+        <w:rPr>
+          <w:lang w:val="zh_TW" w:bidi="zh_TW"/>
+        </w:rPr>
+        <w:t>位於陸地上較古老的港口城市</w:t>
+      </w:r>
+    </w:p>
+    <w:p>
+      <w:pPr>
+        <w:pStyle w:val="ListBullet"/>
+        <w:spacing w:line="240" w:lineRule="auto"/>
+        <w:ind w:left="720"/>
+      </w:pPr>
+      <w:r>
+        <w:rPr>
+          <w:lang w:val="zh_TW" w:bidi="zh_TW"/>
+        </w:rPr>
+      </w:r>
+      <w:r>
+        <w:rPr>
+          <w:lang w:val="zh_TW" w:bidi="zh_TW"/>
+        </w:rPr>
+        <w:t>距離海岸半英里（0.8公里）的島嶼城市，大多數人口居住在那裡。</w:t>
+      </w:r>
+    </w:p>
+    <w:p>
+      <w:pPr>
+        <w:pStyle w:val="Heading3"/>
+      </w:pPr>
+      <w:r>
+        <w:rPr>
+          <w:lang w:val="zh_TW" w:bidi="zh_TW"/>
+        </w:rPr>
+        <w:t>泰爾的歷史</w:t>
+      </w:r>
+    </w:p>
+    <w:p>
+      <w:pPr/>
+      <w:r>
+        <w:rPr>
+          <w:lang w:val="zh_TW" w:bidi="zh_TW"/>
+        </w:rPr>
+      </w:r>
+      <w:r>
+        <w:rPr>
+          <w:lang w:val="zh_TW" w:bidi="zh_TW"/>
+        </w:rPr>
+        <w:t>根據希羅多德（Herodotus）的說法，泰爾在大約公元前2700年建立。最早提到泰爾的是15世紀的烏加里特（Ugaritic）文件和類似的埃及文件。泰爾首次出現在聖經中是在亞設產業的城市列表中（</w:t>
+      </w:r>
+      <w:hyperlink r:id="rId34">
+        <w:r>
+          <w:rPr>
+            <w:lang w:val="zh_TW" w:bidi="zh_TW"/>
+          </w:rPr>
+          <w:rPr>
+            <w:color w:val="0000EE"/>
+            <w:u w:val="single"/>
+          </w:rPr>
+          <w:t>約書亞記19:29</w:t>
+        </w:r>
+      </w:hyperlink>
+      <w:r>
+        <w:rPr>
+          <w:lang w:val="zh_TW" w:bidi="zh_TW"/>
+        </w:rPr>
+        <w:t>）。當時，它被描述是「保障」，顯然從未被以色列人征服過（</w:t>
+      </w:r>
+      <w:hyperlink r:id="rId35">
+        <w:r>
+          <w:rPr>
+            <w:lang w:val="zh_TW" w:bidi="zh_TW"/>
+          </w:rPr>
+          <w:rPr>
+            <w:color w:val="0000EE"/>
+            <w:u w:val="single"/>
+          </w:rPr>
+          <w:t>撒母耳記下24:7</w:t>
+        </w:r>
+      </w:hyperlink>
+      <w:r>
+        <w:rPr>
+          <w:lang w:val="zh_TW" w:bidi="zh_TW"/>
+        </w:rPr>
+        <w:t>）。泰爾最重要的意義是一個商業中心。由於其地理位置，泰爾透過地中海地區的海路而有繁榮昌盛的貿易。與美索不達米亞和阿拉伯的陸路貿易往來也很重要。</w:t>
+      </w:r>
+    </w:p>
+    <w:p>
+      <w:pPr>
+        <w:pStyle w:val="Heading3"/>
+      </w:pPr>
+      <w:r>
+        <w:rPr>
+          <w:lang w:val="zh_TW" w:bidi="zh_TW"/>
+        </w:rPr>
+        <w:t>泰爾與以色列的關係</w:t>
+      </w:r>
+    </w:p>
+    <w:p>
+      <w:pPr/>
+      <w:r>
+        <w:rPr>
+          <w:lang w:val="zh_TW" w:bidi="zh_TW"/>
+        </w:rPr>
+      </w:r>
+      <w:r>
+        <w:rPr>
+          <w:lang w:val="zh_TW" w:bidi="zh_TW"/>
+        </w:rPr>
+        <w:t>當大衛和所羅門統治以色列時，泰爾是強大的商業盟友。大衛和所羅門都與泰爾的希蘭進行貿易。他們用農產品換取木材、建築材料和技術工人（</w:t>
+      </w:r>
+      <w:hyperlink r:id="rId36">
+        <w:r>
+          <w:rPr>
+            <w:lang w:val="zh_TW" w:bidi="zh_TW"/>
+          </w:rPr>
+          <w:rPr>
+            <w:color w:val="0000EE"/>
+            <w:u w:val="single"/>
+          </w:rPr>
+          <w:t>撒母耳記下5:11</w:t>
+        </w:r>
+      </w:hyperlink>
+      <w:r>
+        <w:rPr>
+          <w:lang w:val="zh_TW" w:bidi="zh_TW"/>
+        </w:rPr>
+        <w:t>；</w:t>
+      </w:r>
+      <w:hyperlink r:id="rId37">
+        <w:r>
+          <w:rPr>
+            <w:lang w:val="zh_TW" w:bidi="zh_TW"/>
+          </w:rPr>
+          <w:rPr>
+            <w:color w:val="0000EE"/>
+            <w:u w:val="single"/>
+          </w:rPr>
+          <w:t>列王紀上5:1–11</w:t>
+        </w:r>
+      </w:hyperlink>
+      <w:r>
+        <w:rPr>
+          <w:lang w:val="zh_TW" w:bidi="zh_TW"/>
+        </w:rPr>
+        <w:t>；</w:t>
+      </w:r>
+      <w:hyperlink r:id="rId38">
+        <w:r>
+          <w:rPr>
+            <w:lang w:val="zh_TW" w:bidi="zh_TW"/>
+          </w:rPr>
+          <w:rPr>
+            <w:color w:val="0000EE"/>
+            <w:u w:val="single"/>
+          </w:rPr>
+          <w:t>曆代志上14:1</w:t>
+        </w:r>
+      </w:hyperlink>
+      <w:r>
+        <w:rPr>
+          <w:lang w:val="zh_TW" w:bidi="zh_TW"/>
+        </w:rPr>
+        <w:t>；</w:t>
+      </w:r>
+      <w:hyperlink r:id="rId39">
+        <w:r>
+          <w:rPr>
+            <w:lang w:val="zh_TW" w:bidi="zh_TW"/>
+          </w:rPr>
+          <w:rPr>
+            <w:color w:val="0000EE"/>
+            <w:u w:val="single"/>
+          </w:rPr>
+          <w:t>曆代志下2:3</w:t>
+        </w:r>
+      </w:hyperlink>
+      <w:hyperlink r:id="rId37">
+        <w:r>
+          <w:rPr>
+            <w:lang w:val="zh_TW" w:bidi="zh_TW"/>
+          </w:rPr>
+          <w:rPr>
+            <w:color w:val="0000EE"/>
+            <w:u w:val="single"/>
+          </w:rPr>
+          <w:t>–</w:t>
+        </w:r>
+      </w:hyperlink>
+      <w:hyperlink r:id="rId39">
+        <w:r>
+          <w:rPr>
+            <w:lang w:val="zh_TW" w:bidi="zh_TW"/>
+          </w:rPr>
+          <w:rPr>
+            <w:color w:val="0000EE"/>
+            <w:u w:val="single"/>
+          </w:rPr>
+          <w:t>16</w:t>
+        </w:r>
+      </w:hyperlink>
+      <w:r>
+        <w:rPr>
+          <w:lang w:val="zh_TW" w:bidi="zh_TW"/>
+        </w:rPr>
+        <w:t>）。</w:t>
+      </w:r>
+    </w:p>
+    <w:p>
+      <w:pPr/>
+      <w:r>
+        <w:rPr>
+          <w:lang w:val="zh_TW" w:bidi="zh_TW"/>
+        </w:rPr>
+      </w:r>
+      <w:r>
+        <w:rPr>
+          <w:lang w:val="zh_TW" w:bidi="zh_TW"/>
+        </w:rPr>
+        <w:t>在王國分裂後，泰爾與以色列仍保持了一段時間的友好關係。亞哈的妻子耶洗別是「</w:t>
+      </w:r>
+      <w:r>
+        <w:rPr>
+          <w:lang w:val="zh_TW" w:bidi="zh_TW"/>
+        </w:rPr>
+        <w:t>西頓王謁巴力</w:t>
+      </w:r>
+      <w:r>
+        <w:rPr>
+          <w:lang w:val="zh_TW" w:bidi="zh_TW"/>
+        </w:rPr>
+        <w:t>」的女兒。這位王在其它地方被稱為泰爾王謁巴力（</w:t>
+      </w:r>
+      <w:hyperlink r:id="rId40">
+        <w:r>
+          <w:rPr>
+            <w:lang w:val="zh_TW" w:bidi="zh_TW"/>
+          </w:rPr>
+          <w:rPr>
+            <w:color w:val="0000EE"/>
+            <w:u w:val="single"/>
+          </w:rPr>
+          <w:t>列王紀上16:31</w:t>
+        </w:r>
+      </w:hyperlink>
+      <w:r>
+        <w:rPr>
+          <w:lang w:val="zh_TW" w:bidi="zh_TW"/>
+        </w:rPr>
+        <w:t>；古代歷史學家梅南德〔Menander〕也提到這位王）。在某個時候，亞述和巴比倫的侵略對泰爾施加了足夠的壓力，使其拒絕了聯盟。到撒馬利亞陷落時，泰爾和以色列不再是盟友，不久後成為敵人。</w:t>
+      </w:r>
+    </w:p>
+    <w:p>
+      <w:pPr>
+        <w:pStyle w:val="Heading3"/>
+      </w:pPr>
+      <w:r>
+        <w:rPr>
+          <w:lang w:val="zh_TW" w:bidi="zh_TW"/>
+        </w:rPr>
+        <w:t>關於泰爾的預言</w:t>
+      </w:r>
+    </w:p>
+    <w:p>
+      <w:pPr/>
+      <w:r>
+        <w:rPr>
+          <w:lang w:val="zh_TW" w:bidi="zh_TW"/>
+        </w:rPr>
+      </w:r>
+      <w:r>
+        <w:rPr>
+          <w:lang w:val="zh_TW" w:bidi="zh_TW"/>
+        </w:rPr>
+        <w:t>在王國時代後期，泰爾受到先知們的強烈責備（</w:t>
+      </w:r>
+      <w:hyperlink r:id="rId41">
+        <w:r>
+          <w:rPr>
+            <w:lang w:val="zh_TW" w:bidi="zh_TW"/>
+          </w:rPr>
+          <w:rPr>
+            <w:color w:val="0000EE"/>
+            <w:u w:val="single"/>
+          </w:rPr>
+          <w:t>以賽亞書23:1–18</w:t>
+        </w:r>
+      </w:hyperlink>
+      <w:r>
+        <w:rPr>
+          <w:lang w:val="zh_TW" w:bidi="zh_TW"/>
+        </w:rPr>
+        <w:t>；</w:t>
+      </w:r>
+      <w:hyperlink r:id="rId42">
+        <w:r>
+          <w:rPr>
+            <w:lang w:val="zh_TW" w:bidi="zh_TW"/>
+          </w:rPr>
+          <w:rPr>
+            <w:color w:val="0000EE"/>
+            <w:u w:val="single"/>
+          </w:rPr>
+          <w:t>耶利米書25:22</w:t>
+        </w:r>
+      </w:hyperlink>
+      <w:r>
+        <w:rPr>
+          <w:lang w:val="zh_TW" w:bidi="zh_TW"/>
+        </w:rPr>
+        <w:t>，</w:t>
+      </w:r>
+      <w:hyperlink r:id="rId43">
+        <w:r>
+          <w:rPr>
+            <w:lang w:val="zh_TW" w:bidi="zh_TW"/>
+          </w:rPr>
+          <w:rPr>
+            <w:color w:val="0000EE"/>
+            <w:u w:val="single"/>
+          </w:rPr>
+          <w:t>27:1</w:t>
+        </w:r>
+      </w:hyperlink>
+      <w:hyperlink r:id="rId41">
+        <w:r>
+          <w:rPr>
+            <w:lang w:val="zh_TW" w:bidi="zh_TW"/>
+          </w:rPr>
+          <w:rPr>
+            <w:color w:val="0000EE"/>
+            <w:u w:val="single"/>
+          </w:rPr>
+          <w:t>–</w:t>
+        </w:r>
+      </w:hyperlink>
+      <w:hyperlink r:id="rId43">
+        <w:r>
+          <w:rPr>
+            <w:lang w:val="zh_TW" w:bidi="zh_TW"/>
+          </w:rPr>
+          <w:rPr>
+            <w:color w:val="0000EE"/>
+            <w:u w:val="single"/>
+          </w:rPr>
+          <w:t>11</w:t>
+        </w:r>
+      </w:hyperlink>
+      <w:r>
+        <w:rPr>
+          <w:lang w:val="zh_TW" w:bidi="zh_TW"/>
+        </w:rPr>
+        <w:t>；</w:t>
+      </w:r>
+      <w:hyperlink r:id="rId44">
+        <w:r>
+          <w:rPr>
+            <w:lang w:val="zh_TW" w:bidi="zh_TW"/>
+          </w:rPr>
+          <w:rPr>
+            <w:color w:val="0000EE"/>
+            <w:u w:val="single"/>
+          </w:rPr>
+          <w:t>以西結書26:1</w:t>
+        </w:r>
+      </w:hyperlink>
+      <w:hyperlink r:id="rId41">
+        <w:r>
+          <w:rPr>
+            <w:lang w:val="zh_TW" w:bidi="zh_TW"/>
+          </w:rPr>
+          <w:rPr>
+            <w:color w:val="0000EE"/>
+            <w:u w:val="single"/>
+          </w:rPr>
+          <w:t>–</w:t>
+        </w:r>
+      </w:hyperlink>
+      <w:hyperlink r:id="rId44">
+        <w:r>
+          <w:rPr>
+            <w:lang w:val="zh_TW" w:bidi="zh_TW"/>
+          </w:rPr>
+          <w:rPr>
+            <w:color w:val="0000EE"/>
+            <w:u w:val="single"/>
+          </w:rPr>
+          <w:t>19</w:t>
+        </w:r>
+      </w:hyperlink>
+      <w:r>
+        <w:rPr>
+          <w:lang w:val="zh_TW" w:bidi="zh_TW"/>
+        </w:rPr>
+        <w:t>；</w:t>
+      </w:r>
+      <w:hyperlink r:id="rId45">
+        <w:r>
+          <w:rPr>
+            <w:lang w:val="zh_TW" w:bidi="zh_TW"/>
+          </w:rPr>
+          <w:rPr>
+            <w:color w:val="0000EE"/>
+            <w:u w:val="single"/>
+          </w:rPr>
+          <w:t>約珥書3:4</w:t>
+        </w:r>
+      </w:hyperlink>
+      <w:hyperlink r:id="rId41">
+        <w:r>
+          <w:rPr>
+            <w:lang w:val="zh_TW" w:bidi="zh_TW"/>
+          </w:rPr>
+          <w:rPr>
+            <w:color w:val="0000EE"/>
+            <w:u w:val="single"/>
+          </w:rPr>
+          <w:t>–</w:t>
+        </w:r>
+      </w:hyperlink>
+      <w:hyperlink r:id="rId45">
         <w:r>
           <w:rPr>
             <w:lang w:val="zh_TW" w:bidi="zh_TW"/>
@@ -604,9 +1531,9 @@
         <w:rPr>
           <w:lang w:val="zh_TW" w:bidi="zh_TW"/>
         </w:rPr>
-        <w:t>，</w:t>
-      </w:r>
-      <w:hyperlink r:id="rId25">
+        <w:t>；</w:t>
+      </w:r>
+      <w:hyperlink r:id="rId46">
         <w:r>
           <w:rPr>
             <w:lang w:val="zh_TW" w:bidi="zh_TW"/>
@@ -615,14 +1542,38 @@
             <w:color w:val="0000EE"/>
             <w:u w:val="single"/>
           </w:rPr>
-          <w:t>22:9</w:t>
+          <w:t>阿摩司書1:9</w:t>
         </w:r>
       </w:hyperlink>
-      <w:r>
-        <w:rPr>
-          <w:lang w:val="zh_TW" w:bidi="zh_TW"/>
-        </w:rPr>
-        <w:t>）。</w:t>
+      <w:hyperlink r:id="rId41">
+        <w:r>
+          <w:rPr>
+            <w:lang w:val="zh_TW" w:bidi="zh_TW"/>
+          </w:rPr>
+          <w:rPr>
+            <w:color w:val="0000EE"/>
+            <w:u w:val="single"/>
+          </w:rPr>
+          <w:t>–</w:t>
+        </w:r>
+      </w:hyperlink>
+      <w:hyperlink r:id="rId46">
+        <w:r>
+          <w:rPr>
+            <w:lang w:val="zh_TW" w:bidi="zh_TW"/>
+          </w:rPr>
+          <w:rPr>
+            <w:color w:val="0000EE"/>
+            <w:u w:val="single"/>
+          </w:rPr>
+          <w:t>10</w:t>
+        </w:r>
+      </w:hyperlink>
+      <w:r>
+        <w:rPr>
+          <w:lang w:val="zh_TW" w:bidi="zh_TW"/>
+        </w:rPr>
+        <w:t>）。泰爾被譴責的原因有幾個：</w:t>
       </w:r>
     </w:p>
     <w:p>
@@ -640,25 +1591,7 @@
         <w:rPr>
           <w:lang w:val="zh_TW" w:bidi="zh_TW"/>
         </w:rPr>
-        <w:t>以撒在別是巴築了一座壇（</w:t>
-      </w:r>
-      <w:hyperlink r:id="rId26">
-        <w:r>
-          <w:rPr>
-            <w:lang w:val="zh_TW" w:bidi="zh_TW"/>
-          </w:rPr>
-          <w:rPr>
-            <w:color w:val="0000EE"/>
-            <w:u w:val="single"/>
-          </w:rPr>
-          <w:t>創26:25</w:t>
-        </w:r>
-      </w:hyperlink>
-      <w:r>
-        <w:rPr>
-          <w:lang w:val="zh_TW" w:bidi="zh_TW"/>
-        </w:rPr>
-        <w:t>），</w:t>
+        <w:t>由於其商業重要性，泰爾成為亞述和埃及競爭的焦點。泰爾在這些競爭者之間周旋，同時積累自己的財富並剝削鄰國。</w:t>
       </w:r>
     </w:p>
     <w:p>
@@ -676,43 +1609,7 @@
         <w:rPr>
           <w:lang w:val="zh_TW" w:bidi="zh_TW"/>
         </w:rPr>
-        <w:t>雅各在示劍和伯特利築了一座壇（</w:t>
-      </w:r>
-      <w:hyperlink r:id="rId27">
-        <w:r>
-          <w:rPr>
-            <w:lang w:val="zh_TW" w:bidi="zh_TW"/>
-          </w:rPr>
-          <w:rPr>
-            <w:color w:val="0000EE"/>
-            <w:u w:val="single"/>
-          </w:rPr>
-          <w:t>創33:20</w:t>
-        </w:r>
-      </w:hyperlink>
-      <w:r>
-        <w:rPr>
-          <w:lang w:val="zh_TW" w:bidi="zh_TW"/>
-        </w:rPr>
-        <w:t>，</w:t>
-      </w:r>
-      <w:hyperlink r:id="rId28">
-        <w:r>
-          <w:rPr>
-            <w:lang w:val="zh_TW" w:bidi="zh_TW"/>
-          </w:rPr>
-          <w:rPr>
-            <w:color w:val="0000EE"/>
-            <w:u w:val="single"/>
-          </w:rPr>
-          <w:t>35:7</w:t>
-        </w:r>
-      </w:hyperlink>
-      <w:r>
-        <w:rPr>
-          <w:lang w:val="zh_TW" w:bidi="zh_TW"/>
-        </w:rPr>
-        <w:t>）。</w:t>
+        <w:t>泰爾充滿了貪婪的商人。</w:t>
       </w:r>
     </w:p>
     <w:p>
@@ -730,43 +1627,25 @@
         <w:rPr>
           <w:lang w:val="zh_TW" w:bidi="zh_TW"/>
         </w:rPr>
-        <w:t>摩西在利非訂築了一個，並在何烈山築了另一個（</w:t>
-      </w:r>
-      <w:hyperlink r:id="rId29">
-        <w:r>
-          <w:rPr>
-            <w:lang w:val="zh_TW" w:bidi="zh_TW"/>
-          </w:rPr>
-          <w:rPr>
-            <w:color w:val="0000EE"/>
-            <w:u w:val="single"/>
-          </w:rPr>
-          <w:t>出17:15</w:t>
-        </w:r>
-      </w:hyperlink>
-      <w:r>
-        <w:rPr>
-          <w:lang w:val="zh_TW" w:bidi="zh_TW"/>
-        </w:rPr>
-        <w:t>，</w:t>
-      </w:r>
-      <w:hyperlink r:id="rId30">
-        <w:r>
-          <w:rPr>
-            <w:lang w:val="zh_TW" w:bidi="zh_TW"/>
-          </w:rPr>
-          <w:rPr>
-            <w:color w:val="0000EE"/>
-            <w:u w:val="single"/>
-          </w:rPr>
-          <w:t>24:4</w:t>
-        </w:r>
-      </w:hyperlink>
-      <w:r>
-        <w:rPr>
-          <w:lang w:val="zh_TW" w:bidi="zh_TW"/>
-        </w:rPr>
-        <w:t>）。</w:t>
+        <w:t>泰爾也是宗教偶像崇拜和性道德敗壞的中心。</w:t>
+      </w:r>
+    </w:p>
+    <w:p>
+      <w:pPr>
+        <w:pStyle w:val="ListBullet"/>
+        <w:spacing w:line="240" w:lineRule="auto"/>
+        <w:ind w:left="720"/>
+      </w:pPr>
+      <w:r>
+        <w:rPr>
+          <w:lang w:val="zh_TW" w:bidi="zh_TW"/>
+        </w:rPr>
+      </w:r>
+      <w:r>
+        <w:rPr>
+          <w:lang w:val="zh_TW" w:bidi="zh_TW"/>
+        </w:rPr>
+        <w:t>泰爾因其巨大的財富和戰略位置而極其驕傲。</w:t>
       </w:r>
     </w:p>
     <w:p>
@@ -780,23 +1659,9 @@
         <w:rPr>
           <w:lang w:val="zh_TW" w:bidi="zh_TW"/>
         </w:rPr>
-        <w:t>上述每一次築壇，都是為了紀念神所賜的幫助與拯救。</w:t>
-      </w:r>
-    </w:p>
-    <w:p>
-      <w:pPr/>
-      <w:r>
-        <w:rPr>
-          <w:lang w:val="zh_TW" w:bidi="zh_TW"/>
-        </w:rPr>
-      </w:r>
-      <w:r>
-        <w:rPr>
-          <w:lang w:val="zh_TW" w:bidi="zh_TW"/>
-        </w:rPr>
-        <w:t>出埃及記第25至27章中，提到其中有兩座祭壇。較大的燔祭壇以皂莢木製成，外包裹着銅，尺寸為長寬各5肘、高3肘（約2.3×2.3×1.4公尺，或7.5×7.5×4.5英尺），用於獻燔祭（</w:t>
-      </w:r>
-      <w:hyperlink r:id="rId31">
+        <w:t>以西結的預言提供了泰爾城的詳細圖景，其商業帝國、罪惡及最終的滅亡（</w:t>
+      </w:r>
+      <w:hyperlink r:id="rId47">
         <w:r>
           <w:rPr>
             <w:lang w:val="zh_TW" w:bidi="zh_TW"/>
@@ -805,16 +1670,10 @@
             <w:color w:val="0000EE"/>
             <w:u w:val="single"/>
           </w:rPr>
-          <w:t>出27:1–8</w:t>
+          <w:t>以西結書26:1</w:t>
         </w:r>
       </w:hyperlink>
-      <w:r>
-        <w:rPr>
-          <w:lang w:val="zh_TW" w:bidi="zh_TW"/>
-        </w:rPr>
-        <w:t>，</w:t>
-      </w:r>
-      <w:hyperlink r:id="rId32">
+      <w:hyperlink r:id="rId41">
         <w:r>
           <w:rPr>
             <w:lang w:val="zh_TW" w:bidi="zh_TW"/>
@@ -823,503 +1682,7 @@
             <w:color w:val="0000EE"/>
             <w:u w:val="single"/>
           </w:rPr>
-          <w:t>38:1–7</w:t>
-        </w:r>
-      </w:hyperlink>
-      <w:r>
-        <w:rPr>
-          <w:lang w:val="zh_TW" w:bidi="zh_TW"/>
-        </w:rPr>
-        <w:t>）。較小的金香壇用於燒香，約為45 公分（18 英吋）見方、高90公分（3 英尺）（</w:t>
-      </w:r>
-      <w:hyperlink r:id="rId21">
-        <w:r>
-          <w:rPr>
-            <w:lang w:val="zh_TW" w:bidi="zh_TW"/>
-          </w:rPr>
-          <w:rPr>
-            <w:color w:val="0000EE"/>
-            <w:u w:val="single"/>
-          </w:rPr>
-          <w:t>出30:1–10</w:t>
-        </w:r>
-      </w:hyperlink>
-      <w:r>
-        <w:rPr>
-          <w:lang w:val="zh_TW" w:bidi="zh_TW"/>
-        </w:rPr>
-        <w:t>，</w:t>
-      </w:r>
-      <w:hyperlink r:id="rId33">
-        <w:r>
-          <w:rPr>
-            <w:lang w:val="zh_TW" w:bidi="zh_TW"/>
-          </w:rPr>
-          <w:rPr>
-            <w:color w:val="0000EE"/>
-            <w:u w:val="single"/>
-          </w:rPr>
-          <w:t>40:5</w:t>
-        </w:r>
-      </w:hyperlink>
-      <w:r>
-        <w:rPr>
-          <w:lang w:val="zh_TW" w:bidi="zh_TW"/>
-        </w:rPr>
-        <w:t>）。</w:t>
-      </w:r>
-    </w:p>
-    <w:p>
-      <w:pPr/>
-      <w:r>
-        <w:rPr>
-          <w:lang w:val="zh_TW" w:bidi="zh_TW"/>
-        </w:rPr>
-      </w:r>
-      <w:r>
-        <w:rPr>
-          <w:lang w:val="zh_TW" w:bidi="zh_TW"/>
-        </w:rPr>
-        <w:t>在</w:t>
-      </w:r>
-      <w:hyperlink r:id="rId34">
-        <w:r>
-          <w:rPr>
-            <w:lang w:val="zh_TW" w:bidi="zh_TW"/>
-          </w:rPr>
-          <w:rPr>
-            <w:color w:val="0000EE"/>
-            <w:u w:val="single"/>
-          </w:rPr>
-          <w:t>出埃及記二十章24至26節</w:t>
-        </w:r>
-      </w:hyperlink>
-      <w:r>
-        <w:rPr>
-          <w:lang w:val="zh_TW" w:bidi="zh_TW"/>
-        </w:rPr>
-        <w:t>中，神吩咐以色列人用土或未鑿成的石頭築壇，並在「</w:t>
-      </w:r>
-      <w:r>
-        <w:rPr>
-          <w:lang w:val="zh_TW" w:bidi="zh_TW"/>
-        </w:rPr>
-        <w:t>凡記下我名的地方</w:t>
-      </w:r>
-      <w:r>
-        <w:rPr>
-          <w:lang w:val="zh_TW" w:bidi="zh_TW"/>
-        </w:rPr>
-        <w:t>」獻上燔祭與平安祭。這也是舊約聖經中個人與群體屢次築壇的原因，例如：</w:t>
-      </w:r>
-    </w:p>
-    <w:p>
-      <w:pPr>
-        <w:pStyle w:val="ListBullet"/>
-        <w:spacing w:line="240" w:lineRule="auto"/>
-        <w:ind w:left="720"/>
-      </w:pPr>
-      <w:r>
-        <w:rPr>
-          <w:lang w:val="zh_TW" w:bidi="zh_TW"/>
-        </w:rPr>
-      </w:r>
-      <w:r>
-        <w:rPr>
-          <w:lang w:val="zh_TW" w:bidi="zh_TW"/>
-        </w:rPr>
-        <w:t>約書亞在以巴路山上築了一座壇（</w:t>
-      </w:r>
-      <w:hyperlink r:id="rId35">
-        <w:r>
-          <w:rPr>
-            <w:lang w:val="zh_TW" w:bidi="zh_TW"/>
-          </w:rPr>
-          <w:rPr>
-            <w:color w:val="0000EE"/>
-            <w:u w:val="single"/>
-          </w:rPr>
-          <w:t>書8:30–31</w:t>
-        </w:r>
-      </w:hyperlink>
-      <w:r>
-        <w:rPr>
-          <w:lang w:val="zh_TW" w:bidi="zh_TW"/>
-        </w:rPr>
-        <w:t>）。</w:t>
-      </w:r>
-    </w:p>
-    <w:p>
-      <w:pPr>
-        <w:pStyle w:val="ListBullet"/>
-        <w:spacing w:line="240" w:lineRule="auto"/>
-        <w:ind w:left="720"/>
-      </w:pPr>
-      <w:r>
-        <w:rPr>
-          <w:lang w:val="zh_TW" w:bidi="zh_TW"/>
-        </w:rPr>
-      </w:r>
-      <w:r>
-        <w:rPr>
-          <w:lang w:val="zh_TW" w:bidi="zh_TW"/>
-        </w:rPr>
-        <w:t>呂便人、迦得人和瑪拿西半支派在約旦河東岸築了一座壇（</w:t>
-      </w:r>
-      <w:hyperlink r:id="rId36">
-        <w:r>
-          <w:rPr>
-            <w:lang w:val="zh_TW" w:bidi="zh_TW"/>
-          </w:rPr>
-          <w:rPr>
-            <w:color w:val="0000EE"/>
-            <w:u w:val="single"/>
-          </w:rPr>
-          <w:t>書22:10–16</w:t>
-        </w:r>
-      </w:hyperlink>
-      <w:r>
-        <w:rPr>
-          <w:lang w:val="zh_TW" w:bidi="zh_TW"/>
-        </w:rPr>
-        <w:t>）。</w:t>
-      </w:r>
-    </w:p>
-    <w:p>
-      <w:pPr>
-        <w:pStyle w:val="ListBullet"/>
-        <w:spacing w:line="240" w:lineRule="auto"/>
-        <w:ind w:left="720"/>
-      </w:pPr>
-      <w:r>
-        <w:rPr>
-          <w:lang w:val="zh_TW" w:bidi="zh_TW"/>
-        </w:rPr>
-      </w:r>
-      <w:r>
-        <w:rPr>
-          <w:lang w:val="zh_TW" w:bidi="zh_TW"/>
-        </w:rPr>
-        <w:t>基甸在俄弗拉了一座壇（</w:t>
-      </w:r>
-      <w:hyperlink r:id="rId37">
-        <w:r>
-          <w:rPr>
-            <w:lang w:val="zh_TW" w:bidi="zh_TW"/>
-          </w:rPr>
-          <w:rPr>
-            <w:color w:val="0000EE"/>
-            <w:u w:val="single"/>
-          </w:rPr>
-          <w:t>士6:24</w:t>
-        </w:r>
-      </w:hyperlink>
-      <w:r>
-        <w:rPr>
-          <w:lang w:val="zh_TW" w:bidi="zh_TW"/>
-        </w:rPr>
-        <w:t>）。</w:t>
-      </w:r>
-    </w:p>
-    <w:p>
-      <w:pPr>
-        <w:pStyle w:val="ListBullet"/>
-        <w:spacing w:line="240" w:lineRule="auto"/>
-        <w:ind w:left="720"/>
-      </w:pPr>
-      <w:r>
-        <w:rPr>
-          <w:lang w:val="zh_TW" w:bidi="zh_TW"/>
-        </w:rPr>
-      </w:r>
-      <w:r>
-        <w:rPr>
-          <w:lang w:val="zh_TW" w:bidi="zh_TW"/>
-        </w:rPr>
-        <w:t>大衛的家族在伯利恆築了一座壇（</w:t>
-      </w:r>
-      <w:hyperlink r:id="rId38">
-        <w:r>
-          <w:rPr>
-            <w:lang w:val="zh_TW" w:bidi="zh_TW"/>
-          </w:rPr>
-          <w:rPr>
-            <w:color w:val="0000EE"/>
-            <w:u w:val="single"/>
-          </w:rPr>
-          <w:t>撒上20:6</w:t>
-        </w:r>
-      </w:hyperlink>
-      <w:r>
-        <w:rPr>
-          <w:lang w:val="zh_TW" w:bidi="zh_TW"/>
-        </w:rPr>
-        <w:t>、</w:t>
-      </w:r>
-      <w:hyperlink r:id="rId38">
-        <w:r>
-          <w:rPr>
-            <w:lang w:val="zh_TW" w:bidi="zh_TW"/>
-          </w:rPr>
-          <w:rPr>
-            <w:color w:val="0000EE"/>
-            <w:u w:val="single"/>
-          </w:rPr>
-          <w:t>29</w:t>
-        </w:r>
-      </w:hyperlink>
-      <w:r>
-        <w:rPr>
-          <w:lang w:val="zh_TW" w:bidi="zh_TW"/>
-        </w:rPr>
-        <w:t>）。</w:t>
-      </w:r>
-    </w:p>
-    <w:p>
-      <w:pPr>
-        <w:pStyle w:val="ListBullet"/>
-        <w:spacing w:line="240" w:lineRule="auto"/>
-        <w:ind w:left="720"/>
-      </w:pPr>
-      <w:r>
-        <w:rPr>
-          <w:lang w:val="zh_TW" w:bidi="zh_TW"/>
-        </w:rPr>
-      </w:r>
-      <w:r>
-        <w:rPr>
-          <w:lang w:val="zh_TW" w:bidi="zh_TW"/>
-        </w:rPr>
-        <w:t>大衛在亞勞拿的禾場上築了一座壇（</w:t>
-      </w:r>
-      <w:hyperlink r:id="rId39">
-        <w:r>
-          <w:rPr>
-            <w:lang w:val="zh_TW" w:bidi="zh_TW"/>
-          </w:rPr>
-          <w:rPr>
-            <w:color w:val="0000EE"/>
-            <w:u w:val="single"/>
-          </w:rPr>
-          <w:t>撒下24:25</w:t>
-        </w:r>
-      </w:hyperlink>
-      <w:r>
-        <w:rPr>
-          <w:lang w:val="zh_TW" w:bidi="zh_TW"/>
-        </w:rPr>
-        <w:t>）。禾場是一個平坦的地方，用來將穀物與莖分開。</w:t>
-      </w:r>
-    </w:p>
-    <w:p>
-      <w:pPr>
-        <w:pStyle w:val="ListBullet"/>
-        <w:spacing w:line="240" w:lineRule="auto"/>
-        <w:ind w:left="720"/>
-      </w:pPr>
-      <w:r>
-        <w:rPr>
-          <w:lang w:val="zh_TW" w:bidi="zh_TW"/>
-        </w:rPr>
-      </w:r>
-      <w:r>
-        <w:rPr>
-          <w:lang w:val="zh_TW" w:bidi="zh_TW"/>
-        </w:rPr>
-        <w:t>以利亞在迦密山上築了一座壇（</w:t>
-      </w:r>
-      <w:hyperlink r:id="rId40">
-        <w:r>
-          <w:rPr>
-            <w:lang w:val="zh_TW" w:bidi="zh_TW"/>
-          </w:rPr>
-          <w:rPr>
-            <w:color w:val="0000EE"/>
-            <w:u w:val="single"/>
-          </w:rPr>
-          <w:t>王上18:30</w:t>
-        </w:r>
-      </w:hyperlink>
-      <w:r>
-        <w:rPr>
-          <w:lang w:val="zh_TW" w:bidi="zh_TW"/>
-        </w:rPr>
-        <w:t>）。</w:t>
-      </w:r>
-    </w:p>
-    <w:p>
-      <w:pPr/>
-      <w:r>
-        <w:rPr>
-          <w:lang w:val="zh_TW" w:bidi="zh_TW"/>
-        </w:rPr>
-      </w:r>
-      <w:r>
-        <w:rPr>
-          <w:lang w:val="zh_TW" w:bidi="zh_TW"/>
-        </w:rPr>
-        <w:t>除了以利亞在迦密山上的祭壇外，人們在所羅門建成聖殿之前築了這些祭壇。</w:t>
-      </w:r>
-    </w:p>
-    <w:p>
-      <w:pPr/>
-      <w:r>
-        <w:rPr>
-          <w:lang w:val="zh_TW" w:bidi="zh_TW"/>
-        </w:rPr>
-      </w:r>
-      <w:r>
-        <w:rPr>
-          <w:lang w:val="zh_TW" w:bidi="zh_TW"/>
-        </w:rPr>
-        <w:t>如同會幕，所羅門的聖殿也有兩座祭壇。其中一座為銅製壇，長寬各20肘（約7.6公尺或25英尺），高10肘（約3.8公尺或12.5英尺），是聖殿敬拜的中心。亞哈斯王奉亞述王提革拉·毗列色之命，將銅壇從原來的位置移除（</w:t>
-      </w:r>
-      <w:hyperlink r:id="rId41">
-        <w:r>
-          <w:rPr>
-            <w:lang w:val="zh_TW" w:bidi="zh_TW"/>
-          </w:rPr>
-          <w:rPr>
-            <w:color w:val="0000EE"/>
-            <w:u w:val="single"/>
-          </w:rPr>
-          <w:t>王下16:14</w:t>
-        </w:r>
-      </w:hyperlink>
-      <w:r>
-        <w:rPr>
-          <w:lang w:val="zh_TW" w:bidi="zh_TW"/>
-        </w:rPr>
-        <w:t>）。後來希西家又把它復歸原處（</w:t>
-      </w:r>
-      <w:hyperlink r:id="rId42">
-        <w:r>
-          <w:rPr>
-            <w:lang w:val="zh_TW" w:bidi="zh_TW"/>
-          </w:rPr>
-          <w:rPr>
-            <w:color w:val="0000EE"/>
-            <w:u w:val="single"/>
-          </w:rPr>
-          <w:t>代下29:18</w:t>
-        </w:r>
-      </w:hyperlink>
-      <w:r>
-        <w:rPr>
-          <w:lang w:val="zh_TW" w:bidi="zh_TW"/>
-        </w:rPr>
-        <w:t>）。另一座為燒香的壇，以香柏木製成、包裹着金，立在幔子前（</w:t>
-      </w:r>
-      <w:hyperlink r:id="rId43">
-        <w:r>
-          <w:rPr>
-            <w:lang w:val="zh_TW" w:bidi="zh_TW"/>
-          </w:rPr>
-          <w:rPr>
-            <w:color w:val="0000EE"/>
-            <w:u w:val="single"/>
-          </w:rPr>
-          <w:t>王上6:20–22</w:t>
-        </w:r>
-      </w:hyperlink>
-      <w:r>
-        <w:rPr>
-          <w:lang w:val="zh_TW" w:bidi="zh_TW"/>
-        </w:rPr>
-        <w:t>）。</w:t>
-      </w:r>
-    </w:p>
-    <w:p>
-      <w:pPr/>
-      <w:r>
-        <w:rPr>
-          <w:lang w:val="zh_TW" w:bidi="zh_TW"/>
-        </w:rPr>
-      </w:r>
-      <w:r>
-        <w:rPr>
-          <w:lang w:val="zh_TW" w:bidi="zh_TW"/>
-        </w:rPr>
-        <w:t>所羅門聖殿被毀、猶太人被擄之後，先知以西結曾在異象中看見聖殿復興。異象中的燔祭壇分三層上升，高達10肘（約5.3公尺或17.5英尺），其底座約為20平方肘（約10.6公尺或35英尺）。這座尺寸特別巨大的祭壇，凸顯出以色列對贖罪的迫切需要（</w:t>
-      </w:r>
-      <w:hyperlink r:id="rId44">
-        <w:r>
-          <w:rPr>
-            <w:lang w:val="zh_TW" w:bidi="zh_TW"/>
-          </w:rPr>
-          <w:rPr>
-            <w:color w:val="0000EE"/>
-            <w:u w:val="single"/>
-          </w:rPr>
-          <w:t>結43:13–17</w:t>
-        </w:r>
-      </w:hyperlink>
-      <w:r>
-        <w:rPr>
-          <w:lang w:val="zh_TW" w:bidi="zh_TW"/>
-        </w:rPr>
-        <w:t>）。在該異象中並未提到燒香的壇。</w:t>
-      </w:r>
-    </w:p>
-    <w:p>
-      <w:pPr/>
-      <w:r>
-        <w:rPr>
-          <w:lang w:val="zh_TW" w:bidi="zh_TW"/>
-        </w:rPr>
-      </w:r>
-      <w:r>
-        <w:rPr>
-          <w:lang w:val="zh_TW" w:bidi="zh_TW"/>
-        </w:rPr>
-        <w:t>所羅巴伯曾築燔祭壇（</w:t>
-      </w:r>
-      <w:hyperlink r:id="rId45">
-        <w:r>
-          <w:rPr>
-            <w:lang w:val="zh_TW" w:bidi="zh_TW"/>
-          </w:rPr>
-          <w:rPr>
-            <w:color w:val="0000EE"/>
-            <w:u w:val="single"/>
-          </w:rPr>
-          <w:t>拉3:2</w:t>
-        </w:r>
-      </w:hyperlink>
-      <w:r>
-        <w:rPr>
-          <w:lang w:val="zh_TW" w:bidi="zh_TW"/>
-        </w:rPr>
-        <w:t>）。安提阿古·伊皮法尼則褻瀆此壇，使其不潔；他可能是在其上設立宙斯的像（</w:t>
-      </w:r>
-      <w:hyperlink r:id="rId46">
-        <w:r>
-          <w:rPr>
-            <w:lang w:val="zh_TW" w:bidi="zh_TW"/>
-          </w:rPr>
-          <w:rPr>
-            <w:color w:val="0000EE"/>
-            <w:u w:val="single"/>
-          </w:rPr>
-          <w:t>馬加比一書1:54</w:t>
-        </w:r>
-      </w:hyperlink>
-      <w:r>
-        <w:rPr>
-          <w:lang w:val="zh_TW" w:bidi="zh_TW"/>
-        </w:rPr>
-        <w:t>）。當時亦有香壇；安提阿古·伊皮法尼於公元前169年移走金香壇（</w:t>
-      </w:r>
-      <w:hyperlink r:id="rId46">
-        <w:r>
-          <w:rPr>
-            <w:lang w:val="zh_TW" w:bidi="zh_TW"/>
-          </w:rPr>
-          <w:rPr>
-            <w:color w:val="0000EE"/>
-            <w:u w:val="single"/>
-          </w:rPr>
-          <w:t>馬加比一書</w:t>
+          <w:t>–</w:t>
         </w:r>
       </w:hyperlink>
       <w:hyperlink r:id="rId47">
@@ -1331,16 +1694,16 @@
             <w:color w:val="0000EE"/>
             <w:u w:val="single"/>
           </w:rPr>
-          <w:t>1:21</w:t>
+          <w:t>28</w:t>
         </w:r>
       </w:hyperlink>
       <w:r>
         <w:rPr>
           <w:lang w:val="zh_TW" w:bidi="zh_TW"/>
         </w:rPr>
-        <w:t>）。這兩個壇後來都被猶大·馬加比修復（</w:t>
-      </w:r>
-      <w:hyperlink r:id="rId46">
+        <w:t>，</w:t>
+      </w:r>
+      <w:hyperlink r:id="rId48">
         <w:r>
           <w:rPr>
             <w:lang w:val="zh_TW" w:bidi="zh_TW"/>
@@ -1349,7 +1712,19 @@
             <w:color w:val="0000EE"/>
             <w:u w:val="single"/>
           </w:rPr>
-          <w:t>馬加比一書</w:t>
+          <w:t>29:18</w:t>
+        </w:r>
+      </w:hyperlink>
+      <w:hyperlink r:id="rId41">
+        <w:r>
+          <w:rPr>
+            <w:lang w:val="zh_TW" w:bidi="zh_TW"/>
+          </w:rPr>
+          <w:rPr>
+            <w:color w:val="0000EE"/>
+            <w:u w:val="single"/>
+          </w:rPr>
+          <w:t>–</w:t>
         </w:r>
       </w:hyperlink>
       <w:hyperlink r:id="rId48">
@@ -1361,14 +1736,55 @@
             <w:color w:val="0000EE"/>
             <w:u w:val="single"/>
           </w:rPr>
-          <w:t>4:44–49</w:t>
+          <w:t>20</w:t>
         </w:r>
       </w:hyperlink>
       <w:r>
         <w:rPr>
           <w:lang w:val="zh_TW" w:bidi="zh_TW"/>
         </w:rPr>
+        <w:t>）。泰爾的最終毀滅經歷了將近1900年。直到公元1291年才被徹底摧毀。泰爾被尼布甲尼撒圍攻了13年——從公元前587年直到574年。亞歷山大大帝在公元前332年經過七個月的圍攻後征服了這座城市。亞歷山大從大陸建造了一條通往島上的高架道路。以西結對泰爾驕傲的描述將其與撒但的驕傲相提並論。泰爾的宣稱「</w:t>
+      </w:r>
+      <w:r>
+        <w:rPr>
+          <w:lang w:val="zh_TW" w:bidi="zh_TW"/>
+        </w:rPr>
+        <w:t>我是神； 我在海中坐神之位</w:t>
+      </w:r>
+      <w:r>
+        <w:rPr>
+          <w:lang w:val="zh_TW" w:bidi="zh_TW"/>
+        </w:rPr>
+        <w:t>」，這也是導致撒但墮落同樣的表達方式（</w:t>
+      </w:r>
+      <w:hyperlink r:id="rId49">
+        <w:r>
+          <w:rPr>
+            <w:lang w:val="zh_TW" w:bidi="zh_TW"/>
+          </w:rPr>
+          <w:rPr>
+            <w:color w:val="0000EE"/>
+            <w:u w:val="single"/>
+          </w:rPr>
+          <w:t>以西結書28:2</w:t>
+        </w:r>
+      </w:hyperlink>
+      <w:r>
+        <w:rPr>
+          <w:lang w:val="zh_TW" w:bidi="zh_TW"/>
+        </w:rPr>
         <w:t>）。</w:t>
+      </w:r>
+    </w:p>
+    <w:p>
+      <w:pPr>
+        <w:pStyle w:val="Heading3"/>
+      </w:pPr>
+      <w:r>
+        <w:rPr>
+          <w:lang w:val="zh_TW" w:bidi="zh_TW"/>
+        </w:rPr>
+        <w:t>新約聖經中的泰爾</w:t>
       </w:r>
     </w:p>
     <w:p>
@@ -1382,9 +1798,9 @@
         <w:rPr>
           <w:lang w:val="zh_TW" w:bidi="zh_TW"/>
         </w:rPr>
-        <w:t>基督徒敬拜不再需要獻祭用的祭壇，因耶穌基督的死已成為最終的贖罪祭。聖經中經常提到燔祭壇和香壇（</w:t>
-      </w:r>
-      <w:hyperlink r:id="rId49">
+        <w:t>亞歷山大征服並摧毀了部分城市。但新約聖經指出，泰爾已經恢復了一些地位。泰爾在人口和商業力量上等同於或超過耶路撒冷。耶穌在祂早期的事工中曾造訪泰爾周圍地區。祂在那裡醫治了敘利腓尼基婦女的女兒（</w:t>
+      </w:r>
+      <w:hyperlink r:id="rId50">
         <w:r>
           <w:rPr>
             <w:lang w:val="zh_TW" w:bidi="zh_TW"/>
@@ -1393,16 +1809,16 @@
             <w:color w:val="0000EE"/>
             <w:u w:val="single"/>
           </w:rPr>
-          <w:t>太5:23–24</w:t>
+          <w:t>馬太福音15:21–28</w:t>
         </w:r>
       </w:hyperlink>
       <w:r>
         <w:rPr>
           <w:lang w:val="zh_TW" w:bidi="zh_TW"/>
         </w:rPr>
-        <w:t>，</w:t>
-      </w:r>
-      <w:hyperlink r:id="rId50">
+        <w:t>；</w:t>
+      </w:r>
+      <w:hyperlink r:id="rId51">
         <w:r>
           <w:rPr>
             <w:lang w:val="zh_TW" w:bidi="zh_TW"/>
@@ -1411,16 +1827,16 @@
             <w:color w:val="0000EE"/>
             <w:u w:val="single"/>
           </w:rPr>
-          <w:t>23:18–20</w:t>
+          <w:t>馬可福音7:24–31</w:t>
         </w:r>
       </w:hyperlink>
       <w:r>
         <w:rPr>
           <w:lang w:val="zh_TW" w:bidi="zh_TW"/>
         </w:rPr>
-        <w:t>、</w:t>
-      </w:r>
-      <w:hyperlink r:id="rId50">
+        <w:t>）。耶穌將棄絕祂的加利利城鎮與泰爾和西頓相比。這種比較意味著加利利人理論上可以拒絕耶穌的理由應該更少，因為他在那裡行了許多神蹟（</w:t>
+      </w:r>
+      <w:hyperlink r:id="rId52">
         <w:r>
           <w:rPr>
             <w:lang w:val="zh_TW" w:bidi="zh_TW"/>
@@ -1429,215 +1845,14 @@
             <w:color w:val="0000EE"/>
             <w:u w:val="single"/>
           </w:rPr>
-          <w:t>35</w:t>
+          <w:t>路加福音10:13–14</w:t>
         </w:r>
       </w:hyperlink>
       <w:r>
         <w:rPr>
           <w:lang w:val="zh_TW" w:bidi="zh_TW"/>
         </w:rPr>
-        <w:t>；</w:t>
-      </w:r>
-      <w:hyperlink r:id="rId51">
-        <w:r>
-          <w:rPr>
-            <w:lang w:val="zh_TW" w:bidi="zh_TW"/>
-          </w:rPr>
-          <w:rPr>
-            <w:color w:val="0000EE"/>
-            <w:u w:val="single"/>
-          </w:rPr>
-          <w:t>路11:51</w:t>
-        </w:r>
-      </w:hyperlink>
-      <w:r>
-        <w:rPr>
-          <w:lang w:val="zh_TW" w:bidi="zh_TW"/>
-        </w:rPr>
-        <w:t>；</w:t>
-      </w:r>
-      <w:hyperlink r:id="rId52">
-        <w:r>
-          <w:rPr>
-            <w:lang w:val="zh_TW" w:bidi="zh_TW"/>
-          </w:rPr>
-          <w:rPr>
-            <w:color w:val="0000EE"/>
-            <w:u w:val="single"/>
-          </w:rPr>
-          <w:t>林前9:13</w:t>
-        </w:r>
-      </w:hyperlink>
-      <w:r>
-        <w:rPr>
-          <w:lang w:val="zh_TW" w:bidi="zh_TW"/>
-        </w:rPr>
-        <w:t>，</w:t>
-      </w:r>
-      <w:hyperlink r:id="rId53">
-        <w:r>
-          <w:rPr>
-            <w:lang w:val="zh_TW" w:bidi="zh_TW"/>
-          </w:rPr>
-          <w:rPr>
-            <w:color w:val="0000EE"/>
-            <w:u w:val="single"/>
-          </w:rPr>
-          <w:t>10:18</w:t>
-        </w:r>
-      </w:hyperlink>
-      <w:r>
-        <w:rPr>
-          <w:lang w:val="zh_TW" w:bidi="zh_TW"/>
-        </w:rPr>
-        <w:t>；</w:t>
-      </w:r>
-      <w:hyperlink r:id="rId54">
-        <w:r>
-          <w:rPr>
-            <w:lang w:val="zh_TW" w:bidi="zh_TW"/>
-          </w:rPr>
-          <w:rPr>
-            <w:color w:val="0000EE"/>
-            <w:u w:val="single"/>
-          </w:rPr>
-          <w:t>來7:13</w:t>
-        </w:r>
-      </w:hyperlink>
-      <w:r>
-        <w:rPr>
-          <w:lang w:val="zh_TW" w:bidi="zh_TW"/>
-        </w:rPr>
-        <w:t>；</w:t>
-      </w:r>
-      <w:hyperlink r:id="rId55">
-        <w:r>
-          <w:rPr>
-            <w:lang w:val="zh_TW" w:bidi="zh_TW"/>
-          </w:rPr>
-          <w:rPr>
-            <w:color w:val="0000EE"/>
-            <w:u w:val="single"/>
-          </w:rPr>
-          <w:t>啟11:1</w:t>
-        </w:r>
-      </w:hyperlink>
-      <w:r>
-        <w:rPr>
-          <w:lang w:val="zh_TW" w:bidi="zh_TW"/>
-        </w:rPr>
-        <w:t>）。其中有些經文指的是地上的聖殿（</w:t>
-      </w:r>
-      <w:hyperlink r:id="rId56">
-        <w:r>
-          <w:rPr>
-            <w:lang w:val="zh_TW" w:bidi="zh_TW"/>
-          </w:rPr>
-          <w:rPr>
-            <w:color w:val="0000EE"/>
-            <w:u w:val="single"/>
-          </w:rPr>
-          <w:t>路1:11</w:t>
-        </w:r>
-      </w:hyperlink>
-      <w:r>
-        <w:rPr>
-          <w:lang w:val="zh_TW" w:bidi="zh_TW"/>
-        </w:rPr>
-        <w:t>）。其它經文則指的是天上的聖殿（</w:t>
-      </w:r>
-      <w:hyperlink r:id="rId57">
-        <w:r>
-          <w:rPr>
-            <w:lang w:val="zh_TW" w:bidi="zh_TW"/>
-          </w:rPr>
-          <w:rPr>
-            <w:color w:val="0000EE"/>
-            <w:u w:val="single"/>
-          </w:rPr>
-          <w:t>啟6:9</w:t>
-        </w:r>
-      </w:hyperlink>
-      <w:r>
-        <w:rPr>
-          <w:lang w:val="zh_TW" w:bidi="zh_TW"/>
-        </w:rPr>
-        <w:t>，</w:t>
-      </w:r>
-      <w:hyperlink r:id="rId58">
-        <w:r>
-          <w:rPr>
-            <w:lang w:val="zh_TW" w:bidi="zh_TW"/>
-          </w:rPr>
-          <w:rPr>
-            <w:color w:val="0000EE"/>
-            <w:u w:val="single"/>
-          </w:rPr>
-          <w:t>8:5</w:t>
-        </w:r>
-      </w:hyperlink>
-      <w:r>
-        <w:rPr>
-          <w:lang w:val="zh_TW" w:bidi="zh_TW"/>
-        </w:rPr>
-        <w:t>，</w:t>
-      </w:r>
-      <w:hyperlink r:id="rId59">
-        <w:r>
-          <w:rPr>
-            <w:lang w:val="zh_TW" w:bidi="zh_TW"/>
-          </w:rPr>
-          <w:rPr>
-            <w:color w:val="0000EE"/>
-            <w:u w:val="single"/>
-          </w:rPr>
-          <w:t>9:13</w:t>
-        </w:r>
-      </w:hyperlink>
-      <w:r>
-        <w:rPr>
-          <w:lang w:val="zh_TW" w:bidi="zh_TW"/>
-        </w:rPr>
         <w:t>）。</w:t>
-      </w:r>
-    </w:p>
-    <w:p>
-      <w:pPr/>
-      <w:r>
-        <w:rPr>
-          <w:lang w:val="zh_TW" w:bidi="zh_TW"/>
-        </w:rPr>
-      </w:r>
-      <w:r>
-        <w:rPr>
-          <w:i/>
-          <w:lang w:val="zh_TW" w:bidi="zh_TW"/>
-        </w:rPr>
-        <w:t>另見</w:t>
-      </w:r>
-      <w:r>
-        <w:rPr>
-          <w:lang w:val="zh_TW" w:bidi="zh_TW"/>
-        </w:rPr>
-        <w:t>會幕</w:t>
-      </w:r>
-      <w:r>
-        <w:rPr>
-          <w:lang w:val="zh_TW" w:bidi="zh_TW"/>
-        </w:rPr>
-        <w:t>；</w:t>
-      </w:r>
-      <w:r>
-        <w:rPr>
-          <w:lang w:val="zh_TW" w:bidi="zh_TW"/>
-        </w:rPr>
-        <w:t>聖殿</w:t>
-      </w:r>
-      <w:r>
-        <w:rPr>
-          <w:lang w:val="zh_TW" w:bidi="zh_TW"/>
-        </w:rPr>
-        <w:t>。</w:t>
       </w:r>
       <w:r>
         <w:rPr>

--- a/zht/docx/151.content.docx
+++ b/zht/docx/151.content.docx
@@ -149,7 +149,7 @@
         <w:rPr>
           <w:lang w:val="zh_TW" w:bidi="zh_TW"/>
         </w:rPr>
-        <w:t>tai</w:t>
+        <w:t>shui</w:t>
       </w:r>
       <w:r>
         <w:rPr>
@@ -212,7 +212,7 @@
         <w:rPr>
           <w:lang w:val="zh_TW" w:bidi="zh_TW"/>
         </w:rPr>
-        <w:t>太陽</w:t>
+        <w:t>水</w:t>
       </w:r>
       <w:r>
         <w:rPr>
@@ -231,61 +231,7 @@
         <w:rPr>
           <w:lang w:val="zh_TW" w:bidi="zh_TW"/>
         </w:rPr>
-        <w:t>太陽（譯註：或譯「日頭」）是神所創造的兩大光體之一，用來管理白晝（</w:t>
-      </w:r>
-      <w:hyperlink r:id="rId13">
-        <w:r>
-          <w:rPr>
-            <w:lang w:val="zh_TW" w:bidi="zh_TW"/>
-          </w:rPr>
-          <w:rPr>
-            <w:color w:val="0000EE"/>
-            <w:u w:val="single"/>
-          </w:rPr>
-          <w:t>創1:14–15</w:t>
-        </w:r>
-      </w:hyperlink>
-      <w:r>
-        <w:rPr>
-          <w:lang w:val="zh_TW" w:bidi="zh_TW"/>
-        </w:rPr>
-        <w:t>）。在聖經時代，一天是從日落開始的，日常獻祭也與太陽的位置有關。第一個燔祭是在日出時獻上的（</w:t>
-      </w:r>
-      <w:hyperlink r:id="rId14">
-        <w:r>
-          <w:rPr>
-            <w:lang w:val="zh_TW" w:bidi="zh_TW"/>
-          </w:rPr>
-          <w:rPr>
-            <w:color w:val="0000EE"/>
-            <w:u w:val="single"/>
-          </w:rPr>
-          <w:t>出29:39</w:t>
-        </w:r>
-      </w:hyperlink>
-      <w:r>
-        <w:rPr>
-          <w:lang w:val="zh_TW" w:bidi="zh_TW"/>
-        </w:rPr>
-        <w:t>；</w:t>
-      </w:r>
-      <w:hyperlink r:id="rId15">
-        <w:r>
-          <w:rPr>
-            <w:lang w:val="zh_TW" w:bidi="zh_TW"/>
-          </w:rPr>
-          <w:rPr>
-            <w:color w:val="0000EE"/>
-            <w:u w:val="single"/>
-          </w:rPr>
-          <w:t>民28:4</w:t>
-        </w:r>
-      </w:hyperlink>
-      <w:r>
-        <w:rPr>
-          <w:lang w:val="zh_TW" w:bidi="zh_TW"/>
-        </w:rPr>
-        <w:t>）。在猶太教的拉比傳統中，白晝的時數隨著季節變化，取決於太陽週期。</w:t>
+        <w:t>生命的基本要素之一，覆蓋了地球表面的大部分，也是人體的主要組成部分。沒有水，生物只能存活幾天。</w:t>
       </w:r>
     </w:p>
     <w:p>
@@ -299,7 +245,43 @@
         <w:rPr>
           <w:lang w:val="zh_TW" w:bidi="zh_TW"/>
         </w:rPr>
-        <w:t>以色列人用的曆法是陰曆，但春季（逾越節）和秋季（吹角節、贖罪日、住棚節）的大節期卻顯示，他們也考量了太陽年（solar year）。與農事對應的基色曆（Gezer calendar）以太陽年為依據。猶太曆採用19年循環，其中有7年會加上閏月，使陰曆與太陽年對齊，聖經並沒有提到這套系統，學者認為第十三個月是後來才加上的。來自埃及象島（Elephantine）猶太殖民地的亞蘭文文件顯示，早在主前五世紀，這個19年循環的系統已經被使用。雖然沒有相關記錄留存，猶大和以色列王國很可能採用類似的制度。</w:t>
+        <w:t>在創世之初，水覆蓋了地球，然後神使旱地從水中顯出來（</w:t>
+      </w:r>
+      <w:hyperlink r:id="rId13">
+        <w:r>
+          <w:rPr>
+            <w:lang w:val="zh_TW" w:bidi="zh_TW"/>
+          </w:rPr>
+          <w:rPr>
+            <w:color w:val="0000EE"/>
+            <w:u w:val="single"/>
+          </w:rPr>
+          <w:t>創1:9–10</w:t>
+        </w:r>
+      </w:hyperlink>
+      <w:r>
+        <w:rPr>
+          <w:lang w:val="zh_TW" w:bidi="zh_TW"/>
+        </w:rPr>
+        <w:t>）。正如彼得所說：「憑神的命有了天，並從水而出、藉水而成的地」（</w:t>
+      </w:r>
+      <w:hyperlink r:id="rId14">
+        <w:r>
+          <w:rPr>
+            <w:lang w:val="zh_TW" w:bidi="zh_TW"/>
+          </w:rPr>
+          <w:rPr>
+            <w:color w:val="0000EE"/>
+            <w:u w:val="single"/>
+          </w:rPr>
+          <w:t>彼後3:5</w:t>
+        </w:r>
+      </w:hyperlink>
+      <w:r>
+        <w:rPr>
+          <w:lang w:val="zh_TW" w:bidi="zh_TW"/>
+        </w:rPr>
+        <w:t>）。</w:t>
       </w:r>
     </w:p>
     <w:p>
@@ -313,19 +295,25 @@
         <w:rPr>
           <w:lang w:val="zh_TW" w:bidi="zh_TW"/>
         </w:rPr>
-        <w:t>在猶太教的拉比傳統中，認為每年都有四季，但舊約僅提到兩季：「</w:t>
-      </w:r>
-      <w:r>
-        <w:rPr>
-          <w:lang w:val="zh_TW" w:bidi="zh_TW"/>
-        </w:rPr>
-        <w:t>稼穡、寒暑、冬夏</w:t>
-      </w:r>
-      <w:r>
-        <w:rPr>
-          <w:lang w:val="zh_TW" w:bidi="zh_TW"/>
-        </w:rPr>
-        <w:t>」（</w:t>
+        <w:t>當神創造伊甸園時，祂造了一條河來滋潤園子，這條河分成四條河，其中兩條是幼發拉底河和底格里斯河，這兩條河至今仍滋養著美索不達米亞地區的農業（</w:t>
+      </w:r>
+      <w:hyperlink r:id="rId15">
+        <w:r>
+          <w:rPr>
+            <w:lang w:val="zh_TW" w:bidi="zh_TW"/>
+          </w:rPr>
+          <w:rPr>
+            <w:color w:val="0000EE"/>
+            <w:u w:val="single"/>
+          </w:rPr>
+          <w:t>創2:10–14</w:t>
+        </w:r>
+      </w:hyperlink>
+      <w:r>
+        <w:rPr>
+          <w:lang w:val="zh_TW" w:bidi="zh_TW"/>
+        </w:rPr>
+        <w:t>）。聖經記載，早期地球上沒有雨水，只有霧氣滋潤大地（</w:t>
       </w:r>
       <w:hyperlink r:id="rId16">
         <w:r>
@@ -336,14 +324,32 @@
             <w:color w:val="0000EE"/>
             <w:u w:val="single"/>
           </w:rPr>
-          <w:t>創8:22</w:t>
-        </w:r>
-      </w:hyperlink>
-      <w:r>
-        <w:rPr>
-          <w:lang w:val="zh_TW" w:bidi="zh_TW"/>
-        </w:rPr>
-        <w:t>）。</w:t>
+          <w:t>5–6</w:t>
+        </w:r>
+      </w:hyperlink>
+      <w:r>
+        <w:rPr>
+          <w:lang w:val="zh_TW" w:bidi="zh_TW"/>
+        </w:rPr>
+        <w:t>節）。在挪亞的時代，神用洪水（大量且迅猛的水流）毀滅了「當時的世界」（</w:t>
+      </w:r>
+      <w:hyperlink r:id="rId17">
+        <w:r>
+          <w:rPr>
+            <w:lang w:val="zh_TW" w:bidi="zh_TW"/>
+          </w:rPr>
+          <w:rPr>
+            <w:color w:val="0000EE"/>
+            <w:u w:val="single"/>
+          </w:rPr>
+          <w:t>彼後3:6</w:t>
+        </w:r>
+      </w:hyperlink>
+      <w:r>
+        <w:rPr>
+          <w:lang w:val="zh_TW" w:bidi="zh_TW"/>
+        </w:rPr>
+        <w:t>）。這是對世人邪惡的懲罰。</w:t>
       </w:r>
     </w:p>
     <w:p>
@@ -357,7 +363,3044 @@
         <w:rPr>
           <w:lang w:val="zh_TW" w:bidi="zh_TW"/>
         </w:rPr>
-        <w:t>四個季節與太陽的運行有關：</w:t>
+        <w:t>在近東地區，水尤為重要。因為該地區降雨量有限。例如，埃及的開羅每年僅降雨二到四英寸（或5.1到10.2厘米），而阿斯旺（Aswan）的年均降雨量幾乎為零。埃及依賴尼羅河，該河的水源來自赤道的降雨。相比較之下，巴勒斯坦則「有山有谷、雨水滋潤」（</w:t>
+      </w:r>
+      <w:hyperlink r:id="rId18">
+        <w:r>
+          <w:rPr>
+            <w:lang w:val="zh_TW" w:bidi="zh_TW"/>
+          </w:rPr>
+          <w:rPr>
+            <w:color w:val="0000EE"/>
+            <w:u w:val="single"/>
+          </w:rPr>
+          <w:t>申11:10–11</w:t>
+        </w:r>
+      </w:hyperlink>
+      <w:r>
+        <w:rPr>
+          <w:lang w:val="zh_TW" w:bidi="zh_TW"/>
+        </w:rPr>
+        <w:t>）。</w:t>
+      </w:r>
+    </w:p>
+    <w:p>
+      <w:pPr/>
+      <w:r>
+        <w:rPr>
+          <w:lang w:val="zh_TW" w:bidi="zh_TW"/>
+        </w:rPr>
+      </w:r>
+      <w:r>
+        <w:rPr>
+          <w:lang w:val="zh_TW" w:bidi="zh_TW"/>
+        </w:rPr>
+        <w:t>水在聖經中有許多象徵性的用法。義人像一棵樹栽在溪水旁（</w:t>
+      </w:r>
+      <w:hyperlink r:id="rId19">
+        <w:r>
+          <w:rPr>
+            <w:lang w:val="zh_TW" w:bidi="zh_TW"/>
+          </w:rPr>
+          <w:rPr>
+            <w:color w:val="0000EE"/>
+            <w:u w:val="single"/>
+          </w:rPr>
+          <w:t>詩1:3</w:t>
+        </w:r>
+      </w:hyperlink>
+      <w:r>
+        <w:rPr>
+          <w:lang w:val="zh_TW" w:bidi="zh_TW"/>
+        </w:rPr>
+        <w:t>；</w:t>
+      </w:r>
+      <w:hyperlink r:id="rId20">
+        <w:r>
+          <w:rPr>
+            <w:lang w:val="zh_TW" w:bidi="zh_TW"/>
+          </w:rPr>
+          <w:rPr>
+            <w:color w:val="0000EE"/>
+            <w:u w:val="single"/>
+          </w:rPr>
+          <w:t>耶17:8</w:t>
+        </w:r>
+      </w:hyperlink>
+      <w:r>
+        <w:rPr>
+          <w:lang w:val="zh_TW" w:bidi="zh_TW"/>
+        </w:rPr>
+        <w:t>）。靈魂對神的渴慕就像對水的渴求：「我要切切地尋求你，在乾旱疲乏無水之地，我渴想你； 我的心切慕你」（</w:t>
+      </w:r>
+      <w:hyperlink r:id="rId21">
+        <w:r>
+          <w:rPr>
+            <w:lang w:val="zh_TW" w:bidi="zh_TW"/>
+          </w:rPr>
+          <w:rPr>
+            <w:color w:val="0000EE"/>
+            <w:u w:val="single"/>
+          </w:rPr>
+          <w:t>詩63:1</w:t>
+        </w:r>
+      </w:hyperlink>
+      <w:r>
+        <w:rPr>
+          <w:lang w:val="zh_TW" w:bidi="zh_TW"/>
+        </w:rPr>
+        <w:t>）；「我的心渴想你， 如乾旱之地盼雨一樣」（</w:t>
+      </w:r>
+      <w:hyperlink r:id="rId22">
+        <w:r>
+          <w:rPr>
+            <w:lang w:val="zh_TW" w:bidi="zh_TW"/>
+          </w:rPr>
+          <w:rPr>
+            <w:color w:val="0000EE"/>
+            <w:u w:val="single"/>
+          </w:rPr>
+          <w:t>143:6</w:t>
+        </w:r>
+      </w:hyperlink>
+      <w:r>
+        <w:rPr>
+          <w:lang w:val="zh_TW" w:bidi="zh_TW"/>
+        </w:rPr>
+        <w:t>）。</w:t>
+      </w:r>
+    </w:p>
+    <w:p>
+      <w:pPr/>
+      <w:r>
+        <w:rPr>
+          <w:lang w:val="zh_TW" w:bidi="zh_TW"/>
+        </w:rPr>
+      </w:r>
+      <w:r>
+        <w:rPr>
+          <w:lang w:val="zh_TW" w:bidi="zh_TW"/>
+        </w:rPr>
+        <w:t>耶穌滿足了這個需求，並宣告說：「人若渴了，可以到我這裡來喝。信我的人就如經上所說：『從他腹中要流出活水的江河來。』」（</w:t>
+      </w:r>
+      <w:hyperlink r:id="rId23">
+        <w:r>
+          <w:rPr>
+            <w:lang w:val="zh_TW" w:bidi="zh_TW"/>
+          </w:rPr>
+          <w:rPr>
+            <w:color w:val="0000EE"/>
+            <w:u w:val="single"/>
+          </w:rPr>
+          <w:t>約7:37–38</w:t>
+        </w:r>
+      </w:hyperlink>
+      <w:r>
+        <w:rPr>
+          <w:lang w:val="zh_TW" w:bidi="zh_TW"/>
+        </w:rPr>
+        <w:t>）。耶穌說：「人若喝我所賜的水就永遠不渴。我所賜的水要在他裡頭成為泉源，直湧到永生。」（</w:t>
+      </w:r>
+      <w:hyperlink r:id="rId24">
+        <w:r>
+          <w:rPr>
+            <w:lang w:val="zh_TW" w:bidi="zh_TW"/>
+          </w:rPr>
+          <w:rPr>
+            <w:color w:val="0000EE"/>
+            <w:u w:val="single"/>
+          </w:rPr>
+          <w:t>4:14</w:t>
+        </w:r>
+      </w:hyperlink>
+      <w:r>
+        <w:rPr>
+          <w:lang w:val="zh_TW" w:bidi="zh_TW"/>
+        </w:rPr>
+        <w:t>）。耶穌的靈，就是那滿足人類靈魂渴慕的靈水（</w:t>
+      </w:r>
+      <w:hyperlink r:id="rId25">
+        <w:r>
+          <w:rPr>
+            <w:lang w:val="zh_TW" w:bidi="zh_TW"/>
+          </w:rPr>
+          <w:rPr>
+            <w:color w:val="0000EE"/>
+            <w:u w:val="single"/>
+          </w:rPr>
+          <w:t>7:38–39</w:t>
+        </w:r>
+      </w:hyperlink>
+      <w:r>
+        <w:rPr>
+          <w:lang w:val="zh_TW" w:bidi="zh_TW"/>
+        </w:rPr>
+        <w:t>）。</w:t>
+      </w:r>
+    </w:p>
+    <w:p>
+      <w:pPr/>
+      <w:r>
+        <w:rPr>
+          <w:lang w:val="zh_TW" w:bidi="zh_TW"/>
+        </w:rPr>
+      </w:r>
+      <w:r>
+        <w:rPr>
+          <w:lang w:val="zh_TW" w:bidi="zh_TW"/>
+        </w:rPr>
+        <w:t>神的話語也被描繪為水，能使我們靈性得潔淨。主說教會的潔凈是「用水藉著道把教會洗淨」（</w:t>
+      </w:r>
+      <w:hyperlink r:id="rId26">
+        <w:r>
+          <w:rPr>
+            <w:lang w:val="zh_TW" w:bidi="zh_TW"/>
+          </w:rPr>
+          <w:rPr>
+            <w:color w:val="0000EE"/>
+            <w:u w:val="single"/>
+          </w:rPr>
+          <w:t>弗5:26</w:t>
+        </w:r>
+      </w:hyperlink>
+      <w:r>
+        <w:rPr>
+          <w:lang w:val="zh_TW" w:bidi="zh_TW"/>
+        </w:rPr>
+        <w:t>）。保羅說人得救是「藉著重生的洗和聖靈的更新」（</w:t>
+      </w:r>
+      <w:hyperlink r:id="rId27">
+        <w:r>
+          <w:rPr>
+            <w:lang w:val="zh_TW" w:bidi="zh_TW"/>
+          </w:rPr>
+          <w:rPr>
+            <w:color w:val="0000EE"/>
+            <w:u w:val="single"/>
+          </w:rPr>
+          <w:t>多3:5</w:t>
+        </w:r>
+      </w:hyperlink>
+      <w:r>
+        <w:rPr>
+          <w:lang w:val="zh_TW" w:bidi="zh_TW"/>
+        </w:rPr>
+        <w:t>）。</w:t>
+      </w:r>
+    </w:p>
+    <w:p>
+      <w:pPr/>
+      <w:r>
+        <w:rPr>
+          <w:lang w:val="zh_TW" w:bidi="zh_TW"/>
+        </w:rPr>
+      </w:r>
+      <w:r>
+        <w:rPr>
+          <w:lang w:val="zh_TW" w:bidi="zh_TW"/>
+        </w:rPr>
+        <w:t>在聖經的最後一章，主宣告：「我要將生命泉的水白白賜給那口渴的人喝」（</w:t>
+      </w:r>
+      <w:hyperlink r:id="rId28">
+        <w:r>
+          <w:rPr>
+            <w:lang w:val="zh_TW" w:bidi="zh_TW"/>
+          </w:rPr>
+          <w:rPr>
+            <w:color w:val="0000EE"/>
+            <w:u w:val="single"/>
+          </w:rPr>
+          <w:t>啟21:6</w:t>
+        </w:r>
+      </w:hyperlink>
+      <w:r>
+        <w:rPr>
+          <w:lang w:val="zh_TW" w:bidi="zh_TW"/>
+        </w:rPr>
+        <w:t>）。甚至在描述天上的新耶路撒冷時，也提到水——生命水的河：「天使又指示我在城內街道當中一道生命水的河，明亮如水晶，從神和羔羊的寶座流出來。」（</w:t>
+      </w:r>
+      <w:hyperlink r:id="rId29">
+        <w:r>
+          <w:rPr>
+            <w:lang w:val="zh_TW" w:bidi="zh_TW"/>
+          </w:rPr>
+          <w:rPr>
+            <w:color w:val="0000EE"/>
+            <w:u w:val="single"/>
+          </w:rPr>
+          <w:t>22:1–2</w:t>
+        </w:r>
+      </w:hyperlink>
+      <w:r>
+        <w:rPr>
+          <w:lang w:val="zh_TW" w:bidi="zh_TW"/>
+        </w:rPr>
+        <w:t>）。同樣，聖經的最後邀請說：「口渴的人也當來；願意的，都可以白白取生命的水喝」（</w:t>
+      </w:r>
+      <w:hyperlink r:id="rId30">
+        <w:r>
+          <w:rPr>
+            <w:lang w:val="zh_TW" w:bidi="zh_TW"/>
+          </w:rPr>
+          <w:rPr>
+            <w:color w:val="0000EE"/>
+            <w:u w:val="single"/>
+          </w:rPr>
+          <w:t>17</w:t>
+        </w:r>
+      </w:hyperlink>
+      <w:r>
+        <w:rPr>
+          <w:lang w:val="zh_TW" w:bidi="zh_TW"/>
+        </w:rPr>
+        <w:t>節）。</w:t>
+      </w:r>
+      <w:r>
+        <w:rPr>
+          <w:lang w:val="zh_TW" w:bidi="zh_TW"/>
+        </w:rPr>
+      </w:r>
+      <w:r>
+        <w:rPr>
+          <w:lang w:val="zh_TW" w:bidi="zh_TW"/>
+        </w:rPr>
+      </w:r>
+    </w:p>
+    <w:p>
+      <w:pPr/>
+      <w:r>
+        <w:rPr>
+          <w:lang w:val="zh_TW" w:bidi="zh_TW"/>
+        </w:rPr>
+      </w:r>
+    </w:p>
+    <w:p>
+      <w:pPr>
+        <w:pStyle w:val="Heading2"/>
+      </w:pPr>
+      <w:r>
+        <w:rPr>
+          <w:lang w:val="zh_TW" w:bidi="zh_TW"/>
+        </w:rPr>
+        <w:t>水瓶</w:t>
+      </w:r>
+      <w:r>
+        <w:rPr>
+          <w:lang w:val="zh_TW" w:bidi="zh_TW"/>
+        </w:rPr>
+      </w:r>
+    </w:p>
+    <w:p>
+      <w:pPr/>
+      <w:r>
+        <w:rPr>
+          <w:lang w:val="zh_TW" w:bidi="zh_TW"/>
+        </w:rPr>
+      </w:r>
+      <w:r>
+        <w:rPr>
+          <w:lang w:val="zh_TW" w:bidi="zh_TW"/>
+        </w:rPr>
+        <w:t>水瓶是用來盛裝並傾倒液體的器皿，也可稱為罈或壺，常用來裝水或酒。水瓶多以陶土製成，也有金屬製的。人們會把水瓶扛在肩上，或頂在頭上攜帶。在聖經時代，婦女常拿著水瓶到井旁打水（</w:t>
+      </w:r>
+      <w:hyperlink r:id="rId31">
+        <w:r>
+          <w:rPr>
+            <w:lang w:val="zh_TW" w:bidi="zh_TW"/>
+          </w:rPr>
+          <w:rPr>
+            <w:color w:val="0000EE"/>
+            <w:u w:val="single"/>
+          </w:rPr>
+          <w:t>創24:14–20</w:t>
+        </w:r>
+      </w:hyperlink>
+      <w:r>
+        <w:rPr>
+          <w:lang w:val="zh_TW" w:bidi="zh_TW"/>
+        </w:rPr>
+        <w:t>；</w:t>
+      </w:r>
+      <w:hyperlink r:id="rId32">
+        <w:r>
+          <w:rPr>
+            <w:lang w:val="zh_TW" w:bidi="zh_TW"/>
+          </w:rPr>
+          <w:rPr>
+            <w:color w:val="0000EE"/>
+            <w:u w:val="single"/>
+          </w:rPr>
+          <w:t>可14:13</w:t>
+        </w:r>
+      </w:hyperlink>
+      <w:r>
+        <w:rPr>
+          <w:lang w:val="zh_TW" w:bidi="zh_TW"/>
+        </w:rPr>
+        <w:t>）。</w:t>
+      </w:r>
+    </w:p>
+    <w:p>
+      <w:pPr/>
+      <w:r>
+        <w:rPr>
+          <w:lang w:val="zh_TW" w:bidi="zh_TW"/>
+        </w:rPr>
+      </w:r>
+      <w:r>
+        <w:rPr>
+          <w:i/>
+          <w:lang w:val="zh_TW" w:bidi="zh_TW"/>
+        </w:rPr>
+        <w:t xml:space="preserve">見 </w:t>
+      </w:r>
+      <w:r>
+        <w:rPr>
+          <w:lang w:val="zh_TW" w:bidi="zh_TW"/>
+        </w:rPr>
+        <w:t>陶器</w:t>
+      </w:r>
+      <w:r>
+        <w:rPr>
+          <w:lang w:val="zh_TW" w:bidi="zh_TW"/>
+        </w:rPr>
+        <w:t>。</w:t>
+      </w:r>
+      <w:r>
+        <w:rPr>
+          <w:lang w:val="zh_TW" w:bidi="zh_TW"/>
+        </w:rPr>
+      </w:r>
+      <w:r>
+        <w:rPr>
+          <w:lang w:val="zh_TW" w:bidi="zh_TW"/>
+        </w:rPr>
+      </w:r>
+    </w:p>
+    <w:p>
+      <w:pPr/>
+      <w:r>
+        <w:rPr>
+          <w:lang w:val="zh_TW" w:bidi="zh_TW"/>
+        </w:rPr>
+      </w:r>
+    </w:p>
+    <w:p>
+      <w:pPr>
+        <w:pStyle w:val="Heading2"/>
+      </w:pPr>
+      <w:r>
+        <w:rPr>
+          <w:lang w:val="zh_TW" w:bidi="zh_TW"/>
+        </w:rPr>
+        <w:t>水手</w:t>
+      </w:r>
+      <w:r>
+        <w:rPr>
+          <w:lang w:val="zh_TW" w:bidi="zh_TW"/>
+        </w:rPr>
+      </w:r>
+    </w:p>
+    <w:p>
+      <w:pPr/>
+      <w:r>
+        <w:rPr>
+          <w:lang w:val="zh_TW" w:bidi="zh_TW"/>
+        </w:rPr>
+      </w:r>
+      <w:r>
+        <w:rPr>
+          <w:lang w:val="zh_TW" w:bidi="zh_TW"/>
+        </w:rPr>
+        <w:t>指受過訓練，能夠駕駛船隻在海上航行的人。以色列人通常不從事航海活動，他們的水上活動主要局限於加利利海和約旦河。他們偶爾可能會接觸到大船（</w:t>
+      </w:r>
+      <w:hyperlink r:id="rId33">
+        <w:r>
+          <w:rPr>
+            <w:lang w:val="zh_TW" w:bidi="zh_TW"/>
+          </w:rPr>
+          <w:rPr>
+            <w:color w:val="0000EE"/>
+            <w:u w:val="single"/>
+          </w:rPr>
+          <w:t>創49:13</w:t>
+        </w:r>
+      </w:hyperlink>
+      <w:r>
+        <w:rPr>
+          <w:lang w:val="zh_TW" w:bidi="zh_TW"/>
+        </w:rPr>
+        <w:t>；</w:t>
+      </w:r>
+      <w:hyperlink r:id="rId34">
+        <w:r>
+          <w:rPr>
+            <w:lang w:val="zh_TW" w:bidi="zh_TW"/>
+          </w:rPr>
+          <w:rPr>
+            <w:color w:val="0000EE"/>
+            <w:u w:val="single"/>
+          </w:rPr>
+          <w:t>士5:17</w:t>
+        </w:r>
+      </w:hyperlink>
+      <w:r>
+        <w:rPr>
+          <w:lang w:val="zh_TW" w:bidi="zh_TW"/>
+        </w:rPr>
+        <w:t>）。所羅門在亞喀巴灣（Gulf of Aqaba）的以旬迦別擁有一支船隊（</w:t>
+      </w:r>
+      <w:hyperlink r:id="rId35">
+        <w:r>
+          <w:rPr>
+            <w:lang w:val="zh_TW" w:bidi="zh_TW"/>
+          </w:rPr>
+          <w:rPr>
+            <w:color w:val="0000EE"/>
+            <w:u w:val="single"/>
+          </w:rPr>
+          <w:t>王上9:26–28</w:t>
+        </w:r>
+      </w:hyperlink>
+      <w:r>
+        <w:rPr>
+          <w:lang w:val="zh_TW" w:bidi="zh_TW"/>
+        </w:rPr>
+        <w:t>；</w:t>
+      </w:r>
+      <w:hyperlink r:id="rId36">
+        <w:r>
+          <w:rPr>
+            <w:lang w:val="zh_TW" w:bidi="zh_TW"/>
+          </w:rPr>
+          <w:rPr>
+            <w:color w:val="0000EE"/>
+            <w:u w:val="single"/>
+          </w:rPr>
+          <w:t>代下8:17–18</w:t>
+        </w:r>
+      </w:hyperlink>
+      <w:r>
+        <w:rPr>
+          <w:lang w:val="zh_TW" w:bidi="zh_TW"/>
+        </w:rPr>
+        <w:t>，</w:t>
+      </w:r>
+      <w:hyperlink r:id="rId37">
+        <w:r>
+          <w:rPr>
+            <w:lang w:val="zh_TW" w:bidi="zh_TW"/>
+          </w:rPr>
+          <w:rPr>
+            <w:color w:val="0000EE"/>
+            <w:u w:val="single"/>
+          </w:rPr>
+          <w:t>9:21</w:t>
+        </w:r>
+      </w:hyperlink>
+      <w:r>
+        <w:rPr>
+          <w:lang w:val="zh_TW" w:bidi="zh_TW"/>
+        </w:rPr>
+        <w:t>）。約沙法也在以旬迦別擁有一支船隊（</w:t>
+      </w:r>
+      <w:hyperlink r:id="rId38">
+        <w:r>
+          <w:rPr>
+            <w:lang w:val="zh_TW" w:bidi="zh_TW"/>
+          </w:rPr>
+          <w:rPr>
+            <w:color w:val="0000EE"/>
+            <w:u w:val="single"/>
+          </w:rPr>
+          <w:t>王上22:48</w:t>
+        </w:r>
+      </w:hyperlink>
+      <w:r>
+        <w:rPr>
+          <w:lang w:val="zh_TW" w:bidi="zh_TW"/>
+        </w:rPr>
+        <w:t>；</w:t>
+      </w:r>
+      <w:hyperlink r:id="rId39">
+        <w:r>
+          <w:rPr>
+            <w:lang w:val="zh_TW" w:bidi="zh_TW"/>
+          </w:rPr>
+          <w:rPr>
+            <w:color w:val="0000EE"/>
+            <w:u w:val="single"/>
+          </w:rPr>
+          <w:t>代下20:35–37</w:t>
+        </w:r>
+      </w:hyperlink>
+      <w:r>
+        <w:rPr>
+          <w:lang w:val="zh_TW" w:bidi="zh_TW"/>
+        </w:rPr>
+        <w:t>）。</w:t>
+      </w:r>
+    </w:p>
+    <w:p>
+      <w:pPr/>
+      <w:r>
+        <w:rPr>
+          <w:lang w:val="zh_TW" w:bidi="zh_TW"/>
+        </w:rPr>
+      </w:r>
+      <w:r>
+        <w:rPr>
+          <w:lang w:val="zh_TW" w:bidi="zh_TW"/>
+        </w:rPr>
+        <w:t>新約多次提到船隻和水手——如加利利的眾多漁船（</w:t>
+      </w:r>
+      <w:hyperlink r:id="rId40">
+        <w:r>
+          <w:rPr>
+            <w:lang w:val="zh_TW" w:bidi="zh_TW"/>
+          </w:rPr>
+          <w:rPr>
+            <w:color w:val="0000EE"/>
+            <w:u w:val="single"/>
+          </w:rPr>
+          <w:t>太14:22</w:t>
+        </w:r>
+      </w:hyperlink>
+      <w:r>
+        <w:rPr>
+          <w:lang w:val="zh_TW" w:bidi="zh_TW"/>
+        </w:rPr>
+        <w:t>；</w:t>
+      </w:r>
+      <w:hyperlink r:id="rId41">
+        <w:r>
+          <w:rPr>
+            <w:lang w:val="zh_TW" w:bidi="zh_TW"/>
+          </w:rPr>
+          <w:rPr>
+            <w:color w:val="0000EE"/>
+            <w:u w:val="single"/>
+          </w:rPr>
+          <w:t>可1:19</w:t>
+        </w:r>
+      </w:hyperlink>
+      <w:r>
+        <w:rPr>
+          <w:lang w:val="zh_TW" w:bidi="zh_TW"/>
+        </w:rPr>
+        <w:t>，</w:t>
+      </w:r>
+      <w:hyperlink r:id="rId42">
+        <w:r>
+          <w:rPr>
+            <w:lang w:val="zh_TW" w:bidi="zh_TW"/>
+          </w:rPr>
+          <w:rPr>
+            <w:color w:val="0000EE"/>
+            <w:u w:val="single"/>
+          </w:rPr>
+          <w:t>3:9</w:t>
+        </w:r>
+      </w:hyperlink>
+      <w:r>
+        <w:rPr>
+          <w:lang w:val="zh_TW" w:bidi="zh_TW"/>
+        </w:rPr>
+        <w:t>；</w:t>
+      </w:r>
+      <w:hyperlink r:id="rId43">
+        <w:r>
+          <w:rPr>
+            <w:lang w:val="zh_TW" w:bidi="zh_TW"/>
+          </w:rPr>
+          <w:rPr>
+            <w:color w:val="0000EE"/>
+            <w:u w:val="single"/>
+          </w:rPr>
+          <w:t>路5:2</w:t>
+        </w:r>
+      </w:hyperlink>
+      <w:r>
+        <w:rPr>
+          <w:lang w:val="zh_TW" w:bidi="zh_TW"/>
+        </w:rPr>
+        <w:t>；</w:t>
+      </w:r>
+      <w:hyperlink r:id="rId44">
+        <w:r>
+          <w:rPr>
+            <w:lang w:val="zh_TW" w:bidi="zh_TW"/>
+          </w:rPr>
+          <w:rPr>
+            <w:color w:val="0000EE"/>
+            <w:u w:val="single"/>
+          </w:rPr>
+          <w:t>約6:19、22–24</w:t>
+        </w:r>
+      </w:hyperlink>
+      <w:r>
+        <w:rPr>
+          <w:lang w:val="zh_TW" w:bidi="zh_TW"/>
+        </w:rPr>
+        <w:t>，</w:t>
+      </w:r>
+      <w:hyperlink r:id="rId45">
+        <w:r>
+          <w:rPr>
+            <w:lang w:val="zh_TW" w:bidi="zh_TW"/>
+          </w:rPr>
+          <w:rPr>
+            <w:color w:val="0000EE"/>
+            <w:u w:val="single"/>
+          </w:rPr>
+          <w:t>21:8</w:t>
+        </w:r>
+      </w:hyperlink>
+      <w:r>
+        <w:rPr>
+          <w:lang w:val="zh_TW" w:bidi="zh_TW"/>
+        </w:rPr>
+        <w:t>），也有大船，如保羅前往羅馬所乘的大船（</w:t>
+      </w:r>
+      <w:hyperlink r:id="rId46">
+        <w:r>
+          <w:rPr>
+            <w:lang w:val="zh_TW" w:bidi="zh_TW"/>
+          </w:rPr>
+          <w:rPr>
+            <w:color w:val="0000EE"/>
+            <w:u w:val="single"/>
+          </w:rPr>
+          <w:t>徒27:6–44</w:t>
+        </w:r>
+      </w:hyperlink>
+      <w:r>
+        <w:rPr>
+          <w:lang w:val="zh_TW" w:bidi="zh_TW"/>
+        </w:rPr>
+        <w:t>）。</w:t>
+      </w:r>
+      <w:hyperlink r:id="rId47">
+        <w:r>
+          <w:rPr>
+            <w:lang w:val="zh_TW" w:bidi="zh_TW"/>
+          </w:rPr>
+          <w:rPr>
+            <w:color w:val="0000EE"/>
+            <w:u w:val="single"/>
+          </w:rPr>
+          <w:t>使徒行傳二十七章27、30節</w:t>
+        </w:r>
+      </w:hyperlink>
+      <w:r>
+        <w:rPr>
+          <w:lang w:val="zh_TW" w:bidi="zh_TW"/>
+        </w:rPr>
+        <w:t>中提到船員或水手。英文譯本中的mariner一詞指的是水手（</w:t>
+      </w:r>
+      <w:hyperlink r:id="rId48">
+        <w:r>
+          <w:rPr>
+            <w:lang w:val="zh_TW" w:bidi="zh_TW"/>
+          </w:rPr>
+          <w:rPr>
+            <w:color w:val="0000EE"/>
+            <w:u w:val="single"/>
+          </w:rPr>
+          <w:t>結27:9、27–29</w:t>
+        </w:r>
+      </w:hyperlink>
+      <w:r>
+        <w:rPr>
+          <w:lang w:val="zh_TW" w:bidi="zh_TW"/>
+        </w:rPr>
+        <w:t>；</w:t>
+      </w:r>
+      <w:hyperlink r:id="rId49">
+        <w:r>
+          <w:rPr>
+            <w:lang w:val="zh_TW" w:bidi="zh_TW"/>
+          </w:rPr>
+          <w:rPr>
+            <w:color w:val="0000EE"/>
+            <w:u w:val="single"/>
+          </w:rPr>
+          <w:t>拿1:5</w:t>
+        </w:r>
+      </w:hyperlink>
+      <w:r>
+        <w:rPr>
+          <w:lang w:val="zh_TW" w:bidi="zh_TW"/>
+        </w:rPr>
+        <w:t>）。</w:t>
+      </w:r>
+    </w:p>
+    <w:p>
+      <w:pPr/>
+      <w:r>
+        <w:rPr>
+          <w:lang w:val="zh_TW" w:bidi="zh_TW"/>
+        </w:rPr>
+      </w:r>
+      <w:r>
+        <w:rPr>
+          <w:i/>
+          <w:lang w:val="zh_TW" w:bidi="zh_TW"/>
+        </w:rPr>
+        <w:t>另見</w:t>
+      </w:r>
+      <w:r>
+        <w:rPr>
+          <w:lang w:val="zh_TW" w:bidi="zh_TW"/>
+        </w:rPr>
+        <w:t>旅行</w:t>
+      </w:r>
+      <w:r>
+        <w:rPr>
+          <w:lang w:val="zh_TW" w:bidi="zh_TW"/>
+        </w:rPr>
+        <w:t>。</w:t>
+      </w:r>
+      <w:r>
+        <w:rPr>
+          <w:lang w:val="zh_TW" w:bidi="zh_TW"/>
+        </w:rPr>
+      </w:r>
+      <w:r>
+        <w:rPr>
+          <w:lang w:val="zh_TW" w:bidi="zh_TW"/>
+        </w:rPr>
+      </w:r>
+    </w:p>
+    <w:p>
+      <w:pPr/>
+      <w:r>
+        <w:rPr>
+          <w:lang w:val="zh_TW" w:bidi="zh_TW"/>
+        </w:rPr>
+      </w:r>
+    </w:p>
+    <w:p>
+      <w:pPr>
+        <w:pStyle w:val="Heading2"/>
+      </w:pPr>
+      <w:r>
+        <w:rPr>
+          <w:lang w:val="zh_TW" w:bidi="zh_TW"/>
+        </w:rPr>
+        <w:t>稅吏</w:t>
+      </w:r>
+      <w:r>
+        <w:rPr>
+          <w:lang w:val="zh_TW" w:bidi="zh_TW"/>
+        </w:rPr>
+      </w:r>
+    </w:p>
+    <w:p>
+      <w:pPr/>
+      <w:r>
+        <w:rPr>
+          <w:lang w:val="zh_TW" w:bidi="zh_TW"/>
+        </w:rPr>
+      </w:r>
+      <w:r>
+        <w:rPr>
+          <w:lang w:val="zh_TW" w:bidi="zh_TW"/>
+        </w:rPr>
+        <w:t>負責為政府徵收稅款的人。在新約時期，羅馬政府徵收各種稅款，他們自己的官員負責其中一些工作，但也將部分任務委派給私人，包括猶太人和其他人，這些人必須向當局上交一筆約定的稅款。然而，許多不誠實的稅吏徵收的稅款遠超過人們需要繳納的數額，因此稅吏成為一個被人厭惡的群體，特別是那些欺騙猶太同胞的猶太稅吏。撒該就是一個猶太人，他是「稅吏長」，在耶利哥一帶積累了相當的財富（</w:t>
+      </w:r>
+      <w:hyperlink r:id="rId50">
+        <w:r>
+          <w:rPr>
+            <w:lang w:val="zh_TW" w:bidi="zh_TW"/>
+          </w:rPr>
+          <w:rPr>
+            <w:color w:val="0000EE"/>
+            <w:u w:val="single"/>
+          </w:rPr>
+          <w:t>路19:2–10</w:t>
+        </w:r>
+      </w:hyperlink>
+      <w:r>
+        <w:rPr>
+          <w:lang w:val="zh_TW" w:bidi="zh_TW"/>
+        </w:rPr>
+        <w:t>）。這樣的人被視為罪人，常與「稅吏並罪人」這句法聯繫起來（</w:t>
+      </w:r>
+      <w:hyperlink r:id="rId51">
+        <w:r>
+          <w:rPr>
+            <w:lang w:val="zh_TW" w:bidi="zh_TW"/>
+          </w:rPr>
+          <w:rPr>
+            <w:color w:val="0000EE"/>
+            <w:u w:val="single"/>
+          </w:rPr>
+          <w:t>太9:10–11</w:t>
+        </w:r>
+      </w:hyperlink>
+      <w:r>
+        <w:rPr>
+          <w:lang w:val="zh_TW" w:bidi="zh_TW"/>
+        </w:rPr>
+        <w:t>，</w:t>
+      </w:r>
+      <w:hyperlink r:id="rId52">
+        <w:r>
+          <w:rPr>
+            <w:lang w:val="zh_TW" w:bidi="zh_TW"/>
+          </w:rPr>
+          <w:rPr>
+            <w:color w:val="0000EE"/>
+            <w:u w:val="single"/>
+          </w:rPr>
+          <w:t>11:19</w:t>
+        </w:r>
+      </w:hyperlink>
+      <w:r>
+        <w:rPr>
+          <w:lang w:val="zh_TW" w:bidi="zh_TW"/>
+        </w:rPr>
+        <w:t>；</w:t>
+      </w:r>
+      <w:hyperlink r:id="rId53">
+        <w:r>
+          <w:rPr>
+            <w:lang w:val="zh_TW" w:bidi="zh_TW"/>
+          </w:rPr>
+          <w:rPr>
+            <w:color w:val="0000EE"/>
+            <w:u w:val="single"/>
+          </w:rPr>
+          <w:t>可2:15–16</w:t>
+        </w:r>
+      </w:hyperlink>
+      <w:r>
+        <w:rPr>
+          <w:lang w:val="zh_TW" w:bidi="zh_TW"/>
+        </w:rPr>
+        <w:t>；</w:t>
+      </w:r>
+      <w:hyperlink r:id="rId54">
+        <w:r>
+          <w:rPr>
+            <w:lang w:val="zh_TW" w:bidi="zh_TW"/>
+          </w:rPr>
+          <w:rPr>
+            <w:color w:val="0000EE"/>
+            <w:u w:val="single"/>
+          </w:rPr>
+          <w:t>路5:30</w:t>
+        </w:r>
+      </w:hyperlink>
+      <w:r>
+        <w:rPr>
+          <w:lang w:val="zh_TW" w:bidi="zh_TW"/>
+        </w:rPr>
+        <w:t>，</w:t>
+      </w:r>
+      <w:hyperlink r:id="rId50">
+        <w:r>
+          <w:rPr>
+            <w:lang w:val="zh_TW" w:bidi="zh_TW"/>
+          </w:rPr>
+          <w:rPr>
+            <w:color w:val="0000EE"/>
+            <w:u w:val="single"/>
+          </w:rPr>
+          <w:t>19:2–10</w:t>
+        </w:r>
+      </w:hyperlink>
+      <w:r>
+        <w:rPr>
+          <w:lang w:val="zh_TW" w:bidi="zh_TW"/>
+        </w:rPr>
+        <w:t>）。</w:t>
+      </w:r>
+      <w:r>
+        <w:rPr>
+          <w:lang w:val="zh_TW" w:bidi="zh_TW"/>
+        </w:rPr>
+      </w:r>
+      <w:r>
+        <w:rPr>
+          <w:lang w:val="zh_TW" w:bidi="zh_TW"/>
+        </w:rPr>
+      </w:r>
+    </w:p>
+    <w:p>
+      <w:pPr/>
+      <w:r>
+        <w:rPr>
+          <w:lang w:val="zh_TW" w:bidi="zh_TW"/>
+        </w:rPr>
+      </w:r>
+    </w:p>
+    <w:p>
+      <w:pPr>
+        <w:pStyle w:val="Heading2"/>
+      </w:pPr>
+      <w:r>
+        <w:rPr>
+          <w:lang w:val="zh_TW" w:bidi="zh_TW"/>
+        </w:rPr>
+        <w:t>稅收與課稅</w:t>
+      </w:r>
+      <w:r>
+        <w:rPr>
+          <w:lang w:val="zh_TW" w:bidi="zh_TW"/>
+        </w:rPr>
+      </w:r>
+    </w:p>
+    <w:p>
+      <w:pPr/>
+      <w:r>
+        <w:rPr>
+          <w:lang w:val="zh_TW" w:bidi="zh_TW"/>
+        </w:rPr>
+      </w:r>
+      <w:r>
+        <w:rPr>
+          <w:lang w:val="zh_TW" w:bidi="zh_TW"/>
+        </w:rPr>
+        <w:t>稅收是強大的國家向居住在其境內的人民徵收的金錢或物品</w:t>
+      </w:r>
+      <w:r>
+        <w:rPr>
+          <w:lang w:val="zh_TW" w:bidi="zh_TW"/>
+        </w:rPr>
+        <w:t>。</w:t>
+      </w:r>
+      <w:r>
+        <w:rPr>
+          <w:lang w:val="zh_TW" w:bidi="zh_TW"/>
+        </w:rPr>
+        <w:t>這</w:t>
+      </w:r>
+      <w:r>
+        <w:rPr>
+          <w:lang w:val="zh_TW" w:bidi="zh_TW"/>
+        </w:rPr>
+        <w:t>筆款項</w:t>
+      </w:r>
+      <w:r>
+        <w:rPr>
+          <w:lang w:val="zh_TW" w:bidi="zh_TW"/>
+        </w:rPr>
+        <w:t>也稱為貢品</w:t>
+      </w:r>
+      <w:r>
+        <w:rPr>
+          <w:lang w:val="zh_TW" w:bidi="zh_TW"/>
+        </w:rPr>
+        <w:t>，通常包括金、銀、</w:t>
+      </w:r>
+      <w:r>
+        <w:rPr>
+          <w:lang w:val="zh_TW" w:bidi="zh_TW"/>
+        </w:rPr>
+        <w:t>牲畜</w:t>
+      </w:r>
+      <w:r>
+        <w:rPr>
+          <w:lang w:val="zh_TW" w:bidi="zh_TW"/>
+        </w:rPr>
+        <w:t>、農作物和強制勞動。統治者和祭司</w:t>
+      </w:r>
+      <w:r>
+        <w:rPr>
+          <w:lang w:val="zh_TW" w:bidi="zh_TW"/>
+        </w:rPr>
+        <w:t>也會徵稅</w:t>
+      </w:r>
+      <w:r>
+        <w:rPr>
+          <w:lang w:val="zh_TW" w:bidi="zh_TW"/>
+        </w:rPr>
+        <w:t>以維持聖殿的運作。</w:t>
+      </w:r>
+    </w:p>
+    <w:p>
+      <w:pPr/>
+      <w:r>
+        <w:rPr>
+          <w:lang w:val="zh_TW" w:bidi="zh_TW"/>
+        </w:rPr>
+      </w:r>
+      <w:r>
+        <w:rPr>
+          <w:lang w:val="zh_TW" w:bidi="zh_TW"/>
+        </w:rPr>
+        <w:t>「貢品」</w:t>
+      </w:r>
+      <w:r>
+        <w:rPr>
+          <w:lang w:val="zh_TW" w:bidi="zh_TW"/>
+        </w:rPr>
+        <w:t>（譯註：和合本譯為服苦的僕人）一詞首次在</w:t>
+      </w:r>
+      <w:hyperlink r:id="rId55">
+        <w:r>
+          <w:rPr>
+            <w:lang w:val="zh_TW" w:bidi="zh_TW"/>
+          </w:rPr>
+          <w:rPr>
+            <w:color w:val="0000EE"/>
+            <w:u w:val="single"/>
+          </w:rPr>
+          <w:t>創世記四十九章15節</w:t>
+        </w:r>
+      </w:hyperlink>
+      <w:r>
+        <w:rPr>
+          <w:lang w:val="zh_TW" w:bidi="zh_TW"/>
+        </w:rPr>
+        <w:t>出現。在</w:t>
+      </w:r>
+      <w:hyperlink r:id="rId56">
+        <w:r>
+          <w:rPr>
+            <w:lang w:val="zh_TW" w:bidi="zh_TW"/>
+          </w:rPr>
+          <w:rPr>
+            <w:color w:val="0000EE"/>
+            <w:u w:val="single"/>
+          </w:rPr>
+          <w:t>民數記三十一章28節</w:t>
+        </w:r>
+      </w:hyperlink>
+      <w:r>
+        <w:rPr>
+          <w:lang w:val="zh_TW" w:bidi="zh_TW"/>
+        </w:rPr>
+        <w:t>中，</w:t>
+      </w:r>
+      <w:r>
+        <w:rPr>
+          <w:lang w:val="zh_TW" w:bidi="zh_TW"/>
+        </w:rPr>
+        <w:t>戰利品被分配，其中一部分作為貢品獻給祭司</w:t>
+      </w:r>
+      <w:r>
+        <w:rPr>
+          <w:lang w:val="zh_TW" w:bidi="zh_TW"/>
+        </w:rPr>
+        <w:t>。</w:t>
+      </w:r>
+      <w:r>
+        <w:rPr>
+          <w:lang w:val="zh_TW" w:bidi="zh_TW"/>
+        </w:rPr>
+        <w:t>最初，希伯來人</w:t>
+      </w:r>
+      <w:r>
+        <w:rPr>
+          <w:lang w:val="zh_TW" w:bidi="zh_TW"/>
+        </w:rPr>
+        <w:t>是自願</w:t>
+      </w:r>
+      <w:r>
+        <w:rPr>
+          <w:lang w:val="zh_TW" w:bidi="zh_TW"/>
+        </w:rPr>
+        <w:t>將聖殿的貢品奉獻給主的</w:t>
+      </w:r>
+      <w:r>
+        <w:rPr>
+          <w:lang w:val="zh_TW" w:bidi="zh_TW"/>
+        </w:rPr>
+        <w:t>（</w:t>
+      </w:r>
+      <w:hyperlink r:id="rId57">
+        <w:r>
+          <w:rPr>
+            <w:lang w:val="zh_TW" w:bidi="zh_TW"/>
+          </w:rPr>
+          <w:rPr>
+            <w:color w:val="0000EE"/>
+            <w:u w:val="single"/>
+          </w:rPr>
+          <w:t>申16:10</w:t>
+        </w:r>
+      </w:hyperlink>
+      <w:r>
+        <w:rPr>
+          <w:lang w:val="zh_TW" w:bidi="zh_TW"/>
+        </w:rPr>
+        <w:t>）。</w:t>
+      </w:r>
+      <w:r>
+        <w:rPr>
+          <w:lang w:val="zh_TW" w:bidi="zh_TW"/>
+        </w:rPr>
+        <w:t>後來，這成為一種強制的稅收</w:t>
+      </w:r>
+      <w:r>
+        <w:rPr>
+          <w:lang w:val="zh_TW" w:bidi="zh_TW"/>
+        </w:rPr>
+        <w:t>（</w:t>
+      </w:r>
+      <w:hyperlink r:id="rId58">
+        <w:r>
+          <w:rPr>
+            <w:lang w:val="zh_TW" w:bidi="zh_TW"/>
+          </w:rPr>
+          <w:rPr>
+            <w:color w:val="0000EE"/>
+            <w:u w:val="single"/>
+          </w:rPr>
+          <w:t>太17:24</w:t>
+        </w:r>
+      </w:hyperlink>
+      <w:r>
+        <w:rPr>
+          <w:lang w:val="zh_TW" w:bidi="zh_TW"/>
+        </w:rPr>
+        <w:t>）。</w:t>
+      </w:r>
+    </w:p>
+    <w:p>
+      <w:pPr>
+        <w:pStyle w:val="Heading3"/>
+      </w:pPr>
+      <w:r>
+        <w:rPr>
+          <w:lang w:val="zh_TW" w:bidi="zh_TW"/>
+        </w:rPr>
+        <w:t>古代世界的</w:t>
+      </w:r>
+      <w:r>
+        <w:rPr>
+          <w:lang w:val="zh_TW" w:bidi="zh_TW"/>
+        </w:rPr>
+        <w:t>稅收</w:t>
+      </w:r>
+    </w:p>
+    <w:p>
+      <w:pPr/>
+      <w:r>
+        <w:rPr>
+          <w:lang w:val="zh_TW" w:bidi="zh_TW"/>
+        </w:rPr>
+      </w:r>
+      <w:r>
+        <w:rPr>
+          <w:lang w:val="zh_TW" w:bidi="zh_TW"/>
+        </w:rPr>
+        <w:t>早在公元前2500年，</w:t>
+      </w:r>
+      <w:r>
+        <w:rPr>
+          <w:lang w:val="zh_TW" w:bidi="zh_TW"/>
+        </w:rPr>
+        <w:t>稅收已經影響了拉加什（</w:t>
+      </w:r>
+      <w:r>
+        <w:rPr>
+          <w:lang w:val="zh_TW" w:bidi="zh_TW"/>
+        </w:rPr>
+        <w:t>Lagash）這個城市</w:t>
+      </w:r>
+      <w:r>
+        <w:rPr>
+          <w:lang w:val="zh_TW" w:bidi="zh_TW"/>
+        </w:rPr>
+        <w:t>生活的各個方面</w:t>
+      </w:r>
+      <w:r>
+        <w:rPr>
+          <w:lang w:val="zh_TW" w:bidi="zh_TW"/>
+        </w:rPr>
+        <w:t>，包括</w:t>
+      </w:r>
+      <w:r>
+        <w:rPr>
+          <w:lang w:val="zh_TW" w:bidi="zh_TW"/>
+        </w:rPr>
+        <w:t>收入、婚姻、離婚和死亡</w:t>
+      </w:r>
+      <w:r>
+        <w:rPr>
+          <w:lang w:val="zh_TW" w:bidi="zh_TW"/>
+        </w:rPr>
+        <w:t>。蘇美人（Sumerians）相信土地屬於神和國王，因此他們須支付租金或稅款。</w:t>
+      </w:r>
+    </w:p>
+    <w:p>
+      <w:pPr>
+        <w:pStyle w:val="Heading4"/>
+      </w:pPr>
+      <w:r>
+        <w:rPr>
+          <w:lang w:val="zh_TW" w:bidi="zh_TW"/>
+        </w:rPr>
+        <w:t>古代以色列的</w:t>
+      </w:r>
+      <w:r>
+        <w:rPr>
+          <w:lang w:val="zh_TW" w:bidi="zh_TW"/>
+        </w:rPr>
+        <w:t>稅收</w:t>
+      </w:r>
+    </w:p>
+    <w:p>
+      <w:pPr/>
+      <w:r>
+        <w:rPr>
+          <w:lang w:val="zh_TW" w:bidi="zh_TW"/>
+        </w:rPr>
+      </w:r>
+      <w:r>
+        <w:rPr>
+          <w:lang w:val="zh_TW" w:bidi="zh_TW"/>
+        </w:rPr>
+        <w:t>在埃及，約瑟在七個豐年期間徵收了20%的穀物，來為接下來的七個荒年做準備（</w:t>
+      </w:r>
+      <w:hyperlink r:id="rId59">
+        <w:r>
+          <w:rPr>
+            <w:lang w:val="zh_TW" w:bidi="zh_TW"/>
+          </w:rPr>
+          <w:rPr>
+            <w:color w:val="0000EE"/>
+            <w:u w:val="single"/>
+          </w:rPr>
+          <w:t>創41:25–42:5</w:t>
+        </w:r>
+      </w:hyperlink>
+      <w:r>
+        <w:rPr>
+          <w:lang w:val="zh_TW" w:bidi="zh_TW"/>
+        </w:rPr>
+        <w:t>）。後來，在飢荒期間，人民將土地賣給法老，因此他擁有了埃及大部分的土地。從那時起，人民耕種土地，並從收成中給法老20%的稅（創47:13–26）。</w:t>
+      </w:r>
+    </w:p>
+    <w:p>
+      <w:pPr/>
+      <w:r>
+        <w:rPr>
+          <w:lang w:val="zh_TW" w:bidi="zh_TW"/>
+        </w:rPr>
+      </w:r>
+      <w:r>
+        <w:rPr>
+          <w:lang w:val="zh_TW" w:bidi="zh_TW"/>
+        </w:rPr>
+        <w:t>像大衛這樣用血汗換取江山的國王，</w:t>
+      </w:r>
+      <w:r>
+        <w:rPr>
+          <w:lang w:val="zh_TW" w:bidi="zh_TW"/>
+        </w:rPr>
+        <w:t>無需向自己的百姓徵稅就能保持國庫充盈</w:t>
+      </w:r>
+      <w:r>
+        <w:rPr>
+          <w:lang w:val="zh_TW" w:bidi="zh_TW"/>
+        </w:rPr>
+        <w:t>。被征服的民族，如迦南人，</w:t>
+      </w:r>
+      <w:r>
+        <w:rPr>
+          <w:lang w:val="zh_TW" w:bidi="zh_TW"/>
+        </w:rPr>
+        <w:t>會向國庫貢獻財富</w:t>
+      </w:r>
+      <w:r>
+        <w:rPr>
+          <w:lang w:val="zh_TW" w:bidi="zh_TW"/>
+        </w:rPr>
+        <w:t>（</w:t>
+      </w:r>
+      <w:hyperlink r:id="rId60">
+        <w:r>
+          <w:rPr>
+            <w:lang w:val="zh_TW" w:bidi="zh_TW"/>
+          </w:rPr>
+          <w:rPr>
+            <w:color w:val="0000EE"/>
+            <w:u w:val="single"/>
+          </w:rPr>
+          <w:t>撒下8:6–14</w:t>
+        </w:r>
+      </w:hyperlink>
+      <w:r>
+        <w:rPr>
+          <w:lang w:val="zh_TW" w:bidi="zh_TW"/>
+        </w:rPr>
+        <w:t>；</w:t>
+      </w:r>
+      <w:hyperlink r:id="rId61">
+        <w:r>
+          <w:rPr>
+            <w:lang w:val="zh_TW" w:bidi="zh_TW"/>
+          </w:rPr>
+          <w:rPr>
+            <w:color w:val="0000EE"/>
+            <w:u w:val="single"/>
+          </w:rPr>
+          <w:t>代上27:25–31</w:t>
+        </w:r>
+      </w:hyperlink>
+      <w:r>
+        <w:rPr>
+          <w:lang w:val="zh_TW" w:bidi="zh_TW"/>
+        </w:rPr>
+        <w:t>）。</w:t>
+      </w:r>
+      <w:r>
+        <w:rPr>
+          <w:lang w:val="zh_TW" w:bidi="zh_TW"/>
+        </w:rPr>
+        <w:t>這些財富包括</w:t>
+      </w:r>
+      <w:r>
+        <w:rPr>
+          <w:lang w:val="zh_TW" w:bidi="zh_TW"/>
+        </w:rPr>
+        <w:t>金、銀、銅、1,700 名騎兵和 20,000名步兵。此外，大衛和他的繼任者經常</w:t>
+      </w:r>
+      <w:r>
+        <w:rPr>
+          <w:lang w:val="zh_TW" w:bidi="zh_TW"/>
+        </w:rPr>
+        <w:t>強迫以色列境內的</w:t>
+      </w:r>
+      <w:r>
+        <w:rPr>
+          <w:lang w:val="zh_TW" w:bidi="zh_TW"/>
+        </w:rPr>
+        <w:t>外邦人</w:t>
+      </w:r>
+      <w:r>
+        <w:rPr>
+          <w:lang w:val="zh_TW" w:bidi="zh_TW"/>
+        </w:rPr>
+        <w:t>做苦工</w:t>
+      </w:r>
+      <w:r>
+        <w:rPr>
+          <w:lang w:val="zh_TW" w:bidi="zh_TW"/>
+        </w:rPr>
+        <w:t>（</w:t>
+      </w:r>
+      <w:hyperlink r:id="rId62">
+        <w:r>
+          <w:rPr>
+            <w:lang w:val="zh_TW" w:bidi="zh_TW"/>
+          </w:rPr>
+          <w:rPr>
+            <w:color w:val="0000EE"/>
+            <w:u w:val="single"/>
+          </w:rPr>
+          <w:t>撒下20:24</w:t>
+        </w:r>
+      </w:hyperlink>
+      <w:r>
+        <w:rPr>
+          <w:lang w:val="zh_TW" w:bidi="zh_TW"/>
+        </w:rPr>
+        <w:t>；王上</w:t>
+      </w:r>
+      <w:hyperlink r:id="rId63">
+        <w:r>
+          <w:rPr>
+            <w:lang w:val="zh_TW" w:bidi="zh_TW"/>
+          </w:rPr>
+          <w:rPr>
+            <w:color w:val="0000EE"/>
+            <w:u w:val="single"/>
+          </w:rPr>
+          <w:t>9:20–21</w:t>
+        </w:r>
+      </w:hyperlink>
+      <w:r>
+        <w:rPr>
+          <w:lang w:val="zh_TW" w:bidi="zh_TW"/>
+        </w:rPr>
+        <w:t>）。</w:t>
+      </w:r>
+    </w:p>
+    <w:p>
+      <w:pPr/>
+      <w:r>
+        <w:rPr>
+          <w:lang w:val="zh_TW" w:bidi="zh_TW"/>
+        </w:rPr>
+      </w:r>
+      <w:r>
+        <w:rPr>
+          <w:lang w:val="zh_TW" w:bidi="zh_TW"/>
+        </w:rPr>
+        <w:t>以色列可能最早在所羅門統治時期就開始徵稅</w:t>
+      </w:r>
+      <w:r>
+        <w:rPr>
+          <w:lang w:val="zh_TW" w:bidi="zh_TW"/>
+        </w:rPr>
+        <w:t>。在這段時間，收入來自貢品，而非戰利品。為了支持宮廷和大型建築工程，所羅門將以色列分為12個地區，每個地區都</w:t>
+      </w:r>
+      <w:r>
+        <w:rPr>
+          <w:lang w:val="zh_TW" w:bidi="zh_TW"/>
+        </w:rPr>
+        <w:t>派</w:t>
+      </w:r>
+      <w:r>
+        <w:rPr>
+          <w:lang w:val="zh_TW" w:bidi="zh_TW"/>
+        </w:rPr>
+        <w:t>一名</w:t>
+      </w:r>
+      <w:r>
+        <w:rPr>
+          <w:lang w:val="zh_TW" w:bidi="zh_TW"/>
+        </w:rPr>
+        <w:t>官吏。</w:t>
+      </w:r>
+      <w:r>
+        <w:rPr>
+          <w:lang w:val="zh_TW" w:bidi="zh_TW"/>
+        </w:rPr>
+        <w:t>而這些官吏每年為王家提供一個月的食物和其它支持（</w:t>
+      </w:r>
+      <w:hyperlink r:id="rId64">
+        <w:r>
+          <w:rPr>
+            <w:lang w:val="zh_TW" w:bidi="zh_TW"/>
+          </w:rPr>
+          <w:rPr>
+            <w:color w:val="0000EE"/>
+            <w:u w:val="single"/>
+          </w:rPr>
+          <w:t>王上4:7</w:t>
+        </w:r>
+      </w:hyperlink>
+      <w:r>
+        <w:rPr>
+          <w:lang w:val="zh_TW" w:bidi="zh_TW"/>
+        </w:rPr>
+        <w:t>）。</w:t>
+      </w:r>
+    </w:p>
+    <w:p>
+      <w:pPr/>
+      <w:r>
+        <w:rPr>
+          <w:lang w:val="zh_TW" w:bidi="zh_TW"/>
+        </w:rPr>
+      </w:r>
+      <w:r>
+        <w:rPr>
+          <w:lang w:val="zh_TW" w:bidi="zh_TW"/>
+        </w:rPr>
+        <w:t>所羅門還通過對經過他王國的商隊徵稅來獲得收入</w:t>
+      </w:r>
+      <w:r>
+        <w:rPr>
+          <w:lang w:val="zh_TW" w:bidi="zh_TW"/>
+        </w:rPr>
+        <w:t>。此外，外邦人和以色列人都被迫</w:t>
+      </w:r>
+      <w:r>
+        <w:rPr>
+          <w:lang w:val="zh_TW" w:bidi="zh_TW"/>
+        </w:rPr>
+        <w:t>參與大型項目</w:t>
+      </w:r>
+      <w:r>
+        <w:rPr>
+          <w:lang w:val="zh_TW" w:bidi="zh_TW"/>
+        </w:rPr>
+        <w:t>，</w:t>
+      </w:r>
+      <w:r>
+        <w:rPr>
+          <w:lang w:val="zh_TW" w:bidi="zh_TW"/>
+        </w:rPr>
+        <w:t>特別是</w:t>
+      </w:r>
+      <w:r>
+        <w:rPr>
+          <w:lang w:val="zh_TW" w:bidi="zh_TW"/>
+        </w:rPr>
+        <w:t>聖殿</w:t>
+      </w:r>
+      <w:r>
+        <w:rPr>
+          <w:lang w:val="zh_TW" w:bidi="zh_TW"/>
+        </w:rPr>
+        <w:t>的建設</w:t>
+      </w:r>
+      <w:r>
+        <w:rPr>
+          <w:lang w:val="zh_TW" w:bidi="zh_TW"/>
+        </w:rPr>
+        <w:t>（</w:t>
+      </w:r>
+      <w:hyperlink r:id="rId65">
+        <w:r>
+          <w:rPr>
+            <w:lang w:val="zh_TW" w:bidi="zh_TW"/>
+          </w:rPr>
+          <w:rPr>
+            <w:color w:val="0000EE"/>
+            <w:u w:val="single"/>
+          </w:rPr>
+          <w:t>王上5:13</w:t>
+        </w:r>
+      </w:hyperlink>
+      <w:r>
+        <w:rPr>
+          <w:lang w:val="zh_TW" w:bidi="zh_TW"/>
+        </w:rPr>
+        <w:t>，</w:t>
+      </w:r>
+      <w:hyperlink r:id="rId63">
+        <w:r>
+          <w:rPr>
+            <w:lang w:val="zh_TW" w:bidi="zh_TW"/>
+          </w:rPr>
+          <w:rPr>
+            <w:color w:val="0000EE"/>
+            <w:u w:val="single"/>
+          </w:rPr>
+          <w:t>9:20–21</w:t>
+        </w:r>
+      </w:hyperlink>
+      <w:r>
+        <w:rPr>
+          <w:lang w:val="zh_TW" w:bidi="zh_TW"/>
+        </w:rPr>
+        <w:t>；</w:t>
+      </w:r>
+      <w:hyperlink r:id="rId66">
+        <w:r>
+          <w:rPr>
+            <w:lang w:val="zh_TW" w:bidi="zh_TW"/>
+          </w:rPr>
+          <w:rPr>
+            <w:color w:val="0000EE"/>
+            <w:u w:val="single"/>
+          </w:rPr>
+          <w:t>代下8:7–8</w:t>
+        </w:r>
+      </w:hyperlink>
+      <w:r>
+        <w:rPr>
+          <w:lang w:val="zh_TW" w:bidi="zh_TW"/>
+        </w:rPr>
+        <w:t>）。考古學家從出土罐子的罐柄上，找到了印有希伯來文「歸於王」的印記。這些很可能是用來收集作為王室徵收部分貨物的大罐子（</w:t>
+      </w:r>
+      <w:hyperlink r:id="rId67">
+        <w:r>
+          <w:rPr>
+            <w:lang w:val="zh_TW" w:bidi="zh_TW"/>
+          </w:rPr>
+          <w:rPr>
+            <w:color w:val="0000EE"/>
+            <w:u w:val="single"/>
+          </w:rPr>
+          <w:t>代下2:10</w:t>
+        </w:r>
+      </w:hyperlink>
+      <w:r>
+        <w:rPr>
+          <w:lang w:val="zh_TW" w:bidi="zh_TW"/>
+        </w:rPr>
+        <w:t>）。</w:t>
+      </w:r>
+    </w:p>
+    <w:p>
+      <w:pPr/>
+      <w:r>
+        <w:rPr>
+          <w:lang w:val="zh_TW" w:bidi="zh_TW"/>
+        </w:rPr>
+      </w:r>
+      <w:r>
+        <w:rPr>
+          <w:lang w:val="zh_TW" w:bidi="zh_TW"/>
+        </w:rPr>
+        <w:t>約沙法成功地在國內向人民徵稅（</w:t>
+      </w:r>
+      <w:hyperlink r:id="rId68">
+        <w:r>
+          <w:rPr>
+            <w:lang w:val="zh_TW" w:bidi="zh_TW"/>
+          </w:rPr>
+          <w:rPr>
+            <w:color w:val="0000EE"/>
+            <w:u w:val="single"/>
+          </w:rPr>
+          <w:t>代下17:5</w:t>
+        </w:r>
+      </w:hyperlink>
+      <w:r>
+        <w:rPr>
+          <w:lang w:val="zh_TW" w:bidi="zh_TW"/>
+        </w:rPr>
+        <w:t>）。</w:t>
+      </w:r>
+      <w:r>
+        <w:rPr>
+          <w:lang w:val="zh_TW" w:bidi="zh_TW"/>
+        </w:rPr>
+        <w:t>他還繼續收取來自外國的貢品，</w:t>
+      </w:r>
+      <w:r>
+        <w:rPr>
+          <w:lang w:val="zh_TW" w:bidi="zh_TW"/>
+        </w:rPr>
+        <w:t>包括來自非利士人的金和銀，以及來自阿拉伯人的7,700隻公</w:t>
+      </w:r>
+      <w:r>
+        <w:rPr>
+          <w:lang w:val="zh_TW" w:bidi="zh_TW"/>
+        </w:rPr>
+        <w:t>綿</w:t>
+      </w:r>
+      <w:r>
+        <w:rPr>
+          <w:lang w:val="zh_TW" w:bidi="zh_TW"/>
+        </w:rPr>
+        <w:t>羊和7,700隻公山羊（</w:t>
+      </w:r>
+      <w:hyperlink r:id="rId69">
+        <w:r>
+          <w:rPr>
+            <w:lang w:val="zh_TW" w:bidi="zh_TW"/>
+          </w:rPr>
+          <w:rPr>
+            <w:color w:val="0000EE"/>
+            <w:u w:val="single"/>
+          </w:rPr>
+          <w:t>代下17:11–12</w:t>
+        </w:r>
+      </w:hyperlink>
+      <w:r>
+        <w:rPr>
+          <w:lang w:val="zh_TW" w:bidi="zh_TW"/>
+        </w:rPr>
+        <w:t>）。隨著鄰國日漸壯大，猶大開始進貢給外邦列國。亞述王西拿基立要求</w:t>
+      </w:r>
+      <w:r>
+        <w:rPr>
+          <w:lang w:val="zh_TW" w:bidi="zh_TW"/>
+        </w:rPr>
+        <w:t>銀子</w:t>
+      </w:r>
+      <w:r>
+        <w:rPr>
+          <w:lang w:val="zh_TW" w:bidi="zh_TW"/>
+        </w:rPr>
+        <w:t>300他連得和</w:t>
+      </w:r>
+      <w:r>
+        <w:rPr>
+          <w:lang w:val="zh_TW" w:bidi="zh_TW"/>
+        </w:rPr>
+        <w:t>金子</w:t>
+      </w:r>
+      <w:r>
+        <w:rPr>
+          <w:lang w:val="zh_TW" w:bidi="zh_TW"/>
+        </w:rPr>
+        <w:t>30他連得，甚至使猶大國要把聖殿的門上的金子</w:t>
+      </w:r>
+      <w:r>
+        <w:rPr>
+          <w:lang w:val="zh_TW" w:bidi="zh_TW"/>
+        </w:rPr>
+        <w:t>刮下來</w:t>
+      </w:r>
+      <w:r>
+        <w:rPr>
+          <w:lang w:val="zh_TW" w:bidi="zh_TW"/>
+        </w:rPr>
+        <w:t>（</w:t>
+      </w:r>
+      <w:hyperlink r:id="rId70">
+        <w:r>
+          <w:rPr>
+            <w:lang w:val="zh_TW" w:bidi="zh_TW"/>
+          </w:rPr>
+          <w:rPr>
+            <w:color w:val="0000EE"/>
+            <w:u w:val="single"/>
+          </w:rPr>
+          <w:t>王下18:14–16</w:t>
+        </w:r>
+      </w:hyperlink>
+      <w:r>
+        <w:rPr>
+          <w:lang w:val="zh_TW" w:bidi="zh_TW"/>
+        </w:rPr>
+        <w:t>）。後來，法老尼哥要求</w:t>
+      </w:r>
+      <w:r>
+        <w:rPr>
+          <w:lang w:val="zh_TW" w:bidi="zh_TW"/>
+        </w:rPr>
+        <w:t>猶大國</w:t>
+      </w:r>
+      <w:r>
+        <w:rPr>
+          <w:lang w:val="zh_TW" w:bidi="zh_TW"/>
+        </w:rPr>
+        <w:t>提供</w:t>
+      </w:r>
+      <w:r>
+        <w:rPr>
+          <w:lang w:val="zh_TW" w:bidi="zh_TW"/>
+        </w:rPr>
+        <w:t>銀子</w:t>
+      </w:r>
+      <w:r>
+        <w:rPr>
+          <w:lang w:val="zh_TW" w:bidi="zh_TW"/>
+        </w:rPr>
+        <w:t>100他連得和</w:t>
+      </w:r>
+      <w:r>
+        <w:rPr>
+          <w:lang w:val="zh_TW" w:bidi="zh_TW"/>
+        </w:rPr>
+        <w:t>金子</w:t>
+      </w:r>
+      <w:r>
+        <w:rPr>
+          <w:lang w:val="zh_TW" w:bidi="zh_TW"/>
+        </w:rPr>
+        <w:t>一他連得（</w:t>
+      </w:r>
+      <w:hyperlink r:id="rId71">
+        <w:r>
+          <w:rPr>
+            <w:lang w:val="zh_TW" w:bidi="zh_TW"/>
+          </w:rPr>
+          <w:rPr>
+            <w:color w:val="0000EE"/>
+            <w:u w:val="single"/>
+          </w:rPr>
+          <w:t>王下23:33</w:t>
+        </w:r>
+      </w:hyperlink>
+      <w:r>
+        <w:rPr>
+          <w:lang w:val="zh_TW" w:bidi="zh_TW"/>
+        </w:rPr>
+        <w:t>）。不久之後，尼布甲尼撒奪走了聖殿和王宮</w:t>
+      </w:r>
+      <w:r>
+        <w:rPr>
+          <w:lang w:val="zh_TW" w:bidi="zh_TW"/>
+        </w:rPr>
+        <w:t>中的</w:t>
+      </w:r>
+      <w:r>
+        <w:rPr>
+          <w:lang w:val="zh_TW" w:bidi="zh_TW"/>
+        </w:rPr>
+        <w:t>所有的</w:t>
+      </w:r>
+      <w:r>
+        <w:rPr>
+          <w:lang w:val="zh_TW" w:bidi="zh_TW"/>
+        </w:rPr>
+        <w:t>寶物</w:t>
+      </w:r>
+      <w:r>
+        <w:rPr>
+          <w:lang w:val="zh_TW" w:bidi="zh_TW"/>
+        </w:rPr>
+        <w:t>，又帶走了10,000名俘虜、</w:t>
+      </w:r>
+      <w:r>
+        <w:rPr>
+          <w:lang w:val="zh_TW" w:bidi="zh_TW"/>
+        </w:rPr>
+        <w:t>木匠</w:t>
+      </w:r>
+      <w:r>
+        <w:rPr>
+          <w:lang w:val="zh_TW" w:bidi="zh_TW"/>
+        </w:rPr>
+        <w:t>和鐵匠。除了</w:t>
+      </w:r>
+      <w:r>
+        <w:rPr>
+          <w:lang w:val="zh_TW" w:bidi="zh_TW"/>
+        </w:rPr>
+        <w:t>極貧窮的人</w:t>
+      </w:r>
+      <w:r>
+        <w:rPr>
+          <w:lang w:val="zh_TW" w:bidi="zh_TW"/>
+        </w:rPr>
+        <w:t>外，耶路撒冷幾乎無人居住（</w:t>
+      </w:r>
+      <w:hyperlink r:id="rId72">
+        <w:r>
+          <w:rPr>
+            <w:lang w:val="zh_TW" w:bidi="zh_TW"/>
+          </w:rPr>
+          <w:rPr>
+            <w:color w:val="0000EE"/>
+            <w:u w:val="single"/>
+          </w:rPr>
+          <w:t>王下24:13–16</w:t>
+        </w:r>
+      </w:hyperlink>
+      <w:r>
+        <w:rPr>
+          <w:lang w:val="zh_TW" w:bidi="zh_TW"/>
+        </w:rPr>
+        <w:t>）。</w:t>
+      </w:r>
+    </w:p>
+    <w:p>
+      <w:pPr>
+        <w:pStyle w:val="Heading4"/>
+      </w:pPr>
+      <w:r>
+        <w:rPr>
+          <w:lang w:val="zh_TW" w:bidi="zh_TW"/>
+        </w:rPr>
+        <w:t>外國的</w:t>
+      </w:r>
+      <w:r>
+        <w:rPr>
+          <w:lang w:val="zh_TW" w:bidi="zh_TW"/>
+        </w:rPr>
+        <w:t>課稅</w:t>
+      </w:r>
+    </w:p>
+    <w:p>
+      <w:pPr/>
+      <w:r>
+        <w:rPr>
+          <w:lang w:val="zh_TW" w:bidi="zh_TW"/>
+        </w:rPr>
+      </w:r>
+      <w:r>
+        <w:rPr>
+          <w:lang w:val="zh_TW" w:bidi="zh_TW"/>
+        </w:rPr>
+        <w:t>波斯人建立了一個固定的稅制。在這個制度中，總督（各省的巡撫）</w:t>
+      </w:r>
+      <w:r>
+        <w:rPr>
+          <w:lang w:val="zh_TW" w:bidi="zh_TW"/>
+        </w:rPr>
+        <w:t>需要</w:t>
+      </w:r>
+      <w:r>
+        <w:rPr>
+          <w:lang w:val="zh_TW" w:bidi="zh_TW"/>
+        </w:rPr>
+        <w:t>向皇家庫房支付固定的金額（</w:t>
+      </w:r>
+      <w:hyperlink r:id="rId73">
+        <w:r>
+          <w:rPr>
+            <w:lang w:val="zh_TW" w:bidi="zh_TW"/>
+          </w:rPr>
+          <w:rPr>
+            <w:color w:val="0000EE"/>
+            <w:u w:val="single"/>
+          </w:rPr>
+          <w:t>斯10:1</w:t>
+        </w:r>
+      </w:hyperlink>
+      <w:r>
+        <w:rPr>
+          <w:lang w:val="zh_TW" w:bidi="zh_TW"/>
+        </w:rPr>
+        <w:t>）。亞達薛西一世</w:t>
+      </w:r>
+      <w:r>
+        <w:rPr>
+          <w:lang w:val="zh_TW" w:bidi="zh_TW"/>
+        </w:rPr>
+        <w:t>豁免了</w:t>
+      </w:r>
+      <w:r>
+        <w:rPr>
+          <w:lang w:val="zh_TW" w:bidi="zh_TW"/>
+        </w:rPr>
+        <w:t>祭司、利未人和聖殿工人的稅務責任（</w:t>
+      </w:r>
+      <w:hyperlink r:id="rId74">
+        <w:r>
+          <w:rPr>
+            <w:lang w:val="zh_TW" w:bidi="zh_TW"/>
+          </w:rPr>
+          <w:rPr>
+            <w:color w:val="0000EE"/>
+            <w:u w:val="single"/>
+          </w:rPr>
+          <w:t>拉7:24</w:t>
+        </w:r>
+      </w:hyperlink>
+      <w:r>
+        <w:rPr>
+          <w:lang w:val="zh_TW" w:bidi="zh_TW"/>
+        </w:rPr>
+        <w:t>）。</w:t>
+      </w:r>
+      <w:r>
+        <w:rPr>
+          <w:lang w:val="zh_TW" w:bidi="zh_TW"/>
+        </w:rPr>
+        <w:t>此外，有些</w:t>
+      </w:r>
+      <w:r>
+        <w:rPr>
+          <w:lang w:val="zh_TW" w:bidi="zh_TW"/>
+        </w:rPr>
+        <w:t>巡撫（譯註：和合本譯作「省長」）向</w:t>
+      </w:r>
+      <w:r>
+        <w:rPr>
+          <w:lang w:val="zh_TW" w:bidi="zh_TW"/>
+        </w:rPr>
+        <w:t>百姓索要</w:t>
+      </w:r>
+      <w:r>
+        <w:rPr>
+          <w:lang w:val="zh_TW" w:bidi="zh_TW"/>
+        </w:rPr>
+        <w:t>額外的稅</w:t>
+      </w:r>
+      <w:r>
+        <w:rPr>
+          <w:lang w:val="zh_TW" w:bidi="zh_TW"/>
+        </w:rPr>
+        <w:t>收</w:t>
+      </w:r>
+      <w:r>
+        <w:rPr>
+          <w:lang w:val="zh_TW" w:bidi="zh_TW"/>
+        </w:rPr>
+        <w:t>，</w:t>
+      </w:r>
+      <w:r>
+        <w:rPr>
+          <w:lang w:val="zh_TW" w:bidi="zh_TW"/>
+        </w:rPr>
+        <w:t>用以供應其家庭的開支，</w:t>
+      </w:r>
+      <w:r>
+        <w:rPr>
+          <w:lang w:val="zh_TW" w:bidi="zh_TW"/>
+        </w:rPr>
+        <w:t>包括糧物、酒和</w:t>
+      </w:r>
+      <w:r>
+        <w:rPr>
+          <w:lang w:val="zh_TW" w:bidi="zh_TW"/>
+        </w:rPr>
+        <w:t>銀子</w:t>
+      </w:r>
+      <w:r>
+        <w:rPr>
+          <w:lang w:val="zh_TW" w:bidi="zh_TW"/>
+        </w:rPr>
+        <w:t>40舍客勒（</w:t>
+      </w:r>
+      <w:hyperlink r:id="rId75">
+        <w:r>
+          <w:rPr>
+            <w:lang w:val="zh_TW" w:bidi="zh_TW"/>
+          </w:rPr>
+          <w:rPr>
+            <w:color w:val="0000EE"/>
+            <w:u w:val="single"/>
+          </w:rPr>
+          <w:t>尼5:14–15</w:t>
+        </w:r>
+      </w:hyperlink>
+      <w:r>
+        <w:rPr>
+          <w:lang w:val="zh_TW" w:bidi="zh_TW"/>
+        </w:rPr>
+        <w:t>）。但作為巡撫，尼希米並沒有領取這筆食物津貼，因為他認為當時百姓的稅務負擔已經十分沉重。人們不得不以他們的田地、葡萄園和房屋作抵押借款，以支付「王的稅項」。這意味著如果他們無法償還貸款，就有失去財產的風險。大流士允許猶太人使用王室的稅金來重建聖殿（</w:t>
+      </w:r>
+      <w:hyperlink r:id="rId76">
+        <w:r>
+          <w:rPr>
+            <w:lang w:val="zh_TW" w:bidi="zh_TW"/>
+          </w:rPr>
+          <w:rPr>
+            <w:color w:val="0000EE"/>
+            <w:u w:val="single"/>
+          </w:rPr>
+          <w:t>拉6:7–10</w:t>
+        </w:r>
+      </w:hyperlink>
+      <w:r>
+        <w:rPr>
+          <w:lang w:val="zh_TW" w:bidi="zh_TW"/>
+        </w:rPr>
+        <w:t>）。</w:t>
+      </w:r>
+    </w:p>
+    <w:p>
+      <w:pPr/>
+      <w:r>
+        <w:rPr>
+          <w:lang w:val="zh_TW" w:bidi="zh_TW"/>
+        </w:rPr>
+      </w:r>
+      <w:r>
+        <w:rPr>
+          <w:lang w:val="zh_TW" w:bidi="zh_TW"/>
+        </w:rPr>
+        <w:t>在西流古（Seleucids）、托勒密（Ptolemies）和羅馬的時代，收稅方式有所改變。稅吏的職位被賣給出價最高的人，然後他們從人民身上榨取最高的稅金來建立個人財富。猶太人繳納什一稅以維修聖殿，並</w:t>
+      </w:r>
+      <w:r>
+        <w:rPr>
+          <w:lang w:val="zh_TW" w:bidi="zh_TW"/>
+        </w:rPr>
+        <w:t>繳納</w:t>
+      </w:r>
+      <w:r>
+        <w:rPr>
+          <w:lang w:val="zh_TW" w:bidi="zh_TW"/>
+        </w:rPr>
+        <w:t>高達三分之一的穀物和一半的水果的稅。此外，他們還</w:t>
+      </w:r>
+      <w:r>
+        <w:rPr>
+          <w:lang w:val="zh_TW" w:bidi="zh_TW"/>
+        </w:rPr>
+        <w:t>需要</w:t>
+      </w:r>
+      <w:r>
+        <w:rPr>
+          <w:lang w:val="zh_TW" w:bidi="zh_TW"/>
+        </w:rPr>
+        <w:t>支付</w:t>
+      </w:r>
+      <w:r>
+        <w:rPr>
+          <w:lang w:val="zh_TW" w:bidi="zh_TW"/>
+        </w:rPr>
+        <w:t>消費稅、銷售稅和人頭稅</w:t>
+      </w:r>
+      <w:r>
+        <w:rPr>
+          <w:lang w:val="zh_TW" w:bidi="zh_TW"/>
+        </w:rPr>
+        <w:t>。</w:t>
+      </w:r>
+    </w:p>
+    <w:p>
+      <w:pPr>
+        <w:pStyle w:val="Heading4"/>
+      </w:pPr>
+      <w:r>
+        <w:rPr>
+          <w:lang w:val="zh_TW" w:bidi="zh_TW"/>
+        </w:rPr>
+        <w:t>猶太法律中的稅收與實踐</w:t>
+      </w:r>
+    </w:p>
+    <w:p>
+      <w:pPr/>
+      <w:r>
+        <w:rPr>
+          <w:lang w:val="zh_TW" w:bidi="zh_TW"/>
+        </w:rPr>
+      </w:r>
+      <w:r>
+        <w:rPr>
+          <w:lang w:val="zh_TW" w:bidi="zh_TW"/>
+        </w:rPr>
+        <w:t>除了</w:t>
+      </w:r>
+      <w:r>
+        <w:rPr>
+          <w:lang w:val="zh_TW" w:bidi="zh_TW"/>
+        </w:rPr>
+        <w:t>外國的</w:t>
+      </w:r>
+      <w:r>
+        <w:rPr>
+          <w:lang w:val="zh_TW" w:bidi="zh_TW"/>
+        </w:rPr>
+        <w:t>稅外，</w:t>
+      </w:r>
+      <w:r>
+        <w:rPr>
+          <w:lang w:val="zh_TW" w:bidi="zh_TW"/>
+        </w:rPr>
+        <w:t>世界各地的猶太人，凡20歲以上的</w:t>
+      </w:r>
+      <w:r>
+        <w:rPr>
+          <w:lang w:val="zh_TW" w:bidi="zh_TW"/>
+        </w:rPr>
+        <w:t>（</w:t>
+      </w:r>
+      <w:hyperlink r:id="rId77">
+        <w:r>
+          <w:rPr>
+            <w:lang w:val="zh_TW" w:bidi="zh_TW"/>
+          </w:rPr>
+          <w:rPr>
+            <w:color w:val="0000EE"/>
+            <w:u w:val="single"/>
+          </w:rPr>
+          <w:t>出30:11–16</w:t>
+        </w:r>
+      </w:hyperlink>
+      <w:r>
+        <w:rPr>
+          <w:lang w:val="zh_TW" w:bidi="zh_TW"/>
+        </w:rPr>
+        <w:t>）</w:t>
+      </w:r>
+      <w:r>
+        <w:rPr>
+          <w:lang w:val="zh_TW" w:bidi="zh_TW"/>
+        </w:rPr>
+        <w:t>，每年都要支付半舍客勒來支持耶路撒冷的聖殿</w:t>
+      </w:r>
+      <w:r>
+        <w:rPr>
+          <w:lang w:val="zh_TW" w:bidi="zh_TW"/>
+        </w:rPr>
+        <w:t>（</w:t>
+      </w:r>
+      <w:hyperlink r:id="rId58">
+        <w:r>
+          <w:rPr>
+            <w:lang w:val="zh_TW" w:bidi="zh_TW"/>
+          </w:rPr>
+          <w:rPr>
+            <w:color w:val="0000EE"/>
+            <w:u w:val="single"/>
+          </w:rPr>
+          <w:t>太17:24</w:t>
+        </w:r>
+      </w:hyperlink>
+      <w:r>
+        <w:rPr>
+          <w:lang w:val="zh_TW" w:bidi="zh_TW"/>
+        </w:rPr>
+        <w:t>）。</w:t>
+      </w:r>
+      <w:r>
+        <w:rPr>
+          <w:lang w:val="zh_TW" w:bidi="zh_TW"/>
+        </w:rPr>
+        <w:t>即使在公元70年聖殿被毀後，這項傳統仍然持續</w:t>
+      </w:r>
+      <w:r>
+        <w:rPr>
+          <w:lang w:val="zh_TW" w:bidi="zh_TW"/>
+        </w:rPr>
+        <w:t>。耶穌</w:t>
+      </w:r>
+      <w:r>
+        <w:rPr>
+          <w:lang w:val="zh_TW" w:bidi="zh_TW"/>
+        </w:rPr>
+        <w:t>曾被問及關於這項稅收的問題</w:t>
+      </w:r>
+      <w:r>
+        <w:rPr>
+          <w:lang w:val="zh_TW" w:bidi="zh_TW"/>
+        </w:rPr>
+        <w:t>（</w:t>
+      </w:r>
+      <w:hyperlink r:id="rId78">
+        <w:r>
+          <w:rPr>
+            <w:lang w:val="zh_TW" w:bidi="zh_TW"/>
+          </w:rPr>
+          <w:rPr>
+            <w:color w:val="0000EE"/>
+            <w:u w:val="single"/>
+          </w:rPr>
+          <w:t>太17:25</w:t>
+        </w:r>
+      </w:hyperlink>
+      <w:r>
+        <w:rPr>
+          <w:lang w:val="zh_TW" w:bidi="zh_TW"/>
+        </w:rPr>
+        <w:t>），以及向羅馬繳稅</w:t>
+      </w:r>
+      <w:r>
+        <w:rPr>
+          <w:lang w:val="zh_TW" w:bidi="zh_TW"/>
+        </w:rPr>
+        <w:t>是否合法</w:t>
+      </w:r>
+      <w:r>
+        <w:rPr>
+          <w:lang w:val="zh_TW" w:bidi="zh_TW"/>
+        </w:rPr>
+        <w:t>（</w:t>
+      </w:r>
+      <w:hyperlink r:id="rId79">
+        <w:r>
+          <w:rPr>
+            <w:lang w:val="zh_TW" w:bidi="zh_TW"/>
+          </w:rPr>
+          <w:rPr>
+            <w:color w:val="0000EE"/>
+            <w:u w:val="single"/>
+          </w:rPr>
+          <w:t>太22:17</w:t>
+        </w:r>
+      </w:hyperlink>
+      <w:r>
+        <w:rPr>
+          <w:lang w:val="zh_TW" w:bidi="zh_TW"/>
+        </w:rPr>
+        <w:t>；</w:t>
+      </w:r>
+      <w:hyperlink r:id="rId80">
+        <w:r>
+          <w:rPr>
+            <w:lang w:val="zh_TW" w:bidi="zh_TW"/>
+          </w:rPr>
+          <w:rPr>
+            <w:color w:val="0000EE"/>
+            <w:u w:val="single"/>
+          </w:rPr>
+          <w:t>可12:14–15</w:t>
+        </w:r>
+      </w:hyperlink>
+      <w:r>
+        <w:rPr>
+          <w:lang w:val="zh_TW" w:bidi="zh_TW"/>
+        </w:rPr>
+        <w:t>；</w:t>
+      </w:r>
+      <w:hyperlink r:id="rId81">
+        <w:r>
+          <w:rPr>
+            <w:lang w:val="zh_TW" w:bidi="zh_TW"/>
+          </w:rPr>
+          <w:rPr>
+            <w:color w:val="0000EE"/>
+            <w:u w:val="single"/>
+          </w:rPr>
+          <w:t>路20:22</w:t>
+        </w:r>
+      </w:hyperlink>
+      <w:r>
+        <w:rPr>
+          <w:lang w:val="zh_TW" w:bidi="zh_TW"/>
+        </w:rPr>
+        <w:t>）。儘管耶穌</w:t>
+      </w:r>
+      <w:r>
+        <w:rPr>
+          <w:lang w:val="zh_TW" w:bidi="zh_TW"/>
+        </w:rPr>
+        <w:t>以著名的回答──</w:t>
+      </w:r>
+      <w:r>
+        <w:rPr>
+          <w:lang w:val="zh_TW" w:bidi="zh_TW"/>
+        </w:rPr>
+        <w:t>「</w:t>
+      </w:r>
+      <w:r>
+        <w:rPr>
+          <w:lang w:val="zh_TW" w:bidi="zh_TW"/>
+        </w:rPr>
+        <w:t>凱撒的物當歸給凱撒；神的物當歸給神</w:t>
+      </w:r>
+      <w:r>
+        <w:rPr>
+          <w:lang w:val="zh_TW" w:bidi="zh_TW"/>
+        </w:rPr>
+        <w:t>」 (</w:t>
+      </w:r>
+      <w:hyperlink r:id="rId82">
+        <w:r>
+          <w:rPr>
+            <w:lang w:val="zh_TW" w:bidi="zh_TW"/>
+          </w:rPr>
+          <w:rPr>
+            <w:color w:val="0000EE"/>
+            <w:u w:val="single"/>
+          </w:rPr>
+          <w:t>太22:21</w:t>
+        </w:r>
+      </w:hyperlink>
+      <w:r>
+        <w:rPr>
+          <w:lang w:val="zh_TW" w:bidi="zh_TW"/>
+        </w:rPr>
+        <w:t>；</w:t>
+      </w:r>
+      <w:hyperlink r:id="rId83">
+        <w:r>
+          <w:rPr>
+            <w:lang w:val="zh_TW" w:bidi="zh_TW"/>
+          </w:rPr>
+          <w:rPr>
+            <w:color w:val="0000EE"/>
+            <w:u w:val="single"/>
+          </w:rPr>
+          <w:t>可12:17</w:t>
+        </w:r>
+      </w:hyperlink>
+      <w:r>
+        <w:rPr>
+          <w:lang w:val="zh_TW" w:bidi="zh_TW"/>
+        </w:rPr>
+        <w:t>；</w:t>
+      </w:r>
+      <w:hyperlink r:id="rId84">
+        <w:r>
+          <w:rPr>
+            <w:lang w:val="zh_TW" w:bidi="zh_TW"/>
+          </w:rPr>
+          <w:rPr>
+            <w:color w:val="0000EE"/>
+            <w:u w:val="single"/>
+          </w:rPr>
+          <w:t xml:space="preserve">路 20:25) </w:t>
+        </w:r>
+      </w:hyperlink>
+      <w:r>
+        <w:rPr>
+          <w:lang w:val="zh_TW" w:bidi="zh_TW"/>
+        </w:rPr>
+        <w:t>──回應 ，但他仍在彼拉多面前被指控禁止納稅給凱撒（</w:t>
+      </w:r>
+      <w:hyperlink r:id="rId85">
+        <w:r>
+          <w:rPr>
+            <w:lang w:val="zh_TW" w:bidi="zh_TW"/>
+          </w:rPr>
+          <w:rPr>
+            <w:color w:val="0000EE"/>
+            <w:u w:val="single"/>
+          </w:rPr>
+          <w:t>路23:2</w:t>
+        </w:r>
+      </w:hyperlink>
+      <w:r>
+        <w:rPr>
+          <w:lang w:val="zh_TW" w:bidi="zh_TW"/>
+        </w:rPr>
+        <w:t>）。早期教會也支持將納稅視為公民義務（</w:t>
+      </w:r>
+      <w:hyperlink r:id="rId86">
+        <w:r>
+          <w:rPr>
+            <w:lang w:val="zh_TW" w:bidi="zh_TW"/>
+          </w:rPr>
+          <w:rPr>
+            <w:color w:val="0000EE"/>
+            <w:u w:val="single"/>
+          </w:rPr>
+          <w:t>羅13:5–7</w:t>
+        </w:r>
+      </w:hyperlink>
+      <w:r>
+        <w:rPr>
+          <w:lang w:val="zh_TW" w:bidi="zh_TW"/>
+        </w:rPr>
+        <w:t>）。</w:t>
+      </w:r>
+    </w:p>
+    <w:p>
+      <w:pPr/>
+      <w:r>
+        <w:rPr>
+          <w:lang w:val="zh_TW" w:bidi="zh_TW"/>
+        </w:rPr>
+      </w:r>
+      <w:r>
+        <w:rPr>
+          <w:i/>
+          <w:lang w:val="zh_TW" w:bidi="zh_TW"/>
+        </w:rPr>
+        <w:t>另見</w:t>
+      </w:r>
+      <w:r>
+        <w:rPr>
+          <w:lang w:val="zh_TW" w:bidi="zh_TW"/>
+        </w:rPr>
+        <w:t xml:space="preserve"> </w:t>
+      </w:r>
+      <w:r>
+        <w:rPr>
+          <w:lang w:val="zh_TW" w:bidi="zh_TW"/>
+        </w:rPr>
+        <w:t>金錢</w:t>
+      </w:r>
+      <w:r>
+        <w:rPr>
+          <w:lang w:val="zh_TW" w:bidi="zh_TW"/>
+        </w:rPr>
+        <w:t>、</w:t>
+      </w:r>
+      <w:r>
+        <w:rPr>
+          <w:lang w:val="zh_TW" w:bidi="zh_TW"/>
+        </w:rPr>
+        <w:t>銀行家，銀行業</w:t>
+      </w:r>
+      <w:r>
+        <w:rPr>
+          <w:lang w:val="zh_TW" w:bidi="zh_TW"/>
+        </w:rPr>
+        <w:t>、</w:t>
+      </w:r>
+      <w:r>
+        <w:rPr>
+          <w:lang w:val="zh_TW" w:bidi="zh_TW"/>
+        </w:rPr>
+        <w:t>稅吏</w:t>
+      </w:r>
+      <w:r>
+        <w:rPr>
+          <w:lang w:val="zh_TW" w:bidi="zh_TW"/>
+        </w:rPr>
+        <w:t>。</w:t>
+      </w:r>
+      <w:r>
+        <w:rPr>
+          <w:lang w:val="zh_TW" w:bidi="zh_TW"/>
+        </w:rPr>
+      </w:r>
+      <w:r>
+        <w:rPr>
+          <w:lang w:val="zh_TW" w:bidi="zh_TW"/>
+        </w:rPr>
+      </w:r>
+    </w:p>
+    <w:p>
+      <w:pPr/>
+      <w:r>
+        <w:rPr>
+          <w:lang w:val="zh_TW" w:bidi="zh_TW"/>
+        </w:rPr>
+      </w:r>
+    </w:p>
+    <w:p>
+      <w:pPr>
+        <w:pStyle w:val="Heading2"/>
+      </w:pPr>
+      <w:r>
+        <w:rPr>
+          <w:lang w:val="zh_TW" w:bidi="zh_TW"/>
+        </w:rPr>
+        <w:t>睡覺</w:t>
+      </w:r>
+      <w:r>
+        <w:rPr>
+          <w:lang w:val="zh_TW" w:bidi="zh_TW"/>
+        </w:rPr>
+      </w:r>
+    </w:p>
+    <w:p>
+      <w:pPr/>
+      <w:r>
+        <w:rPr>
+          <w:lang w:val="zh_TW" w:bidi="zh_TW"/>
+        </w:rPr>
+      </w:r>
+      <w:r>
+        <w:rPr>
+          <w:lang w:val="zh_TW" w:bidi="zh_TW"/>
+        </w:rPr>
+        <w:t>身心的自然休息狀態。在聖經中，睡覺可以有三個意義：</w:t>
+      </w:r>
+    </w:p>
+    <w:p>
+      <w:pPr>
+        <w:pStyle w:val="ListNumber"/>
+        <w:numPr>
+          <w:ilvl w:val="0"/>
+          <w:numId w:val="14"/>
+        </w:numPr>
+        <w:spacing w:line="240" w:lineRule="auto"/>
+        <w:ind w:left="720"/>
+      </w:pPr>
+      <w:r>
+        <w:rPr>
+          <w:lang w:val="zh_TW" w:bidi="zh_TW"/>
+        </w:rPr>
+      </w:r>
+      <w:r>
+        <w:rPr>
+          <w:lang w:val="zh_TW" w:bidi="zh_TW"/>
+        </w:rPr>
+        <w:t>身體的休息</w:t>
+      </w:r>
+    </w:p>
+    <w:p>
+      <w:pPr>
+        <w:pStyle w:val="ListNumber"/>
+        <w:spacing w:line="240" w:lineRule="auto"/>
+        <w:ind w:left="720"/>
+      </w:pPr>
+      <w:r>
+        <w:rPr>
+          <w:lang w:val="zh_TW" w:bidi="zh_TW"/>
+        </w:rPr>
+      </w:r>
+      <w:r>
+        <w:rPr>
+          <w:lang w:val="zh_TW" w:bidi="zh_TW"/>
+        </w:rPr>
+        <w:t>道德或屬靈上無所作為</w:t>
+      </w:r>
+    </w:p>
+    <w:p>
+      <w:pPr>
+        <w:pStyle w:val="ListNumber"/>
+        <w:spacing w:line="240" w:lineRule="auto"/>
+        <w:ind w:left="720"/>
+      </w:pPr>
+      <w:r>
+        <w:rPr>
+          <w:lang w:val="zh_TW" w:bidi="zh_TW"/>
+        </w:rPr>
+      </w:r>
+      <w:r>
+        <w:rPr>
+          <w:lang w:val="zh_TW" w:bidi="zh_TW"/>
+        </w:rPr>
+        <w:t>死亡</w:t>
+      </w:r>
+    </w:p>
+    <w:p>
+      <w:pPr>
+        <w:pStyle w:val="Heading3"/>
+      </w:pPr>
+      <w:r>
+        <w:rPr>
+          <w:lang w:val="zh_TW" w:bidi="zh_TW"/>
+        </w:rPr>
+        <w:t>睡覺作為身體的需求</w:t>
+      </w:r>
+    </w:p>
+    <w:p>
+      <w:pPr/>
+      <w:r>
+        <w:rPr>
+          <w:lang w:val="zh_TW" w:bidi="zh_TW"/>
+        </w:rPr>
+      </w:r>
+      <w:r>
+        <w:rPr>
+          <w:lang w:val="zh_TW" w:bidi="zh_TW"/>
+        </w:rPr>
+        <w:t>人類身體所需的睡眠，被視為神所賜予珍貴的禮物（</w:t>
+      </w:r>
+      <w:hyperlink r:id="rId87">
+        <w:r>
+          <w:rPr>
+            <w:lang w:val="zh_TW" w:bidi="zh_TW"/>
+          </w:rPr>
+          <w:rPr>
+            <w:color w:val="0000EE"/>
+            <w:u w:val="single"/>
+          </w:rPr>
+          <w:t>詩4:8</w:t>
+        </w:r>
+      </w:hyperlink>
+      <w:r>
+        <w:rPr>
+          <w:lang w:val="zh_TW" w:bidi="zh_TW"/>
+        </w:rPr>
+        <w:t>，</w:t>
+      </w:r>
+      <w:hyperlink r:id="rId88">
+        <w:r>
+          <w:rPr>
+            <w:lang w:val="zh_TW" w:bidi="zh_TW"/>
+          </w:rPr>
+          <w:rPr>
+            <w:color w:val="0000EE"/>
+            <w:u w:val="single"/>
+          </w:rPr>
+          <w:t>127:2</w:t>
+        </w:r>
+      </w:hyperlink>
+      <w:r>
+        <w:rPr>
+          <w:lang w:val="zh_TW" w:bidi="zh_TW"/>
+        </w:rPr>
+        <w:t>）。神可以選擇某人，使他失眠，以達成祂的目的（</w:t>
+      </w:r>
+      <w:hyperlink r:id="rId89">
+        <w:r>
+          <w:rPr>
+            <w:lang w:val="zh_TW" w:bidi="zh_TW"/>
+          </w:rPr>
+          <w:rPr>
+            <w:color w:val="0000EE"/>
+            <w:u w:val="single"/>
+          </w:rPr>
+          <w:t>斯6:1</w:t>
+        </w:r>
+      </w:hyperlink>
+      <w:r>
+        <w:rPr>
+          <w:lang w:val="zh_TW" w:bidi="zh_TW"/>
+        </w:rPr>
+        <w:t>；</w:t>
+      </w:r>
+      <w:hyperlink r:id="rId90">
+        <w:r>
+          <w:rPr>
+            <w:lang w:val="zh_TW" w:bidi="zh_TW"/>
+          </w:rPr>
+          <w:rPr>
+            <w:color w:val="0000EE"/>
+            <w:u w:val="single"/>
+          </w:rPr>
+          <w:t>但6:18</w:t>
+        </w:r>
+      </w:hyperlink>
+      <w:r>
+        <w:rPr>
+          <w:lang w:val="zh_TW" w:bidi="zh_TW"/>
+        </w:rPr>
+        <w:t>）。神也可能賜人沉睡（</w:t>
+      </w:r>
+      <w:hyperlink r:id="rId91">
+        <w:r>
+          <w:rPr>
+            <w:lang w:val="zh_TW" w:bidi="zh_TW"/>
+          </w:rPr>
+          <w:rPr>
+            <w:color w:val="0000EE"/>
+            <w:u w:val="single"/>
+          </w:rPr>
+          <w:t>創2:21</w:t>
+        </w:r>
+      </w:hyperlink>
+      <w:r>
+        <w:rPr>
+          <w:lang w:val="zh_TW" w:bidi="zh_TW"/>
+        </w:rPr>
+        <w:t>，</w:t>
+      </w:r>
+      <w:hyperlink r:id="rId92">
+        <w:r>
+          <w:rPr>
+            <w:lang w:val="zh_TW" w:bidi="zh_TW"/>
+          </w:rPr>
+          <w:rPr>
+            <w:color w:val="0000EE"/>
+            <w:u w:val="single"/>
+          </w:rPr>
+          <w:t>15:12</w:t>
+        </w:r>
+      </w:hyperlink>
+      <w:r>
+        <w:rPr>
+          <w:lang w:val="zh_TW" w:bidi="zh_TW"/>
+        </w:rPr>
+        <w:t>；</w:t>
+      </w:r>
+      <w:hyperlink r:id="rId93">
+        <w:r>
+          <w:rPr>
+            <w:lang w:val="zh_TW" w:bidi="zh_TW"/>
+          </w:rPr>
+          <w:rPr>
+            <w:color w:val="0000EE"/>
+            <w:u w:val="single"/>
+          </w:rPr>
+          <w:t>撒上26:12</w:t>
+        </w:r>
+      </w:hyperlink>
+      <w:r>
+        <w:rPr>
+          <w:lang w:val="zh_TW" w:bidi="zh_TW"/>
+        </w:rPr>
+        <w:t>）。人在睡覺時，神可能會在夢或異象中顯示祂的旨意（例如：</w:t>
+      </w:r>
+      <w:hyperlink r:id="rId94">
+        <w:r>
+          <w:rPr>
+            <w:lang w:val="zh_TW" w:bidi="zh_TW"/>
+          </w:rPr>
+          <w:rPr>
+            <w:color w:val="0000EE"/>
+            <w:u w:val="single"/>
+          </w:rPr>
+          <w:t>創28:11–16</w:t>
+        </w:r>
+      </w:hyperlink>
+      <w:r>
+        <w:rPr>
+          <w:lang w:val="zh_TW" w:bidi="zh_TW"/>
+        </w:rPr>
+        <w:t>；</w:t>
+      </w:r>
+      <w:hyperlink r:id="rId95">
+        <w:r>
+          <w:rPr>
+            <w:lang w:val="zh_TW" w:bidi="zh_TW"/>
+          </w:rPr>
+          <w:rPr>
+            <w:color w:val="0000EE"/>
+            <w:u w:val="single"/>
+          </w:rPr>
+          <w:t>伯4:13–17</w:t>
+        </w:r>
+      </w:hyperlink>
+      <w:r>
+        <w:rPr>
+          <w:lang w:val="zh_TW" w:bidi="zh_TW"/>
+        </w:rPr>
+        <w:t>；</w:t>
+      </w:r>
+      <w:hyperlink r:id="rId96">
+        <w:r>
+          <w:rPr>
+            <w:lang w:val="zh_TW" w:bidi="zh_TW"/>
+          </w:rPr>
+          <w:rPr>
+            <w:color w:val="0000EE"/>
+            <w:u w:val="single"/>
+          </w:rPr>
+          <w:t>太1:20–24</w:t>
+        </w:r>
+      </w:hyperlink>
+      <w:r>
+        <w:rPr>
+          <w:lang w:val="zh_TW" w:bidi="zh_TW"/>
+        </w:rPr>
+        <w:t>）。</w:t>
+      </w:r>
+    </w:p>
+    <w:p>
+      <w:pPr/>
+      <w:r>
+        <w:rPr>
+          <w:lang w:val="zh_TW" w:bidi="zh_TW"/>
+        </w:rPr>
+      </w:r>
+      <w:r>
+        <w:rPr>
+          <w:lang w:val="zh_TW" w:bidi="zh_TW"/>
+        </w:rPr>
+        <w:t>箴言警告，人若沉迷睡覺，會導致生命缺乏紀律。例如，有一則箴言說：「</w:t>
+      </w:r>
+      <w:r>
+        <w:rPr>
+          <w:lang w:val="zh_TW" w:bidi="zh_TW"/>
+        </w:rPr>
+        <w:t>不要貪睡，免致貧窮； 眼要睜開，你就吃飽。</w:t>
+      </w:r>
+      <w:r>
+        <w:rPr>
+          <w:lang w:val="zh_TW" w:bidi="zh_TW"/>
+        </w:rPr>
+        <w:t>」（</w:t>
+      </w:r>
+      <w:hyperlink r:id="rId97">
+        <w:r>
+          <w:rPr>
+            <w:lang w:val="zh_TW" w:bidi="zh_TW"/>
+          </w:rPr>
+          <w:rPr>
+            <w:color w:val="0000EE"/>
+            <w:u w:val="single"/>
+          </w:rPr>
+          <w:t>箴20:13</w:t>
+        </w:r>
+      </w:hyperlink>
+      <w:r>
+        <w:rPr>
+          <w:lang w:val="zh_TW" w:bidi="zh_TW"/>
+        </w:rPr>
+        <w:t>；另見</w:t>
+      </w:r>
+      <w:hyperlink r:id="rId98">
+        <w:r>
+          <w:rPr>
+            <w:lang w:val="zh_TW" w:bidi="zh_TW"/>
+          </w:rPr>
+          <w:rPr>
+            <w:color w:val="0000EE"/>
+            <w:u w:val="single"/>
+          </w:rPr>
+          <w:t>6:9–11</w:t>
+        </w:r>
+      </w:hyperlink>
+      <w:r>
+        <w:rPr>
+          <w:lang w:val="zh_TW" w:bidi="zh_TW"/>
+        </w:rPr>
+        <w:t>，</w:t>
+      </w:r>
+      <w:hyperlink r:id="rId99">
+        <w:r>
+          <w:rPr>
+            <w:lang w:val="zh_TW" w:bidi="zh_TW"/>
+          </w:rPr>
+          <w:rPr>
+            <w:color w:val="0000EE"/>
+            <w:u w:val="single"/>
+          </w:rPr>
+          <w:t>10:5</w:t>
+        </w:r>
+      </w:hyperlink>
+      <w:r>
+        <w:rPr>
+          <w:lang w:val="zh_TW" w:bidi="zh_TW"/>
+        </w:rPr>
+        <w:t>，</w:t>
+      </w:r>
+      <w:hyperlink r:id="rId100">
+        <w:r>
+          <w:rPr>
+            <w:lang w:val="zh_TW" w:bidi="zh_TW"/>
+          </w:rPr>
+          <w:rPr>
+            <w:color w:val="0000EE"/>
+            <w:u w:val="single"/>
+          </w:rPr>
+          <w:t>24:32–34</w:t>
+        </w:r>
+      </w:hyperlink>
+      <w:r>
+        <w:rPr>
+          <w:lang w:val="zh_TW" w:bidi="zh_TW"/>
+        </w:rPr>
+        <w:t>）。</w:t>
+      </w:r>
+    </w:p>
+    <w:p>
+      <w:pPr>
+        <w:pStyle w:val="Heading3"/>
+      </w:pPr>
+      <w:r>
+        <w:rPr>
+          <w:lang w:val="zh_TW" w:bidi="zh_TW"/>
+        </w:rPr>
+        <w:t>睡眠作為道德或屬靈的無所作為</w:t>
+      </w:r>
+    </w:p>
+    <w:p>
+      <w:pPr/>
+      <w:r>
+        <w:rPr>
+          <w:lang w:val="zh_TW" w:bidi="zh_TW"/>
+        </w:rPr>
+      </w:r>
+      <w:r>
+        <w:rPr>
+          <w:lang w:val="zh_TW" w:bidi="zh_TW"/>
+        </w:rPr>
+        <w:t>從象徵角度來說，睡眠用來表達懶惰、粗心和不活躍。</w:t>
+      </w:r>
+      <w:hyperlink r:id="rId101">
+        <w:r>
+          <w:rPr>
+            <w:lang w:val="zh_TW" w:bidi="zh_TW"/>
+          </w:rPr>
+          <w:rPr>
+            <w:color w:val="0000EE"/>
+            <w:u w:val="single"/>
+          </w:rPr>
+          <w:t>以賽亞書五十六章10節</w:t>
+        </w:r>
+      </w:hyperlink>
+      <w:r>
+        <w:rPr>
+          <w:lang w:val="zh_TW" w:bidi="zh_TW"/>
+        </w:rPr>
+        <w:t>提到未盡責成為領袖，帶領神子民的人：「</w:t>
+      </w:r>
+      <w:r>
+        <w:rPr>
+          <w:lang w:val="zh_TW" w:bidi="zh_TW"/>
+        </w:rPr>
+        <w:t>他看守的人是瞎眼的</w:t>
+      </w:r>
+      <w:r>
+        <w:rPr>
+          <w:lang w:val="zh_TW" w:bidi="zh_TW"/>
+        </w:rPr>
+        <w:t>......</w:t>
+      </w:r>
+      <w:r>
+        <w:rPr>
+          <w:lang w:val="zh_TW" w:bidi="zh_TW"/>
+        </w:rPr>
+        <w:t>但知做夢，躺臥，貪睡</w:t>
+      </w:r>
+      <w:r>
+        <w:rPr>
+          <w:lang w:val="zh_TW" w:bidi="zh_TW"/>
+        </w:rPr>
+        <w:t>」。在新約聖經中，主的僕人應保持警醒，以便他們的主人來時，不會發現他們在睡覺（</w:t>
+      </w:r>
+      <w:hyperlink r:id="rId102">
+        <w:r>
+          <w:rPr>
+            <w:lang w:val="zh_TW" w:bidi="zh_TW"/>
+          </w:rPr>
+          <w:rPr>
+            <w:color w:val="0000EE"/>
+            <w:u w:val="single"/>
+          </w:rPr>
+          <w:t>可13:35–37</w:t>
+        </w:r>
+      </w:hyperlink>
+      <w:r>
+        <w:rPr>
+          <w:lang w:val="zh_TW" w:bidi="zh_TW"/>
+        </w:rPr>
+        <w:t>；另見</w:t>
+      </w:r>
+      <w:hyperlink r:id="rId103">
+        <w:r>
+          <w:rPr>
+            <w:lang w:val="zh_TW" w:bidi="zh_TW"/>
+          </w:rPr>
+          <w:rPr>
+            <w:color w:val="0000EE"/>
+            <w:u w:val="single"/>
+          </w:rPr>
+          <w:t>太25:1–13</w:t>
+        </w:r>
+      </w:hyperlink>
+      <w:r>
+        <w:rPr>
+          <w:lang w:val="zh_TW" w:bidi="zh_TW"/>
+        </w:rPr>
+        <w:t>，</w:t>
+      </w:r>
+      <w:hyperlink r:id="rId104">
+        <w:r>
+          <w:rPr>
+            <w:lang w:val="zh_TW" w:bidi="zh_TW"/>
+          </w:rPr>
+          <w:rPr>
+            <w:color w:val="0000EE"/>
+            <w:u w:val="single"/>
+          </w:rPr>
+          <w:t>26:40–46</w:t>
+        </w:r>
+      </w:hyperlink>
+      <w:r>
+        <w:rPr>
+          <w:lang w:val="zh_TW" w:bidi="zh_TW"/>
+        </w:rPr>
+        <w:t>）。在新約聖經的書信中，保羅經常提醒信徒應在屬靈上警醒：</w:t>
       </w:r>
     </w:p>
     <w:p>
@@ -375,38 +3418,37 @@
         <w:rPr>
           <w:lang w:val="zh_TW" w:bidi="zh_TW"/>
         </w:rPr>
-        <w:t>秋季（</w:t>
-      </w:r>
-      <w:r>
-        <w:rPr>
-          <w:i/>
-          <w:lang w:val="zh_TW" w:bidi="zh_TW"/>
-        </w:rPr>
-        <w:t>setav；</w:t>
-      </w:r>
-      <w:r>
-        <w:rPr>
-          <w:lang w:val="zh_TW" w:bidi="zh_TW"/>
-        </w:rPr>
-        <w:t>原指「雨季」或「雨」；</w:t>
-      </w:r>
-      <w:hyperlink r:id="rId17">
-        <w:r>
-          <w:rPr>
-            <w:lang w:val="zh_TW" w:bidi="zh_TW"/>
-          </w:rPr>
-          <w:rPr>
-            <w:color w:val="0000EE"/>
-            <w:u w:val="single"/>
-          </w:rPr>
-          <w:t>歌2:11</w:t>
-        </w:r>
-      </w:hyperlink>
-      <w:r>
-        <w:rPr>
-          <w:lang w:val="zh_TW" w:bidi="zh_TW"/>
-        </w:rPr>
-        <w:t>）始於秋分（9月21日）</w:t>
+        <w:t>「</w:t>
+      </w:r>
+      <w:r>
+        <w:rPr>
+          <w:lang w:val="zh_TW" w:bidi="zh_TW"/>
+        </w:rPr>
+        <w:t>你這睡着的人當醒過來， 從死裏復活！基督就要光照你了。</w:t>
+      </w:r>
+      <w:r>
+        <w:rPr>
+          <w:lang w:val="zh_TW" w:bidi="zh_TW"/>
+        </w:rPr>
+        <w:t>」（</w:t>
+      </w:r>
+      <w:hyperlink r:id="rId105">
+        <w:r>
+          <w:rPr>
+            <w:lang w:val="zh_TW" w:bidi="zh_TW"/>
+          </w:rPr>
+          <w:rPr>
+            <w:color w:val="0000EE"/>
+            <w:u w:val="single"/>
+          </w:rPr>
+          <w:t>弗5:14</w:t>
+        </w:r>
+      </w:hyperlink>
+      <w:r>
+        <w:rPr>
+          <w:lang w:val="zh_TW" w:bidi="zh_TW"/>
+        </w:rPr>
+        <w:t>）。</w:t>
       </w:r>
     </w:p>
     <w:p>
@@ -424,82 +3466,48 @@
         <w:rPr>
           <w:lang w:val="zh_TW" w:bidi="zh_TW"/>
         </w:rPr>
-        <w:t>冬季（</w:t>
-      </w:r>
-      <w:r>
-        <w:rPr>
-          <w:i/>
-          <w:lang w:val="zh_TW" w:bidi="zh_TW"/>
-        </w:rPr>
-        <w:t>horeph</w:t>
-      </w:r>
-      <w:r>
-        <w:rPr>
-          <w:lang w:val="zh_TW" w:bidi="zh_TW"/>
-        </w:rPr>
-        <w:t>）始於冬至（約12月22日）</w:t>
+        <w:t>「</w:t>
+      </w:r>
+      <w:r>
+        <w:rPr>
+          <w:lang w:val="zh_TW" w:bidi="zh_TW"/>
+        </w:rPr>
+        <w:t>所以，我們不要睡覺像別人一樣，總要警醒謹守。</w:t>
+      </w:r>
+      <w:r>
+        <w:rPr>
+          <w:lang w:val="zh_TW" w:bidi="zh_TW"/>
+        </w:rPr>
+        <w:t>」（</w:t>
+      </w:r>
+      <w:hyperlink r:id="rId106">
+        <w:r>
+          <w:rPr>
+            <w:lang w:val="zh_TW" w:bidi="zh_TW"/>
+          </w:rPr>
+          <w:rPr>
+            <w:color w:val="0000EE"/>
+            <w:u w:val="single"/>
+          </w:rPr>
+          <w:t>帖前5:6</w:t>
+        </w:r>
+      </w:hyperlink>
+      <w:r>
+        <w:rPr>
+          <w:lang w:val="zh_TW" w:bidi="zh_TW"/>
+        </w:rPr>
+        <w:t>）。</w:t>
       </w:r>
     </w:p>
     <w:p>
       <w:pPr>
-        <w:pStyle w:val="ListBullet"/>
-        <w:spacing w:line="240" w:lineRule="auto"/>
-        <w:ind w:left="720"/>
-      </w:pPr>
-      <w:r>
-        <w:rPr>
-          <w:lang w:val="zh_TW" w:bidi="zh_TW"/>
-        </w:rPr>
-      </w:r>
-      <w:r>
-        <w:rPr>
-          <w:lang w:val="zh_TW" w:bidi="zh_TW"/>
-        </w:rPr>
-        <w:t>春天 （</w:t>
-      </w:r>
-      <w:r>
-        <w:rPr>
-          <w:i/>
-          <w:lang w:val="zh_TW" w:bidi="zh_TW"/>
-        </w:rPr>
-        <w:t>aviv</w:t>
-      </w:r>
-      <w:r>
-        <w:rPr>
-          <w:lang w:val="zh_TW" w:bidi="zh_TW"/>
-        </w:rPr>
-        <w:t>） 開始於春分（3月21日）</w:t>
-      </w:r>
-    </w:p>
-    <w:p>
-      <w:pPr>
-        <w:pStyle w:val="ListBullet"/>
-        <w:spacing w:line="240" w:lineRule="auto"/>
-        <w:ind w:left="720"/>
-      </w:pPr>
-      <w:r>
-        <w:rPr>
-          <w:lang w:val="zh_TW" w:bidi="zh_TW"/>
-        </w:rPr>
-      </w:r>
-      <w:r>
-        <w:rPr>
-          <w:lang w:val="zh_TW" w:bidi="zh_TW"/>
-        </w:rPr>
-        <w:t>夏季（</w:t>
-      </w:r>
-      <w:r>
-        <w:rPr>
-          <w:i/>
-          <w:lang w:val="zh_TW" w:bidi="zh_TW"/>
-        </w:rPr>
-        <w:t>qayits</w:t>
-      </w:r>
-      <w:r>
-        <w:rPr>
-          <w:lang w:val="zh_TW" w:bidi="zh_TW"/>
-        </w:rPr>
-        <w:t>）始於夏至（6月22日）</w:t>
+        <w:pStyle w:val="Heading3"/>
+      </w:pPr>
+      <w:r>
+        <w:rPr>
+          <w:lang w:val="zh_TW" w:bidi="zh_TW"/>
+        </w:rPr>
+        <w:t>睡眠如同死亡</w:t>
       </w:r>
     </w:p>
     <w:p>
@@ -513,7 +3521,43 @@
         <w:rPr>
           <w:lang w:val="zh_TW" w:bidi="zh_TW"/>
         </w:rPr>
-        <w:t>在別是巴發現的一座聖殿（追溯到公元前125年），與夏至的日出對齊。同樣，拉吉（Lachish）的一座聖殿則朝向冬至。來自君主時代的亞拉得（Arad）聖殿幾乎正對東方。它很可能與春分或秋分的日出對齊，耶路撒冷聖殿也是如此。</w:t>
+        <w:t>聖經經常將死亡比作睡眠。在舊約聖經中，當一個人去世時，通常說他與他的列祖同睡（例如</w:t>
+      </w:r>
+      <w:hyperlink r:id="rId107">
+        <w:r>
+          <w:rPr>
+            <w:lang w:val="zh_TW" w:bidi="zh_TW"/>
+          </w:rPr>
+          <w:rPr>
+            <w:color w:val="0000EE"/>
+            <w:u w:val="single"/>
+          </w:rPr>
+          <w:t>申31:16</w:t>
+        </w:r>
+      </w:hyperlink>
+      <w:r>
+        <w:rPr>
+          <w:lang w:val="zh_TW" w:bidi="zh_TW"/>
+        </w:rPr>
+        <w:t>；</w:t>
+      </w:r>
+      <w:hyperlink r:id="rId108">
+        <w:r>
+          <w:rPr>
+            <w:lang w:val="zh_TW" w:bidi="zh_TW"/>
+          </w:rPr>
+          <w:rPr>
+            <w:color w:val="0000EE"/>
+            <w:u w:val="single"/>
+          </w:rPr>
+          <w:t>撒下7:12</w:t>
+        </w:r>
+      </w:hyperlink>
+      <w:r>
+        <w:rPr>
+          <w:lang w:val="zh_TW" w:bidi="zh_TW"/>
+        </w:rPr>
+        <w:t>）。</w:t>
       </w:r>
     </w:p>
     <w:p>
@@ -527,79 +3571,127 @@
         <w:rPr>
           <w:lang w:val="zh_TW" w:bidi="zh_TW"/>
         </w:rPr>
-        <w:t>在希伯來詩詞中，太陽常被用作一個強烈的意象。它被描述為：</w:t>
-      </w:r>
-    </w:p>
-    <w:p>
-      <w:pPr>
-        <w:pStyle w:val="ListBullet"/>
-        <w:spacing w:line="240" w:lineRule="auto"/>
-        <w:ind w:left="720"/>
-      </w:pPr>
-      <w:r>
-        <w:rPr>
-          <w:lang w:val="zh_TW" w:bidi="zh_TW"/>
-        </w:rPr>
-      </w:r>
-      <w:r>
-        <w:rPr>
-          <w:lang w:val="zh_TW" w:bidi="zh_TW"/>
-        </w:rPr>
-        <w:t>擁有居所（</w:t>
-      </w:r>
-      <w:hyperlink r:id="rId18">
-        <w:r>
-          <w:rPr>
-            <w:lang w:val="zh_TW" w:bidi="zh_TW"/>
-          </w:rPr>
-          <w:rPr>
-            <w:color w:val="0000EE"/>
-            <w:u w:val="single"/>
-          </w:rPr>
-          <w:t>哈3:11</w:t>
-        </w:r>
-      </w:hyperlink>
-      <w:r>
-        <w:rPr>
-          <w:lang w:val="zh_TW" w:bidi="zh_TW"/>
-        </w:rPr>
-        <w:t>）</w:t>
-      </w:r>
-    </w:p>
-    <w:p>
-      <w:pPr>
-        <w:pStyle w:val="ListBullet"/>
-        <w:spacing w:line="240" w:lineRule="auto"/>
-        <w:ind w:left="720"/>
-      </w:pPr>
-      <w:r>
-        <w:rPr>
-          <w:lang w:val="zh_TW" w:bidi="zh_TW"/>
-        </w:rPr>
-      </w:r>
-      <w:r>
-        <w:rPr>
-          <w:lang w:val="zh_TW" w:bidi="zh_TW"/>
-        </w:rPr>
-        <w:t>如同新郎出洞房般 （</w:t>
-      </w:r>
-      <w:hyperlink r:id="rId19">
-        <w:r>
-          <w:rPr>
-            <w:lang w:val="zh_TW" w:bidi="zh_TW"/>
-          </w:rPr>
-          <w:rPr>
-            <w:color w:val="0000EE"/>
-            <w:u w:val="single"/>
-          </w:rPr>
-          <w:t>詩19:4–5</w:t>
-        </w:r>
-      </w:hyperlink>
-      <w:r>
-        <w:rPr>
-          <w:lang w:val="zh_TW" w:bidi="zh_TW"/>
-        </w:rPr>
-        <w:t>）</w:t>
+        <w:t>耶穌將死亡比作睡眠（</w:t>
+      </w:r>
+      <w:hyperlink r:id="rId109">
+        <w:r>
+          <w:rPr>
+            <w:lang w:val="zh_TW" w:bidi="zh_TW"/>
+          </w:rPr>
+          <w:rPr>
+            <w:color w:val="0000EE"/>
+            <w:u w:val="single"/>
+          </w:rPr>
+          <w:t>太9:24</w:t>
+        </w:r>
+      </w:hyperlink>
+      <w:r>
+        <w:rPr>
+          <w:lang w:val="zh_TW" w:bidi="zh_TW"/>
+        </w:rPr>
+        <w:t>；</w:t>
+      </w:r>
+      <w:hyperlink r:id="rId110">
+        <w:r>
+          <w:rPr>
+            <w:lang w:val="zh_TW" w:bidi="zh_TW"/>
+          </w:rPr>
+          <w:rPr>
+            <w:color w:val="0000EE"/>
+            <w:u w:val="single"/>
+          </w:rPr>
+          <w:t>約11:11</w:t>
+        </w:r>
+      </w:hyperlink>
+      <w:r>
+        <w:rPr>
+          <w:lang w:val="zh_TW" w:bidi="zh_TW"/>
+        </w:rPr>
+        <w:t>），使徒保羅也是如此（</w:t>
+      </w:r>
+      <w:hyperlink r:id="rId111">
+        <w:r>
+          <w:rPr>
+            <w:lang w:val="zh_TW" w:bidi="zh_TW"/>
+          </w:rPr>
+          <w:rPr>
+            <w:color w:val="0000EE"/>
+            <w:u w:val="single"/>
+          </w:rPr>
+          <w:t>林前11:30</w:t>
+        </w:r>
+      </w:hyperlink>
+      <w:r>
+        <w:rPr>
+          <w:lang w:val="zh_TW" w:bidi="zh_TW"/>
+        </w:rPr>
+        <w:t>，</w:t>
+      </w:r>
+      <w:hyperlink r:id="rId112">
+        <w:r>
+          <w:rPr>
+            <w:lang w:val="zh_TW" w:bidi="zh_TW"/>
+          </w:rPr>
+          <w:rPr>
+            <w:color w:val="0000EE"/>
+            <w:u w:val="single"/>
+          </w:rPr>
+          <w:t>15:20、51</w:t>
+        </w:r>
+      </w:hyperlink>
+      <w:r>
+        <w:rPr>
+          <w:lang w:val="zh_TW" w:bidi="zh_TW"/>
+        </w:rPr>
+        <w:t>；</w:t>
+      </w:r>
+      <w:hyperlink r:id="rId113">
+        <w:r>
+          <w:rPr>
+            <w:lang w:val="zh_TW" w:bidi="zh_TW"/>
+          </w:rPr>
+          <w:rPr>
+            <w:color w:val="0000EE"/>
+            <w:u w:val="single"/>
+          </w:rPr>
+          <w:t>帖前4:13–14</w:t>
+        </w:r>
+      </w:hyperlink>
+      <w:r>
+        <w:rPr>
+          <w:lang w:val="zh_TW" w:bidi="zh_TW"/>
+        </w:rPr>
+        <w:t>）。這些陳述中顯示了死亡的暫時性，因此它被稱為睡眠。甚至</w:t>
+      </w:r>
+      <w:hyperlink r:id="rId114">
+        <w:r>
+          <w:rPr>
+            <w:lang w:val="zh_TW" w:bidi="zh_TW"/>
+          </w:rPr>
+          <w:rPr>
+            <w:color w:val="0000EE"/>
+            <w:u w:val="single"/>
+          </w:rPr>
+          <w:t>但以理書十二章二節</w:t>
+        </w:r>
+      </w:hyperlink>
+      <w:r>
+        <w:rPr>
+          <w:lang w:val="zh_TW" w:bidi="zh_TW"/>
+        </w:rPr>
+        <w:t>也說死亡是睡眠，「</w:t>
+      </w:r>
+      <w:r>
+        <w:rPr>
+          <w:lang w:val="zh_TW" w:bidi="zh_TW"/>
+        </w:rPr>
+        <w:t>睡在塵埃中的，必有多人復醒。其中有得永生的，有受羞辱永遠被憎惡的。</w:t>
+      </w:r>
+      <w:r>
+        <w:rPr>
+          <w:lang w:val="zh_TW" w:bidi="zh_TW"/>
+        </w:rPr>
+        <w:t>」</w:t>
       </w:r>
     </w:p>
     <w:p>
@@ -613,226 +3705,18 @@
         <w:rPr>
           <w:lang w:val="zh_TW" w:bidi="zh_TW"/>
         </w:rPr>
-        <w:t>太陽象徵：</w:t>
-      </w:r>
-    </w:p>
-    <w:p>
-      <w:pPr>
-        <w:pStyle w:val="ListBullet"/>
-        <w:spacing w:line="240" w:lineRule="auto"/>
-        <w:ind w:left="720"/>
-      </w:pPr>
-      <w:r>
-        <w:rPr>
-          <w:lang w:val="zh_TW" w:bidi="zh_TW"/>
-        </w:rPr>
-      </w:r>
-      <w:r>
-        <w:rPr>
-          <w:lang w:val="zh_TW" w:bidi="zh_TW"/>
-        </w:rPr>
-        <w:t>恆久不變（</w:t>
-      </w:r>
-      <w:hyperlink r:id="rId20">
-        <w:r>
-          <w:rPr>
-            <w:lang w:val="zh_TW" w:bidi="zh_TW"/>
-          </w:rPr>
-          <w:rPr>
-            <w:color w:val="0000EE"/>
-            <w:u w:val="single"/>
-          </w:rPr>
-          <w:t>詩72:5、17</w:t>
-        </w:r>
-      </w:hyperlink>
-      <w:r>
-        <w:rPr>
-          <w:lang w:val="zh_TW" w:bidi="zh_TW"/>
-        </w:rPr>
-        <w:t>）</w:t>
-      </w:r>
-    </w:p>
-    <w:p>
-      <w:pPr>
-        <w:pStyle w:val="ListBullet"/>
-        <w:spacing w:line="240" w:lineRule="auto"/>
-        <w:ind w:left="720"/>
-      </w:pPr>
-      <w:r>
-        <w:rPr>
-          <w:lang w:val="zh_TW" w:bidi="zh_TW"/>
-        </w:rPr>
-      </w:r>
-      <w:r>
-        <w:rPr>
-          <w:lang w:val="zh_TW" w:bidi="zh_TW"/>
-        </w:rPr>
-        <w:t>律法（</w:t>
-      </w:r>
-      <w:hyperlink r:id="rId21">
-        <w:r>
-          <w:rPr>
-            <w:lang w:val="zh_TW" w:bidi="zh_TW"/>
-          </w:rPr>
-          <w:rPr>
-            <w:color w:val="0000EE"/>
-            <w:u w:val="single"/>
-          </w:rPr>
-          <w:t>詩19:7</w:t>
-        </w:r>
-      </w:hyperlink>
-      <w:r>
-        <w:rPr>
-          <w:lang w:val="zh_TW" w:bidi="zh_TW"/>
-        </w:rPr>
-        <w:t>）</w:t>
-      </w:r>
-    </w:p>
-    <w:p>
-      <w:pPr>
-        <w:pStyle w:val="ListBullet"/>
-        <w:spacing w:line="240" w:lineRule="auto"/>
-        <w:ind w:left="720"/>
-      </w:pPr>
-      <w:r>
-        <w:rPr>
-          <w:lang w:val="zh_TW" w:bidi="zh_TW"/>
-        </w:rPr>
-      </w:r>
-      <w:r>
-        <w:rPr>
-          <w:lang w:val="zh_TW" w:bidi="zh_TW"/>
-        </w:rPr>
-        <w:t>神的同在 （</w:t>
-      </w:r>
-      <w:hyperlink r:id="rId22">
-        <w:r>
-          <w:rPr>
-            <w:lang w:val="zh_TW" w:bidi="zh_TW"/>
-          </w:rPr>
-          <w:rPr>
-            <w:color w:val="0000EE"/>
-            <w:u w:val="single"/>
-          </w:rPr>
-          <w:t>詩84:11</w:t>
-        </w:r>
-      </w:hyperlink>
-      <w:r>
-        <w:rPr>
-          <w:lang w:val="zh_TW" w:bidi="zh_TW"/>
-        </w:rPr>
-        <w:t>）</w:t>
-      </w:r>
-    </w:p>
-    <w:p>
-      <w:pPr>
-        <w:pStyle w:val="ListBullet"/>
-        <w:spacing w:line="240" w:lineRule="auto"/>
-        <w:ind w:left="720"/>
-      </w:pPr>
-      <w:r>
-        <w:rPr>
-          <w:lang w:val="zh_TW" w:bidi="zh_TW"/>
-        </w:rPr>
-      </w:r>
-      <w:r>
-        <w:rPr>
-          <w:lang w:val="zh_TW" w:bidi="zh_TW"/>
-        </w:rPr>
-        <w:t>美麗（</w:t>
-      </w:r>
-      <w:hyperlink r:id="rId23">
-        <w:r>
-          <w:rPr>
-            <w:lang w:val="zh_TW" w:bidi="zh_TW"/>
-          </w:rPr>
-          <w:rPr>
-            <w:color w:val="0000EE"/>
-            <w:u w:val="single"/>
-          </w:rPr>
-          <w:t>歌6:10</w:t>
-        </w:r>
-      </w:hyperlink>
-      <w:r>
-        <w:rPr>
-          <w:lang w:val="zh_TW" w:bidi="zh_TW"/>
-        </w:rPr>
-        <w:t>）</w:t>
-      </w:r>
-    </w:p>
-    <w:p>
-      <w:pPr/>
-      <w:r>
-        <w:rPr>
-          <w:lang w:val="zh_TW" w:bidi="zh_TW"/>
-        </w:rPr>
-      </w:r>
-      <w:r>
-        <w:rPr>
-          <w:lang w:val="zh_TW" w:bidi="zh_TW"/>
-        </w:rPr>
-        <w:t>在傳道書中，地上的人生常被描述為發生在「日光之下」（</w:t>
-      </w:r>
-      <w:hyperlink r:id="rId24">
-        <w:r>
-          <w:rPr>
-            <w:lang w:val="zh_TW" w:bidi="zh_TW"/>
-          </w:rPr>
-          <w:rPr>
-            <w:color w:val="0000EE"/>
-            <w:u w:val="single"/>
-          </w:rPr>
-          <w:t>傳1:3、9、14</w:t>
-        </w:r>
-      </w:hyperlink>
-      <w:r>
-        <w:rPr>
-          <w:lang w:val="zh_TW" w:bidi="zh_TW"/>
-        </w:rPr>
-        <w:t>，</w:t>
-      </w:r>
-      <w:hyperlink r:id="rId25">
-        <w:r>
-          <w:rPr>
-            <w:lang w:val="zh_TW" w:bidi="zh_TW"/>
-          </w:rPr>
-          <w:rPr>
-            <w:color w:val="0000EE"/>
-            <w:u w:val="single"/>
-          </w:rPr>
-          <w:t>2:11</w:t>
-        </w:r>
-      </w:hyperlink>
-      <w:r>
-        <w:rPr>
-          <w:lang w:val="zh_TW" w:bidi="zh_TW"/>
-        </w:rPr>
-        <w:t>）。</w:t>
-      </w:r>
-    </w:p>
-    <w:p>
-      <w:pPr/>
-      <w:r>
-        <w:rPr>
-          <w:lang w:val="zh_TW" w:bidi="zh_TW"/>
-        </w:rPr>
-      </w:r>
-      <w:r>
-        <w:rPr>
-          <w:lang w:val="zh_TW" w:bidi="zh_TW"/>
-        </w:rPr>
-        <w:t>在混亂和神憤怒的時候，聖經描述太陽變暗（</w:t>
-      </w:r>
-      <w:hyperlink r:id="rId26">
-        <w:r>
-          <w:rPr>
-            <w:lang w:val="zh_TW" w:bidi="zh_TW"/>
-          </w:rPr>
-          <w:rPr>
-            <w:color w:val="0000EE"/>
-            <w:u w:val="single"/>
-          </w:rPr>
-          <w:t>賽13:10</w:t>
+        <w:t>新約聖經中的其他段落更為具體，包括</w:t>
+      </w:r>
+      <w:hyperlink r:id="rId115">
+        <w:r>
+          <w:rPr>
+            <w:lang w:val="zh_TW" w:bidi="zh_TW"/>
+          </w:rPr>
+          <w:rPr>
+            <w:color w:val="0000EE"/>
+            <w:u w:val="single"/>
+          </w:rPr>
+          <w:t>路加福音二十三章43節</w:t>
         </w:r>
       </w:hyperlink>
       <w:r>
@@ -841,16 +3725,16 @@
         </w:rPr>
         <w:t>；</w:t>
       </w:r>
-      <w:hyperlink r:id="rId27">
-        <w:r>
-          <w:rPr>
-            <w:lang w:val="zh_TW" w:bidi="zh_TW"/>
-          </w:rPr>
-          <w:rPr>
-            <w:color w:val="0000EE"/>
-            <w:u w:val="single"/>
-          </w:rPr>
-          <w:t>結32:7</w:t>
+      <w:hyperlink r:id="rId116">
+        <w:r>
+          <w:rPr>
+            <w:lang w:val="zh_TW" w:bidi="zh_TW"/>
+          </w:rPr>
+          <w:rPr>
+            <w:color w:val="0000EE"/>
+            <w:u w:val="single"/>
+          </w:rPr>
+          <w:t>哥林多後書五章8節</w:t>
         </w:r>
       </w:hyperlink>
       <w:r>
@@ -859,1000 +3743,53 @@
         </w:rPr>
         <w:t>；</w:t>
       </w:r>
-      <w:hyperlink r:id="rId28">
-        <w:r>
-          <w:rPr>
-            <w:lang w:val="zh_TW" w:bidi="zh_TW"/>
-          </w:rPr>
-          <w:rPr>
-            <w:color w:val="0000EE"/>
-            <w:u w:val="single"/>
-          </w:rPr>
-          <w:t>珥2:10、31</w:t>
-        </w:r>
-      </w:hyperlink>
-      <w:r>
-        <w:rPr>
-          <w:lang w:val="zh_TW" w:bidi="zh_TW"/>
-        </w:rPr>
-        <w:t>，</w:t>
-      </w:r>
-      <w:hyperlink r:id="rId29">
-        <w:r>
-          <w:rPr>
-            <w:lang w:val="zh_TW" w:bidi="zh_TW"/>
-          </w:rPr>
-          <w:rPr>
-            <w:color w:val="0000EE"/>
-            <w:u w:val="single"/>
-          </w:rPr>
-          <w:t>3:15</w:t>
-        </w:r>
-      </w:hyperlink>
-      <w:r>
-        <w:rPr>
-          <w:lang w:val="zh_TW" w:bidi="zh_TW"/>
-        </w:rPr>
-        <w:t>；</w:t>
-      </w:r>
-      <w:hyperlink r:id="rId30">
-        <w:r>
-          <w:rPr>
-            <w:lang w:val="zh_TW" w:bidi="zh_TW"/>
-          </w:rPr>
-          <w:rPr>
-            <w:color w:val="0000EE"/>
-            <w:u w:val="single"/>
-          </w:rPr>
-          <w:t>番1:15</w:t>
-        </w:r>
-      </w:hyperlink>
-      <w:r>
-        <w:rPr>
-          <w:lang w:val="zh_TW" w:bidi="zh_TW"/>
-        </w:rPr>
-        <w:t>；</w:t>
-      </w:r>
-      <w:hyperlink r:id="rId31">
-        <w:r>
-          <w:rPr>
-            <w:lang w:val="zh_TW" w:bidi="zh_TW"/>
-          </w:rPr>
-          <w:rPr>
-            <w:color w:val="0000EE"/>
-            <w:u w:val="single"/>
-          </w:rPr>
-          <w:t>太24:29</w:t>
-        </w:r>
-      </w:hyperlink>
-      <w:r>
-        <w:rPr>
-          <w:lang w:val="zh_TW" w:bidi="zh_TW"/>
-        </w:rPr>
-        <w:t>；</w:t>
-      </w:r>
-      <w:hyperlink r:id="rId32">
-        <w:r>
-          <w:rPr>
-            <w:lang w:val="zh_TW" w:bidi="zh_TW"/>
-          </w:rPr>
-          <w:rPr>
-            <w:color w:val="0000EE"/>
-            <w:u w:val="single"/>
-          </w:rPr>
-          <w:t>啟8:12</w:t>
-        </w:r>
-      </w:hyperlink>
-      <w:r>
-        <w:rPr>
-          <w:lang w:val="zh_TW" w:bidi="zh_TW"/>
-        </w:rPr>
-        <w:t>）。這個意象可能指的是日蝕，這在古人眼中是極其可怕的事件。太陽變得灰暗也可能是指「西洛可風」（sirocco）的影響，當沙塵暴或濃霧遮蔽天空時，陽光會黯淡無光。另一方面，耶和華得勝的日子則被描述為太陽要比現在的光強烈七倍（</w:t>
-      </w:r>
-      <w:hyperlink r:id="rId33">
-        <w:r>
-          <w:rPr>
-            <w:lang w:val="zh_TW" w:bidi="zh_TW"/>
-          </w:rPr>
-          <w:rPr>
-            <w:color w:val="0000EE"/>
-            <w:u w:val="single"/>
-          </w:rPr>
-          <w:t>賽30:26</w:t>
-        </w:r>
-      </w:hyperlink>
-      <w:r>
-        <w:rPr>
-          <w:lang w:val="zh_TW" w:bidi="zh_TW"/>
-        </w:rPr>
-        <w:t>）。</w:t>
-      </w:r>
-    </w:p>
-    <w:p>
-      <w:pPr/>
-      <w:r>
-        <w:rPr>
-          <w:lang w:val="zh_TW" w:bidi="zh_TW"/>
-        </w:rPr>
-      </w:r>
-      <w:r>
-        <w:rPr>
-          <w:i/>
-          <w:lang w:val="zh_TW" w:bidi="zh_TW"/>
-        </w:rPr>
-        <w:t>另見</w:t>
-      </w:r>
-      <w:r>
-        <w:rPr>
-          <w:lang w:val="zh_TW" w:bidi="zh_TW"/>
-        </w:rPr>
-        <w:t xml:space="preserve"> </w:t>
-      </w:r>
-      <w:r>
-        <w:rPr>
-          <w:lang w:val="zh_TW" w:bidi="zh_TW"/>
-        </w:rPr>
-        <w:t>天文學</w:t>
-      </w:r>
-      <w:r>
-        <w:rPr>
-          <w:lang w:val="zh_TW" w:bidi="zh_TW"/>
-        </w:rPr>
-        <w:t>、</w:t>
-      </w:r>
-      <w:r>
-        <w:rPr>
-          <w:lang w:val="zh_TW" w:bidi="zh_TW"/>
-        </w:rPr>
-        <w:t>古代與現代曆法</w:t>
-      </w:r>
-      <w:r>
-        <w:rPr>
-          <w:lang w:val="zh_TW" w:bidi="zh_TW"/>
-        </w:rPr>
-        <w:t>、</w:t>
-      </w:r>
-      <w:r>
-        <w:rPr>
-          <w:lang w:val="zh_TW" w:bidi="zh_TW"/>
-        </w:rPr>
-        <w:t>日</w:t>
-      </w:r>
-      <w:r>
-        <w:rPr>
-          <w:lang w:val="zh_TW" w:bidi="zh_TW"/>
-        </w:rPr>
-        <w:t>、</w:t>
-      </w:r>
-      <w:r>
-        <w:rPr>
-          <w:lang w:val="zh_TW" w:bidi="zh_TW"/>
-        </w:rPr>
-        <w:t>月亮</w:t>
-      </w:r>
-      <w:r>
-        <w:rPr>
-          <w:lang w:val="zh_TW" w:bidi="zh_TW"/>
-        </w:rPr>
-        <w:t>。</w:t>
-      </w:r>
-      <w:r>
-        <w:rPr>
-          <w:lang w:val="zh_TW" w:bidi="zh_TW"/>
-        </w:rPr>
-      </w:r>
-      <w:r>
-        <w:rPr>
-          <w:lang w:val="zh_TW" w:bidi="zh_TW"/>
-        </w:rPr>
-      </w:r>
-    </w:p>
-    <w:p>
-      <w:pPr/>
-      <w:r>
-        <w:rPr>
-          <w:lang w:val="zh_TW" w:bidi="zh_TW"/>
-        </w:rPr>
-      </w:r>
-    </w:p>
-    <w:p>
-      <w:pPr>
-        <w:pStyle w:val="Heading2"/>
-      </w:pPr>
-      <w:r>
-        <w:rPr>
-          <w:lang w:val="zh_TW" w:bidi="zh_TW"/>
-        </w:rPr>
-        <w:t>泰爾</w:t>
-      </w:r>
-      <w:r>
-        <w:rPr>
-          <w:lang w:val="zh_TW" w:bidi="zh_TW"/>
-        </w:rPr>
-      </w:r>
-    </w:p>
-    <w:p>
-      <w:pPr/>
-      <w:r>
-        <w:rPr>
-          <w:lang w:val="zh_TW" w:bidi="zh_TW"/>
-        </w:rPr>
-      </w:r>
-      <w:r>
-        <w:rPr>
-          <w:lang w:val="zh_TW" w:bidi="zh_TW"/>
-        </w:rPr>
-        <w:t>一個古老的腓尼基城邦國家，以小型獨立國家的方式自治。泰爾（Tyre）位於地中海沿岸，距離西頓以南32.2公里（20英里），阿卡以北37公里（23英里）。泰爾有兩個主要區域：</w:t>
-      </w:r>
-    </w:p>
-    <w:p>
-      <w:pPr>
-        <w:pStyle w:val="ListBullet"/>
-        <w:spacing w:line="240" w:lineRule="auto"/>
-        <w:ind w:left="720"/>
-      </w:pPr>
-      <w:r>
-        <w:rPr>
-          <w:lang w:val="zh_TW" w:bidi="zh_TW"/>
-        </w:rPr>
-      </w:r>
-      <w:r>
-        <w:rPr>
-          <w:lang w:val="zh_TW" w:bidi="zh_TW"/>
-        </w:rPr>
-        <w:t>位於陸地上較古老的港口城市</w:t>
-      </w:r>
-    </w:p>
-    <w:p>
-      <w:pPr>
-        <w:pStyle w:val="ListBullet"/>
-        <w:spacing w:line="240" w:lineRule="auto"/>
-        <w:ind w:left="720"/>
-      </w:pPr>
-      <w:r>
-        <w:rPr>
-          <w:lang w:val="zh_TW" w:bidi="zh_TW"/>
-        </w:rPr>
-      </w:r>
-      <w:r>
-        <w:rPr>
-          <w:lang w:val="zh_TW" w:bidi="zh_TW"/>
-        </w:rPr>
-        <w:t>距離海岸半英里（0.8公里）的島嶼城市，大多數人口居住在那裡。</w:t>
-      </w:r>
-    </w:p>
-    <w:p>
-      <w:pPr>
-        <w:pStyle w:val="Heading3"/>
-      </w:pPr>
-      <w:r>
-        <w:rPr>
-          <w:lang w:val="zh_TW" w:bidi="zh_TW"/>
-        </w:rPr>
-        <w:t>泰爾的歷史</w:t>
-      </w:r>
-    </w:p>
-    <w:p>
-      <w:pPr/>
-      <w:r>
-        <w:rPr>
-          <w:lang w:val="zh_TW" w:bidi="zh_TW"/>
-        </w:rPr>
-      </w:r>
-      <w:r>
-        <w:rPr>
-          <w:lang w:val="zh_TW" w:bidi="zh_TW"/>
-        </w:rPr>
-        <w:t>根據希羅多德（Herodotus）的說法，泰爾在大約公元前2700年建立。最早提到泰爾的是15世紀的烏加里特（Ugaritic）文件和類似的埃及文件。泰爾首次出現在聖經中是在亞設產業的城市列表中（</w:t>
-      </w:r>
-      <w:hyperlink r:id="rId34">
-        <w:r>
-          <w:rPr>
-            <w:lang w:val="zh_TW" w:bidi="zh_TW"/>
-          </w:rPr>
-          <w:rPr>
-            <w:color w:val="0000EE"/>
-            <w:u w:val="single"/>
-          </w:rPr>
-          <w:t>約書亞記19:29</w:t>
-        </w:r>
-      </w:hyperlink>
-      <w:r>
-        <w:rPr>
-          <w:lang w:val="zh_TW" w:bidi="zh_TW"/>
-        </w:rPr>
-        <w:t>）。當時，它被描述是「保障」，顯然從未被以色列人征服過（</w:t>
-      </w:r>
-      <w:hyperlink r:id="rId35">
-        <w:r>
-          <w:rPr>
-            <w:lang w:val="zh_TW" w:bidi="zh_TW"/>
-          </w:rPr>
-          <w:rPr>
-            <w:color w:val="0000EE"/>
-            <w:u w:val="single"/>
-          </w:rPr>
-          <w:t>撒母耳記下24:7</w:t>
-        </w:r>
-      </w:hyperlink>
-      <w:r>
-        <w:rPr>
-          <w:lang w:val="zh_TW" w:bidi="zh_TW"/>
-        </w:rPr>
-        <w:t>）。泰爾最重要的意義是一個商業中心。由於其地理位置，泰爾透過地中海地區的海路而有繁榮昌盛的貿易。與美索不達米亞和阿拉伯的陸路貿易往來也很重要。</w:t>
-      </w:r>
-    </w:p>
-    <w:p>
-      <w:pPr>
-        <w:pStyle w:val="Heading3"/>
-      </w:pPr>
-      <w:r>
-        <w:rPr>
-          <w:lang w:val="zh_TW" w:bidi="zh_TW"/>
-        </w:rPr>
-        <w:t>泰爾與以色列的關係</w:t>
-      </w:r>
-    </w:p>
-    <w:p>
-      <w:pPr/>
-      <w:r>
-        <w:rPr>
-          <w:lang w:val="zh_TW" w:bidi="zh_TW"/>
-        </w:rPr>
-      </w:r>
-      <w:r>
-        <w:rPr>
-          <w:lang w:val="zh_TW" w:bidi="zh_TW"/>
-        </w:rPr>
-        <w:t>當大衛和所羅門統治以色列時，泰爾是強大的商業盟友。大衛和所羅門都與泰爾的希蘭進行貿易。他們用農產品換取木材、建築材料和技術工人（</w:t>
-      </w:r>
-      <w:hyperlink r:id="rId36">
-        <w:r>
-          <w:rPr>
-            <w:lang w:val="zh_TW" w:bidi="zh_TW"/>
-          </w:rPr>
-          <w:rPr>
-            <w:color w:val="0000EE"/>
-            <w:u w:val="single"/>
-          </w:rPr>
-          <w:t>撒母耳記下5:11</w:t>
-        </w:r>
-      </w:hyperlink>
-      <w:r>
-        <w:rPr>
-          <w:lang w:val="zh_TW" w:bidi="zh_TW"/>
-        </w:rPr>
-        <w:t>；</w:t>
-      </w:r>
-      <w:hyperlink r:id="rId37">
-        <w:r>
-          <w:rPr>
-            <w:lang w:val="zh_TW" w:bidi="zh_TW"/>
-          </w:rPr>
-          <w:rPr>
-            <w:color w:val="0000EE"/>
-            <w:u w:val="single"/>
-          </w:rPr>
-          <w:t>列王紀上5:1–11</w:t>
-        </w:r>
-      </w:hyperlink>
-      <w:r>
-        <w:rPr>
-          <w:lang w:val="zh_TW" w:bidi="zh_TW"/>
-        </w:rPr>
-        <w:t>；</w:t>
-      </w:r>
-      <w:hyperlink r:id="rId38">
-        <w:r>
-          <w:rPr>
-            <w:lang w:val="zh_TW" w:bidi="zh_TW"/>
-          </w:rPr>
-          <w:rPr>
-            <w:color w:val="0000EE"/>
-            <w:u w:val="single"/>
-          </w:rPr>
-          <w:t>曆代志上14:1</w:t>
-        </w:r>
-      </w:hyperlink>
-      <w:r>
-        <w:rPr>
-          <w:lang w:val="zh_TW" w:bidi="zh_TW"/>
-        </w:rPr>
-        <w:t>；</w:t>
-      </w:r>
-      <w:hyperlink r:id="rId39">
-        <w:r>
-          <w:rPr>
-            <w:lang w:val="zh_TW" w:bidi="zh_TW"/>
-          </w:rPr>
-          <w:rPr>
-            <w:color w:val="0000EE"/>
-            <w:u w:val="single"/>
-          </w:rPr>
-          <w:t>曆代志下2:3</w:t>
-        </w:r>
-      </w:hyperlink>
-      <w:hyperlink r:id="rId37">
-        <w:r>
-          <w:rPr>
-            <w:lang w:val="zh_TW" w:bidi="zh_TW"/>
-          </w:rPr>
-          <w:rPr>
-            <w:color w:val="0000EE"/>
-            <w:u w:val="single"/>
-          </w:rPr>
-          <w:t>–</w:t>
-        </w:r>
-      </w:hyperlink>
-      <w:hyperlink r:id="rId39">
-        <w:r>
-          <w:rPr>
-            <w:lang w:val="zh_TW" w:bidi="zh_TW"/>
-          </w:rPr>
-          <w:rPr>
-            <w:color w:val="0000EE"/>
-            <w:u w:val="single"/>
-          </w:rPr>
-          <w:t>16</w:t>
-        </w:r>
-      </w:hyperlink>
-      <w:r>
-        <w:rPr>
-          <w:lang w:val="zh_TW" w:bidi="zh_TW"/>
-        </w:rPr>
-        <w:t>）。</w:t>
-      </w:r>
-    </w:p>
-    <w:p>
-      <w:pPr/>
-      <w:r>
-        <w:rPr>
-          <w:lang w:val="zh_TW" w:bidi="zh_TW"/>
-        </w:rPr>
-      </w:r>
-      <w:r>
-        <w:rPr>
-          <w:lang w:val="zh_TW" w:bidi="zh_TW"/>
-        </w:rPr>
-        <w:t>在王國分裂後，泰爾與以色列仍保持了一段時間的友好關係。亞哈的妻子耶洗別是「</w:t>
-      </w:r>
-      <w:r>
-        <w:rPr>
-          <w:lang w:val="zh_TW" w:bidi="zh_TW"/>
-        </w:rPr>
-        <w:t>西頓王謁巴力</w:t>
-      </w:r>
-      <w:r>
-        <w:rPr>
-          <w:lang w:val="zh_TW" w:bidi="zh_TW"/>
-        </w:rPr>
-        <w:t>」的女兒。這位王在其它地方被稱為泰爾王謁巴力（</w:t>
-      </w:r>
-      <w:hyperlink r:id="rId40">
-        <w:r>
-          <w:rPr>
-            <w:lang w:val="zh_TW" w:bidi="zh_TW"/>
-          </w:rPr>
-          <w:rPr>
-            <w:color w:val="0000EE"/>
-            <w:u w:val="single"/>
-          </w:rPr>
-          <w:t>列王紀上16:31</w:t>
-        </w:r>
-      </w:hyperlink>
-      <w:r>
-        <w:rPr>
-          <w:lang w:val="zh_TW" w:bidi="zh_TW"/>
-        </w:rPr>
-        <w:t>；古代歷史學家梅南德〔Menander〕也提到這位王）。在某個時候，亞述和巴比倫的侵略對泰爾施加了足夠的壓力，使其拒絕了聯盟。到撒馬利亞陷落時，泰爾和以色列不再是盟友，不久後成為敵人。</w:t>
-      </w:r>
-    </w:p>
-    <w:p>
-      <w:pPr>
-        <w:pStyle w:val="Heading3"/>
-      </w:pPr>
-      <w:r>
-        <w:rPr>
-          <w:lang w:val="zh_TW" w:bidi="zh_TW"/>
-        </w:rPr>
-        <w:t>關於泰爾的預言</w:t>
-      </w:r>
-    </w:p>
-    <w:p>
-      <w:pPr/>
-      <w:r>
-        <w:rPr>
-          <w:lang w:val="zh_TW" w:bidi="zh_TW"/>
-        </w:rPr>
-      </w:r>
-      <w:r>
-        <w:rPr>
-          <w:lang w:val="zh_TW" w:bidi="zh_TW"/>
-        </w:rPr>
-        <w:t>在王國時代後期，泰爾受到先知們的強烈責備（</w:t>
-      </w:r>
-      <w:hyperlink r:id="rId41">
-        <w:r>
-          <w:rPr>
-            <w:lang w:val="zh_TW" w:bidi="zh_TW"/>
-          </w:rPr>
-          <w:rPr>
-            <w:color w:val="0000EE"/>
-            <w:u w:val="single"/>
-          </w:rPr>
-          <w:t>以賽亞書23:1–18</w:t>
-        </w:r>
-      </w:hyperlink>
-      <w:r>
-        <w:rPr>
-          <w:lang w:val="zh_TW" w:bidi="zh_TW"/>
-        </w:rPr>
-        <w:t>；</w:t>
-      </w:r>
-      <w:hyperlink r:id="rId42">
-        <w:r>
-          <w:rPr>
-            <w:lang w:val="zh_TW" w:bidi="zh_TW"/>
-          </w:rPr>
-          <w:rPr>
-            <w:color w:val="0000EE"/>
-            <w:u w:val="single"/>
-          </w:rPr>
-          <w:t>耶利米書25:22</w:t>
-        </w:r>
-      </w:hyperlink>
-      <w:r>
-        <w:rPr>
-          <w:lang w:val="zh_TW" w:bidi="zh_TW"/>
-        </w:rPr>
-        <w:t>，</w:t>
-      </w:r>
-      <w:hyperlink r:id="rId43">
-        <w:r>
-          <w:rPr>
-            <w:lang w:val="zh_TW" w:bidi="zh_TW"/>
-          </w:rPr>
-          <w:rPr>
-            <w:color w:val="0000EE"/>
-            <w:u w:val="single"/>
-          </w:rPr>
-          <w:t>27:1</w:t>
-        </w:r>
-      </w:hyperlink>
-      <w:hyperlink r:id="rId41">
-        <w:r>
-          <w:rPr>
-            <w:lang w:val="zh_TW" w:bidi="zh_TW"/>
-          </w:rPr>
-          <w:rPr>
-            <w:color w:val="0000EE"/>
-            <w:u w:val="single"/>
-          </w:rPr>
-          <w:t>–</w:t>
-        </w:r>
-      </w:hyperlink>
-      <w:hyperlink r:id="rId43">
-        <w:r>
-          <w:rPr>
-            <w:lang w:val="zh_TW" w:bidi="zh_TW"/>
-          </w:rPr>
-          <w:rPr>
-            <w:color w:val="0000EE"/>
-            <w:u w:val="single"/>
-          </w:rPr>
-          <w:t>11</w:t>
-        </w:r>
-      </w:hyperlink>
-      <w:r>
-        <w:rPr>
-          <w:lang w:val="zh_TW" w:bidi="zh_TW"/>
-        </w:rPr>
-        <w:t>；</w:t>
-      </w:r>
-      <w:hyperlink r:id="rId44">
-        <w:r>
-          <w:rPr>
-            <w:lang w:val="zh_TW" w:bidi="zh_TW"/>
-          </w:rPr>
-          <w:rPr>
-            <w:color w:val="0000EE"/>
-            <w:u w:val="single"/>
-          </w:rPr>
-          <w:t>以西結書26:1</w:t>
-        </w:r>
-      </w:hyperlink>
-      <w:hyperlink r:id="rId41">
-        <w:r>
-          <w:rPr>
-            <w:lang w:val="zh_TW" w:bidi="zh_TW"/>
-          </w:rPr>
-          <w:rPr>
-            <w:color w:val="0000EE"/>
-            <w:u w:val="single"/>
-          </w:rPr>
-          <w:t>–</w:t>
-        </w:r>
-      </w:hyperlink>
-      <w:hyperlink r:id="rId44">
-        <w:r>
-          <w:rPr>
-            <w:lang w:val="zh_TW" w:bidi="zh_TW"/>
-          </w:rPr>
-          <w:rPr>
-            <w:color w:val="0000EE"/>
-            <w:u w:val="single"/>
-          </w:rPr>
-          <w:t>19</w:t>
-        </w:r>
-      </w:hyperlink>
-      <w:r>
-        <w:rPr>
-          <w:lang w:val="zh_TW" w:bidi="zh_TW"/>
-        </w:rPr>
-        <w:t>；</w:t>
-      </w:r>
-      <w:hyperlink r:id="rId45">
-        <w:r>
-          <w:rPr>
-            <w:lang w:val="zh_TW" w:bidi="zh_TW"/>
-          </w:rPr>
-          <w:rPr>
-            <w:color w:val="0000EE"/>
-            <w:u w:val="single"/>
-          </w:rPr>
-          <w:t>約珥書3:4</w:t>
-        </w:r>
-      </w:hyperlink>
-      <w:hyperlink r:id="rId41">
-        <w:r>
-          <w:rPr>
-            <w:lang w:val="zh_TW" w:bidi="zh_TW"/>
-          </w:rPr>
-          <w:rPr>
-            <w:color w:val="0000EE"/>
-            <w:u w:val="single"/>
-          </w:rPr>
-          <w:t>–</w:t>
-        </w:r>
-      </w:hyperlink>
-      <w:hyperlink r:id="rId45">
-        <w:r>
-          <w:rPr>
-            <w:lang w:val="zh_TW" w:bidi="zh_TW"/>
-          </w:rPr>
-          <w:rPr>
-            <w:color w:val="0000EE"/>
-            <w:u w:val="single"/>
-          </w:rPr>
-          <w:t>8</w:t>
-        </w:r>
-      </w:hyperlink>
-      <w:r>
-        <w:rPr>
-          <w:lang w:val="zh_TW" w:bidi="zh_TW"/>
-        </w:rPr>
-        <w:t>；</w:t>
-      </w:r>
-      <w:hyperlink r:id="rId46">
-        <w:r>
-          <w:rPr>
-            <w:lang w:val="zh_TW" w:bidi="zh_TW"/>
-          </w:rPr>
-          <w:rPr>
-            <w:color w:val="0000EE"/>
-            <w:u w:val="single"/>
-          </w:rPr>
-          <w:t>阿摩司書1:9</w:t>
-        </w:r>
-      </w:hyperlink>
-      <w:hyperlink r:id="rId41">
-        <w:r>
-          <w:rPr>
-            <w:lang w:val="zh_TW" w:bidi="zh_TW"/>
-          </w:rPr>
-          <w:rPr>
-            <w:color w:val="0000EE"/>
-            <w:u w:val="single"/>
-          </w:rPr>
-          <w:t>–</w:t>
-        </w:r>
-      </w:hyperlink>
-      <w:hyperlink r:id="rId46">
-        <w:r>
-          <w:rPr>
-            <w:lang w:val="zh_TW" w:bidi="zh_TW"/>
-          </w:rPr>
-          <w:rPr>
-            <w:color w:val="0000EE"/>
-            <w:u w:val="single"/>
-          </w:rPr>
-          <w:t>10</w:t>
-        </w:r>
-      </w:hyperlink>
-      <w:r>
-        <w:rPr>
-          <w:lang w:val="zh_TW" w:bidi="zh_TW"/>
-        </w:rPr>
-        <w:t>）。泰爾被譴責的原因有幾個：</w:t>
-      </w:r>
-    </w:p>
-    <w:p>
-      <w:pPr>
-        <w:pStyle w:val="ListBullet"/>
-        <w:spacing w:line="240" w:lineRule="auto"/>
-        <w:ind w:left="720"/>
-      </w:pPr>
-      <w:r>
-        <w:rPr>
-          <w:lang w:val="zh_TW" w:bidi="zh_TW"/>
-        </w:rPr>
-      </w:r>
-      <w:r>
-        <w:rPr>
-          <w:lang w:val="zh_TW" w:bidi="zh_TW"/>
-        </w:rPr>
-        <w:t>由於其商業重要性，泰爾成為亞述和埃及競爭的焦點。泰爾在這些競爭者之間周旋，同時積累自己的財富並剝削鄰國。</w:t>
-      </w:r>
-    </w:p>
-    <w:p>
-      <w:pPr>
-        <w:pStyle w:val="ListBullet"/>
-        <w:spacing w:line="240" w:lineRule="auto"/>
-        <w:ind w:left="720"/>
-      </w:pPr>
-      <w:r>
-        <w:rPr>
-          <w:lang w:val="zh_TW" w:bidi="zh_TW"/>
-        </w:rPr>
-      </w:r>
-      <w:r>
-        <w:rPr>
-          <w:lang w:val="zh_TW" w:bidi="zh_TW"/>
-        </w:rPr>
-        <w:t>泰爾充滿了貪婪的商人。</w:t>
-      </w:r>
-    </w:p>
-    <w:p>
-      <w:pPr>
-        <w:pStyle w:val="ListBullet"/>
-        <w:spacing w:line="240" w:lineRule="auto"/>
-        <w:ind w:left="720"/>
-      </w:pPr>
-      <w:r>
-        <w:rPr>
-          <w:lang w:val="zh_TW" w:bidi="zh_TW"/>
-        </w:rPr>
-      </w:r>
-      <w:r>
-        <w:rPr>
-          <w:lang w:val="zh_TW" w:bidi="zh_TW"/>
-        </w:rPr>
-        <w:t>泰爾也是宗教偶像崇拜和性道德敗壞的中心。</w:t>
-      </w:r>
-    </w:p>
-    <w:p>
-      <w:pPr>
-        <w:pStyle w:val="ListBullet"/>
-        <w:spacing w:line="240" w:lineRule="auto"/>
-        <w:ind w:left="720"/>
-      </w:pPr>
-      <w:r>
-        <w:rPr>
-          <w:lang w:val="zh_TW" w:bidi="zh_TW"/>
-        </w:rPr>
-      </w:r>
-      <w:r>
-        <w:rPr>
-          <w:lang w:val="zh_TW" w:bidi="zh_TW"/>
-        </w:rPr>
-        <w:t>泰爾因其巨大的財富和戰略位置而極其驕傲。</w:t>
-      </w:r>
-    </w:p>
-    <w:p>
-      <w:pPr/>
-      <w:r>
-        <w:rPr>
-          <w:lang w:val="zh_TW" w:bidi="zh_TW"/>
-        </w:rPr>
-      </w:r>
-      <w:r>
-        <w:rPr>
-          <w:lang w:val="zh_TW" w:bidi="zh_TW"/>
-        </w:rPr>
-        <w:t>以西結的預言提供了泰爾城的詳細圖景，其商業帝國、罪惡及最終的滅亡（</w:t>
-      </w:r>
-      <w:hyperlink r:id="rId47">
-        <w:r>
-          <w:rPr>
-            <w:lang w:val="zh_TW" w:bidi="zh_TW"/>
-          </w:rPr>
-          <w:rPr>
-            <w:color w:val="0000EE"/>
-            <w:u w:val="single"/>
-          </w:rPr>
-          <w:t>以西結書26:1</w:t>
-        </w:r>
-      </w:hyperlink>
-      <w:hyperlink r:id="rId41">
-        <w:r>
-          <w:rPr>
-            <w:lang w:val="zh_TW" w:bidi="zh_TW"/>
-          </w:rPr>
-          <w:rPr>
-            <w:color w:val="0000EE"/>
-            <w:u w:val="single"/>
-          </w:rPr>
-          <w:t>–</w:t>
-        </w:r>
-      </w:hyperlink>
-      <w:hyperlink r:id="rId47">
-        <w:r>
-          <w:rPr>
-            <w:lang w:val="zh_TW" w:bidi="zh_TW"/>
-          </w:rPr>
-          <w:rPr>
-            <w:color w:val="0000EE"/>
-            <w:u w:val="single"/>
-          </w:rPr>
-          <w:t>28</w:t>
-        </w:r>
-      </w:hyperlink>
-      <w:r>
-        <w:rPr>
-          <w:lang w:val="zh_TW" w:bidi="zh_TW"/>
-        </w:rPr>
-        <w:t>，</w:t>
-      </w:r>
-      <w:hyperlink r:id="rId48">
-        <w:r>
-          <w:rPr>
-            <w:lang w:val="zh_TW" w:bidi="zh_TW"/>
-          </w:rPr>
-          <w:rPr>
-            <w:color w:val="0000EE"/>
-            <w:u w:val="single"/>
-          </w:rPr>
-          <w:t>29:18</w:t>
-        </w:r>
-      </w:hyperlink>
-      <w:hyperlink r:id="rId41">
-        <w:r>
-          <w:rPr>
-            <w:lang w:val="zh_TW" w:bidi="zh_TW"/>
-          </w:rPr>
-          <w:rPr>
-            <w:color w:val="0000EE"/>
-            <w:u w:val="single"/>
-          </w:rPr>
-          <w:t>–</w:t>
-        </w:r>
-      </w:hyperlink>
-      <w:hyperlink r:id="rId48">
-        <w:r>
-          <w:rPr>
-            <w:lang w:val="zh_TW" w:bidi="zh_TW"/>
-          </w:rPr>
-          <w:rPr>
-            <w:color w:val="0000EE"/>
-            <w:u w:val="single"/>
-          </w:rPr>
-          <w:t>20</w:t>
-        </w:r>
-      </w:hyperlink>
-      <w:r>
-        <w:rPr>
-          <w:lang w:val="zh_TW" w:bidi="zh_TW"/>
-        </w:rPr>
-        <w:t>）。泰爾的最終毀滅經歷了將近1900年。直到公元1291年才被徹底摧毀。泰爾被尼布甲尼撒圍攻了13年——從公元前587年直到574年。亞歷山大大帝在公元前332年經過七個月的圍攻後征服了這座城市。亞歷山大從大陸建造了一條通往島上的高架道路。以西結對泰爾驕傲的描述將其與撒但的驕傲相提並論。泰爾的宣稱「</w:t>
-      </w:r>
-      <w:r>
-        <w:rPr>
-          <w:lang w:val="zh_TW" w:bidi="zh_TW"/>
-        </w:rPr>
-        <w:t>我是神； 我在海中坐神之位</w:t>
-      </w:r>
-      <w:r>
-        <w:rPr>
-          <w:lang w:val="zh_TW" w:bidi="zh_TW"/>
-        </w:rPr>
-        <w:t>」，這也是導致撒但墮落同樣的表達方式（</w:t>
-      </w:r>
-      <w:hyperlink r:id="rId49">
-        <w:r>
-          <w:rPr>
-            <w:lang w:val="zh_TW" w:bidi="zh_TW"/>
-          </w:rPr>
-          <w:rPr>
-            <w:color w:val="0000EE"/>
-            <w:u w:val="single"/>
-          </w:rPr>
-          <w:t>以西結書28:2</w:t>
-        </w:r>
-      </w:hyperlink>
-      <w:r>
-        <w:rPr>
-          <w:lang w:val="zh_TW" w:bidi="zh_TW"/>
-        </w:rPr>
-        <w:t>）。</w:t>
-      </w:r>
-    </w:p>
-    <w:p>
-      <w:pPr>
-        <w:pStyle w:val="Heading3"/>
-      </w:pPr>
-      <w:r>
-        <w:rPr>
-          <w:lang w:val="zh_TW" w:bidi="zh_TW"/>
-        </w:rPr>
-        <w:t>新約聖經中的泰爾</w:t>
-      </w:r>
-    </w:p>
-    <w:p>
-      <w:pPr/>
-      <w:r>
-        <w:rPr>
-          <w:lang w:val="zh_TW" w:bidi="zh_TW"/>
-        </w:rPr>
-      </w:r>
-      <w:r>
-        <w:rPr>
-          <w:lang w:val="zh_TW" w:bidi="zh_TW"/>
-        </w:rPr>
-        <w:t>亞歷山大征服並摧毀了部分城市。但新約聖經指出，泰爾已經恢復了一些地位。泰爾在人口和商業力量上等同於或超過耶路撒冷。耶穌在祂早期的事工中曾造訪泰爾周圍地區。祂在那裡醫治了敘利腓尼基婦女的女兒（</w:t>
-      </w:r>
-      <w:hyperlink r:id="rId50">
-        <w:r>
-          <w:rPr>
-            <w:lang w:val="zh_TW" w:bidi="zh_TW"/>
-          </w:rPr>
-          <w:rPr>
-            <w:color w:val="0000EE"/>
-            <w:u w:val="single"/>
-          </w:rPr>
-          <w:t>馬太福音15:21–28</w:t>
-        </w:r>
-      </w:hyperlink>
-      <w:r>
-        <w:rPr>
-          <w:lang w:val="zh_TW" w:bidi="zh_TW"/>
-        </w:rPr>
-        <w:t>；</w:t>
-      </w:r>
-      <w:hyperlink r:id="rId51">
-        <w:r>
-          <w:rPr>
-            <w:lang w:val="zh_TW" w:bidi="zh_TW"/>
-          </w:rPr>
-          <w:rPr>
-            <w:color w:val="0000EE"/>
-            <w:u w:val="single"/>
-          </w:rPr>
-          <w:t>馬可福音7:24–31</w:t>
-        </w:r>
-      </w:hyperlink>
-      <w:r>
-        <w:rPr>
-          <w:lang w:val="zh_TW" w:bidi="zh_TW"/>
-        </w:rPr>
-        <w:t>）。耶穌將棄絕祂的加利利城鎮與泰爾和西頓相比。這種比較意味著加利利人理論上可以拒絕耶穌的理由應該更少，因為他在那裡行了許多神蹟（</w:t>
-      </w:r>
-      <w:hyperlink r:id="rId52">
-        <w:r>
-          <w:rPr>
-            <w:lang w:val="zh_TW" w:bidi="zh_TW"/>
-          </w:rPr>
-          <w:rPr>
-            <w:color w:val="0000EE"/>
-            <w:u w:val="single"/>
-          </w:rPr>
-          <w:t>路加福音10:13–14</w:t>
-        </w:r>
-      </w:hyperlink>
-      <w:r>
-        <w:rPr>
-          <w:lang w:val="zh_TW" w:bidi="zh_TW"/>
-        </w:rPr>
-        <w:t>）。</w:t>
+      <w:hyperlink r:id="rId117">
+        <w:r>
+          <w:rPr>
+            <w:lang w:val="zh_TW" w:bidi="zh_TW"/>
+          </w:rPr>
+          <w:rPr>
+            <w:color w:val="0000EE"/>
+            <w:u w:val="single"/>
+          </w:rPr>
+          <w:t>腓利比書一章23節</w:t>
+        </w:r>
+      </w:hyperlink>
+      <w:r>
+        <w:rPr>
+          <w:lang w:val="zh_TW" w:bidi="zh_TW"/>
+        </w:rPr>
+        <w:t>和</w:t>
+      </w:r>
+      <w:hyperlink r:id="rId118">
+        <w:r>
+          <w:rPr>
+            <w:lang w:val="zh_TW" w:bidi="zh_TW"/>
+          </w:rPr>
+          <w:rPr>
+            <w:color w:val="0000EE"/>
+            <w:u w:val="single"/>
+          </w:rPr>
+          <w:t>帖撒羅尼迦前書五章13至14節</w:t>
+        </w:r>
+      </w:hyperlink>
+      <w:r>
+        <w:rPr>
+          <w:lang w:val="zh_TW" w:bidi="zh_TW"/>
+        </w:rPr>
+        <w:t>，其上下文的語境對我們理解聖經中死亡的意義，也十分重要。在上述路加福音的經文中，耶穌釘十字架時，曾對垂死的強盗說：「</w:t>
+      </w:r>
+      <w:r>
+        <w:rPr>
+          <w:lang w:val="zh_TW" w:bidi="zh_TW"/>
+        </w:rPr>
+        <w:t>今日你要同我在樂園裏了。</w:t>
+      </w:r>
+      <w:r>
+        <w:rPr>
+          <w:lang w:val="zh_TW" w:bidi="zh_TW"/>
+        </w:rPr>
+        <w:t>」在上述哥林多後書的例子中，保羅談到死亡對他來說是去「與主同住」。</w:t>
       </w:r>
       <w:r>
         <w:rPr>
@@ -3754,6 +5691,12 @@
   </w:num>
   <w:num w:numId="13" w16cid:durableId="592781308">
     <w:abstractNumId w:val="11"/>
+  </w:num>
+  <w:num w:numId="14">
+    <w:abstractNumId w:val="3"/>
+    <w:lvlOverride w:ilvl="0">
+      <w:startOverride w:val="1"/>
+    </w:lvlOverride>
   </w:num>
   <w:numIdMacAtCleanup w:val="10"/>
 </w:numbering>

--- a/zht/docx/151.content.docx
+++ b/zht/docx/151.content.docx
@@ -233,342 +233,228 @@
         </w:rPr>
         <w:t>為了獲利而從事貨物買賣的人。人們早期使用以物易物的貿易制度，後來逐漸演變成由專業商人促成貨物的交換。起初，人們以銀子作為支付方式（</w:t>
       </w:r>
-      <w:hyperlink r:id="rId13">
-        <w:r>
-          <w:rPr>
-            <w:lang w:val="zh_TW" w:bidi="zh_TW"/>
-          </w:rPr>
-          <w:rPr>
-            <w:color w:val="0000EE"/>
-            <w:u w:val="single"/>
-          </w:rPr>
-          <w:t>創23:16</w:t>
-        </w:r>
-      </w:hyperlink>
+      <w:r>
+        <w:rPr>
+          <w:lang w:val="zh_TW" w:bidi="zh_TW"/>
+        </w:rPr>
+        <w:t>創23:16</w:t>
+      </w:r>
       <w:r>
         <w:rPr>
           <w:lang w:val="zh_TW" w:bidi="zh_TW"/>
         </w:rPr>
         <w:t>），之後又發展為使用錢幣或其它交換媒介。商人既在本地交易，也跟列邦貿易往來，他們與亞蘭人（</w:t>
       </w:r>
-      <w:hyperlink r:id="rId14">
-        <w:r>
-          <w:rPr>
-            <w:lang w:val="zh_TW" w:bidi="zh_TW"/>
-          </w:rPr>
-          <w:rPr>
-            <w:color w:val="0000EE"/>
-            <w:u w:val="single"/>
-          </w:rPr>
-          <w:t>王上20:34</w:t>
-        </w:r>
-      </w:hyperlink>
+      <w:r>
+        <w:rPr>
+          <w:lang w:val="zh_TW" w:bidi="zh_TW"/>
+        </w:rPr>
+        <w:t>王上20:34</w:t>
+      </w:r>
       <w:r>
         <w:rPr>
           <w:lang w:val="zh_TW" w:bidi="zh_TW"/>
         </w:rPr>
         <w:t>；</w:t>
       </w:r>
-      <w:hyperlink r:id="rId15">
-        <w:r>
-          <w:rPr>
-            <w:lang w:val="zh_TW" w:bidi="zh_TW"/>
-          </w:rPr>
-          <w:rPr>
-            <w:color w:val="0000EE"/>
-            <w:u w:val="single"/>
-          </w:rPr>
-          <w:t>結27:16–18</w:t>
-        </w:r>
-      </w:hyperlink>
+      <w:r>
+        <w:rPr>
+          <w:lang w:val="zh_TW" w:bidi="zh_TW"/>
+        </w:rPr>
+        <w:t>結27:16–18</w:t>
+      </w:r>
       <w:r>
         <w:rPr>
           <w:lang w:val="zh_TW" w:bidi="zh_TW"/>
         </w:rPr>
         <w:t>）、迦南人和腓尼基人（</w:t>
       </w:r>
-      <w:hyperlink r:id="rId16">
-        <w:r>
-          <w:rPr>
-            <w:lang w:val="zh_TW" w:bidi="zh_TW"/>
-          </w:rPr>
-          <w:rPr>
-            <w:color w:val="0000EE"/>
-            <w:u w:val="single"/>
-          </w:rPr>
-          <w:t>賽23:2</w:t>
-        </w:r>
-      </w:hyperlink>
+      <w:r>
+        <w:rPr>
+          <w:lang w:val="zh_TW" w:bidi="zh_TW"/>
+        </w:rPr>
+        <w:t>賽23:2</w:t>
+      </w:r>
       <w:r>
         <w:rPr>
           <w:lang w:val="zh_TW" w:bidi="zh_TW"/>
         </w:rPr>
         <w:t>、</w:t>
       </w:r>
-      <w:hyperlink r:id="rId16">
-        <w:r>
-          <w:rPr>
-            <w:lang w:val="zh_TW" w:bidi="zh_TW"/>
-          </w:rPr>
-          <w:rPr>
-            <w:color w:val="0000EE"/>
-            <w:u w:val="single"/>
-          </w:rPr>
-          <w:t>8</w:t>
-        </w:r>
-      </w:hyperlink>
+      <w:r>
+        <w:rPr>
+          <w:lang w:val="zh_TW" w:bidi="zh_TW"/>
+        </w:rPr>
+        <w:t>8</w:t>
+      </w:r>
       <w:r>
         <w:rPr>
           <w:lang w:val="zh_TW" w:bidi="zh_TW"/>
         </w:rPr>
         <w:t>）、亞述人（</w:t>
       </w:r>
-      <w:hyperlink r:id="rId17">
-        <w:r>
-          <w:rPr>
-            <w:lang w:val="zh_TW" w:bidi="zh_TW"/>
-          </w:rPr>
-          <w:rPr>
-            <w:color w:val="0000EE"/>
-            <w:u w:val="single"/>
-          </w:rPr>
-          <w:t>鴻3:16</w:t>
-        </w:r>
-      </w:hyperlink>
+      <w:r>
+        <w:rPr>
+          <w:lang w:val="zh_TW" w:bidi="zh_TW"/>
+        </w:rPr>
+        <w:t>鴻3:16</w:t>
+      </w:r>
       <w:r>
         <w:rPr>
           <w:lang w:val="zh_TW" w:bidi="zh_TW"/>
         </w:rPr>
         <w:t>）、巴比倫人、波斯人、希臘人和羅馬人交易。有些商人會遠行各地營商（</w:t>
       </w:r>
-      <w:hyperlink r:id="rId18">
-        <w:r>
-          <w:rPr>
-            <w:lang w:val="zh_TW" w:bidi="zh_TW"/>
-          </w:rPr>
-          <w:rPr>
-            <w:color w:val="0000EE"/>
-            <w:u w:val="single"/>
-          </w:rPr>
-          <w:t>尼13:16–20</w:t>
-        </w:r>
-      </w:hyperlink>
+      <w:r>
+        <w:rPr>
+          <w:lang w:val="zh_TW" w:bidi="zh_TW"/>
+        </w:rPr>
+        <w:t>尼13:16–20</w:t>
+      </w:r>
       <w:r>
         <w:rPr>
           <w:lang w:val="zh_TW" w:bidi="zh_TW"/>
         </w:rPr>
         <w:t>）。居於曠野的族群則以商隊形式，在多處地方販賣他們的貨物（</w:t>
       </w:r>
-      <w:hyperlink r:id="rId19">
-        <w:r>
-          <w:rPr>
-            <w:lang w:val="zh_TW" w:bidi="zh_TW"/>
-          </w:rPr>
-          <w:rPr>
-            <w:color w:val="0000EE"/>
-            <w:u w:val="single"/>
-          </w:rPr>
-          <w:t>結27:15</w:t>
-        </w:r>
-      </w:hyperlink>
+      <w:r>
+        <w:rPr>
+          <w:lang w:val="zh_TW" w:bidi="zh_TW"/>
+        </w:rPr>
+        <w:t>結27:15</w:t>
+      </w:r>
       <w:r>
         <w:rPr>
           <w:lang w:val="zh_TW" w:bidi="zh_TW"/>
         </w:rPr>
         <w:t>、</w:t>
       </w:r>
-      <w:hyperlink r:id="rId19">
-        <w:r>
-          <w:rPr>
-            <w:lang w:val="zh_TW" w:bidi="zh_TW"/>
-          </w:rPr>
-          <w:rPr>
-            <w:color w:val="0000EE"/>
-            <w:u w:val="single"/>
-          </w:rPr>
-          <w:t>20–23</w:t>
-        </w:r>
-      </w:hyperlink>
+      <w:r>
+        <w:rPr>
+          <w:lang w:val="zh_TW" w:bidi="zh_TW"/>
+        </w:rPr>
+        <w:t>20–23</w:t>
+      </w:r>
       <w:r>
         <w:rPr>
           <w:lang w:val="zh_TW" w:bidi="zh_TW"/>
         </w:rPr>
         <w:t>，</w:t>
       </w:r>
-      <w:hyperlink r:id="rId20">
-        <w:r>
-          <w:rPr>
-            <w:lang w:val="zh_TW" w:bidi="zh_TW"/>
-          </w:rPr>
-          <w:rPr>
-            <w:color w:val="0000EE"/>
-            <w:u w:val="single"/>
-          </w:rPr>
-          <w:t>38:13</w:t>
-        </w:r>
-      </w:hyperlink>
+      <w:r>
+        <w:rPr>
+          <w:lang w:val="zh_TW" w:bidi="zh_TW"/>
+        </w:rPr>
+        <w:t>38:13</w:t>
+      </w:r>
       <w:r>
         <w:rPr>
           <w:lang w:val="zh_TW" w:bidi="zh_TW"/>
         </w:rPr>
         <w:t>）。商人通常在市集進行買賣，也會設立店鋪經營交易（</w:t>
       </w:r>
-      <w:hyperlink r:id="rId14">
-        <w:r>
-          <w:rPr>
-            <w:lang w:val="zh_TW" w:bidi="zh_TW"/>
-          </w:rPr>
-          <w:rPr>
-            <w:color w:val="0000EE"/>
-            <w:u w:val="single"/>
-          </w:rPr>
-          <w:t>王上20:34</w:t>
-        </w:r>
-      </w:hyperlink>
+      <w:r>
+        <w:rPr>
+          <w:lang w:val="zh_TW" w:bidi="zh_TW"/>
+        </w:rPr>
+        <w:t>王上20:34</w:t>
+      </w:r>
       <w:r>
         <w:rPr>
           <w:lang w:val="zh_TW" w:bidi="zh_TW"/>
         </w:rPr>
         <w:t>；</w:t>
       </w:r>
-      <w:hyperlink r:id="rId21">
-        <w:r>
-          <w:rPr>
-            <w:lang w:val="zh_TW" w:bidi="zh_TW"/>
-          </w:rPr>
-          <w:rPr>
-            <w:color w:val="0000EE"/>
-            <w:u w:val="single"/>
-          </w:rPr>
-          <w:t>尼3:31</w:t>
-        </w:r>
-      </w:hyperlink>
+      <w:r>
+        <w:rPr>
+          <w:lang w:val="zh_TW" w:bidi="zh_TW"/>
+        </w:rPr>
+        <w:t>尼3:31</w:t>
+      </w:r>
       <w:r>
         <w:rPr>
           <w:lang w:val="zh_TW" w:bidi="zh_TW"/>
         </w:rPr>
         <w:t>，</w:t>
       </w:r>
-      <w:hyperlink r:id="rId22">
-        <w:r>
-          <w:rPr>
-            <w:lang w:val="zh_TW" w:bidi="zh_TW"/>
-          </w:rPr>
-          <w:rPr>
-            <w:color w:val="0000EE"/>
-            <w:u w:val="single"/>
-          </w:rPr>
-          <w:t>13:19–20</w:t>
-        </w:r>
-      </w:hyperlink>
+      <w:r>
+        <w:rPr>
+          <w:lang w:val="zh_TW" w:bidi="zh_TW"/>
+        </w:rPr>
+        <w:t>13:19–20</w:t>
+      </w:r>
       <w:r>
         <w:rPr>
           <w:lang w:val="zh_TW" w:bidi="zh_TW"/>
         </w:rPr>
         <w:t>）。貨物則會存放在庫房中（</w:t>
       </w:r>
-      <w:hyperlink r:id="rId23">
-        <w:r>
-          <w:rPr>
-            <w:lang w:val="zh_TW" w:bidi="zh_TW"/>
-          </w:rPr>
-          <w:rPr>
-            <w:color w:val="0000EE"/>
-            <w:u w:val="single"/>
-          </w:rPr>
-          <w:t>創41:49</w:t>
-        </w:r>
-      </w:hyperlink>
+      <w:r>
+        <w:rPr>
+          <w:lang w:val="zh_TW" w:bidi="zh_TW"/>
+        </w:rPr>
+        <w:t>創41:49</w:t>
+      </w:r>
       <w:r>
         <w:rPr>
           <w:lang w:val="zh_TW" w:bidi="zh_TW"/>
         </w:rPr>
         <w:t>；</w:t>
       </w:r>
-      <w:hyperlink r:id="rId24">
-        <w:r>
-          <w:rPr>
-            <w:lang w:val="zh_TW" w:bidi="zh_TW"/>
-          </w:rPr>
-          <w:rPr>
-            <w:color w:val="0000EE"/>
-            <w:u w:val="single"/>
-          </w:rPr>
-          <w:t>王上9:19</w:t>
-        </w:r>
-      </w:hyperlink>
+      <w:r>
+        <w:rPr>
+          <w:lang w:val="zh_TW" w:bidi="zh_TW"/>
+        </w:rPr>
+        <w:t>王上9:19</w:t>
+      </w:r>
       <w:r>
         <w:rPr>
           <w:lang w:val="zh_TW" w:bidi="zh_TW"/>
         </w:rPr>
         <w:t>）。雅各的眾子曾在埃及通商（</w:t>
       </w:r>
-      <w:hyperlink r:id="rId25">
-        <w:r>
-          <w:rPr>
-            <w:lang w:val="zh_TW" w:bidi="zh_TW"/>
-          </w:rPr>
-          <w:rPr>
-            <w:color w:val="0000EE"/>
-            <w:u w:val="single"/>
-          </w:rPr>
-          <w:t>創43:11</w:t>
-        </w:r>
-      </w:hyperlink>
+      <w:r>
+        <w:rPr>
+          <w:lang w:val="zh_TW" w:bidi="zh_TW"/>
+        </w:rPr>
+        <w:t>創43:11</w:t>
+      </w:r>
       <w:r>
         <w:rPr>
           <w:lang w:val="zh_TW" w:bidi="zh_TW"/>
         </w:rPr>
         <w:t>）。所羅門作王的時代，貿易活動大大擴展（</w:t>
       </w:r>
-      <w:hyperlink r:id="rId26">
-        <w:r>
-          <w:rPr>
-            <w:lang w:val="zh_TW" w:bidi="zh_TW"/>
-          </w:rPr>
-          <w:rPr>
-            <w:color w:val="0000EE"/>
-            <w:u w:val="single"/>
-          </w:rPr>
-          <w:t>王上9:26–27</w:t>
-        </w:r>
-      </w:hyperlink>
+      <w:r>
+        <w:rPr>
+          <w:lang w:val="zh_TW" w:bidi="zh_TW"/>
+        </w:rPr>
+        <w:t>王上9:26–27</w:t>
+      </w:r>
       <w:r>
         <w:rPr>
           <w:lang w:val="zh_TW" w:bidi="zh_TW"/>
         </w:rPr>
         <w:t>，</w:t>
       </w:r>
-      <w:hyperlink r:id="rId27">
-        <w:r>
-          <w:rPr>
-            <w:lang w:val="zh_TW" w:bidi="zh_TW"/>
-          </w:rPr>
-          <w:rPr>
-            <w:color w:val="0000EE"/>
-            <w:u w:val="single"/>
-          </w:rPr>
-          <w:t>10:28</w:t>
-        </w:r>
-      </w:hyperlink>
+      <w:r>
+        <w:rPr>
+          <w:lang w:val="zh_TW" w:bidi="zh_TW"/>
+        </w:rPr>
+        <w:t>10:28</w:t>
+      </w:r>
       <w:r>
         <w:rPr>
           <w:lang w:val="zh_TW" w:bidi="zh_TW"/>
         </w:rPr>
         <w:t>）。猶大人在被擄期間，於巴比倫地參與貿易活動，並且有許多人後來沒有歸回巴勒斯坦。商人也在耶路撒冷協助尼希米重建城牆（</w:t>
       </w:r>
-      <w:hyperlink r:id="rId28">
-        <w:r>
-          <w:rPr>
-            <w:lang w:val="zh_TW" w:bidi="zh_TW"/>
-          </w:rPr>
-          <w:rPr>
-            <w:color w:val="0000EE"/>
-            <w:u w:val="single"/>
-          </w:rPr>
-          <w:t>尼3:31–32</w:t>
-        </w:r>
-      </w:hyperlink>
+      <w:r>
+        <w:rPr>
+          <w:lang w:val="zh_TW" w:bidi="zh_TW"/>
+        </w:rPr>
+        <w:t>尼3:31–32</w:t>
+      </w:r>
       <w:r>
         <w:rPr>
           <w:lang w:val="zh_TW" w:bidi="zh_TW"/>
